--- a/docs/index.docx
+++ b/docs/index.docx
@@ -4,36 +4,18 @@
   <w:body>
     <w:p>
       <w:pPr>
-        <w:pStyle w:val="Ttulo"/>
-      </w:pPr>
-      <w:r>
-        <w:t xml:space="preserve">Title</w:t>
-      </w:r>
-    </w:p>
-    <w:p>
-      <w:pPr>
-        <w:pStyle w:val="Subttulo"/>
-      </w:pPr>
-      <w:r>
-        <w:t xml:space="preserve">Subtitle</w:t>
-      </w:r>
-      <w:r>
-        <w:t xml:space="preserve"> </w:t>
-      </w:r>
-      <w:r>
-        <w:t xml:space="preserve">1</w:t>
-      </w:r>
-      <w:r>
-        <w:t xml:space="preserve"> </w:t>
-      </w:r>
-      <w:r>
-        <w:t xml:space="preserve">Subtitle</w:t>
-      </w:r>
-      <w:r>
-        <w:t xml:space="preserve"> </w:t>
-      </w:r>
-      <w:r>
-        <w:t xml:space="preserve">2</w:t>
+        <w:pStyle w:val="Title"/>
+      </w:pPr>
+      <w:r>
+        <w:t xml:space="preserve">Preditores ambientais da comunidade zooplanctônica em riachos da floresta atlântica</w:t>
+      </w:r>
+    </w:p>
+    <w:p>
+      <w:pPr>
+        <w:pStyle w:val="Subtitle"/>
+      </w:pPr>
+      <w:r>
+        <w:t xml:space="preserve">Influência dos níveis de preservação ambiental e da sazonalidade sobre a composição da comunidade do zooplâncton</w:t>
       </w:r>
     </w:p>
     <w:p>
@@ -41,13 +23,7 @@
         <w:pStyle w:val="Author"/>
       </w:pPr>
       <w:r>
-        <w:t xml:space="preserve">Steve</w:t>
-      </w:r>
-      <w:r>
-        <w:t xml:space="preserve"> </w:t>
-      </w:r>
-      <w:r>
-        <w:t xml:space="preserve">Purves</w:t>
+        <w:t xml:space="preserve">Mayara Mirelly da Silva Monteiro</w:t>
       </w:r>
     </w:p>
     <w:p>
@@ -55,21 +31,39 @@
         <w:pStyle w:val="Author"/>
       </w:pPr>
       <w:r>
-        <w:t xml:space="preserve">Rowan</w:t>
-      </w:r>
-      <w:r>
-        <w:t xml:space="preserve"> </w:t>
-      </w:r>
-      <w:r>
-        <w:t xml:space="preserve">Cockett</w:t>
-      </w:r>
-    </w:p>
-    <w:p>
-      <w:pPr>
-        <w:pStyle w:val="Data"/>
-      </w:pPr>
-      <w:r>
-        <w:t xml:space="preserve">2026-03-03</w:t>
+        <w:t xml:space="preserve">Ellen Gomes da Silva</w:t>
+      </w:r>
+    </w:p>
+    <w:p>
+      <w:pPr>
+        <w:pStyle w:val="Author"/>
+      </w:pPr>
+      <w:r>
+        <w:t xml:space="preserve">Marcela Vitória Bernardo da Silva</w:t>
+      </w:r>
+    </w:p>
+    <w:p>
+      <w:pPr>
+        <w:pStyle w:val="Author"/>
+      </w:pPr>
+      <w:r>
+        <w:t xml:space="preserve">Thais Xavier de Melo</w:t>
+      </w:r>
+    </w:p>
+    <w:p>
+      <w:pPr>
+        <w:pStyle w:val="Author"/>
+      </w:pPr>
+      <w:r>
+        <w:t xml:space="preserve">Elvio Sergio Figueredo Medeiros</w:t>
+      </w:r>
+    </w:p>
+    <w:p>
+      <w:pPr>
+        <w:pStyle w:val="Date"/>
+      </w:pPr>
+      <w:r>
+        <w:t xml:space="preserve">2026-09-10</w:t>
       </w:r>
     </w:p>
     <w:p>
@@ -98,22 +92,10 @@
       <w:sdtContent>
         <w:p>
           <w:pPr>
-            <w:pStyle w:val="CabealhodoSumrio"/>
+            <w:pStyle w:val="TOCHeading"/>
           </w:pPr>
           <w:r>
-            <w:t xml:space="preserve">Table</w:t>
-          </w:r>
-          <w:r>
-            <w:t xml:space="preserve"> </w:t>
-          </w:r>
-          <w:r>
-            <w:t xml:space="preserve">of</w:t>
-          </w:r>
-          <w:r>
-            <w:t xml:space="preserve"> </w:t>
-          </w:r>
-          <w:r>
-            <w:t xml:space="preserve">contents</w:t>
+            <w:t xml:space="preserve">Table of contents</w:t>
           </w:r>
         </w:p>
         <w:p>
@@ -129,7 +111,7 @@
     <w:bookmarkStart w:id="20" w:name="introduction"/>
     <w:p>
       <w:pPr>
-        <w:pStyle w:val="Ttulo1"/>
+        <w:pStyle w:val="Heading1"/>
       </w:pPr>
       <w:r>
         <w:t xml:space="preserve">1. Introduction</w:t>
@@ -158,7 +140,7 @@
     <w:bookmarkStart w:id="25" w:name="material-and-methods"/>
     <w:p>
       <w:pPr>
-        <w:pStyle w:val="Ttulo1"/>
+        <w:pStyle w:val="Heading1"/>
       </w:pPr>
       <w:r>
         <w:t xml:space="preserve">2. Material and Methods</w:t>
@@ -204,7 +186,7 @@
     <w:bookmarkStart w:id="21" w:name="study-area-and-sampling-design"/>
     <w:p>
       <w:pPr>
-        <w:pStyle w:val="Ttulo2"/>
+        <w:pStyle w:val="Heading2"/>
       </w:pPr>
       <w:r>
         <w:t xml:space="preserve">2.1 Study Area and Sampling Design</w:t>
@@ -231,7 +213,7 @@
     <w:bookmarkStart w:id="22" w:name="sec-data-col"/>
     <w:p>
       <w:pPr>
-        <w:pStyle w:val="Ttulo2"/>
+        <w:pStyle w:val="Heading2"/>
       </w:pPr>
       <w:r>
         <w:t xml:space="preserve">2.2 Data Collection</w:t>
@@ -258,7 +240,7 @@
     <w:bookmarkStart w:id="24" w:name="statistical-analyses"/>
     <w:p>
       <w:pPr>
-        <w:pStyle w:val="Ttulo2"/>
+        <w:pStyle w:val="Heading2"/>
       </w:pPr>
       <w:r>
         <w:t xml:space="preserve">2.3 Statistical Analyses</w:t>
@@ -332,7 +314,7 @@
     <w:bookmarkStart w:id="28" w:name="results"/>
     <w:p>
       <w:pPr>
-        <w:pStyle w:val="Ttulo1"/>
+        <w:pStyle w:val="Heading1"/>
       </w:pPr>
       <w:r>
         <w:t xml:space="preserve">3. Results</w:t>
@@ -363,7 +345,7 @@
     <w:bookmarkStart w:id="26" w:name="environmental-variables"/>
     <w:p>
       <w:pPr>
-        <w:pStyle w:val="Ttulo2"/>
+        <w:pStyle w:val="Heading2"/>
       </w:pPr>
       <w:r>
         <w:t xml:space="preserve">3.1 Environmental variables</w:t>
@@ -373,7 +355,7 @@
     <w:bookmarkStart w:id="27" w:name="community-structure"/>
     <w:p>
       <w:pPr>
-        <w:pStyle w:val="Ttulo2"/>
+        <w:pStyle w:val="Heading2"/>
       </w:pPr>
       <w:r>
         <w:t xml:space="preserve">3.2 Community structure</w:t>
@@ -384,7 +366,7 @@
     <w:bookmarkStart w:id="29" w:name="discussion"/>
     <w:p>
       <w:pPr>
-        <w:pStyle w:val="Ttulo1"/>
+        <w:pStyle w:val="Heading1"/>
       </w:pPr>
       <w:r>
         <w:t xml:space="preserve">4. Discussion</w:t>
@@ -394,7 +376,7 @@
     <w:bookmarkStart w:id="30" w:name="conclusions"/>
     <w:p>
       <w:pPr>
-        <w:pStyle w:val="Ttulo1"/>
+        <w:pStyle w:val="Heading1"/>
       </w:pPr>
       <w:r>
         <w:t xml:space="preserve">Conclusions</w:t>
@@ -404,7 +386,7 @@
     <w:bookmarkStart w:id="31" w:name="acknowledgements"/>
     <w:p>
       <w:pPr>
-        <w:pStyle w:val="Ttulo1"/>
+        <w:pStyle w:val="Heading1"/>
       </w:pPr>
       <w:r>
         <w:t xml:space="preserve">Acknowledgements</w:t>
@@ -414,7 +396,7 @@
     <w:bookmarkStart w:id="32" w:name="authorship-contribution-statement"/>
     <w:p>
       <w:pPr>
-        <w:pStyle w:val="Ttulo1"/>
+        <w:pStyle w:val="Heading1"/>
       </w:pPr>
       <w:r>
         <w:t xml:space="preserve">Authorship contribution statement</w:t>
@@ -439,7 +421,7 @@
     </w:p>
     <w:p>
       <w:pPr>
-        <w:pStyle w:val="Corpodetexto"/>
+        <w:pStyle w:val="TextBody"/>
       </w:pPr>
       <w:r>
         <w:t xml:space="preserve">Author1: Writing – review &amp; editing, Writing – original draft, Formal analysis, Data curation, Conceptualization. Author2: Writing – review &amp; editing, Data curation, Conceptualization. Author3: Writing – review &amp; editing, Formal analysis, Data curation, Conceptualization.</w:t>
@@ -449,7 +431,7 @@
     <w:bookmarkStart w:id="33" w:name="ethical-approval"/>
     <w:p>
       <w:pPr>
-        <w:pStyle w:val="Ttulo1"/>
+        <w:pStyle w:val="Heading1"/>
       </w:pPr>
       <w:r>
         <w:t xml:space="preserve">Ethical approval</w:t>
@@ -467,7 +449,7 @@
     <w:bookmarkStart w:id="42" w:name="references"/>
     <w:p>
       <w:pPr>
-        <w:pStyle w:val="Ttulo1"/>
+        <w:pStyle w:val="Heading1"/>
       </w:pPr>
       <w:r>
         <w:t xml:space="preserve">References</w:t>
@@ -477,7 +459,7 @@
     <w:bookmarkStart w:id="35" w:name="ref-credit2026"/>
     <w:p>
       <w:pPr>
-        <w:pStyle w:val="Bibliografia"/>
+        <w:pStyle w:val="Bibliography"/>
       </w:pPr>
       <w:r>
         <w:t xml:space="preserve">CRediT. (2026). CRediT - contributor role taxonomy.</w:t>
@@ -511,7 +493,7 @@
     <w:bookmarkStart w:id="37" w:name="ref-gouveia2017"/>
     <w:p>
       <w:pPr>
-        <w:pStyle w:val="Bibliografia"/>
+        <w:pStyle w:val="Bibliography"/>
       </w:pPr>
       <w:r>
         <w:t xml:space="preserve">Gouveia, R. S. D., Lira, G. L. D. A., Anselmo Ramos, T. P., &amp; Medeiros, E. S. F. (2017). Ichthyofauna of the Reserva Biológica Guaribas and surrounding areas, state of Paraíba, Brazil.</w:t>
@@ -558,7 +540,7 @@
     <w:bookmarkStart w:id="39" w:name="ref-macêdo2019"/>
     <w:p>
       <w:pPr>
-        <w:pStyle w:val="Bibliografia"/>
+        <w:pStyle w:val="Bibliography"/>
       </w:pPr>
       <w:r>
         <w:t xml:space="preserve">Macêdo, A. K. S., Da Silva, J. R. P., Dos Santos, H. B., Thomé, R. G., Vendel, A. L., &amp; Amado, E. M. (2019). Estuarine fish assemblages present a species</w:t>
@@ -611,7 +593,7 @@
     <w:bookmarkStart w:id="40" w:name="ref-medeiros2008"/>
     <w:p>
       <w:pPr>
-        <w:pStyle w:val="Bibliografia"/>
+        <w:pStyle w:val="Bibliography"/>
       </w:pPr>
       <w:r>
         <w:t xml:space="preserve">Medeiros, E. S. F., Silva, M. J., &amp; Ramos, R. T. C. (2008). Application of catchment- and local-scale variables for aquatic habitat characterization and assessment in the brazilian semi-arid region.</w:t>
@@ -649,7 +631,7 @@
     <w:bookmarkStart w:id="49" w:name="figures-and-tables"/>
     <w:p>
       <w:pPr>
-        <w:pStyle w:val="Ttulo1"/>
+        <w:pStyle w:val="Heading1"/>
       </w:pPr>
       <w:r>
         <w:t xml:space="preserve">Figures and Tables</w:t>
@@ -658,7 +640,7 @@
     <w:bookmarkStart w:id="47" w:name="figures"/>
     <w:p>
       <w:pPr>
-        <w:pStyle w:val="Ttulo2"/>
+        <w:pStyle w:val="Heading2"/>
       </w:pPr>
       <w:r>
         <w:t xml:space="preserve">Figures</w:t>
@@ -747,7 +729,7 @@
     <w:bookmarkStart w:id="48" w:name="tables"/>
     <w:p>
       <w:pPr>
-        <w:pStyle w:val="Ttulo2"/>
+        <w:pStyle w:val="Heading2"/>
       </w:pPr>
       <w:r>
         <w:t xml:space="preserve">Tables</w:t>
@@ -758,7 +740,7 @@
     <w:bookmarkStart w:id="50" w:name="apendices"/>
     <w:p>
       <w:pPr>
-        <w:pStyle w:val="Ttulo1"/>
+        <w:pStyle w:val="Heading1"/>
       </w:pPr>
       <w:r>
         <w:t xml:space="preserve">Apendices</w:t>
@@ -768,7 +750,7 @@
     <w:bookmarkStart w:id="54" w:name="non-used-figures-and-tables"/>
     <w:p>
       <w:pPr>
-        <w:pStyle w:val="Ttulo1"/>
+        <w:pStyle w:val="Heading1"/>
       </w:pPr>
       <w:r>
         <w:t xml:space="preserve">Non-used figures and tables</w:t>
@@ -881,9 +863,13 @@
     </w:tbl>
     <w:bookmarkEnd w:id="54"/>
     <w:sectPr>
+      <w:type w:val="nextPage"/>
       <w:pgSz w:h="15840" w:w="12240"/>
-      <w:pgMar w:bottom="1417" w:footer="720" w:gutter="0" w:header="720" w:left="1701" w:right="1701" w:top="1417"/>
-      <w:cols w:space="720"/>
+      <w:pgMar w:bottom="1440" w:footer="0" w:gutter="0" w:header="0" w:left="1440" w:right="1440" w:top="1440"/>
+      <w:pgNumType w:fmt="decimal"/>
+      <w:formProt w:val="false"/>
+      <w:textDirection w:val="lrTb"/>
+      <w:docGrid w:charSpace="0" w:linePitch="100" w:type="default"/>
     </w:sectPr>
   </w:body>
 </w:document>
@@ -913,111 +899,7 @@
 </file>
 
 <file path=word/numbering.xml><?xml version="1.0" encoding="utf-8"?>
-<w:numbering xmlns:aink="http://schemas.microsoft.com/office/drawing/2016/ink" xmlns:am3d="http://schemas.microsoft.com/office/drawing/2017/model3d" xmlns:cx="http://schemas.microsoft.com/office/drawing/2014/chartex" xmlns:cx1="http://schemas.microsoft.com/office/drawing/2015/9/8/chartex" xmlns:cx2="http://schemas.microsoft.com/office/drawing/2015/10/21/chartex" xmlns:cx3="http://schemas.microsoft.com/office/drawing/2016/5/9/chartex" xmlns:cx4="http://schemas.microsoft.com/office/drawing/2016/5/10/chartex" xmlns:cx5="http://schemas.microsoft.com/office/drawing/2016/5/11/chartex" xmlns:cx6="http://schemas.microsoft.com/office/drawing/2016/5/12/chartex" xmlns:cx7="http://schemas.microsoft.com/office/drawing/2016/5/13/chartex" xmlns:cx8="http://schemas.microsoft.com/office/drawing/2016/5/14/chartex" xmlns:m="http://schemas.openxmlformats.org/officeDocument/2006/math" xmlns:mc="http://schemas.openxmlformats.org/markup-compatibility/2006" xmlns:o="urn:schemas-microsoft-com:office:office" xmlns:oel="http://schemas.microsoft.com/office/2019/extlst" xmlns:r="http://schemas.openxmlformats.org/officeDocument/2006/relationships" xmlns:v="urn:schemas-microsoft-com:vml" xmlns:w="http://schemas.openxmlformats.org/wordprocessingml/2006/main" xmlns:w10="urn:schemas-microsoft-com:office:word" xmlns:w14="http://schemas.microsoft.com/office/word/2010/wordml" xmlns:w15="http://schemas.microsoft.com/office/word/2012/wordml" xmlns:w16="http://schemas.microsoft.com/office/word/2018/wordml" xmlns:w16cex="http://schemas.microsoft.com/office/word/2018/wordml/cex" xmlns:w16cid="http://schemas.microsoft.com/office/word/2016/wordml/cid" xmlns:w16du="http://schemas.microsoft.com/office/word/2023/wordml/word16du" xmlns:w16sdtdh="http://schemas.microsoft.com/office/word/2020/wordml/sdtdatahash" xmlns:w16sdtfl="http://schemas.microsoft.com/office/word/2024/wordml/sdtformatlock" xmlns:w16se="http://schemas.microsoft.com/office/word/2015/wordml/symex" xmlns:wne="http://schemas.microsoft.com/office/word/2006/wordml" xmlns:wp="http://schemas.openxmlformats.org/drawingml/2006/wordprocessingDrawing" xmlns:wp14="http://schemas.microsoft.com/office/word/2010/wordprocessingDrawing" xmlns:wpc="http://schemas.microsoft.com/office/word/2010/wordprocessingCanvas" xmlns:wpg="http://schemas.microsoft.com/office/word/2010/wordprocessingGroup" xmlns:wpi="http://schemas.microsoft.com/office/word/2010/wordprocessingInk" xmlns:wps="http://schemas.microsoft.com/office/word/2010/wordprocessingShape" mc:Ignorable="w14 w15 w16se w16cid w16 w16cex w16sdtdh w16sdtfl w16du wp14">
-  <w:abstractNum w15:restartNumberingAfterBreak="0" w:abstractNumId="0">
-    <w:nsid w:val="170CD2DE"/>
-    <w:multiLevelType w:val="multilevel"/>
-    <w:tmpl w:val="45342BCC"/>
-    <w:lvl w:ilvl="0">
-      <w:numFmt w:val="bullet"/>
-      <w:lvlText w:val=" "/>
-      <w:lvlJc w:val="left"/>
-      <w:pPr>
-        <w:tabs>
-          <w:tab w:pos="0" w:val="num"/>
-        </w:tabs>
-        <w:ind w:hanging="480" w:left="480"/>
-      </w:pPr>
-    </w:lvl>
-    <w:lvl w:ilvl="1">
-      <w:numFmt w:val="bullet"/>
-      <w:lvlText w:val=" "/>
-      <w:lvlJc w:val="left"/>
-      <w:pPr>
-        <w:tabs>
-          <w:tab w:pos="720" w:val="num"/>
-        </w:tabs>
-        <w:ind w:hanging="480" w:left="1200"/>
-      </w:pPr>
-    </w:lvl>
-    <w:lvl w:ilvl="2">
-      <w:numFmt w:val="bullet"/>
-      <w:lvlText w:val=" "/>
-      <w:lvlJc w:val="left"/>
-      <w:pPr>
-        <w:tabs>
-          <w:tab w:pos="1440" w:val="num"/>
-        </w:tabs>
-        <w:ind w:hanging="480" w:left="1920"/>
-      </w:pPr>
-    </w:lvl>
-    <w:lvl w:ilvl="3">
-      <w:numFmt w:val="bullet"/>
-      <w:lvlText w:val=" "/>
-      <w:lvlJc w:val="left"/>
-      <w:pPr>
-        <w:tabs>
-          <w:tab w:pos="2160" w:val="num"/>
-        </w:tabs>
-        <w:ind w:hanging="480" w:left="2640"/>
-      </w:pPr>
-    </w:lvl>
-    <w:lvl w:ilvl="4">
-      <w:numFmt w:val="bullet"/>
-      <w:lvlText w:val=" "/>
-      <w:lvlJc w:val="left"/>
-      <w:pPr>
-        <w:tabs>
-          <w:tab w:pos="2880" w:val="num"/>
-        </w:tabs>
-        <w:ind w:hanging="480" w:left="3360"/>
-      </w:pPr>
-    </w:lvl>
-    <w:lvl w:ilvl="5">
-      <w:numFmt w:val="bullet"/>
-      <w:lvlText w:val=" "/>
-      <w:lvlJc w:val="left"/>
-      <w:pPr>
-        <w:tabs>
-          <w:tab w:pos="3600" w:val="num"/>
-        </w:tabs>
-        <w:ind w:hanging="480" w:left="4080"/>
-      </w:pPr>
-    </w:lvl>
-    <w:lvl w:ilvl="6">
-      <w:numFmt w:val="bullet"/>
-      <w:lvlText w:val=" "/>
-      <w:lvlJc w:val="left"/>
-      <w:pPr>
-        <w:tabs>
-          <w:tab w:pos="4320" w:val="num"/>
-        </w:tabs>
-        <w:ind w:hanging="480" w:left="4800"/>
-      </w:pPr>
-    </w:lvl>
-    <w:lvl w:ilvl="7">
-      <w:numFmt w:val="bullet"/>
-      <w:lvlText w:val=" "/>
-      <w:lvlJc w:val="left"/>
-      <w:pPr>
-        <w:tabs>
-          <w:tab w:pos="5040" w:val="num"/>
-        </w:tabs>
-        <w:ind w:hanging="480" w:left="5520"/>
-      </w:pPr>
-    </w:lvl>
-    <w:lvl w:ilvl="8">
-      <w:numFmt w:val="bullet"/>
-      <w:lvlText w:val=" "/>
-      <w:lvlJc w:val="left"/>
-      <w:pPr>
-        <w:tabs>
-          <w:tab w:pos="5760" w:val="num"/>
-        </w:tabs>
-        <w:ind w:hanging="480" w:left="6240"/>
-      </w:pPr>
-    </w:lvl>
-  </w:abstractNum>
+<w:numbering xmlns:w="http://schemas.openxmlformats.org/wordprocessingml/2006/main">
   <w:abstractNum w:abstractNumId="990">
     <w:nsid w:val="0000A990"/>
     <w:multiLevelType w:val="multilevel"/>
@@ -1094,9 +976,6 @@
       </w:pPr>
     </w:lvl>
   </w:abstractNum>
-  <w:num w16cid:durableId="152186097" w:numId="1">
-    <w:abstractNumId w:val="0"/>
-  </w:num>
   <w:num w:numId="1000">
     <w:abstractNumId w:val="990"/>
   </w:num>
@@ -1104,24 +983,97 @@
 </file>
 
 <file path=word/styles.xml><?xml version="1.0" encoding="utf-8"?>
-<w:styles xmlns:mc="http://schemas.openxmlformats.org/markup-compatibility/2006" xmlns:r="http://schemas.openxmlformats.org/officeDocument/2006/relationships" xmlns:w="http://schemas.openxmlformats.org/wordprocessingml/2006/main" xmlns:w14="http://schemas.microsoft.com/office/word/2010/wordml" xmlns:w15="http://schemas.microsoft.com/office/word/2012/wordml" xmlns:w16="http://schemas.microsoft.com/office/word/2018/wordml" xmlns:w16cex="http://schemas.microsoft.com/office/word/2018/wordml/cex" xmlns:w16cid="http://schemas.microsoft.com/office/word/2016/wordml/cid" xmlns:w16du="http://schemas.microsoft.com/office/word/2023/wordml/word16du" xmlns:w16sdtdh="http://schemas.microsoft.com/office/word/2020/wordml/sdtdatahash" xmlns:w16sdtfl="http://schemas.microsoft.com/office/word/2024/wordml/sdtformatlock" xmlns:w16se="http://schemas.microsoft.com/office/word/2015/wordml/symex" mc:Ignorable="w14 w15 w16se w16cid w16 w16cex w16sdtdh w16sdtfl w16du">
+<w:styles xmlns:mc="http://schemas.openxmlformats.org/markup-compatibility/2006" xmlns:w="http://schemas.openxmlformats.org/wordprocessingml/2006/main" xmlns:w14="http://schemas.microsoft.com/office/word/2010/wordml" mc:Ignorable="w14">
   <w:docDefaults>
     <w:rPrDefault>
       <w:rPr>
-        <w:rFonts w:asciiTheme="minorHAnsi" w:cstheme="minorBidi" w:eastAsiaTheme="minorHAnsi" w:hAnsiTheme="minorHAnsi"/>
-        <w:sz w:val="24"/>
+        <w:rFonts w:ascii="Cambria" w:asciiTheme="minorHAnsi" w:cs="" w:cstheme="minorBidi" w:eastAsia="Cambria" w:eastAsiaTheme="minorHAnsi" w:hAnsi="Cambria" w:hAnsiTheme="minorHAnsi"/>
         <w:szCs w:val="24"/>
         <w:lang w:bidi="ar-SA" w:eastAsia="en-US" w:val="en-US"/>
       </w:rPr>
     </w:rPrDefault>
     <w:pPrDefault>
-      <w:pPr>
-        <w:spacing w:after="200"/>
-      </w:pPr>
+      <w:pPr/>
     </w:pPrDefault>
   </w:docDefaults>
-  <w:latentStyles w:count="376" w:defLockedState="0" w:defQFormat="0" w:defSemiHidden="0" w:defUIPriority="0" w:defUnhideWhenUsed="0">
+  <w:latentStyles w:count="380" w:defLockedState="0" w:defQFormat="0" w:defSemiHidden="0" w:defUIPriority="0" w:defUnhideWhenUsed="0">
+    <w:lsdException w:name="index 1" w:semiHidden="1" w:unhideWhenUsed="1"/>
+    <w:lsdException w:name="index 7" w:semiHidden="1" w:unhideWhenUsed="1"/>
+    <w:lsdException w:name="index 8" w:semiHidden="1" w:unhideWhenUsed="1"/>
+    <w:lsdException w:name="index 9" w:semiHidden="1" w:unhideWhenUsed="1"/>
+    <w:lsdException w:name="toc 1" w:semiHidden="1" w:unhideWhenUsed="1"/>
+    <w:lsdException w:name="toc 2" w:semiHidden="1" w:unhideWhenUsed="1"/>
+    <w:lsdException w:name="toc 3" w:semiHidden="1" w:unhideWhenUsed="1"/>
+    <w:lsdException w:name="toc 4" w:semiHidden="1" w:unhideWhenUsed="1"/>
+    <w:lsdException w:name="toc 5" w:semiHidden="1" w:unhideWhenUsed="1"/>
+    <w:lsdException w:name="toc 6" w:semiHidden="1" w:unhideWhenUsed="1"/>
+    <w:lsdException w:name="toc 7" w:semiHidden="1" w:unhideWhenUsed="1"/>
+    <w:lsdException w:name="toc 8" w:semiHidden="1" w:unhideWhenUsed="1"/>
+    <w:lsdException w:name="toc 9" w:semiHidden="1" w:unhideWhenUsed="1"/>
+    <w:lsdException w:name="Normal Indent" w:semiHidden="1" w:unhideWhenUsed="1"/>
+    <w:lsdException w:name="footnote text" w:semiHidden="1" w:unhideWhenUsed="1"/>
+    <w:lsdException w:name="annotation text" w:semiHidden="1" w:unhideWhenUsed="1"/>
+    <w:lsdException w:name="header" w:semiHidden="1" w:unhideWhenUsed="1"/>
+    <w:lsdException w:name="footer" w:semiHidden="1" w:unhideWhenUsed="1"/>
+    <w:lsdException w:name="index heading" w:semiHidden="1" w:unhideWhenUsed="1"/>
+    <w:lsdException w:name="caption" w:semiHidden="1" w:unhideWhenUsed="1"/>
+    <w:lsdException w:name="table of figures" w:semiHidden="1" w:unhideWhenUsed="1"/>
+    <w:lsdException w:name="envelope address" w:semiHidden="1" w:unhideWhenUsed="1"/>
+    <w:lsdException w:name="envelope return" w:semiHidden="1" w:unhideWhenUsed="1"/>
+    <w:lsdException w:name="footnote reference" w:semiHidden="1" w:unhideWhenUsed="1"/>
+    <w:lsdException w:name="annotation reference" w:semiHidden="1" w:unhideWhenUsed="1"/>
+    <w:lsdException w:name="line number" w:semiHidden="1" w:unhideWhenUsed="1"/>
+    <w:lsdException w:name="page number" w:semiHidden="1" w:unhideWhenUsed="1"/>
+    <w:lsdException w:name="endnote reference" w:semiHidden="1" w:unhideWhenUsed="1"/>
+    <w:lsdException w:name="endnote text" w:semiHidden="1" w:unhideWhenUsed="1"/>
+    <w:lsdException w:name="table of authorities" w:semiHidden="1" w:unhideWhenUsed="1"/>
+    <w:lsdException w:name="macro" w:semiHidden="1" w:unhideWhenUsed="1"/>
+    <w:lsdException w:name="toa heading" w:semiHidden="1" w:unhideWhenUsed="1"/>
+    <w:lsdException w:name="List" w:semiHidden="1" w:unhideWhenUsed="1"/>
+    <w:lsdException w:name="List Bullet" w:semiHidden="1" w:unhideWhenUsed="1"/>
+    <w:lsdException w:name="List Number" w:semiHidden="1" w:unhideWhenUsed="1"/>
+    <w:lsdException w:name="List 2" w:semiHidden="1" w:unhideWhenUsed="1"/>
+    <w:lsdException w:name="List 3" w:semiHidden="1" w:unhideWhenUsed="1"/>
+    <w:lsdException w:name="List 4" w:semiHidden="1" w:unhideWhenUsed="1"/>
+    <w:lsdException w:name="List 5" w:semiHidden="1" w:unhideWhenUsed="1"/>
+    <w:lsdException w:name="List Bullet 2" w:semiHidden="1" w:unhideWhenUsed="1"/>
+    <w:lsdException w:name="List Bullet 3" w:semiHidden="1" w:unhideWhenUsed="1"/>
+    <w:lsdException w:name="List Bullet 4" w:semiHidden="1" w:unhideWhenUsed="1"/>
+    <w:lsdException w:name="List Bullet 5" w:semiHidden="1" w:unhideWhenUsed="1"/>
+    <w:lsdException w:name="List Number 3" w:semiHidden="1" w:unhideWhenUsed="1"/>
+    <w:lsdException w:name="List Number 4" w:semiHidden="1" w:unhideWhenUsed="1"/>
+    <w:lsdException w:name="List Continue 5" w:semiHidden="1" w:unhideWhenUsed="1"/>
+    <w:lsdException w:name="Message Header" w:semiHidden="1" w:unhideWhenUsed="1"/>
+    <w:lsdException w:name="Salutation" w:semiHidden="1" w:unhideWhenUsed="1"/>
+    <w:lsdException w:name="Date" w:semiHidden="1" w:unhideWhenUsed="1"/>
+    <w:lsdException w:name="Body Text First Indent" w:semiHidden="1" w:unhideWhenUsed="1"/>
+    <w:lsdException w:name="Body Text First Indent 2" w:semiHidden="1" w:unhideWhenUsed="1"/>
+    <w:lsdException w:name="Note Heading" w:semiHidden="1" w:unhideWhenUsed="1"/>
+    <w:lsdException w:name="Body Text 2" w:semiHidden="1" w:unhideWhenUsed="1"/>
+    <w:lsdException w:name="Body Text 3" w:semiHidden="1" w:unhideWhenUsed="1"/>
+    <w:lsdException w:name="Body Text Indent 2" w:semiHidden="1" w:unhideWhenUsed="1"/>
+    <w:lsdException w:name="Body Text Indent 3" w:semiHidden="1" w:unhideWhenUsed="1"/>
+    <w:lsdException w:name="Block Text" w:semiHidden="1" w:unhideWhenUsed="1"/>
+    <w:lsdException w:name="Hyperlink" w:semiHidden="1" w:unhideWhenUsed="1"/>
+    <w:lsdException w:name="FollowedHyperlink" w:semiHidden="1" w:unhideWhenUsed="1"/>
+    <w:lsdException w:name="Document Map" w:semiHidden="1" w:unhideWhenUsed="1"/>
+    <w:lsdException w:name="Plain Text" w:semiHidden="1" w:unhideWhenUsed="1"/>
+    <w:lsdException w:name="E-mail Signature" w:semiHidden="1" w:unhideWhenUsed="1"/>
+    <w:lsdException w:name="HTML Address" w:semiHidden="1" w:unhideWhenUsed="1"/>
+    <w:lsdException w:name="HTML Cite" w:semiHidden="1" w:unhideWhenUsed="1"/>
+    <w:lsdException w:name="HTML Code" w:semiHidden="1" w:unhideWhenUsed="1"/>
+    <w:lsdException w:name="HTML Definition" w:semiHidden="1" w:unhideWhenUsed="1"/>
+    <w:lsdException w:name="HTML Keyboard" w:semiHidden="1" w:unhideWhenUsed="1"/>
+    <w:lsdException w:name="HTML Preformatted" w:semiHidden="1" w:unhideWhenUsed="1"/>
+    <w:lsdException w:name="HTML Sample" w:semiHidden="1" w:unhideWhenUsed="1"/>
+    <w:lsdException w:name="HTML Typewriter" w:semiHidden="1" w:unhideWhenUsed="1"/>
+    <w:lsdException w:name="HTML Variable" w:semiHidden="1" w:unhideWhenUsed="1"/>
     <w:lsdException w:name="Normal Table" w:semiHidden="1" w:unhideWhenUsed="1"/>
+    <w:lsdException w:name="annotation subject" w:semiHidden="1" w:unhideWhenUsed="1"/>
+    <w:lsdException w:name="No List" w:semiHidden="1" w:unhideWhenUsed="1"/>
+    <w:lsdException w:name="Outline List 1" w:semiHidden="1" w:unhideWhenUsed="1"/>
+    <w:lsdException w:name="Outline List 2" w:semiHidden="1" w:unhideWhenUsed="1"/>
+    <w:lsdException w:name="Outline List 3" w:semiHidden="1" w:unhideWhenUsed="1"/>
     <w:lsdException w:name="Table Simple 1" w:semiHidden="1" w:unhideWhenUsed="1"/>
     <w:lsdException w:name="Table Simple 2" w:semiHidden="1" w:unhideWhenUsed="1"/>
     <w:lsdException w:name="Table Simple 3" w:semiHidden="1" w:unhideWhenUsed="1"/>
@@ -1164,7 +1116,18 @@
     <w:lsdException w:name="Table Web 1" w:semiHidden="1" w:unhideWhenUsed="1"/>
     <w:lsdException w:name="Table Web 2" w:semiHidden="1" w:unhideWhenUsed="1"/>
     <w:lsdException w:name="Table Web 3" w:semiHidden="1" w:unhideWhenUsed="1"/>
+    <w:lsdException w:name="Balloon Text" w:semiHidden="1" w:unhideWhenUsed="1"/>
     <w:lsdException w:name="Table Theme" w:semiHidden="1" w:unhideWhenUsed="1"/>
+    <w:lsdException w:name="Note Level 1" w:semiHidden="1" w:unhideWhenUsed="1"/>
+    <w:lsdException w:name="Note Level 2" w:semiHidden="1" w:unhideWhenUsed="1"/>
+    <w:lsdException w:name="Note Level 3" w:semiHidden="1" w:unhideWhenUsed="1"/>
+    <w:lsdException w:name="Note Level 4" w:semiHidden="1" w:unhideWhenUsed="1"/>
+    <w:lsdException w:name="Note Level 5" w:semiHidden="1" w:unhideWhenUsed="1"/>
+    <w:lsdException w:name="Note Level 6" w:semiHidden="1" w:unhideWhenUsed="1"/>
+    <w:lsdException w:name="Note Level 7" w:semiHidden="1" w:unhideWhenUsed="1"/>
+    <w:lsdException w:name="Note Level 8" w:semiHidden="1" w:unhideWhenUsed="1"/>
+    <w:lsdException w:name="Note Level 9" w:semiHidden="1" w:unhideWhenUsed="1"/>
+    <w:lsdException w:name="Placeholder Text" w:semiHidden="1"/>
     <w:lsdException w:name="Light Shading"/>
     <w:lsdException w:name="Light List"/>
     <w:lsdException w:name="Light Grid"/>
@@ -1185,6 +1148,7 @@
     <w:lsdException w:name="Medium Shading 1 Accent 1"/>
     <w:lsdException w:name="Medium Shading 2 Accent 1"/>
     <w:lsdException w:name="Medium List 1 Accent 1"/>
+    <w:lsdException w:name="Revision" w:semiHidden="1"/>
     <w:lsdException w:name="Medium List 2 Accent 1"/>
     <w:lsdException w:name="Medium Grid 1 Accent 1"/>
     <w:lsdException w:name="Medium Grid 2 Accent 1"/>
@@ -1263,6 +1227,8 @@
     <w:lsdException w:name="Colorful Shading Accent 6"/>
     <w:lsdException w:name="Colorful List Accent 6"/>
     <w:lsdException w:name="Colorful Grid Accent 6"/>
+    <w:lsdException w:name="Bibliography" w:semiHidden="1" w:unhideWhenUsed="1"/>
+    <w:lsdException w:name="TOC Heading" w:semiHidden="1" w:unhideWhenUsed="1"/>
     <w:lsdException w:name="Grid Table 4" w:uiPriority="49"/>
     <w:lsdException w:name="Grid Table 5 Dark" w:uiPriority="50"/>
     <w:lsdException w:name="Grid Table 6 Colorful" w:uiPriority="51"/>
@@ -1358,222 +1324,892 @@
     <w:lsdException w:name="List Table 5 Dark Accent 6" w:uiPriority="50"/>
     <w:lsdException w:name="List Table 6 Colorful Accent 6" w:uiPriority="51"/>
     <w:lsdException w:name="List Table 7 Colorful Accent 6" w:uiPriority="52"/>
-    <w:lsdException w:name="Mention" w:semiHidden="1" w:uiPriority="99" w:unhideWhenUsed="1"/>
-    <w:lsdException w:name="Smart Hyperlink" w:semiHidden="1" w:uiPriority="99" w:unhideWhenUsed="1"/>
-    <w:lsdException w:name="Hashtag" w:semiHidden="1" w:uiPriority="99" w:unhideWhenUsed="1"/>
-    <w:lsdException w:name="Unresolved Mention" w:semiHidden="1" w:uiPriority="99" w:unhideWhenUsed="1"/>
-    <w:lsdException w:name="Smart Link" w:semiHidden="1" w:uiPriority="99" w:unhideWhenUsed="1"/>
   </w:latentStyles>
   <w:style w:default="1" w:styleId="Normal" w:type="paragraph">
     <w:name w:val="Normal"/>
     <w:qFormat/>
-  </w:style>
-  <w:style w:styleId="Ttulo1" w:type="paragraph">
-    <w:name w:val="heading 1"/>
+    <w:pPr>
+      <w:widowControl/>
+      <w:bidi w:val="0"/>
+      <w:spacing w:after="200" w:before="0"/>
+      <w:jc w:val="left"/>
+    </w:pPr>
+    <w:rPr>
+      <w:rFonts w:ascii="Cambria" w:asciiTheme="minorHAnsi" w:cs="" w:cstheme="minorBidi" w:eastAsia="Cambria" w:eastAsiaTheme="minorHAnsi" w:hAnsi="Cambria" w:hAnsiTheme="minorHAnsi"/>
+      <w:color w:val="auto"/>
+      <w:kern w:val="0"/>
+      <w:sz w:val="24"/>
+      <w:szCs w:val="24"/>
+      <w:lang w:bidi="ar-SA" w:eastAsia="en-US" w:val="en-US"/>
+    </w:rPr>
+  </w:style>
+  <w:style w:styleId="Heading1" w:type="paragraph">
+    <w:name w:val="Heading 1"/>
     <w:basedOn w:val="Normal"/>
-    <w:next w:val="Corpodetexto"/>
-    <w:link w:val="Ttulo1Char"/>
     <w:uiPriority w:val="9"/>
     <w:qFormat/>
-    <w:rsid w:val="00A10FD9"/>
+    <w:rsid w:val="00d9624b"/>
     <w:pPr>
-      <w:keepNext/>
+      <w:keepNext w:val="true"/>
       <w:keepLines/>
-      <w:spacing w:after="80" w:before="360"/>
+      <w:spacing w:after="0" w:before="480"/>
       <w:outlineLvl w:val="0"/>
     </w:pPr>
     <w:rPr>
-      <w:rFonts w:asciiTheme="majorHAnsi" w:cstheme="majorBidi" w:eastAsiaTheme="majorEastAsia" w:hAnsiTheme="majorHAnsi"/>
-      <w:color w:themeColor="accent1" w:themeShade="BF" w:val="0F4761"/>
-      <w:sz w:val="40"/>
-      <w:szCs w:val="40"/>
-    </w:rPr>
-  </w:style>
-  <w:style w:styleId="Ttulo2" w:type="paragraph">
-    <w:name w:val="heading 2"/>
+      <w:rFonts w:ascii="Palatino" w:cs="" w:cstheme="majorBidi" w:eastAsia="" w:eastAsiaTheme="majorEastAsia" w:hAnsi="Palatino"/>
+      <w:b/>
+      <w:bCs/>
+      <w:color w:themeColor="text1" w:val="000000"/>
+      <w:szCs w:val="32"/>
+    </w:rPr>
+  </w:style>
+  <w:style w:styleId="Heading2" w:type="paragraph">
+    <w:name w:val="Heading 2"/>
     <w:basedOn w:val="Normal"/>
-    <w:next w:val="Corpodetexto"/>
-    <w:link w:val="Ttulo2Char"/>
     <w:uiPriority w:val="9"/>
-    <w:semiHidden/>
     <w:unhideWhenUsed/>
     <w:qFormat/>
-    <w:rsid w:val="00A10FD9"/>
+    <w:rsid w:val="00d9624b"/>
     <w:pPr>
-      <w:keepNext/>
+      <w:keepNext w:val="true"/>
       <w:keepLines/>
-      <w:spacing w:after="80" w:before="160"/>
+      <w:spacing w:after="0" w:before="200"/>
       <w:outlineLvl w:val="1"/>
     </w:pPr>
     <w:rPr>
-      <w:rFonts w:asciiTheme="majorHAnsi" w:cstheme="majorBidi" w:eastAsiaTheme="majorEastAsia" w:hAnsiTheme="majorHAnsi"/>
-      <w:color w:themeColor="accent1" w:themeShade="BF" w:val="0F4761"/>
-      <w:sz w:val="32"/>
+      <w:rFonts w:ascii="Palatino" w:cs="" w:cstheme="majorBidi" w:eastAsia="" w:eastAsiaTheme="majorEastAsia" w:hAnsi="Palatino"/>
+      <w:b w:val="false"/>
+      <w:bCs/>
+      <w:i/>
+      <w:color w:themeColor="text1" w:val="000000"/>
       <w:szCs w:val="32"/>
     </w:rPr>
   </w:style>
-  <w:style w:styleId="Ttulo3" w:type="paragraph">
-    <w:name w:val="heading 3"/>
+  <w:style w:styleId="Heading3" w:type="paragraph">
+    <w:name w:val="Heading 3"/>
     <w:basedOn w:val="Normal"/>
-    <w:next w:val="Corpodetexto"/>
-    <w:link w:val="Ttulo3Char"/>
     <w:uiPriority w:val="9"/>
-    <w:semiHidden/>
     <w:unhideWhenUsed/>
     <w:qFormat/>
-    <w:rsid w:val="00A10FD9"/>
     <w:pPr>
-      <w:keepNext/>
+      <w:keepNext w:val="true"/>
       <w:keepLines/>
-      <w:spacing w:after="80" w:before="160"/>
+      <w:spacing w:after="0" w:before="200"/>
       <w:outlineLvl w:val="2"/>
     </w:pPr>
     <w:rPr>
-      <w:rFonts w:cstheme="majorBidi" w:eastAsiaTheme="majorEastAsia"/>
-      <w:color w:themeColor="accent1" w:themeShade="BF" w:val="0F4761"/>
-      <w:sz w:val="28"/>
+      <w:rFonts w:ascii="Palatino" w:cs="" w:cstheme="majorBidi" w:eastAsia="" w:eastAsiaTheme="majorEastAsia" w:hAnsi="Palatino"/>
+      <w:b w:val="false"/>
+      <w:bCs/>
+      <w:i/>
+      <w:color w:val="000000"/>
+      <w:sz w:val="24"/>
       <w:szCs w:val="28"/>
     </w:rPr>
   </w:style>
-  <w:style w:styleId="Ttulo4" w:type="paragraph">
-    <w:name w:val="heading 4"/>
+  <w:style w:styleId="Heading4" w:type="paragraph">
+    <w:name w:val="Heading 4"/>
     <w:basedOn w:val="Normal"/>
-    <w:next w:val="Corpodetexto"/>
-    <w:link w:val="Ttulo4Char"/>
     <w:uiPriority w:val="9"/>
-    <w:semiHidden/>
     <w:unhideWhenUsed/>
     <w:qFormat/>
-    <w:rsid w:val="00A10FD9"/>
     <w:pPr>
-      <w:keepNext/>
+      <w:keepNext w:val="true"/>
       <w:keepLines/>
-      <w:spacing w:after="40" w:before="80"/>
+      <w:spacing w:after="0" w:before="200"/>
       <w:outlineLvl w:val="3"/>
     </w:pPr>
     <w:rPr>
-      <w:rFonts w:cstheme="majorBidi" w:eastAsiaTheme="majorEastAsia"/>
+      <w:rFonts w:ascii="Calibri" w:asciiTheme="majorHAnsi" w:cs="" w:cstheme="majorBidi" w:eastAsia="" w:eastAsiaTheme="majorEastAsia" w:hAnsi="Calibri" w:hAnsiTheme="majorHAnsi"/>
+      <w:b/>
+      <w:bCs/>
+      <w:color w:themeColor="accent1" w:val="4F81BD"/>
+    </w:rPr>
+  </w:style>
+  <w:style w:styleId="Heading5" w:type="paragraph">
+    <w:name w:val="Heading 5"/>
+    <w:basedOn w:val="Normal"/>
+    <w:uiPriority w:val="9"/>
+    <w:unhideWhenUsed/>
+    <w:qFormat/>
+    <w:pPr>
+      <w:keepNext w:val="true"/>
+      <w:keepLines/>
+      <w:spacing w:after="0" w:before="200"/>
+      <w:outlineLvl w:val="4"/>
+    </w:pPr>
+    <w:rPr>
+      <w:rFonts w:ascii="Calibri" w:asciiTheme="majorHAnsi" w:cs="" w:cstheme="majorBidi" w:eastAsia="" w:eastAsiaTheme="majorEastAsia" w:hAnsi="Calibri" w:hAnsiTheme="majorHAnsi"/>
       <w:i/>
       <w:iCs/>
-      <w:color w:themeColor="accent1" w:themeShade="BF" w:val="0F4761"/>
-    </w:rPr>
-  </w:style>
-  <w:style w:styleId="Ttulo5" w:type="paragraph">
-    <w:name w:val="heading 5"/>
+      <w:color w:themeColor="accent1" w:val="4F81BD"/>
+    </w:rPr>
+  </w:style>
+  <w:style w:styleId="Heading6" w:type="paragraph">
+    <w:name w:val="Heading 6"/>
     <w:basedOn w:val="Normal"/>
-    <w:next w:val="Corpodetexto"/>
-    <w:link w:val="Ttulo5Char"/>
     <w:uiPriority w:val="9"/>
-    <w:semiHidden/>
     <w:unhideWhenUsed/>
     <w:qFormat/>
-    <w:rsid w:val="00A10FD9"/>
     <w:pPr>
-      <w:keepNext/>
+      <w:keepNext w:val="true"/>
       <w:keepLines/>
-      <w:spacing w:after="40" w:before="80"/>
-      <w:outlineLvl w:val="4"/>
-    </w:pPr>
-    <w:rPr>
-      <w:rFonts w:cstheme="majorBidi" w:eastAsiaTheme="majorEastAsia"/>
-      <w:color w:themeColor="accent1" w:themeShade="BF" w:val="0F4761"/>
-    </w:rPr>
-  </w:style>
-  <w:style w:styleId="Ttulo6" w:type="paragraph">
-    <w:name w:val="heading 6"/>
-    <w:basedOn w:val="Normal"/>
-    <w:next w:val="Corpodetexto"/>
-    <w:link w:val="Ttulo6Char"/>
-    <w:uiPriority w:val="9"/>
-    <w:semiHidden/>
-    <w:unhideWhenUsed/>
-    <w:qFormat/>
-    <w:rsid w:val="00A10FD9"/>
-    <w:pPr>
-      <w:keepNext/>
-      <w:keepLines/>
-      <w:spacing w:after="0" w:before="40"/>
+      <w:spacing w:after="0" w:before="200"/>
       <w:outlineLvl w:val="5"/>
     </w:pPr>
     <w:rPr>
-      <w:rFonts w:cstheme="majorBidi" w:eastAsiaTheme="majorEastAsia"/>
-      <w:i/>
-      <w:iCs/>
-      <w:color w:themeColor="text1" w:themeTint="A6" w:val="595959"/>
-    </w:rPr>
-  </w:style>
-  <w:style w:styleId="Ttulo7" w:type="paragraph">
-    <w:name w:val="heading 7"/>
-    <w:basedOn w:val="Normal"/>
-    <w:next w:val="Corpodetexto"/>
-    <w:link w:val="Ttulo7Char"/>
-    <w:uiPriority w:val="9"/>
-    <w:semiHidden/>
-    <w:unhideWhenUsed/>
-    <w:qFormat/>
-    <w:rsid w:val="00A10FD9"/>
-    <w:pPr>
-      <w:keepNext/>
-      <w:keepLines/>
-      <w:spacing w:after="0" w:before="40"/>
-      <w:outlineLvl w:val="6"/>
-    </w:pPr>
-    <w:rPr>
-      <w:rFonts w:cstheme="majorBidi" w:eastAsiaTheme="majorEastAsia"/>
-      <w:color w:themeColor="text1" w:themeTint="A6" w:val="595959"/>
-    </w:rPr>
-  </w:style>
-  <w:style w:styleId="Ttulo8" w:type="paragraph">
-    <w:name w:val="heading 8"/>
-    <w:basedOn w:val="Normal"/>
-    <w:next w:val="Corpodetexto"/>
-    <w:link w:val="Ttulo8Char"/>
-    <w:uiPriority w:val="9"/>
-    <w:semiHidden/>
-    <w:unhideWhenUsed/>
-    <w:qFormat/>
-    <w:rsid w:val="00A10FD9"/>
-    <w:pPr>
-      <w:keepNext/>
-      <w:keepLines/>
-      <w:spacing w:after="0"/>
-      <w:outlineLvl w:val="7"/>
-    </w:pPr>
-    <w:rPr>
-      <w:rFonts w:cstheme="majorBidi" w:eastAsiaTheme="majorEastAsia"/>
-      <w:i/>
-      <w:iCs/>
-      <w:color w:themeColor="text1" w:themeTint="D8" w:val="272727"/>
-    </w:rPr>
-  </w:style>
-  <w:style w:styleId="Ttulo9" w:type="paragraph">
-    <w:name w:val="heading 9"/>
-    <w:basedOn w:val="Normal"/>
-    <w:next w:val="Corpodetexto"/>
-    <w:link w:val="Ttulo9Char"/>
-    <w:uiPriority w:val="9"/>
-    <w:semiHidden/>
-    <w:unhideWhenUsed/>
-    <w:qFormat/>
-    <w:rsid w:val="00A10FD9"/>
-    <w:pPr>
-      <w:keepNext/>
-      <w:keepLines/>
-      <w:spacing w:after="0"/>
-      <w:outlineLvl w:val="8"/>
-    </w:pPr>
-    <w:rPr>
-      <w:rFonts w:cstheme="majorBidi" w:eastAsiaTheme="majorEastAsia"/>
-      <w:color w:themeColor="text1" w:themeTint="D8" w:val="272727"/>
-    </w:rPr>
-  </w:style>
-  <w:style w:default="1" w:styleId="Fontepargpadro" w:type="character">
+      <w:rFonts w:ascii="Calibri" w:asciiTheme="majorHAnsi" w:cs="" w:cstheme="majorBidi" w:eastAsia="" w:eastAsiaTheme="majorEastAsia" w:hAnsi="Calibri" w:hAnsiTheme="majorHAnsi"/>
+      <w:color w:themeColor="accent1" w:val="4F81BD"/>
+    </w:rPr>
+  </w:style>
+  <w:style w:default="1" w:styleId="DefaultParagraphFont" w:type="character">
     <w:name w:val="Default Paragraph Font"/>
     <w:uiPriority w:val="1"/>
     <w:semiHidden/>
     <w:unhideWhenUsed/>
-  </w:style>
-  <w:style w:default="1" w:styleId="Tabelanormal" w:type="table">
+    <w:qFormat/>
+    <w:rPr/>
+  </w:style>
+  <w:style w:customStyle="1" w:styleId="CaptionChar" w:type="character">
+    <w:name w:val="Caption Char"/>
+    <w:basedOn w:val="DefaultParagraphFont"/>
+    <w:link w:val="Caption"/>
+    <w:qFormat/>
+    <w:rPr/>
+  </w:style>
+  <w:style w:customStyle="1" w:styleId="VerbatimChar" w:type="character">
+    <w:name w:val="Verbatim Char"/>
+    <w:basedOn w:val="CaptionChar"/>
+    <w:link w:val="SourceCode"/>
+    <w:qFormat/>
+    <w:rPr>
+      <w:rFonts w:ascii="Consolas" w:hAnsi="Consolas"/>
+      <w:sz w:val="22"/>
+    </w:rPr>
+  </w:style>
+  <w:style w:styleId="FootnoteCharacters" w:type="character">
+    <w:name w:val="Footnote Characters"/>
+    <w:basedOn w:val="CaptionChar"/>
+    <w:qFormat/>
+    <w:rPr>
+      <w:vertAlign w:val="superscript"/>
+    </w:rPr>
+  </w:style>
+  <w:style w:styleId="FootnoteAnchor" w:type="character">
+    <w:name w:val="Footnote Anchor"/>
+    <w:rPr>
+      <w:vertAlign w:val="superscript"/>
+    </w:rPr>
+  </w:style>
+  <w:style w:styleId="InternetLink" w:type="character">
+    <w:name w:val="Internet Link"/>
+    <w:basedOn w:val="CaptionChar"/>
+    <w:rPr>
+      <w:color w:themeColor="accent1" w:val="4F81BD"/>
+    </w:rPr>
+  </w:style>
+  <w:style w:customStyle="1" w:styleId="KeywordTok" w:type="character">
+    <w:name w:val="KeywordTok"/>
+    <w:basedOn w:val="VerbatimChar"/>
+    <w:qFormat/>
+    <w:rPr>
+      <w:rFonts w:ascii="Consolas" w:hAnsi="Consolas"/>
+      <w:color w:val="204A87"/>
+      <w:sz w:val="22"/>
+      <w:shd w:fill="F8F8F8" w:val="clear"/>
+    </w:rPr>
+  </w:style>
+  <w:style w:customStyle="1" w:styleId="DataTypeTok" w:type="character">
+    <w:name w:val="DataTypeTok"/>
+    <w:basedOn w:val="VerbatimChar"/>
+    <w:qFormat/>
+    <w:rPr>
+      <w:rFonts w:ascii="Consolas" w:hAnsi="Consolas"/>
+      <w:color w:val="204A87"/>
+      <w:sz w:val="22"/>
+      <w:shd w:fill="F8F8F8" w:val="clear"/>
+    </w:rPr>
+  </w:style>
+  <w:style w:customStyle="1" w:styleId="DecValTok" w:type="character">
+    <w:name w:val="DecValTok"/>
+    <w:basedOn w:val="VerbatimChar"/>
+    <w:qFormat/>
+    <w:rPr>
+      <w:rFonts w:ascii="Consolas" w:hAnsi="Consolas"/>
+      <w:color w:val="0000CF"/>
+      <w:sz w:val="22"/>
+      <w:shd w:fill="F8F8F8" w:val="clear"/>
+    </w:rPr>
+  </w:style>
+  <w:style w:customStyle="1" w:styleId="BaseNTok" w:type="character">
+    <w:name w:val="BaseNTok"/>
+    <w:basedOn w:val="VerbatimChar"/>
+    <w:qFormat/>
+    <w:rPr>
+      <w:rFonts w:ascii="Consolas" w:hAnsi="Consolas"/>
+      <w:color w:val="0000CF"/>
+      <w:sz w:val="22"/>
+      <w:shd w:fill="F8F8F8" w:val="clear"/>
+    </w:rPr>
+  </w:style>
+  <w:style w:customStyle="1" w:styleId="FloatTok" w:type="character">
+    <w:name w:val="FloatTok"/>
+    <w:basedOn w:val="VerbatimChar"/>
+    <w:qFormat/>
+    <w:rPr>
+      <w:rFonts w:ascii="Consolas" w:hAnsi="Consolas"/>
+      <w:color w:val="0000CF"/>
+      <w:sz w:val="22"/>
+      <w:shd w:fill="F8F8F8" w:val="clear"/>
+    </w:rPr>
+  </w:style>
+  <w:style w:customStyle="1" w:styleId="ConstantTok" w:type="character">
+    <w:name w:val="ConstantTok"/>
+    <w:basedOn w:val="VerbatimChar"/>
+    <w:qFormat/>
+    <w:rPr>
+      <w:rFonts w:ascii="Consolas" w:hAnsi="Consolas"/>
+      <w:color w:val="000000"/>
+      <w:sz w:val="22"/>
+      <w:shd w:fill="F8F8F8" w:val="clear"/>
+    </w:rPr>
+  </w:style>
+  <w:style w:customStyle="1" w:styleId="CharTok" w:type="character">
+    <w:name w:val="CharTok"/>
+    <w:basedOn w:val="VerbatimChar"/>
+    <w:qFormat/>
+    <w:rPr>
+      <w:rFonts w:ascii="Consolas" w:hAnsi="Consolas"/>
+      <w:color w:val="4E9A06"/>
+      <w:sz w:val="22"/>
+      <w:shd w:fill="F8F8F8" w:val="clear"/>
+    </w:rPr>
+  </w:style>
+  <w:style w:customStyle="1" w:styleId="SpecialCharTok" w:type="character">
+    <w:name w:val="SpecialCharTok"/>
+    <w:basedOn w:val="VerbatimChar"/>
+    <w:qFormat/>
+    <w:rPr>
+      <w:rFonts w:ascii="Consolas" w:hAnsi="Consolas"/>
+      <w:color w:val="000000"/>
+      <w:sz w:val="22"/>
+      <w:shd w:fill="F8F8F8" w:val="clear"/>
+    </w:rPr>
+  </w:style>
+  <w:style w:customStyle="1" w:styleId="StringTok" w:type="character">
+    <w:name w:val="StringTok"/>
+    <w:basedOn w:val="VerbatimChar"/>
+    <w:qFormat/>
+    <w:rPr>
+      <w:rFonts w:ascii="Consolas" w:hAnsi="Consolas"/>
+      <w:color w:val="4E9A06"/>
+      <w:sz w:val="22"/>
+      <w:shd w:fill="F8F8F8" w:val="clear"/>
+    </w:rPr>
+  </w:style>
+  <w:style w:customStyle="1" w:styleId="VerbatimStringTok" w:type="character">
+    <w:name w:val="VerbatimStringTok"/>
+    <w:basedOn w:val="VerbatimChar"/>
+    <w:qFormat/>
+    <w:rPr>
+      <w:rFonts w:ascii="Consolas" w:hAnsi="Consolas"/>
+      <w:color w:val="4E9A06"/>
+      <w:sz w:val="22"/>
+      <w:shd w:fill="F8F8F8" w:val="clear"/>
+    </w:rPr>
+  </w:style>
+  <w:style w:customStyle="1" w:styleId="SpecialStringTok" w:type="character">
+    <w:name w:val="SpecialStringTok"/>
+    <w:basedOn w:val="VerbatimChar"/>
+    <w:qFormat/>
+    <w:rPr>
+      <w:rFonts w:ascii="Consolas" w:hAnsi="Consolas"/>
+      <w:color w:val="4E9A06"/>
+      <w:sz w:val="22"/>
+      <w:shd w:fill="F8F8F8" w:val="clear"/>
+    </w:rPr>
+  </w:style>
+  <w:style w:customStyle="1" w:styleId="ImportTok" w:type="character">
+    <w:name w:val="ImportTok"/>
+    <w:basedOn w:val="VerbatimChar"/>
+    <w:qFormat/>
+    <w:rPr>
+      <w:rFonts w:ascii="Consolas" w:hAnsi="Consolas"/>
+      <w:sz w:val="22"/>
+      <w:shd w:fill="F8F8F8" w:val="clear"/>
+    </w:rPr>
+  </w:style>
+  <w:style w:customStyle="1" w:styleId="CommentTok" w:type="character">
+    <w:name w:val="CommentTok"/>
+    <w:basedOn w:val="VerbatimChar"/>
+    <w:qFormat/>
+    <w:rPr>
+      <w:rFonts w:ascii="Consolas" w:hAnsi="Consolas"/>
+      <w:i/>
+      <w:color w:val="8F5902"/>
+      <w:sz w:val="22"/>
+      <w:shd w:fill="F8F8F8" w:val="clear"/>
+    </w:rPr>
+  </w:style>
+  <w:style w:customStyle="1" w:styleId="DocumentationTok" w:type="character">
+    <w:name w:val="DocumentationTok"/>
+    <w:basedOn w:val="VerbatimChar"/>
+    <w:qFormat/>
+    <w:rPr>
+      <w:rFonts w:ascii="Consolas" w:hAnsi="Consolas"/>
+      <w:i/>
+      <w:color w:val="8F5902"/>
+      <w:sz w:val="22"/>
+      <w:shd w:fill="F8F8F8" w:val="clear"/>
+    </w:rPr>
+  </w:style>
+  <w:style w:customStyle="1" w:styleId="AnnotationTok" w:type="character">
+    <w:name w:val="AnnotationTok"/>
+    <w:basedOn w:val="VerbatimChar"/>
+    <w:qFormat/>
+    <w:rPr>
+      <w:rFonts w:ascii="Consolas" w:hAnsi="Consolas"/>
+      <w:i/>
+      <w:color w:val="8F5902"/>
+      <w:sz w:val="22"/>
+      <w:shd w:fill="F8F8F8" w:val="clear"/>
+    </w:rPr>
+  </w:style>
+  <w:style w:customStyle="1" w:styleId="CommentVarTok" w:type="character">
+    <w:name w:val="CommentVarTok"/>
+    <w:basedOn w:val="VerbatimChar"/>
+    <w:qFormat/>
+    <w:rPr>
+      <w:rFonts w:ascii="Consolas" w:hAnsi="Consolas"/>
+      <w:i/>
+      <w:color w:val="8F5902"/>
+      <w:sz w:val="22"/>
+      <w:shd w:fill="F8F8F8" w:val="clear"/>
+    </w:rPr>
+  </w:style>
+  <w:style w:customStyle="1" w:styleId="OtherTok" w:type="character">
+    <w:name w:val="OtherTok"/>
+    <w:basedOn w:val="VerbatimChar"/>
+    <w:qFormat/>
+    <w:rPr>
+      <w:rFonts w:ascii="Consolas" w:hAnsi="Consolas"/>
+      <w:color w:val="8F5902"/>
+      <w:sz w:val="22"/>
+      <w:shd w:fill="F8F8F8" w:val="clear"/>
+    </w:rPr>
+  </w:style>
+  <w:style w:customStyle="1" w:styleId="FunctionTok" w:type="character">
+    <w:name w:val="FunctionTok"/>
+    <w:basedOn w:val="VerbatimChar"/>
+    <w:qFormat/>
+    <w:rPr>
+      <w:rFonts w:ascii="Consolas" w:hAnsi="Consolas"/>
+      <w:color w:val="000000"/>
+      <w:sz w:val="22"/>
+      <w:shd w:fill="F8F8F8" w:val="clear"/>
+    </w:rPr>
+  </w:style>
+  <w:style w:customStyle="1" w:styleId="VariableTok" w:type="character">
+    <w:name w:val="VariableTok"/>
+    <w:basedOn w:val="VerbatimChar"/>
+    <w:qFormat/>
+    <w:rPr>
+      <w:rFonts w:ascii="Consolas" w:hAnsi="Consolas"/>
+      <w:color w:val="000000"/>
+      <w:sz w:val="22"/>
+      <w:shd w:fill="F8F8F8" w:val="clear"/>
+    </w:rPr>
+  </w:style>
+  <w:style w:customStyle="1" w:styleId="ControlFlowTok" w:type="character">
+    <w:name w:val="ControlFlowTok"/>
+    <w:basedOn w:val="VerbatimChar"/>
+    <w:qFormat/>
+    <w:rPr>
+      <w:rFonts w:ascii="Consolas" w:hAnsi="Consolas"/>
+      <w:color w:val="204A87"/>
+      <w:sz w:val="22"/>
+      <w:shd w:fill="F8F8F8" w:val="clear"/>
+    </w:rPr>
+  </w:style>
+  <w:style w:customStyle="1" w:styleId="OperatorTok" w:type="character">
+    <w:name w:val="OperatorTok"/>
+    <w:basedOn w:val="VerbatimChar"/>
+    <w:qFormat/>
+    <w:rPr>
+      <w:rFonts w:ascii="Consolas" w:hAnsi="Consolas"/>
+      <w:color w:val="CE5C00"/>
+      <w:sz w:val="22"/>
+      <w:shd w:fill="F8F8F8" w:val="clear"/>
+    </w:rPr>
+  </w:style>
+  <w:style w:customStyle="1" w:styleId="BuiltInTok" w:type="character">
+    <w:name w:val="BuiltInTok"/>
+    <w:basedOn w:val="VerbatimChar"/>
+    <w:qFormat/>
+    <w:rPr>
+      <w:rFonts w:ascii="Consolas" w:hAnsi="Consolas"/>
+      <w:sz w:val="22"/>
+      <w:shd w:fill="F8F8F8" w:val="clear"/>
+    </w:rPr>
+  </w:style>
+  <w:style w:customStyle="1" w:styleId="ExtensionTok" w:type="character">
+    <w:name w:val="ExtensionTok"/>
+    <w:basedOn w:val="VerbatimChar"/>
+    <w:qFormat/>
+    <w:rPr>
+      <w:rFonts w:ascii="Consolas" w:hAnsi="Consolas"/>
+      <w:sz w:val="22"/>
+      <w:shd w:fill="F8F8F8" w:val="clear"/>
+    </w:rPr>
+  </w:style>
+  <w:style w:customStyle="1" w:styleId="PreprocessorTok" w:type="character">
+    <w:name w:val="PreprocessorTok"/>
+    <w:basedOn w:val="VerbatimChar"/>
+    <w:qFormat/>
+    <w:rPr>
+      <w:rFonts w:ascii="Consolas" w:hAnsi="Consolas"/>
+      <w:i/>
+      <w:color w:val="8F5902"/>
+      <w:sz w:val="22"/>
+      <w:shd w:fill="F8F8F8" w:val="clear"/>
+    </w:rPr>
+  </w:style>
+  <w:style w:customStyle="1" w:styleId="AttributeTok" w:type="character">
+    <w:name w:val="AttributeTok"/>
+    <w:basedOn w:val="VerbatimChar"/>
+    <w:qFormat/>
+    <w:rPr>
+      <w:rFonts w:ascii="Consolas" w:hAnsi="Consolas"/>
+      <w:color w:val="C4A000"/>
+      <w:sz w:val="22"/>
+      <w:shd w:fill="F8F8F8" w:val="clear"/>
+    </w:rPr>
+  </w:style>
+  <w:style w:customStyle="1" w:styleId="RegionMarkerTok" w:type="character">
+    <w:name w:val="RegionMarkerTok"/>
+    <w:basedOn w:val="VerbatimChar"/>
+    <w:qFormat/>
+    <w:rPr>
+      <w:rFonts w:ascii="Consolas" w:hAnsi="Consolas"/>
+      <w:sz w:val="22"/>
+      <w:shd w:fill="F8F8F8" w:val="clear"/>
+    </w:rPr>
+  </w:style>
+  <w:style w:customStyle="1" w:styleId="InformationTok" w:type="character">
+    <w:name w:val="InformationTok"/>
+    <w:basedOn w:val="VerbatimChar"/>
+    <w:qFormat/>
+    <w:rPr>
+      <w:rFonts w:ascii="Consolas" w:hAnsi="Consolas"/>
+      <w:i/>
+      <w:color w:val="8F5902"/>
+      <w:sz w:val="22"/>
+      <w:shd w:fill="F8F8F8" w:val="clear"/>
+    </w:rPr>
+  </w:style>
+  <w:style w:customStyle="1" w:styleId="WarningTok" w:type="character">
+    <w:name w:val="WarningTok"/>
+    <w:basedOn w:val="VerbatimChar"/>
+    <w:qFormat/>
+    <w:rPr>
+      <w:rFonts w:ascii="Consolas" w:hAnsi="Consolas"/>
+      <w:i/>
+      <w:color w:val="8F5902"/>
+      <w:sz w:val="22"/>
+      <w:shd w:fill="F8F8F8" w:val="clear"/>
+    </w:rPr>
+  </w:style>
+  <w:style w:customStyle="1" w:styleId="AlertTok" w:type="character">
+    <w:name w:val="AlertTok"/>
+    <w:basedOn w:val="VerbatimChar"/>
+    <w:qFormat/>
+    <w:rPr>
+      <w:rFonts w:ascii="Consolas" w:hAnsi="Consolas"/>
+      <w:color w:val="EF2929"/>
+      <w:sz w:val="22"/>
+      <w:shd w:fill="F8F8F8" w:val="clear"/>
+    </w:rPr>
+  </w:style>
+  <w:style w:customStyle="1" w:styleId="ErrorTok" w:type="character">
+    <w:name w:val="ErrorTok"/>
+    <w:basedOn w:val="VerbatimChar"/>
+    <w:qFormat/>
+    <w:rPr>
+      <w:rFonts w:ascii="Consolas" w:hAnsi="Consolas"/>
+      <w:color w:val="A40000"/>
+      <w:sz w:val="22"/>
+      <w:shd w:fill="F8F8F8" w:val="clear"/>
+    </w:rPr>
+  </w:style>
+  <w:style w:customStyle="1" w:styleId="NormalTok" w:type="character">
+    <w:name w:val="NormalTok"/>
+    <w:basedOn w:val="VerbatimChar"/>
+    <w:qFormat/>
+    <w:rPr>
+      <w:rFonts w:ascii="Consolas" w:hAnsi="Consolas"/>
+      <w:sz w:val="22"/>
+      <w:shd w:fill="F8F8F8" w:val="clear"/>
+    </w:rPr>
+  </w:style>
+  <w:style w:customStyle="1" w:styleId="BodyTextChar" w:type="character">
+    <w:name w:val="Body Text Char"/>
+    <w:basedOn w:val="DefaultParagraphFont"/>
+    <w:link w:val="BodyText"/>
+    <w:qFormat/>
+    <w:rsid w:val="0046359f"/>
+    <w:rPr/>
+  </w:style>
+  <w:style w:styleId="ListLabel1" w:type="character">
+    <w:name w:val="ListLabel 1"/>
+    <w:qFormat/>
+    <w:rPr>
+      <w:rFonts w:cs="Courier New"/>
+    </w:rPr>
+  </w:style>
+  <w:style w:styleId="ListLabel2" w:type="character">
+    <w:name w:val="ListLabel 2"/>
+    <w:qFormat/>
+    <w:rPr>
+      <w:rFonts w:cs="Courier New"/>
+    </w:rPr>
+  </w:style>
+  <w:style w:styleId="ListLabel3" w:type="character">
+    <w:name w:val="ListLabel 3"/>
+    <w:qFormat/>
+    <w:rPr/>
+  </w:style>
+  <w:style w:styleId="ListLabel4" w:type="character">
+    <w:name w:val="ListLabel 4"/>
+    <w:qFormat/>
+    <w:rPr/>
+  </w:style>
+  <w:style w:styleId="ListLabel5" w:type="character">
+    <w:name w:val="ListLabel 5"/>
+    <w:qFormat/>
+    <w:rPr/>
+  </w:style>
+  <w:style w:styleId="ListLabel6" w:type="character">
+    <w:name w:val="ListLabel 6"/>
+    <w:qFormat/>
+    <w:rPr/>
+  </w:style>
+  <w:style w:styleId="Heading" w:type="paragraph">
+    <w:name w:val="Heading"/>
+    <w:basedOn w:val="Normal"/>
+    <w:next w:val="TextBody"/>
+    <w:qFormat/>
+    <w:pPr>
+      <w:keepNext w:val="true"/>
+      <w:spacing w:after="120" w:before="240"/>
+    </w:pPr>
+    <w:rPr>
+      <w:rFonts w:ascii="Liberation Sans" w:cs="Lohit Devanagari" w:eastAsia="AR PL SungtiL GB" w:hAnsi="Liberation Sans"/>
+      <w:sz w:val="28"/>
+      <w:szCs w:val="28"/>
+    </w:rPr>
+  </w:style>
+  <w:style w:styleId="TextBody" w:type="paragraph">
+    <w:name w:val="Body Text"/>
+    <w:basedOn w:val="Normal"/>
+    <w:link w:val="BodyTextChar"/>
+    <w:qFormat/>
+    <w:pPr>
+      <w:spacing w:after="180" w:before="180"/>
+      <w:jc w:val="both"/>
+    </w:pPr>
+    <w:rPr>
+      <w:rFonts w:ascii="Palatino" w:hAnsi="Palatino"/>
+    </w:rPr>
+  </w:style>
+  <w:style w:styleId="List" w:type="paragraph">
+    <w:name w:val="List"/>
+    <w:basedOn w:val="TextBody"/>
+    <w:pPr/>
+    <w:rPr>
+      <w:rFonts w:cs="Lohit Devanagari"/>
+    </w:rPr>
+  </w:style>
+  <w:style w:styleId="Caption" w:type="paragraph">
+    <w:name w:val="Caption"/>
+    <w:basedOn w:val="Normal"/>
+    <w:qFormat/>
+    <w:pPr>
+      <w:suppressLineNumbers/>
+      <w:spacing w:after="120" w:before="120"/>
+    </w:pPr>
+    <w:rPr>
+      <w:rFonts w:cs="Lohit Devanagari"/>
+      <w:i/>
+      <w:iCs/>
+      <w:sz w:val="24"/>
+      <w:szCs w:val="24"/>
+    </w:rPr>
+  </w:style>
+  <w:style w:styleId="Index" w:type="paragraph">
+    <w:name w:val="Index"/>
+    <w:basedOn w:val="Normal"/>
+    <w:qFormat/>
+    <w:pPr>
+      <w:suppressLineNumbers/>
+    </w:pPr>
+    <w:rPr>
+      <w:rFonts w:cs="Lohit Devanagari"/>
+    </w:rPr>
+  </w:style>
+  <w:style w:customStyle="1" w:styleId="FirstParagraph" w:type="paragraph">
+    <w:name w:val="First Paragraph"/>
+    <w:basedOn w:val="TextBody"/>
+    <w:qFormat/>
+    <w:rsid w:val="008959bb"/>
+    <w:pPr>
+      <w:jc w:val="both"/>
+    </w:pPr>
+    <w:rPr>
+      <w:rFonts w:ascii="Palatino" w:hAnsi="Palatino"/>
+    </w:rPr>
+  </w:style>
+  <w:style w:customStyle="1" w:styleId="Compact" w:type="paragraph">
+    <w:name w:val="Compact"/>
+    <w:basedOn w:val="TextBody"/>
+    <w:qFormat/>
+    <w:pPr>
+      <w:spacing w:after="36" w:before="36"/>
+    </w:pPr>
+    <w:rPr/>
+  </w:style>
+  <w:style w:styleId="Title" w:type="paragraph">
+    <w:name w:val="Title"/>
+    <w:basedOn w:val="Normal"/>
+    <w:qFormat/>
+    <w:rsid w:val="002e505d"/>
+    <w:pPr>
+      <w:keepNext w:val="true"/>
+      <w:keepLines/>
+      <w:spacing w:after="240" w:before="480"/>
+      <w:jc w:val="center"/>
+    </w:pPr>
+    <w:rPr>
+      <w:rFonts w:ascii="Palatino" w:cs="" w:cstheme="majorBidi" w:eastAsia="" w:eastAsiaTheme="majorEastAsia" w:hAnsi="Palatino"/>
+      <w:bCs/>
+      <w:color w:themeColor="text1" w:val="000000"/>
+      <w:sz w:val="36"/>
+      <w:szCs w:val="36"/>
+    </w:rPr>
+  </w:style>
+  <w:style w:styleId="Subtitle" w:type="paragraph">
+    <w:name w:val="Subtitle"/>
+    <w:basedOn w:val="Title"/>
+    <w:qFormat/>
+    <w:pPr>
+      <w:spacing w:after="240" w:before="240"/>
+    </w:pPr>
+    <w:rPr>
+      <w:sz w:val="30"/>
+      <w:szCs w:val="30"/>
+    </w:rPr>
+  </w:style>
+  <w:style w:customStyle="1" w:styleId="Author" w:type="paragraph">
+    <w:name w:val="Author"/>
+    <w:qFormat/>
+    <w:pPr>
+      <w:keepNext w:val="true"/>
+      <w:keepLines/>
+      <w:widowControl/>
+      <w:bidi w:val="0"/>
+      <w:jc w:val="center"/>
+    </w:pPr>
+    <w:rPr>
+      <w:rFonts w:ascii="Cambria" w:asciiTheme="minorHAnsi" w:cs="" w:cstheme="minorBidi" w:eastAsia="Cambria" w:eastAsiaTheme="minorHAnsi" w:hAnsi="Cambria" w:hAnsiTheme="minorHAnsi"/>
+      <w:color w:val="auto"/>
+      <w:kern w:val="0"/>
+      <w:sz w:val="24"/>
+      <w:szCs w:val="24"/>
+      <w:lang w:bidi="ar-SA" w:eastAsia="en-US" w:val="en-US"/>
+    </w:rPr>
+  </w:style>
+  <w:style w:styleId="Date" w:type="paragraph">
+    <w:name w:val="Date"/>
+    <w:qFormat/>
+    <w:pPr>
+      <w:keepNext w:val="true"/>
+      <w:keepLines/>
+      <w:widowControl/>
+      <w:bidi w:val="0"/>
+      <w:jc w:val="center"/>
+    </w:pPr>
+    <w:rPr>
+      <w:rFonts w:ascii="Cambria" w:asciiTheme="minorHAnsi" w:cs="" w:cstheme="minorBidi" w:eastAsia="Cambria" w:eastAsiaTheme="minorHAnsi" w:hAnsi="Cambria" w:hAnsiTheme="minorHAnsi"/>
+      <w:color w:val="auto"/>
+      <w:kern w:val="0"/>
+      <w:sz w:val="24"/>
+      <w:szCs w:val="24"/>
+      <w:lang w:bidi="ar-SA" w:eastAsia="en-US" w:val="en-US"/>
+    </w:rPr>
+  </w:style>
+  <w:style w:customStyle="1" w:styleId="Abstract" w:type="paragraph">
+    <w:name w:val="Abstract"/>
+    <w:basedOn w:val="Normal"/>
+    <w:qFormat/>
+    <w:pPr>
+      <w:keepNext w:val="true"/>
+      <w:keepLines/>
+      <w:spacing w:after="300" w:before="300"/>
+    </w:pPr>
+    <w:rPr>
+      <w:sz w:val="20"/>
+      <w:szCs w:val="20"/>
+    </w:rPr>
+  </w:style>
+  <w:style w:styleId="Bibliography" w:type="paragraph">
+    <w:name w:val="Bibliography"/>
+    <w:basedOn w:val="Normal"/>
+    <w:qFormat/>
+    <w:pPr/>
+    <w:rPr/>
+  </w:style>
+  <w:style w:styleId="BlockText" w:type="paragraph">
+    <w:name w:val="Block Text"/>
+    <w:basedOn w:val="TextBody"/>
+    <w:uiPriority w:val="9"/>
+    <w:unhideWhenUsed/>
+    <w:qFormat/>
+    <w:pPr>
+      <w:spacing w:after="100" w:before="100"/>
+    </w:pPr>
+    <w:rPr>
+      <w:rFonts w:ascii="Calibri" w:asciiTheme="majorHAnsi" w:cs="" w:cstheme="majorBidi" w:eastAsia="" w:eastAsiaTheme="majorEastAsia" w:hAnsi="Calibri" w:hAnsiTheme="majorHAnsi"/>
+      <w:bCs/>
+      <w:sz w:val="20"/>
+      <w:szCs w:val="20"/>
+    </w:rPr>
+  </w:style>
+  <w:style w:styleId="Footnote" w:type="paragraph">
+    <w:name w:val="Footnote Text"/>
+    <w:basedOn w:val="Normal"/>
+    <w:uiPriority w:val="9"/>
+    <w:unhideWhenUsed/>
+    <w:qFormat/>
+    <w:pPr/>
+    <w:rPr/>
+  </w:style>
+  <w:style w:customStyle="1" w:styleId="DefinitionTerm" w:type="paragraph">
+    <w:name w:val="Definition Term"/>
+    <w:basedOn w:val="Normal"/>
+    <w:qFormat/>
+    <w:pPr>
+      <w:keepNext w:val="true"/>
+      <w:keepLines/>
+      <w:spacing w:after="0" w:before="0"/>
+    </w:pPr>
+    <w:rPr>
+      <w:b/>
+    </w:rPr>
+  </w:style>
+  <w:style w:customStyle="1" w:styleId="Definition" w:type="paragraph">
+    <w:name w:val="Definition"/>
+    <w:basedOn w:val="Normal"/>
+    <w:qFormat/>
+    <w:pPr/>
+    <w:rPr/>
+  </w:style>
+  <w:style w:styleId="Caption1" w:type="paragraph">
+    <w:name w:val="caption"/>
+    <w:basedOn w:val="Normal"/>
+    <w:link w:val="CaptionChar"/>
+    <w:qFormat/>
+    <w:pPr>
+      <w:spacing w:after="120" w:before="0"/>
+    </w:pPr>
+    <w:rPr>
+      <w:i/>
+    </w:rPr>
+  </w:style>
+  <w:style w:customStyle="1" w:styleId="TableCaption" w:type="paragraph">
+    <w:name w:val="Table Caption"/>
+    <w:basedOn w:val="Caption1"/>
+    <w:qFormat/>
+    <w:pPr>
+      <w:keepNext w:val="true"/>
+    </w:pPr>
+    <w:rPr/>
+  </w:style>
+  <w:style w:customStyle="1" w:styleId="ImageCaption" w:type="paragraph">
+    <w:name w:val="Image Caption"/>
+    <w:basedOn w:val="Caption1"/>
+    <w:qFormat/>
+    <w:pPr/>
+    <w:rPr/>
+  </w:style>
+  <w:style w:customStyle="1" w:styleId="Figure" w:type="paragraph">
+    <w:name w:val="Figure"/>
+    <w:basedOn w:val="Normal"/>
+    <w:qFormat/>
+    <w:pPr/>
+    <w:rPr/>
+  </w:style>
+  <w:style w:customStyle="1" w:styleId="FigurewithCaption" w:type="paragraph">
+    <w:name w:val="Figure with Caption"/>
+    <w:basedOn w:val="Figure"/>
+    <w:qFormat/>
+    <w:pPr>
+      <w:keepNext w:val="true"/>
+    </w:pPr>
+    <w:rPr/>
+  </w:style>
+  <w:style w:styleId="TOCHeading" w:type="paragraph">
+    <w:name w:val="TOC Heading"/>
+    <w:basedOn w:val="Heading1"/>
+    <w:uiPriority w:val="39"/>
+    <w:unhideWhenUsed/>
+    <w:qFormat/>
+    <w:pPr>
+      <w:spacing w:after="0" w:before="240" w:line="259" w:lineRule="auto"/>
+    </w:pPr>
+    <w:rPr>
+      <w:b w:val="false"/>
+      <w:bCs w:val="false"/>
+      <w:color w:themeColor="accent1" w:themeShade="bf" w:val="365F91"/>
+    </w:rPr>
+  </w:style>
+  <w:style w:customStyle="1" w:styleId="SourceCode" w:type="paragraph">
+    <w:name w:val="Source Code"/>
+    <w:basedOn w:val="Normal"/>
+    <w:link w:val="VerbatimChar"/>
+    <w:qFormat/>
+    <w:pPr>
+      <w:shd w:color="auto" w:fill="F8F8F8" w:val="clear"/>
+    </w:pPr>
+    <w:rPr/>
+  </w:style>
+  <w:style w:customStyle="1" w:styleId="Style11" w:type="paragraph">
+    <w:name w:val="Style1"/>
+    <w:basedOn w:val="Title"/>
+    <w:qFormat/>
+    <w:rsid w:val="0046359f"/>
+    <w:pPr/>
+    <w:rPr>
+      <w:rFonts w:ascii="Palatino Linotype" w:hAnsi="Palatino Linotype"/>
+    </w:rPr>
+  </w:style>
+  <w:style w:customStyle="1" w:styleId="Stevetitle" w:type="paragraph">
+    <w:name w:val="steve-title"/>
+    <w:basedOn w:val="Title"/>
+    <w:qFormat/>
+    <w:rsid w:val="00263d8e"/>
+    <w:pPr/>
+    <w:rPr>
+      <w:b/>
+      <w:i/>
+    </w:rPr>
+  </w:style>
+  <w:style w:default="1" w:styleId="NoList" w:type="numbering">
+    <w:name w:val="No List"/>
+    <w:uiPriority w:val="99"/>
+    <w:semiHidden/>
+    <w:unhideWhenUsed/>
+    <w:qFormat/>
+  </w:style>
+  <w:style w:default="1" w:styleId="TableNormal" w:type="table">
     <w:name w:val="Normal Table"/>
     <w:uiPriority w:val="99"/>
     <w:semiHidden/>
@@ -1587,668 +2223,6 @@
         <w:right w:type="dxa" w:w="108"/>
       </w:tblCellMar>
     </w:tblPr>
-  </w:style>
-  <w:style w:default="1" w:styleId="Semlista" w:type="numbering">
-    <w:name w:val="No List"/>
-    <w:uiPriority w:val="99"/>
-    <w:semiHidden/>
-    <w:unhideWhenUsed/>
-  </w:style>
-  <w:style w:styleId="Corpodetexto" w:type="paragraph">
-    <w:name w:val="Body Text"/>
-    <w:basedOn w:val="Normal"/>
-    <w:qFormat/>
-    <w:pPr>
-      <w:spacing w:after="180" w:before="180"/>
-    </w:pPr>
-  </w:style>
-  <w:style w:customStyle="1" w:styleId="FirstParagraph" w:type="paragraph">
-    <w:name w:val="First Paragraph"/>
-    <w:basedOn w:val="Corpodetexto"/>
-    <w:next w:val="Corpodetexto"/>
-    <w:qFormat/>
-  </w:style>
-  <w:style w:customStyle="1" w:styleId="Compact" w:type="paragraph">
-    <w:name w:val="Compact"/>
-    <w:basedOn w:val="Corpodetexto"/>
-    <w:qFormat/>
-    <w:pPr>
-      <w:spacing w:after="36" w:before="36"/>
-    </w:pPr>
-  </w:style>
-  <w:style w:styleId="Ttulo" w:type="paragraph">
-    <w:name w:val="Title"/>
-    <w:basedOn w:val="Normal"/>
-    <w:next w:val="Corpodetexto"/>
-    <w:link w:val="TtuloChar"/>
-    <w:uiPriority w:val="10"/>
-    <w:qFormat/>
-    <w:rsid w:val="00A10FD9"/>
-    <w:pPr>
-      <w:spacing w:after="80"/>
-      <w:contextualSpacing/>
-      <w:jc w:val="center"/>
-    </w:pPr>
-    <w:rPr>
-      <w:rFonts w:asciiTheme="majorHAnsi" w:cstheme="majorBidi" w:eastAsiaTheme="majorEastAsia" w:hAnsiTheme="majorHAnsi"/>
-      <w:spacing w:val="-10"/>
-      <w:kern w:val="28"/>
-      <w:sz w:val="56"/>
-      <w:szCs w:val="56"/>
-    </w:rPr>
-  </w:style>
-  <w:style w:customStyle="1" w:styleId="TtuloChar" w:type="character">
-    <w:name w:val="Título Char"/>
-    <w:basedOn w:val="Fontepargpadro"/>
-    <w:link w:val="Ttulo"/>
-    <w:uiPriority w:val="10"/>
-    <w:rsid w:val="00A10FD9"/>
-    <w:rPr>
-      <w:rFonts w:asciiTheme="majorHAnsi" w:cstheme="majorBidi" w:eastAsiaTheme="majorEastAsia" w:hAnsiTheme="majorHAnsi"/>
-      <w:spacing w:val="-10"/>
-      <w:kern w:val="28"/>
-      <w:sz w:val="56"/>
-      <w:szCs w:val="56"/>
-    </w:rPr>
-  </w:style>
-  <w:style w:styleId="Subttulo" w:type="paragraph">
-    <w:name w:val="Subtitle"/>
-    <w:basedOn w:val="Normal"/>
-    <w:next w:val="Corpodetexto"/>
-    <w:link w:val="SubttuloChar"/>
-    <w:uiPriority w:val="11"/>
-    <w:qFormat/>
-    <w:rsid w:val="00A10FD9"/>
-    <w:pPr>
-      <w:numPr>
-        <w:ilvl w:val="1"/>
-      </w:numPr>
-    </w:pPr>
-    <w:rPr>
-      <w:rFonts w:cstheme="majorBidi" w:eastAsiaTheme="majorEastAsia"/>
-      <w:color w:themeColor="text1" w:themeTint="A6" w:val="595959"/>
-      <w:spacing w:val="15"/>
-      <w:sz w:val="28"/>
-      <w:szCs w:val="28"/>
-    </w:rPr>
-  </w:style>
-  <w:style w:customStyle="1" w:styleId="SubttuloChar" w:type="character">
-    <w:name w:val="Subtítulo Char"/>
-    <w:basedOn w:val="Fontepargpadro"/>
-    <w:link w:val="Subttulo"/>
-    <w:uiPriority w:val="11"/>
-    <w:rsid w:val="00A10FD9"/>
-    <w:rPr>
-      <w:rFonts w:cstheme="majorBidi" w:eastAsiaTheme="majorEastAsia"/>
-      <w:color w:themeColor="text1" w:themeTint="A6" w:val="595959"/>
-      <w:spacing w:val="15"/>
-      <w:sz w:val="28"/>
-      <w:szCs w:val="28"/>
-    </w:rPr>
-  </w:style>
-  <w:style w:customStyle="1" w:styleId="Author" w:type="paragraph">
-    <w:name w:val="Author"/>
-    <w:next w:val="Corpodetexto"/>
-    <w:qFormat/>
-    <w:pPr>
-      <w:keepNext/>
-      <w:keepLines/>
-      <w:jc w:val="center"/>
-    </w:pPr>
-  </w:style>
-  <w:style w:styleId="Data" w:type="paragraph">
-    <w:name w:val="Date"/>
-    <w:next w:val="Corpodetexto"/>
-    <w:qFormat/>
-    <w:pPr>
-      <w:keepNext/>
-      <w:keepLines/>
-      <w:jc w:val="center"/>
-    </w:pPr>
-  </w:style>
-  <w:style w:customStyle="1" w:styleId="AbstractTitle" w:type="paragraph">
-    <w:name w:val="Abstract Title"/>
-    <w:basedOn w:val="Normal"/>
-    <w:next w:val="Abstract"/>
-    <w:qFormat/>
-    <w:pPr>
-      <w:keepNext/>
-      <w:keepLines/>
-      <w:spacing w:after="0" w:before="300"/>
-      <w:jc w:val="center"/>
-    </w:pPr>
-    <w:rPr>
-      <w:b/>
-      <w:color w:val="345A8A"/>
-      <w:sz w:val="20"/>
-      <w:szCs w:val="20"/>
-    </w:rPr>
-  </w:style>
-  <w:style w:customStyle="1" w:styleId="Abstract" w:type="paragraph">
-    <w:name w:val="Abstract"/>
-    <w:basedOn w:val="Normal"/>
-    <w:next w:val="Corpodetexto"/>
-    <w:qFormat/>
-    <w:pPr>
-      <w:keepNext/>
-      <w:keepLines/>
-      <w:spacing w:after="300" w:before="100"/>
-    </w:pPr>
-    <w:rPr>
-      <w:sz w:val="20"/>
-      <w:szCs w:val="20"/>
-    </w:rPr>
-  </w:style>
-  <w:style w:styleId="Bibliografia" w:type="paragraph">
-    <w:name w:val="Bibliography"/>
-    <w:basedOn w:val="Normal"/>
-    <w:qFormat/>
-  </w:style>
-  <w:style w:customStyle="1" w:styleId="Ttulo1Char" w:type="character">
-    <w:name w:val="Título 1 Char"/>
-    <w:basedOn w:val="Fontepargpadro"/>
-    <w:link w:val="Ttulo1"/>
-    <w:uiPriority w:val="9"/>
-    <w:rsid w:val="00A10FD9"/>
-    <w:rPr>
-      <w:rFonts w:asciiTheme="majorHAnsi" w:cstheme="majorBidi" w:eastAsiaTheme="majorEastAsia" w:hAnsiTheme="majorHAnsi"/>
-      <w:color w:themeColor="accent1" w:themeShade="BF" w:val="0F4761"/>
-      <w:sz w:val="40"/>
-      <w:szCs w:val="40"/>
-    </w:rPr>
-  </w:style>
-  <w:style w:customStyle="1" w:styleId="Ttulo2Char" w:type="character">
-    <w:name w:val="Título 2 Char"/>
-    <w:basedOn w:val="Fontepargpadro"/>
-    <w:link w:val="Ttulo2"/>
-    <w:uiPriority w:val="9"/>
-    <w:semiHidden/>
-    <w:rsid w:val="00A10FD9"/>
-    <w:rPr>
-      <w:rFonts w:asciiTheme="majorHAnsi" w:cstheme="majorBidi" w:eastAsiaTheme="majorEastAsia" w:hAnsiTheme="majorHAnsi"/>
-      <w:color w:themeColor="accent1" w:themeShade="BF" w:val="0F4761"/>
-      <w:sz w:val="32"/>
-      <w:szCs w:val="32"/>
-    </w:rPr>
-  </w:style>
-  <w:style w:customStyle="1" w:styleId="Ttulo3Char" w:type="character">
-    <w:name w:val="Título 3 Char"/>
-    <w:basedOn w:val="Fontepargpadro"/>
-    <w:link w:val="Ttulo3"/>
-    <w:uiPriority w:val="9"/>
-    <w:semiHidden/>
-    <w:rsid w:val="00A10FD9"/>
-    <w:rPr>
-      <w:rFonts w:cstheme="majorBidi" w:eastAsiaTheme="majorEastAsia"/>
-      <w:color w:themeColor="accent1" w:themeShade="BF" w:val="0F4761"/>
-      <w:sz w:val="28"/>
-      <w:szCs w:val="28"/>
-    </w:rPr>
-  </w:style>
-  <w:style w:customStyle="1" w:styleId="Ttulo4Char" w:type="character">
-    <w:name w:val="Título 4 Char"/>
-    <w:basedOn w:val="Fontepargpadro"/>
-    <w:link w:val="Ttulo4"/>
-    <w:uiPriority w:val="9"/>
-    <w:semiHidden/>
-    <w:rsid w:val="00A10FD9"/>
-    <w:rPr>
-      <w:rFonts w:cstheme="majorBidi" w:eastAsiaTheme="majorEastAsia"/>
-      <w:i/>
-      <w:iCs/>
-      <w:color w:themeColor="accent1" w:themeShade="BF" w:val="0F4761"/>
-    </w:rPr>
-  </w:style>
-  <w:style w:customStyle="1" w:styleId="Ttulo5Char" w:type="character">
-    <w:name w:val="Título 5 Char"/>
-    <w:basedOn w:val="Fontepargpadro"/>
-    <w:link w:val="Ttulo5"/>
-    <w:uiPriority w:val="9"/>
-    <w:semiHidden/>
-    <w:rsid w:val="00A10FD9"/>
-    <w:rPr>
-      <w:rFonts w:cstheme="majorBidi" w:eastAsiaTheme="majorEastAsia"/>
-      <w:color w:themeColor="accent1" w:themeShade="BF" w:val="0F4761"/>
-    </w:rPr>
-  </w:style>
-  <w:style w:customStyle="1" w:styleId="Ttulo6Char" w:type="character">
-    <w:name w:val="Título 6 Char"/>
-    <w:basedOn w:val="Fontepargpadro"/>
-    <w:link w:val="Ttulo6"/>
-    <w:uiPriority w:val="9"/>
-    <w:semiHidden/>
-    <w:rsid w:val="00A10FD9"/>
-    <w:rPr>
-      <w:rFonts w:cstheme="majorBidi" w:eastAsiaTheme="majorEastAsia"/>
-      <w:i/>
-      <w:iCs/>
-      <w:color w:themeColor="text1" w:themeTint="A6" w:val="595959"/>
-    </w:rPr>
-  </w:style>
-  <w:style w:customStyle="1" w:styleId="Ttulo7Char" w:type="character">
-    <w:name w:val="Título 7 Char"/>
-    <w:basedOn w:val="Fontepargpadro"/>
-    <w:link w:val="Ttulo7"/>
-    <w:uiPriority w:val="9"/>
-    <w:semiHidden/>
-    <w:rsid w:val="00A10FD9"/>
-    <w:rPr>
-      <w:rFonts w:cstheme="majorBidi" w:eastAsiaTheme="majorEastAsia"/>
-      <w:color w:themeColor="text1" w:themeTint="A6" w:val="595959"/>
-    </w:rPr>
-  </w:style>
-  <w:style w:customStyle="1" w:styleId="Ttulo8Char" w:type="character">
-    <w:name w:val="Título 8 Char"/>
-    <w:basedOn w:val="Fontepargpadro"/>
-    <w:link w:val="Ttulo8"/>
-    <w:uiPriority w:val="9"/>
-    <w:semiHidden/>
-    <w:rsid w:val="00A10FD9"/>
-    <w:rPr>
-      <w:rFonts w:cstheme="majorBidi" w:eastAsiaTheme="majorEastAsia"/>
-      <w:i/>
-      <w:iCs/>
-      <w:color w:themeColor="text1" w:themeTint="D8" w:val="272727"/>
-    </w:rPr>
-  </w:style>
-  <w:style w:customStyle="1" w:styleId="Ttulo9Char" w:type="character">
-    <w:name w:val="Título 9 Char"/>
-    <w:basedOn w:val="Fontepargpadro"/>
-    <w:link w:val="Ttulo9"/>
-    <w:uiPriority w:val="9"/>
-    <w:semiHidden/>
-    <w:rsid w:val="00A10FD9"/>
-    <w:rPr>
-      <w:rFonts w:cstheme="majorBidi" w:eastAsiaTheme="majorEastAsia"/>
-      <w:color w:themeColor="text1" w:themeTint="D8" w:val="272727"/>
-    </w:rPr>
-  </w:style>
-  <w:style w:styleId="Textoembloco" w:type="paragraph">
-    <w:name w:val="Block Text"/>
-    <w:basedOn w:val="Corpodetexto"/>
-    <w:next w:val="Corpodetexto"/>
-    <w:uiPriority w:val="9"/>
-    <w:unhideWhenUsed/>
-    <w:qFormat/>
-    <w:pPr>
-      <w:spacing w:after="100" w:before="100"/>
-      <w:ind w:left="480" w:right="480"/>
-    </w:pPr>
-  </w:style>
-  <w:style w:styleId="Textodenotaderodap" w:type="paragraph">
-    <w:name w:val="footnote text"/>
-    <w:basedOn w:val="Normal"/>
-    <w:uiPriority w:val="9"/>
-    <w:unhideWhenUsed/>
-    <w:qFormat/>
-  </w:style>
-  <w:style w:customStyle="1" w:styleId="FootnoteBlockText" w:type="paragraph">
-    <w:name w:val="Footnote Block Text"/>
-    <w:basedOn w:val="Textodenotaderodap"/>
-    <w:next w:val="Textodenotaderodap"/>
-    <w:uiPriority w:val="9"/>
-    <w:unhideWhenUsed/>
-    <w:qFormat/>
-    <w:pPr>
-      <w:spacing w:after="100" w:before="100"/>
-      <w:ind w:left="480" w:right="480"/>
-    </w:pPr>
-  </w:style>
-  <w:style w:customStyle="1" w:styleId="Table" w:type="table">
-    <w:name w:val="Table"/>
-    <w:semiHidden/>
-    <w:unhideWhenUsed/>
-    <w:qFormat/>
-    <w:tblPr>
-      <w:tblInd w:type="dxa" w:w="0"/>
-      <w:tblCellMar>
-        <w:top w:type="dxa" w:w="0"/>
-        <w:left w:type="dxa" w:w="108"/>
-        <w:bottom w:type="dxa" w:w="0"/>
-        <w:right w:type="dxa" w:w="108"/>
-      </w:tblCellMar>
-    </w:tblPr>
-    <w:tblStylePr w:type="firstRow">
-      <w:tblPr>
-        <w:jc w:val="left"/>
-      </w:tblPr>
-      <w:trPr>
-        <w:jc w:val="left"/>
-      </w:trPr>
-      <w:tcPr>
-        <w:tcBorders>
-          <w:bottom w:color="auto" w:space="0" w:sz="0" w:val="single"/>
-        </w:tcBorders>
-        <w:vAlign w:val="bottom"/>
-      </w:tcPr>
-    </w:tblStylePr>
-  </w:style>
-  <w:style w:customStyle="1" w:styleId="DefinitionTerm" w:type="paragraph">
-    <w:name w:val="Definition Term"/>
-    <w:basedOn w:val="Normal"/>
-    <w:next w:val="Definition"/>
-    <w:pPr>
-      <w:keepNext/>
-      <w:keepLines/>
-      <w:spacing w:after="0"/>
-    </w:pPr>
-    <w:rPr>
-      <w:b/>
-    </w:rPr>
-  </w:style>
-  <w:style w:customStyle="1" w:styleId="Definition" w:type="paragraph">
-    <w:name w:val="Definition"/>
-    <w:basedOn w:val="Normal"/>
-  </w:style>
-  <w:style w:styleId="Legenda" w:type="paragraph">
-    <w:name w:val="caption"/>
-    <w:basedOn w:val="Normal"/>
-    <w:link w:val="LegendaChar"/>
-    <w:pPr>
-      <w:spacing w:after="120"/>
-    </w:pPr>
-    <w:rPr>
-      <w:i/>
-    </w:rPr>
-  </w:style>
-  <w:style w:customStyle="1" w:styleId="TableCaption" w:type="paragraph">
-    <w:name w:val="Table Caption"/>
-    <w:basedOn w:val="Legenda"/>
-    <w:pPr>
-      <w:keepNext/>
-    </w:pPr>
-  </w:style>
-  <w:style w:customStyle="1" w:styleId="ImageCaption" w:type="paragraph">
-    <w:name w:val="Image Caption"/>
-    <w:basedOn w:val="Legenda"/>
-  </w:style>
-  <w:style w:customStyle="1" w:styleId="Figure" w:type="paragraph">
-    <w:name w:val="Figure"/>
-    <w:basedOn w:val="Normal"/>
-  </w:style>
-  <w:style w:customStyle="1" w:styleId="CaptionedFigure" w:type="paragraph">
-    <w:name w:val="Captioned Figure"/>
-    <w:basedOn w:val="Figure"/>
-    <w:pPr>
-      <w:keepNext/>
-    </w:pPr>
-  </w:style>
-  <w:style w:customStyle="1" w:styleId="LegendaChar" w:type="character">
-    <w:name w:val="Legenda Char"/>
-    <w:basedOn w:val="Fontepargpadro"/>
-    <w:link w:val="Legenda"/>
-  </w:style>
-  <w:style w:customStyle="1" w:styleId="VerbatimChar" w:type="character">
-    <w:name w:val="Verbatim Char"/>
-    <w:basedOn w:val="LegendaChar"/>
-    <w:rPr>
-      <w:rFonts w:ascii="Consolas" w:hAnsi="Consolas"/>
-      <w:sz w:val="22"/>
-    </w:rPr>
-  </w:style>
-  <w:style w:customStyle="1" w:styleId="SectionNumber" w:type="character">
-    <w:name w:val="Section Number"/>
-    <w:basedOn w:val="LegendaChar"/>
-  </w:style>
-  <w:style w:styleId="Refdenotaderodap" w:type="character">
-    <w:name w:val="footnote reference"/>
-    <w:basedOn w:val="LegendaChar"/>
-    <w:rPr>
-      <w:vertAlign w:val="superscript"/>
-    </w:rPr>
-  </w:style>
-  <w:style w:styleId="Hyperlink" w:type="character">
-    <w:name w:val="Hyperlink"/>
-    <w:basedOn w:val="LegendaChar"/>
-    <w:rPr>
-      <w:color w:themeColor="accent1" w:val="156082"/>
-    </w:rPr>
-  </w:style>
-  <w:style w:styleId="CabealhodoSumrio" w:type="paragraph">
-    <w:name w:val="TOC Heading"/>
-    <w:basedOn w:val="Ttulo1"/>
-    <w:next w:val="Corpodetexto"/>
-    <w:uiPriority w:val="39"/>
-    <w:unhideWhenUsed/>
-    <w:qFormat/>
-    <w:pPr>
-      <w:spacing w:before="240" w:line="259" w:lineRule="auto"/>
-      <w:outlineLvl w:val="9"/>
-    </w:pPr>
-  </w:style>
-  <w:style w:type="paragraph" w:customStyle="1" w:styleId="SourceCode">
-    <w:name w:val="Source Code"/>
-    <w:basedOn w:val="Normal"/>
-    <w:link w:val="VerbatimChar"/>
-    <w:pPr>
-      <w:wordWrap w:val="off"/>
-    </w:pPr>
-  </w:style>
-  <w:style w:type="character" w:customStyle="1" w:styleId="KeywordTok">
-    <w:name w:val="KeywordTok"/>
-    <w:basedOn w:val="VerbatimChar"/>
-    <w:rPr>
-      <w:b/>
-      <w:color w:val="007020"/>
-    </w:rPr>
-  </w:style>
-  <w:style w:type="character" w:customStyle="1" w:styleId="DataTypeTok">
-    <w:name w:val="DataTypeTok"/>
-    <w:basedOn w:val="VerbatimChar"/>
-    <w:rPr>
-      <w:color w:val="902000"/>
-    </w:rPr>
-  </w:style>
-  <w:style w:type="character" w:customStyle="1" w:styleId="DecValTok">
-    <w:name w:val="DecValTok"/>
-    <w:basedOn w:val="VerbatimChar"/>
-    <w:rPr>
-      <w:color w:val="40a070"/>
-    </w:rPr>
-  </w:style>
-  <w:style w:type="character" w:customStyle="1" w:styleId="BaseNTok">
-    <w:name w:val="BaseNTok"/>
-    <w:basedOn w:val="VerbatimChar"/>
-    <w:rPr>
-      <w:color w:val="40a070"/>
-    </w:rPr>
-  </w:style>
-  <w:style w:type="character" w:customStyle="1" w:styleId="FloatTok">
-    <w:name w:val="FloatTok"/>
-    <w:basedOn w:val="VerbatimChar"/>
-    <w:rPr>
-      <w:color w:val="40a070"/>
-    </w:rPr>
-  </w:style>
-  <w:style w:type="character" w:customStyle="1" w:styleId="ConstantTok">
-    <w:name w:val="ConstantTok"/>
-    <w:basedOn w:val="VerbatimChar"/>
-    <w:rPr>
-      <w:color w:val="880000"/>
-    </w:rPr>
-  </w:style>
-  <w:style w:type="character" w:customStyle="1" w:styleId="CharTok">
-    <w:name w:val="CharTok"/>
-    <w:basedOn w:val="VerbatimChar"/>
-    <w:rPr>
-      <w:color w:val="4070a0"/>
-    </w:rPr>
-  </w:style>
-  <w:style w:type="character" w:customStyle="1" w:styleId="SpecialCharTok">
-    <w:name w:val="SpecialCharTok"/>
-    <w:basedOn w:val="VerbatimChar"/>
-    <w:rPr>
-      <w:color w:val="4070a0"/>
-    </w:rPr>
-  </w:style>
-  <w:style w:type="character" w:customStyle="1" w:styleId="StringTok">
-    <w:name w:val="StringTok"/>
-    <w:basedOn w:val="VerbatimChar"/>
-    <w:rPr>
-      <w:color w:val="4070a0"/>
-    </w:rPr>
-  </w:style>
-  <w:style w:type="character" w:customStyle="1" w:styleId="VerbatimStringTok">
-    <w:name w:val="VerbatimStringTok"/>
-    <w:basedOn w:val="VerbatimChar"/>
-    <w:rPr>
-      <w:color w:val="4070a0"/>
-    </w:rPr>
-  </w:style>
-  <w:style w:type="character" w:customStyle="1" w:styleId="SpecialStringTok">
-    <w:name w:val="SpecialStringTok"/>
-    <w:basedOn w:val="VerbatimChar"/>
-    <w:rPr>
-      <w:color w:val="bb6688"/>
-    </w:rPr>
-  </w:style>
-  <w:style w:type="character" w:customStyle="1" w:styleId="ImportTok">
-    <w:name w:val="ImportTok"/>
-    <w:basedOn w:val="VerbatimChar"/>
-    <w:rPr>
-      <w:b/>
-      <w:color w:val="008000"/>
-    </w:rPr>
-  </w:style>
-  <w:style w:type="character" w:customStyle="1" w:styleId="CommentTok">
-    <w:name w:val="CommentTok"/>
-    <w:basedOn w:val="VerbatimChar"/>
-    <w:rPr>
-      <w:i/>
-      <w:color w:val="60a0b0"/>
-    </w:rPr>
-  </w:style>
-  <w:style w:type="character" w:customStyle="1" w:styleId="DocumentationTok">
-    <w:name w:val="DocumentationTok"/>
-    <w:basedOn w:val="VerbatimChar"/>
-    <w:rPr>
-      <w:i/>
-      <w:color w:val="ba2121"/>
-    </w:rPr>
-  </w:style>
-  <w:style w:type="character" w:customStyle="1" w:styleId="AnnotationTok">
-    <w:name w:val="AnnotationTok"/>
-    <w:basedOn w:val="VerbatimChar"/>
-    <w:rPr>
-      <w:b/>
-      <w:i/>
-      <w:color w:val="60a0b0"/>
-    </w:rPr>
-  </w:style>
-  <w:style w:type="character" w:customStyle="1" w:styleId="CommentVarTok">
-    <w:name w:val="CommentVarTok"/>
-    <w:basedOn w:val="VerbatimChar"/>
-    <w:rPr>
-      <w:b/>
-      <w:i/>
-      <w:color w:val="60a0b0"/>
-    </w:rPr>
-  </w:style>
-  <w:style w:type="character" w:customStyle="1" w:styleId="OtherTok">
-    <w:name w:val="OtherTok"/>
-    <w:basedOn w:val="VerbatimChar"/>
-    <w:rPr>
-      <w:color w:val="007020"/>
-    </w:rPr>
-  </w:style>
-  <w:style w:type="character" w:customStyle="1" w:styleId="FunctionTok">
-    <w:name w:val="FunctionTok"/>
-    <w:basedOn w:val="VerbatimChar"/>
-    <w:rPr>
-      <w:color w:val="06287e"/>
-    </w:rPr>
-  </w:style>
-  <w:style w:type="character" w:customStyle="1" w:styleId="VariableTok">
-    <w:name w:val="VariableTok"/>
-    <w:basedOn w:val="VerbatimChar"/>
-    <w:rPr>
-      <w:color w:val="19177c"/>
-    </w:rPr>
-  </w:style>
-  <w:style w:type="character" w:customStyle="1" w:styleId="ControlFlowTok">
-    <w:name w:val="ControlFlowTok"/>
-    <w:basedOn w:val="VerbatimChar"/>
-    <w:rPr>
-      <w:b/>
-      <w:color w:val="007020"/>
-    </w:rPr>
-  </w:style>
-  <w:style w:type="character" w:customStyle="1" w:styleId="OperatorTok">
-    <w:name w:val="OperatorTok"/>
-    <w:basedOn w:val="VerbatimChar"/>
-    <w:rPr>
-      <w:color w:val="666666"/>
-    </w:rPr>
-  </w:style>
-  <w:style w:type="character" w:customStyle="1" w:styleId="BuiltInTok">
-    <w:name w:val="BuiltInTok"/>
-    <w:basedOn w:val="VerbatimChar"/>
-    <w:rPr>
-      <w:color w:val="008000"/>
-    </w:rPr>
-  </w:style>
-  <w:style w:type="character" w:customStyle="1" w:styleId="ExtensionTok">
-    <w:name w:val="ExtensionTok"/>
-    <w:basedOn w:val="VerbatimChar"/>
-    <w:rPr/>
-  </w:style>
-  <w:style w:type="character" w:customStyle="1" w:styleId="PreprocessorTok">
-    <w:name w:val="PreprocessorTok"/>
-    <w:basedOn w:val="VerbatimChar"/>
-    <w:rPr>
-      <w:color w:val="bc7a00"/>
-    </w:rPr>
-  </w:style>
-  <w:style w:type="character" w:customStyle="1" w:styleId="AttributeTok">
-    <w:name w:val="AttributeTok"/>
-    <w:basedOn w:val="VerbatimChar"/>
-    <w:rPr>
-      <w:color w:val="7d9029"/>
-    </w:rPr>
-  </w:style>
-  <w:style w:type="character" w:customStyle="1" w:styleId="RegionMarkerTok">
-    <w:name w:val="RegionMarkerTok"/>
-    <w:basedOn w:val="VerbatimChar"/>
-    <w:rPr/>
-  </w:style>
-  <w:style w:type="character" w:customStyle="1" w:styleId="InformationTok">
-    <w:name w:val="InformationTok"/>
-    <w:basedOn w:val="VerbatimChar"/>
-    <w:rPr>
-      <w:b/>
-      <w:i/>
-      <w:color w:val="60a0b0"/>
-    </w:rPr>
-  </w:style>
-  <w:style w:type="character" w:customStyle="1" w:styleId="WarningTok">
-    <w:name w:val="WarningTok"/>
-    <w:basedOn w:val="VerbatimChar"/>
-    <w:rPr>
-      <w:b/>
-      <w:i/>
-      <w:color w:val="60a0b0"/>
-    </w:rPr>
-  </w:style>
-  <w:style w:type="character" w:customStyle="1" w:styleId="AlertTok">
-    <w:name w:val="AlertTok"/>
-    <w:basedOn w:val="VerbatimChar"/>
-    <w:rPr>
-      <w:b/>
-      <w:color w:val="ff0000"/>
-    </w:rPr>
-  </w:style>
-  <w:style w:type="character" w:customStyle="1" w:styleId="ErrorTok">
-    <w:name w:val="ErrorTok"/>
-    <w:basedOn w:val="VerbatimChar"/>
-    <w:rPr>
-      <w:b/>
-      <w:color w:val="ff0000"/>
-    </w:rPr>
-  </w:style>
-  <w:style w:type="character" w:customStyle="1" w:styleId="NormalTok">
-    <w:name w:val="NormalTok"/>
-    <w:basedOn w:val="VerbatimChar"/>
-    <w:rPr/>
   </w:style>
 </w:styles>
 </file>
@@ -2264,44 +2238,44 @@
         <a:sysClr val="window" lastClr="FFFFFF"/>
       </a:lt1>
       <a:dk2>
-        <a:srgbClr val="0E2841"/>
+        <a:srgbClr val="1F497D"/>
       </a:dk2>
       <a:lt2>
-        <a:srgbClr val="E8E8E8"/>
+        <a:srgbClr val="EEECE1"/>
       </a:lt2>
       <a:accent1>
-        <a:srgbClr val="156082"/>
+        <a:srgbClr val="4F81BD"/>
       </a:accent1>
       <a:accent2>
-        <a:srgbClr val="E97132"/>
+        <a:srgbClr val="C0504D"/>
       </a:accent2>
       <a:accent3>
-        <a:srgbClr val="196B24"/>
+        <a:srgbClr val="9BBB59"/>
       </a:accent3>
       <a:accent4>
-        <a:srgbClr val="0F9ED5"/>
+        <a:srgbClr val="8064A2"/>
       </a:accent4>
       <a:accent5>
-        <a:srgbClr val="A02B93"/>
+        <a:srgbClr val="4BACC6"/>
       </a:accent5>
       <a:accent6>
-        <a:srgbClr val="4EA72E"/>
+        <a:srgbClr val="F79646"/>
       </a:accent6>
       <a:hlink>
-        <a:srgbClr val="467886"/>
+        <a:srgbClr val="0000FF"/>
       </a:hlink>
       <a:folHlink>
-        <a:srgbClr val="96607D"/>
+        <a:srgbClr val="800080"/>
       </a:folHlink>
     </a:clrScheme>
     <a:fontScheme name="Office">
       <a:majorFont>
-        <a:latin typeface="Aptos Display" panose="02110004020202020204"/>
+        <a:latin typeface="Calibri"/>
         <a:ea typeface=""/>
         <a:cs typeface=""/>
-        <a:font script="Jpan" typeface="游ゴシック Light"/>
+        <a:font script="Jpan" typeface="ＭＳ ゴシック"/>
         <a:font script="Hang" typeface="맑은 고딕"/>
-        <a:font script="Hans" typeface="等线 Light"/>
+        <a:font script="Hans" typeface="宋体"/>
         <a:font script="Hant" typeface="新細明體"/>
         <a:font script="Arab" typeface="Times New Roman"/>
         <a:font script="Hebr" typeface="Times New Roman"/>
@@ -2328,32 +2302,14 @@
         <a:font script="Mong" typeface="Mongolian Baiti"/>
         <a:font script="Viet" typeface="Times New Roman"/>
         <a:font script="Uigh" typeface="Microsoft Uighur"/>
-        <a:font script="Geor" typeface="Sylfaen"/>
-        <a:font script="Armn" typeface="Arial"/>
-        <a:font script="Bugi" typeface="Leelawadee UI"/>
-        <a:font script="Bopo" typeface="Microsoft JhengHei"/>
-        <a:font script="Java" typeface="Javanese Text"/>
-        <a:font script="Lisu" typeface="Segoe UI"/>
-        <a:font script="Mymr" typeface="Myanmar Text"/>
-        <a:font script="Nkoo" typeface="Ebrima"/>
-        <a:font script="Olck" typeface="Nirmala UI"/>
-        <a:font script="Osma" typeface="Ebrima"/>
-        <a:font script="Phag" typeface="Phagspa"/>
-        <a:font script="Syrn" typeface="Estrangelo Edessa"/>
-        <a:font script="Syrj" typeface="Estrangelo Edessa"/>
-        <a:font script="Syre" typeface="Estrangelo Edessa"/>
-        <a:font script="Sora" typeface="Nirmala UI"/>
-        <a:font script="Tale" typeface="Microsoft Tai Le"/>
-        <a:font script="Talu" typeface="Microsoft New Tai Lue"/>
-        <a:font script="Tfng" typeface="Ebrima"/>
       </a:majorFont>
       <a:minorFont>
-        <a:latin typeface="Aptos" panose="02110004020202020204"/>
+        <a:latin typeface="Cambria"/>
         <a:ea typeface=""/>
         <a:cs typeface=""/>
-        <a:font script="Jpan" typeface="游明朝"/>
+        <a:font script="Jpan" typeface="ＭＳ 明朝"/>
         <a:font script="Hang" typeface="맑은 고딕"/>
-        <a:font script="Hans" typeface="等线"/>
+        <a:font script="Hans" typeface="宋体"/>
         <a:font script="Hant" typeface="新細明體"/>
         <a:font script="Arab" typeface="Arial"/>
         <a:font script="Hebr" typeface="Arial"/>
@@ -2380,24 +2336,6 @@
         <a:font script="Mong" typeface="Mongolian Baiti"/>
         <a:font script="Viet" typeface="Arial"/>
         <a:font script="Uigh" typeface="Microsoft Uighur"/>
-        <a:font script="Geor" typeface="Sylfaen"/>
-        <a:font script="Armn" typeface="Arial"/>
-        <a:font script="Bugi" typeface="Leelawadee UI"/>
-        <a:font script="Bopo" typeface="Microsoft JhengHei"/>
-        <a:font script="Java" typeface="Javanese Text"/>
-        <a:font script="Lisu" typeface="Segoe UI"/>
-        <a:font script="Mymr" typeface="Myanmar Text"/>
-        <a:font script="Nkoo" typeface="Ebrima"/>
-        <a:font script="Olck" typeface="Nirmala UI"/>
-        <a:font script="Osma" typeface="Ebrima"/>
-        <a:font script="Phag" typeface="Phagspa"/>
-        <a:font script="Syrn" typeface="Estrangelo Edessa"/>
-        <a:font script="Syrj" typeface="Estrangelo Edessa"/>
-        <a:font script="Syre" typeface="Estrangelo Edessa"/>
-        <a:font script="Sora" typeface="Nirmala UI"/>
-        <a:font script="Tale" typeface="Microsoft Tai Le"/>
-        <a:font script="Talu" typeface="Microsoft New Tai Lue"/>
-        <a:font script="Tfng" typeface="Ebrima"/>
       </a:minorFont>
     </a:fontScheme>
     <a:fmtScheme name="Office">
@@ -2409,141 +2347,200 @@
           <a:gsLst>
             <a:gs pos="0">
               <a:schemeClr val="phClr">
-                <a:lumMod val="110000"/>
-                <a:satMod val="105000"/>
-                <a:tint val="67000"/>
+                <a:tint val="50000"/>
+                <a:satMod val="300000"/>
               </a:schemeClr>
             </a:gs>
-            <a:gs pos="50000">
+            <a:gs pos="35000">
               <a:schemeClr val="phClr">
-                <a:lumMod val="105000"/>
-                <a:satMod val="103000"/>
-                <a:tint val="73000"/>
+                <a:tint val="37000"/>
+                <a:satMod val="300000"/>
               </a:schemeClr>
             </a:gs>
             <a:gs pos="100000">
               <a:schemeClr val="phClr">
-                <a:lumMod val="105000"/>
-                <a:satMod val="109000"/>
-                <a:tint val="81000"/>
+                <a:tint val="15000"/>
+                <a:satMod val="350000"/>
               </a:schemeClr>
             </a:gs>
           </a:gsLst>
-          <a:lin ang="5400000" scaled="0"/>
+          <a:lin ang="16200000" scaled="1"/>
         </a:gradFill>
         <a:gradFill rotWithShape="1">
           <a:gsLst>
             <a:gs pos="0">
               <a:schemeClr val="phClr">
-                <a:satMod val="103000"/>
-                <a:lumMod val="102000"/>
-                <a:tint val="94000"/>
-              </a:schemeClr>
-            </a:gs>
-            <a:gs pos="50000">
-              <a:schemeClr val="phClr">
-                <a:satMod val="110000"/>
-                <a:lumMod val="100000"/>
+                <a:tint val="100000"/>
                 <a:shade val="100000"/>
+                <a:satMod val="130000"/>
               </a:schemeClr>
             </a:gs>
             <a:gs pos="100000">
               <a:schemeClr val="phClr">
-                <a:lumMod val="99000"/>
-                <a:satMod val="120000"/>
-                <a:shade val="78000"/>
+                <a:tint val="50000"/>
+                <a:shade val="100000"/>
+                <a:satMod val="350000"/>
               </a:schemeClr>
             </a:gs>
           </a:gsLst>
-          <a:lin ang="5400000" scaled="0"/>
+          <a:lin ang="16200000" scaled="0"/>
         </a:gradFill>
       </a:fillStyleLst>
       <a:lnStyleLst>
-        <a:ln w="6350" cap="flat" cmpd="sng" algn="ctr">
+        <a:ln w="9525" cap="flat" cmpd="sng" algn="ctr">
+          <a:solidFill>
+            <a:schemeClr val="phClr">
+              <a:shade val="95000"/>
+              <a:satMod val="105000"/>
+            </a:schemeClr>
+          </a:solidFill>
+          <a:prstDash val="solid"/>
+        </a:ln>
+        <a:ln w="25400" cap="flat" cmpd="sng" algn="ctr">
           <a:solidFill>
             <a:schemeClr val="phClr"/>
           </a:solidFill>
           <a:prstDash val="solid"/>
-          <a:miter lim="800000"/>
         </a:ln>
-        <a:ln w="12700" cap="flat" cmpd="sng" algn="ctr">
+        <a:ln w="38100" cap="flat" cmpd="sng" algn="ctr">
           <a:solidFill>
             <a:schemeClr val="phClr"/>
           </a:solidFill>
           <a:prstDash val="solid"/>
-          <a:miter lim="800000"/>
-        </a:ln>
-        <a:ln w="19050" cap="flat" cmpd="sng" algn="ctr">
-          <a:solidFill>
-            <a:schemeClr val="phClr"/>
-          </a:solidFill>
-          <a:prstDash val="solid"/>
-          <a:miter lim="800000"/>
         </a:ln>
       </a:lnStyleLst>
       <a:effectStyleLst>
         <a:effectStyle>
-          <a:effectLst/>
-        </a:effectStyle>
-        <a:effectStyle>
-          <a:effectLst/>
+          <a:effectLst>
+            <a:outerShdw blurRad="40000" dist="20000" dir="5400000" rotWithShape="0">
+              <a:srgbClr val="000000">
+                <a:alpha val="38000"/>
+              </a:srgbClr>
+            </a:outerShdw>
+          </a:effectLst>
         </a:effectStyle>
         <a:effectStyle>
           <a:effectLst>
-            <a:outerShdw blurRad="57150" dist="19050" dir="5400000" algn="ctr" rotWithShape="0">
+            <a:outerShdw blurRad="40000" dist="23000" dir="5400000" rotWithShape="0">
               <a:srgbClr val="000000">
-                <a:alpha val="63000"/>
+                <a:alpha val="35000"/>
               </a:srgbClr>
             </a:outerShdw>
           </a:effectLst>
+        </a:effectStyle>
+        <a:effectStyle>
+          <a:effectLst>
+            <a:outerShdw blurRad="40000" dist="23000" dir="5400000" rotWithShape="0">
+              <a:srgbClr val="000000">
+                <a:alpha val="35000"/>
+              </a:srgbClr>
+            </a:outerShdw>
+          </a:effectLst>
+          <a:scene3d>
+            <a:camera prst="orthographicFront">
+              <a:rot lat="0" lon="0" rev="0"/>
+            </a:camera>
+            <a:lightRig rig="threePt" dir="t">
+              <a:rot lat="0" lon="0" rev="1200000"/>
+            </a:lightRig>
+          </a:scene3d>
+          <a:sp3d>
+            <a:bevelT w="63500" h="25400"/>
+          </a:sp3d>
         </a:effectStyle>
       </a:effectStyleLst>
       <a:bgFillStyleLst>
         <a:solidFill>
           <a:schemeClr val="phClr"/>
         </a:solidFill>
-        <a:solidFill>
-          <a:schemeClr val="phClr">
-            <a:tint val="95000"/>
-            <a:satMod val="170000"/>
-          </a:schemeClr>
-        </a:solidFill>
         <a:gradFill rotWithShape="1">
           <a:gsLst>
             <a:gs pos="0">
               <a:schemeClr val="phClr">
-                <a:tint val="93000"/>
-                <a:satMod val="150000"/>
-                <a:shade val="98000"/>
-                <a:lumMod val="102000"/>
+                <a:tint val="40000"/>
+                <a:satMod val="350000"/>
               </a:schemeClr>
             </a:gs>
-            <a:gs pos="50000">
+            <a:gs pos="40000">
               <a:schemeClr val="phClr">
-                <a:tint val="98000"/>
-                <a:satMod val="130000"/>
-                <a:shade val="90000"/>
-                <a:lumMod val="103000"/>
+                <a:tint val="45000"/>
+                <a:shade val="99000"/>
+                <a:satMod val="350000"/>
               </a:schemeClr>
             </a:gs>
             <a:gs pos="100000">
               <a:schemeClr val="phClr">
-                <a:shade val="63000"/>
-                <a:satMod val="120000"/>
+                <a:shade val="20000"/>
+                <a:satMod val="255000"/>
               </a:schemeClr>
             </a:gs>
           </a:gsLst>
-          <a:lin ang="5400000" scaled="0"/>
+          <a:path path="circle">
+            <a:fillToRect l="50000" t="-80000" r="50000" b="180000"/>
+          </a:path>
+        </a:gradFill>
+        <a:gradFill rotWithShape="1">
+          <a:gsLst>
+            <a:gs pos="0">
+              <a:schemeClr val="phClr">
+                <a:tint val="80000"/>
+                <a:satMod val="300000"/>
+              </a:schemeClr>
+            </a:gs>
+            <a:gs pos="100000">
+              <a:schemeClr val="phClr">
+                <a:shade val="30000"/>
+                <a:satMod val="200000"/>
+              </a:schemeClr>
+            </a:gs>
+          </a:gsLst>
+          <a:path path="circle">
+            <a:fillToRect l="50000" t="50000" r="50000" b="50000"/>
+          </a:path>
         </a:gradFill>
       </a:bgFillStyleLst>
     </a:fmtScheme>
   </a:themeElements>
-  <a:objectDefaults/>
+  <a:objectDefaults>
+    <a:spDef>
+      <a:spPr/>
+      <a:bodyPr/>
+      <a:lstStyle/>
+      <a:style>
+        <a:lnRef idx="1">
+          <a:schemeClr val="accent1"/>
+        </a:lnRef>
+        <a:fillRef idx="3">
+          <a:schemeClr val="accent1"/>
+        </a:fillRef>
+        <a:effectRef idx="2">
+          <a:schemeClr val="accent1"/>
+        </a:effectRef>
+        <a:fontRef idx="minor">
+          <a:schemeClr val="lt1"/>
+        </a:fontRef>
+      </a:style>
+    </a:spDef>
+    <a:lnDef>
+      <a:spPr/>
+      <a:bodyPr/>
+      <a:lstStyle/>
+      <a:style>
+        <a:lnRef idx="2">
+          <a:schemeClr val="accent1"/>
+        </a:lnRef>
+        <a:fillRef idx="0">
+          <a:schemeClr val="accent1"/>
+        </a:fillRef>
+        <a:effectRef idx="1">
+          <a:schemeClr val="accent1"/>
+        </a:effectRef>
+        <a:fontRef idx="minor">
+          <a:schemeClr val="tx1"/>
+        </a:fontRef>
+      </a:style>
+    </a:lnDef>
+  </a:objectDefaults>
   <a:extraClrSchemeLst/>
-  <a:extLst>
-    <a:ext uri="{05A4C25C-085E-4340-85A3-A5531E510DB2}">
-      <thm15:themeFamily xmlns:thm15="http://schemas.microsoft.com/office/thememl/2012/main" name="Office Theme" id="{2E142A2C-CD16-42D6-873A-C26D2A0506FA}" vid="{1BDDFF52-6CD6-40A5-AB3C-68EB2F1E4D0A}"/>
-    </a:ext>
-  </a:extLst>
 </a:theme>
 </file>
--- a/docs/index.docx
+++ b/docs/index.docx
@@ -7,7 +7,7 @@
         <w:pStyle w:val="Title"/>
       </w:pPr>
       <w:r>
-        <w:t xml:space="preserve">Preditores ambientais da comunidade zooplanctônica em riachos da floresta atlântica</w:t>
+        <w:t xml:space="preserve">Preditores ambientais da comunidade zooplanctônica em riachos da floresta atlântica.</w:t>
       </w:r>
     </w:p>
     <w:p>
@@ -15,7 +15,7 @@
         <w:pStyle w:val="Subtitle"/>
       </w:pPr>
       <w:r>
-        <w:t xml:space="preserve">Influência dos níveis de preservação ambiental e da sazonalidade sobre a composição da comunidade do zooplâncton</w:t>
+        <w:t xml:space="preserve">Influência dos níveis de preservação ambiental e da sazonalidade sobre a composição da comunidade do zooplâncton.</w:t>
       </w:r>
     </w:p>
     <w:p>
@@ -108,13 +108,13 @@
         </w:p>
       </w:sdtContent>
     </w:sdt>
-    <w:bookmarkStart w:id="20" w:name="introduction"/>
+    <w:bookmarkStart w:id="20" w:name="introdução"/>
     <w:p>
       <w:pPr>
         <w:pStyle w:val="Heading1"/>
       </w:pPr>
       <w:r>
-        <w:t xml:space="preserve">1. Introduction</w:t>
+        <w:t xml:space="preserve">1. Introdução</w:t>
       </w:r>
     </w:p>
     <w:p>
@@ -137,13 +137,121 @@
       </w:r>
     </w:p>
     <w:bookmarkEnd w:id="20"/>
-    <w:bookmarkStart w:id="25" w:name="material-and-methods"/>
+    <w:bookmarkStart w:id="21" w:name="perguntas"/>
     <w:p>
       <w:pPr>
         <w:pStyle w:val="Heading1"/>
       </w:pPr>
       <w:r>
-        <w:t xml:space="preserve">2. Material and Methods</w:t>
+        <w:t xml:space="preserve">2. Perguntas</w:t>
+      </w:r>
+    </w:p>
+    <w:p>
+      <w:pPr>
+        <w:pStyle w:val="FirstParagraph"/>
+      </w:pPr>
+      <w:r>
+        <w:t xml:space="preserve">O presente estudo propõe-se a responder às seguintes questões:</w:t>
+      </w:r>
+    </w:p>
+    <w:p>
+      <w:pPr>
+        <w:pStyle w:val="Compact"/>
+        <w:numPr>
+          <w:ilvl w:val="0"/>
+          <w:numId w:val="1001"/>
+        </w:numPr>
+      </w:pPr>
+      <w:r>
+        <w:t xml:space="preserve">Como as condições ambientais variam em riachos da Floresta Atlântica considerando os diferentes níveis de preservação ambiental e os períodos seco e chuvoso?</w:t>
+      </w:r>
+    </w:p>
+    <w:p>
+      <w:pPr>
+        <w:pStyle w:val="Compact"/>
+        <w:numPr>
+          <w:ilvl w:val="0"/>
+          <w:numId w:val="1001"/>
+        </w:numPr>
+      </w:pPr>
+      <w:r>
+        <w:t xml:space="preserve">A composição da comunidade zooplanctônica difere entre diferentes níveis de preservação ambiental e entre os períodos seco e chuvoso?</w:t>
+      </w:r>
+    </w:p>
+    <w:p>
+      <w:pPr>
+        <w:pStyle w:val="Compact"/>
+        <w:numPr>
+          <w:ilvl w:val="0"/>
+          <w:numId w:val="1001"/>
+        </w:numPr>
+      </w:pPr>
+      <w:r>
+        <w:t xml:space="preserve">Quais variáveis ambientais apresentam maior associação com a variação da composição da comunidade zooplanctônica?</w:t>
+      </w:r>
+    </w:p>
+    <w:p>
+      <w:pPr>
+        <w:pStyle w:val="Compact"/>
+        <w:numPr>
+          <w:ilvl w:val="0"/>
+          <w:numId w:val="1001"/>
+        </w:numPr>
+      </w:pPr>
+      <w:r>
+        <w:t xml:space="preserve">Quais táxons apresentam maior associação com os diferentes níveis de preservação ambiental?</w:t>
+      </w:r>
+    </w:p>
+    <w:bookmarkEnd w:id="21"/>
+    <w:bookmarkStart w:id="22" w:name="hipóteses"/>
+    <w:p>
+      <w:pPr>
+        <w:pStyle w:val="Heading1"/>
+      </w:pPr>
+      <w:r>
+        <w:t xml:space="preserve">3. Hipóteses</w:t>
+      </w:r>
+    </w:p>
+    <w:p>
+      <w:pPr>
+        <w:pStyle w:val="FirstParagraph"/>
+      </w:pPr>
+      <w:r>
+        <w:t xml:space="preserve">Hipótese 1 – Variação das condições ambientais: Espera-se que as condições ambientais dos riachos apresentem variação ao longo dos gradientes de preservação ambiental e entre os períodos seco e chuvoso, refletindo diferenças na estrutura do habitat e nas características físico-químicas da água.</w:t>
+      </w:r>
+    </w:p>
+    <w:p>
+      <w:pPr>
+        <w:pStyle w:val="TextBody"/>
+      </w:pPr>
+      <w:r>
+        <w:t xml:space="preserve">Hipótese 2 – Variação da composição da comunidade zooplanctônica: Mudanças na estrutura do habitat e nas características ambientais podem modificar os recursos disponíveis para o zooplâncton. Dessa forma, espera-se que a composição da comunidade zooplanctônica se altere entre os diferentes níveis de preservação ambiental e entre os períodos seco e chuvoso.</w:t>
+      </w:r>
+    </w:p>
+    <w:p>
+      <w:pPr>
+        <w:pStyle w:val="TextBody"/>
+      </w:pPr>
+      <w:r>
+        <w:t xml:space="preserve">Hipótese 3 – Associação entre os preditores ambientais e a comunidade zooplanctônica: Considerando que as características ambientais dos riachos podem atuar de forma conjunta sobre a comunidade zooplanctônica, espera-se que parte da variação na composição da comunidade seja explicada pelas variáveis relacionadas às condições ambientais, com algumas variáveis apresentando maior contribuição do que outras.</w:t>
+      </w:r>
+    </w:p>
+    <w:p>
+      <w:pPr>
+        <w:pStyle w:val="TextBody"/>
+      </w:pPr>
+      <w:r>
+        <w:t xml:space="preserve">Hipótese 4 – Táxons indicadores: Tendo em vista que diferentes condições ambientais podem favorecer determinados grupos, espera-se que alguns táxons da comunidade zooplanctônica estejam mais associados a determinados níveis de preservação ambiental, podendo atuar como indicadores do nível de preservação.</w:t>
+      </w:r>
+    </w:p>
+    <w:bookmarkEnd w:id="22"/>
+    <w:bookmarkStart w:id="27" w:name="material-and-methods"/>
+    <w:p>
+      <w:pPr>
+        <w:pStyle w:val="Heading1"/>
+      </w:pPr>
+      <w:r>
+        <w:t xml:space="preserve">4. Material and Methods</w:t>
       </w:r>
     </w:p>
     <w:p>
@@ -161,7 +269,7 @@
           <w:rPr>
             <w:rStyle w:val="Hyperlink"/>
           </w:rPr>
-          <w:t xml:space="preserve">Section 2.2</w:t>
+          <w:t xml:space="preserve">Section 4.2</w:t>
         </w:r>
       </w:hyperlink>
       <w:r>
@@ -183,13 +291,13 @@
         <w:t xml:space="preserve">).</w:t>
       </w:r>
     </w:p>
-    <w:bookmarkStart w:id="21" w:name="study-area-and-sampling-design"/>
+    <w:bookmarkStart w:id="23" w:name="study-area-and-sampling-design"/>
     <w:p>
       <w:pPr>
         <w:pStyle w:val="Heading2"/>
       </w:pPr>
       <w:r>
-        <w:t xml:space="preserve">2.1 Study Area and Sampling Design</w:t>
+        <w:t xml:space="preserve">4.1 Study Area and Sampling Design</w:t>
       </w:r>
     </w:p>
     <w:p>
@@ -209,14 +317,14 @@
         <w:t xml:space="preserve">.</w:t>
       </w:r>
     </w:p>
-    <w:bookmarkEnd w:id="21"/>
-    <w:bookmarkStart w:id="22" w:name="sec-data-col"/>
+    <w:bookmarkEnd w:id="23"/>
+    <w:bookmarkStart w:id="24" w:name="sec-data-col"/>
     <w:p>
       <w:pPr>
         <w:pStyle w:val="Heading2"/>
       </w:pPr>
       <w:r>
-        <w:t xml:space="preserve">2.2 Data Collection</w:t>
+        <w:t xml:space="preserve">4.2 Data Collection</w:t>
       </w:r>
     </w:p>
     <w:p>
@@ -236,14 +344,14 @@
         <w:t xml:space="preserve">.</w:t>
       </w:r>
     </w:p>
-    <w:bookmarkEnd w:id="22"/>
-    <w:bookmarkStart w:id="24" w:name="statistical-analyses"/>
+    <w:bookmarkEnd w:id="24"/>
+    <w:bookmarkStart w:id="26" w:name="statistical-analyses"/>
     <w:p>
       <w:pPr>
         <w:pStyle w:val="Heading2"/>
       </w:pPr>
       <w:r>
-        <w:t xml:space="preserve">2.3 Statistical Analyses</w:t>
+        <w:t xml:space="preserve">4.3 Statistical Analyses</w:t>
       </w:r>
     </w:p>
     <w:p>
@@ -256,7 +364,7 @@
       <w:r>
         <w:t xml:space="preserve"> </w:t>
       </w:r>
-      <w:hyperlink r:id="rId23">
+      <w:hyperlink r:id="rId25">
         <w:r>
           <w:rPr>
             <w:rStyle w:val="Hyperlink"/>
@@ -309,15 +417,15 @@
         <w:t xml:space="preserve">)</w:t>
       </w:r>
     </w:p>
-    <w:bookmarkEnd w:id="24"/>
-    <w:bookmarkEnd w:id="25"/>
-    <w:bookmarkStart w:id="28" w:name="results"/>
+    <w:bookmarkEnd w:id="26"/>
+    <w:bookmarkEnd w:id="27"/>
+    <w:bookmarkStart w:id="30" w:name="results"/>
     <w:p>
       <w:pPr>
         <w:pStyle w:val="Heading1"/>
       </w:pPr>
       <w:r>
-        <w:t xml:space="preserve">3. Results</w:t>
+        <w:t xml:space="preserve">5. Results</w:t>
       </w:r>
     </w:p>
     <w:p>
@@ -330,7 +438,7 @@
       <w:r>
         <w:t xml:space="preserve"> </w:t>
       </w:r>
-      <w:hyperlink r:id="rId23">
+      <w:hyperlink r:id="rId25">
         <w:r>
           <w:rPr>
             <w:rStyle w:val="Hyperlink"/>
@@ -342,38 +450,38 @@
         <w:t xml:space="preserve">.</w:t>
       </w:r>
     </w:p>
-    <w:bookmarkStart w:id="26" w:name="environmental-variables"/>
+    <w:bookmarkStart w:id="28" w:name="environmental-variables"/>
     <w:p>
       <w:pPr>
         <w:pStyle w:val="Heading2"/>
       </w:pPr>
       <w:r>
-        <w:t xml:space="preserve">3.1 Environmental variables</w:t>
-      </w:r>
-    </w:p>
-    <w:bookmarkEnd w:id="26"/>
-    <w:bookmarkStart w:id="27" w:name="community-structure"/>
+        <w:t xml:space="preserve">5.1 Environmental variables</w:t>
+      </w:r>
+    </w:p>
+    <w:bookmarkEnd w:id="28"/>
+    <w:bookmarkStart w:id="29" w:name="community-structure"/>
     <w:p>
       <w:pPr>
         <w:pStyle w:val="Heading2"/>
       </w:pPr>
       <w:r>
-        <w:t xml:space="preserve">3.2 Community structure</w:t>
-      </w:r>
-    </w:p>
-    <w:bookmarkEnd w:id="27"/>
-    <w:bookmarkEnd w:id="28"/>
-    <w:bookmarkStart w:id="29" w:name="discussion"/>
+        <w:t xml:space="preserve">5.2 Community structure</w:t>
+      </w:r>
+    </w:p>
+    <w:bookmarkEnd w:id="29"/>
+    <w:bookmarkEnd w:id="30"/>
+    <w:bookmarkStart w:id="31" w:name="discussion"/>
     <w:p>
       <w:pPr>
         <w:pStyle w:val="Heading1"/>
       </w:pPr>
       <w:r>
-        <w:t xml:space="preserve">4. Discussion</w:t>
-      </w:r>
-    </w:p>
-    <w:bookmarkEnd w:id="29"/>
-    <w:bookmarkStart w:id="30" w:name="conclusions"/>
+        <w:t xml:space="preserve">6. Discussion</w:t>
+      </w:r>
+    </w:p>
+    <w:bookmarkEnd w:id="31"/>
+    <w:bookmarkStart w:id="32" w:name="conclusions"/>
     <w:p>
       <w:pPr>
         <w:pStyle w:val="Heading1"/>
@@ -382,8 +490,8 @@
         <w:t xml:space="preserve">Conclusions</w:t>
       </w:r>
     </w:p>
-    <w:bookmarkEnd w:id="30"/>
-    <w:bookmarkStart w:id="31" w:name="acknowledgements"/>
+    <w:bookmarkEnd w:id="32"/>
+    <w:bookmarkStart w:id="33" w:name="acknowledgements"/>
     <w:p>
       <w:pPr>
         <w:pStyle w:val="Heading1"/>
@@ -392,8 +500,8 @@
         <w:t xml:space="preserve">Acknowledgements</w:t>
       </w:r>
     </w:p>
-    <w:bookmarkEnd w:id="31"/>
-    <w:bookmarkStart w:id="32" w:name="authorship-contribution-statement"/>
+    <w:bookmarkEnd w:id="33"/>
+    <w:bookmarkStart w:id="34" w:name="authorship-contribution-statement"/>
     <w:p>
       <w:pPr>
         <w:pStyle w:val="Heading1"/>
@@ -427,8 +535,8 @@
         <w:t xml:space="preserve">Author1: Writing – review &amp; editing, Writing – original draft, Formal analysis, Data curation, Conceptualization. Author2: Writing – review &amp; editing, Data curation, Conceptualization. Author3: Writing – review &amp; editing, Formal analysis, Data curation, Conceptualization.</w:t>
       </w:r>
     </w:p>
-    <w:bookmarkEnd w:id="32"/>
-    <w:bookmarkStart w:id="33" w:name="ethical-approval"/>
+    <w:bookmarkEnd w:id="34"/>
+    <w:bookmarkStart w:id="35" w:name="ethical-approval"/>
     <w:p>
       <w:pPr>
         <w:pStyle w:val="Heading1"/>
@@ -445,8 +553,8 @@
         <w:t xml:space="preserve">This study did not require ethical approval as it did not involve human participants or sensitive data. Field surveys were conducted based on collection permit number (IEF-10327-6 and SISBIO-10.635-7).</w:t>
       </w:r>
     </w:p>
-    <w:bookmarkEnd w:id="33"/>
-    <w:bookmarkStart w:id="42" w:name="references"/>
+    <w:bookmarkEnd w:id="35"/>
+    <w:bookmarkStart w:id="44" w:name="references"/>
     <w:p>
       <w:pPr>
         <w:pStyle w:val="Heading1"/>
@@ -455,8 +563,8 @@
         <w:t xml:space="preserve">References</w:t>
       </w:r>
     </w:p>
-    <w:bookmarkStart w:id="41" w:name="refs"/>
-    <w:bookmarkStart w:id="35" w:name="ref-credit2026"/>
+    <w:bookmarkStart w:id="43" w:name="refs"/>
+    <w:bookmarkStart w:id="37" w:name="ref-credit2026"/>
     <w:p>
       <w:pPr>
         <w:pStyle w:val="Bibliography"/>
@@ -480,7 +588,7 @@
       <w:r>
         <w:t xml:space="preserve"> </w:t>
       </w:r>
-      <w:hyperlink r:id="rId34">
+      <w:hyperlink r:id="rId36">
         <w:r>
           <w:rPr>
             <w:rStyle w:val="Hyperlink"/>
@@ -489,8 +597,8 @@
         </w:r>
       </w:hyperlink>
     </w:p>
-    <w:bookmarkEnd w:id="35"/>
-    <w:bookmarkStart w:id="37" w:name="ref-gouveia2017"/>
+    <w:bookmarkEnd w:id="37"/>
+    <w:bookmarkStart w:id="39" w:name="ref-gouveia2017"/>
     <w:p>
       <w:pPr>
         <w:pStyle w:val="Bibliography"/>
@@ -527,7 +635,7 @@
       <w:r>
         <w:t xml:space="preserve"> </w:t>
       </w:r>
-      <w:hyperlink r:id="rId36">
+      <w:hyperlink r:id="rId38">
         <w:r>
           <w:rPr>
             <w:rStyle w:val="Hyperlink"/>
@@ -536,8 +644,8 @@
         </w:r>
       </w:hyperlink>
     </w:p>
-    <w:bookmarkEnd w:id="37"/>
-    <w:bookmarkStart w:id="39" w:name="ref-macêdo2019"/>
+    <w:bookmarkEnd w:id="39"/>
+    <w:bookmarkStart w:id="41" w:name="ref-macêdo2019"/>
     <w:p>
       <w:pPr>
         <w:pStyle w:val="Bibliography"/>
@@ -580,7 +688,7 @@
       <w:r>
         <w:t xml:space="preserve"> </w:t>
       </w:r>
-      <w:hyperlink r:id="rId38">
+      <w:hyperlink r:id="rId40">
         <w:r>
           <w:rPr>
             <w:rStyle w:val="Hyperlink"/>
@@ -589,8 +697,8 @@
         </w:r>
       </w:hyperlink>
     </w:p>
-    <w:bookmarkEnd w:id="39"/>
-    <w:bookmarkStart w:id="40" w:name="ref-medeiros2008"/>
+    <w:bookmarkEnd w:id="41"/>
+    <w:bookmarkStart w:id="42" w:name="ref-medeiros2008"/>
     <w:p>
       <w:pPr>
         <w:pStyle w:val="Bibliography"/>
@@ -625,10 +733,10 @@
         <w:t xml:space="preserve">(1), 13–20.</w:t>
       </w:r>
     </w:p>
-    <w:bookmarkEnd w:id="40"/>
-    <w:bookmarkEnd w:id="41"/>
     <w:bookmarkEnd w:id="42"/>
-    <w:bookmarkStart w:id="49" w:name="figures-and-tables"/>
+    <w:bookmarkEnd w:id="43"/>
+    <w:bookmarkEnd w:id="44"/>
+    <w:bookmarkStart w:id="51" w:name="figures-and-tables"/>
     <w:p>
       <w:pPr>
         <w:pStyle w:val="Heading1"/>
@@ -637,7 +745,7 @@
         <w:t xml:space="preserve">Figures and Tables</w:t>
       </w:r>
     </w:p>
-    <w:bookmarkStart w:id="47" w:name="figures"/>
+    <w:bookmarkStart w:id="49" w:name="figures"/>
     <w:p>
       <w:pPr>
         <w:pStyle w:val="Heading2"/>
@@ -659,7 +767,7 @@
       <w:tr>
         <w:tc>
           <w:tcPr/>
-          <w:bookmarkStart w:id="46" w:name="fig-pesquisa"/>
+          <w:bookmarkStart w:id="48" w:name="fig-pesquisa"/>
           <w:p>
             <w:pPr>
               <w:pStyle w:val="Compact"/>
@@ -670,18 +778,18 @@
                 <wp:inline>
                   <wp:extent cx="4107179" cy="3886200"/>
                   <wp:effectExtent b="0" l="0" r="0" t="0"/>
-                  <wp:docPr descr="" title="" id="44" name="Picture"/>
+                  <wp:docPr descr="" title="" id="46" name="Picture"/>
                   <a:graphic>
                     <a:graphicData uri="http://schemas.openxmlformats.org/drawingml/2006/picture">
                       <pic:pic>
                         <pic:nvPicPr>
-                          <pic:cNvPr descr="imagens/pesquisa_cientifica.jpg" id="45" name="Picture"/>
+                          <pic:cNvPr descr="imagens/pesquisa_cientifica.jpg" id="47" name="Picture"/>
                           <pic:cNvPicPr>
                             <a:picLocks noChangeArrowheads="1" noChangeAspect="1"/>
                           </pic:cNvPicPr>
                         </pic:nvPicPr>
                         <pic:blipFill>
-                          <a:blip r:embed="rId43"/>
+                          <a:blip r:embed="rId45"/>
                           <a:stretch>
                             <a:fillRect/>
                           </a:stretch>
@@ -721,12 +829,12 @@
               <w:t xml:space="preserve">Figure 1: Etapas do desenvolvimento da pesquisa científica.</w:t>
             </w:r>
           </w:p>
-          <w:bookmarkEnd w:id="46"/>
+          <w:bookmarkEnd w:id="48"/>
         </w:tc>
       </w:tr>
     </w:tbl>
-    <w:bookmarkEnd w:id="47"/>
-    <w:bookmarkStart w:id="48" w:name="tables"/>
+    <w:bookmarkEnd w:id="49"/>
+    <w:bookmarkStart w:id="50" w:name="tables"/>
     <w:p>
       <w:pPr>
         <w:pStyle w:val="Heading2"/>
@@ -735,9 +843,9 @@
         <w:t xml:space="preserve">Tables</w:t>
       </w:r>
     </w:p>
-    <w:bookmarkEnd w:id="48"/>
-    <w:bookmarkEnd w:id="49"/>
-    <w:bookmarkStart w:id="50" w:name="apendices"/>
+    <w:bookmarkEnd w:id="50"/>
+    <w:bookmarkEnd w:id="51"/>
+    <w:bookmarkStart w:id="52" w:name="apendices"/>
     <w:p>
       <w:pPr>
         <w:pStyle w:val="Heading1"/>
@@ -746,8 +854,8 @@
         <w:t xml:space="preserve">Apendices</w:t>
       </w:r>
     </w:p>
-    <w:bookmarkEnd w:id="50"/>
-    <w:bookmarkStart w:id="54" w:name="non-used-figures-and-tables"/>
+    <w:bookmarkEnd w:id="52"/>
+    <w:bookmarkStart w:id="56" w:name="non-used-figures-and-tables"/>
     <w:p>
       <w:pPr>
         <w:pStyle w:val="Heading1"/>
@@ -798,18 +906,18 @@
                 <wp:inline>
                   <wp:extent cx="152400" cy="152400"/>
                   <wp:effectExtent b="0" l="0" r="0" t="0"/>
-                  <wp:docPr descr="" title="" id="52" name="Picture"/>
+                  <wp:docPr descr="" title="" id="54" name="Picture"/>
                   <a:graphic>
                     <a:graphicData uri="http://schemas.openxmlformats.org/drawingml/2006/picture">
                       <pic:pic>
                         <pic:nvPicPr>
-                          <pic:cNvPr descr="C:\PROGRA~1\RStudio\RESOUR~1\app\bin\quarto\share\formats\docx\warning.png" id="53" name="Picture"/>
+                          <pic:cNvPr descr="C:\PROGRA~1\RStudio\RESOUR~1\app\bin\quarto\share\formats\docx\warning.png" id="55" name="Picture"/>
                           <pic:cNvPicPr>
                             <a:picLocks noChangeArrowheads="1" noChangeAspect="1"/>
                           </pic:cNvPicPr>
                         </pic:nvPicPr>
                         <pic:blipFill>
-                          <a:blip r:embed="rId51"/>
+                          <a:blip r:embed="rId53"/>
                           <a:stretch>
                             <a:fillRect/>
                           </a:stretch>
@@ -861,7 +969,7 @@
         </w:tc>
       </w:tr>
     </w:tbl>
-    <w:bookmarkEnd w:id="54"/>
+    <w:bookmarkEnd w:id="56"/>
     <w:sectPr>
       <w:type w:val="nextPage"/>
       <w:pgSz w:h="15840" w:w="12240"/>
@@ -976,8 +1084,123 @@
       </w:pPr>
     </w:lvl>
   </w:abstractNum>
+  <w:abstractNum w:abstractNumId="99411">
+    <w:nsid w:val="00A99411"/>
+    <w:multiLevelType w:val="multilevel"/>
+    <w:lvl w:ilvl="0">
+      <w:start w:val="1"/>
+      <w:numFmt w:val="decimal"/>
+      <w:lvlText w:val="%1."/>
+      <w:lvlJc w:val="left"/>
+      <w:pPr>
+        <w:ind w:left="720" w:hanging="360"/>
+      </w:pPr>
+    </w:lvl>
+    <w:lvl w:ilvl="1">
+      <w:start w:val="1"/>
+      <w:numFmt w:val="decimal"/>
+      <w:lvlText w:val="%2."/>
+      <w:lvlJc w:val="left"/>
+      <w:pPr>
+        <w:ind w:left="1440" w:hanging="360"/>
+      </w:pPr>
+    </w:lvl>
+    <w:lvl w:ilvl="2">
+      <w:start w:val="1"/>
+      <w:numFmt w:val="decimal"/>
+      <w:lvlText w:val="%3."/>
+      <w:lvlJc w:val="left"/>
+      <w:pPr>
+        <w:ind w:left="2160" w:hanging="360"/>
+      </w:pPr>
+    </w:lvl>
+    <w:lvl w:ilvl="3">
+      <w:start w:val="1"/>
+      <w:numFmt w:val="decimal"/>
+      <w:lvlText w:val="%4."/>
+      <w:lvlJc w:val="left"/>
+      <w:pPr>
+        <w:ind w:left="2880" w:hanging="360"/>
+      </w:pPr>
+    </w:lvl>
+    <w:lvl w:ilvl="4">
+      <w:start w:val="1"/>
+      <w:numFmt w:val="decimal"/>
+      <w:lvlText w:val="%5."/>
+      <w:lvlJc w:val="left"/>
+      <w:pPr>
+        <w:ind w:left="3600" w:hanging="360"/>
+      </w:pPr>
+    </w:lvl>
+    <w:lvl w:ilvl="5">
+      <w:start w:val="1"/>
+      <w:numFmt w:val="decimal"/>
+      <w:lvlText w:val="%6."/>
+      <w:lvlJc w:val="left"/>
+      <w:pPr>
+        <w:ind w:left="4320" w:hanging="360"/>
+      </w:pPr>
+    </w:lvl>
+    <w:lvl w:ilvl="6">
+      <w:start w:val="1"/>
+      <w:numFmt w:val="decimal"/>
+      <w:lvlText w:val="%7."/>
+      <w:lvlJc w:val="left"/>
+      <w:pPr>
+        <w:ind w:left="5040" w:hanging="360"/>
+      </w:pPr>
+    </w:lvl>
+    <w:lvl w:ilvl="7">
+      <w:start w:val="1"/>
+      <w:numFmt w:val="decimal"/>
+      <w:lvlText w:val="%8."/>
+      <w:lvlJc w:val="left"/>
+      <w:pPr>
+        <w:ind w:left="5760" w:hanging="360"/>
+      </w:pPr>
+    </w:lvl>
+    <w:lvl w:ilvl="8">
+      <w:start w:val="1"/>
+      <w:numFmt w:val="decimal"/>
+      <w:lvlText w:val="%9."/>
+      <w:lvlJc w:val="left"/>
+      <w:pPr>
+        <w:ind w:left="6480" w:hanging="360"/>
+      </w:pPr>
+    </w:lvl>
+  </w:abstractNum>
   <w:num w:numId="1000">
     <w:abstractNumId w:val="990"/>
+  </w:num>
+  <w:num w:numId="1001">
+    <w:abstractNumId w:val="99411"/>
+    <w:lvlOverride w:ilvl="0">
+      <w:startOverride w:val="1"/>
+    </w:lvlOverride>
+    <w:lvlOverride w:ilvl="1">
+      <w:startOverride w:val="1"/>
+    </w:lvlOverride>
+    <w:lvlOverride w:ilvl="2">
+      <w:startOverride w:val="1"/>
+    </w:lvlOverride>
+    <w:lvlOverride w:ilvl="3">
+      <w:startOverride w:val="1"/>
+    </w:lvlOverride>
+    <w:lvlOverride w:ilvl="4">
+      <w:startOverride w:val="1"/>
+    </w:lvlOverride>
+    <w:lvlOverride w:ilvl="5">
+      <w:startOverride w:val="1"/>
+    </w:lvlOverride>
+    <w:lvlOverride w:ilvl="6">
+      <w:startOverride w:val="1"/>
+    </w:lvlOverride>
+    <w:lvlOverride w:ilvl="7">
+      <w:startOverride w:val="1"/>
+    </w:lvlOverride>
+    <w:lvlOverride w:ilvl="8">
+      <w:startOverride w:val="1"/>
+    </w:lvlOverride>
   </w:num>
 </w:numbering>
 </file>

--- a/docs/index.docx
+++ b/docs/index.docx
@@ -245,13 +245,106 @@
       </w:r>
     </w:p>
     <w:bookmarkEnd w:id="22"/>
-    <w:bookmarkStart w:id="27" w:name="material-and-methods"/>
+    <w:bookmarkStart w:id="25" w:name="objetivos"/>
     <w:p>
       <w:pPr>
         <w:pStyle w:val="Heading1"/>
       </w:pPr>
       <w:r>
-        <w:t xml:space="preserve">4. Material and Methods</w:t>
+        <w:t xml:space="preserve">4. Objetivos</w:t>
+      </w:r>
+    </w:p>
+    <w:bookmarkStart w:id="23" w:name="objetivo-geral"/>
+    <w:p>
+      <w:pPr>
+        <w:pStyle w:val="Heading2"/>
+      </w:pPr>
+      <w:r>
+        <w:t xml:space="preserve">4.1 Objetivo geral</w:t>
+      </w:r>
+    </w:p>
+    <w:p>
+      <w:pPr>
+        <w:pStyle w:val="FirstParagraph"/>
+      </w:pPr>
+      <w:r>
+        <w:t xml:space="preserve">Identificar os principais preditores ambientais associados à composição da comunidade zooplanctônica em riachos inseridos em um remanescente de Floresta Atlântica, considerando diferentes níveis de preservação ambiental e os períodos seco e chuvoso.</w:t>
+      </w:r>
+    </w:p>
+    <w:bookmarkEnd w:id="23"/>
+    <w:bookmarkStart w:id="24" w:name="objetivos-específicos"/>
+    <w:p>
+      <w:pPr>
+        <w:pStyle w:val="Heading2"/>
+      </w:pPr>
+      <w:r>
+        <w:t xml:space="preserve">4.2 Objetivos Específicos</w:t>
+      </w:r>
+    </w:p>
+    <w:p>
+      <w:pPr>
+        <w:numPr>
+          <w:ilvl w:val="0"/>
+          <w:numId w:val="1002"/>
+        </w:numPr>
+      </w:pPr>
+      <w:r>
+        <w:t xml:space="preserve">Caracterizar os principais gradientes de estrutura do habitat e das condições ambientais ao longo dos riachos, considerando os diferentes níveis de preservação ambiental e os períodos seco e chuvoso.</w:t>
+      </w:r>
+    </w:p>
+    <w:p>
+      <w:pPr>
+        <w:numPr>
+          <w:ilvl w:val="0"/>
+          <w:numId w:val="1002"/>
+        </w:numPr>
+      </w:pPr>
+      <w:r>
+        <w:t xml:space="preserve">Avaliar a variação da composição da comunidade zooplanctônica, entre os diferentes níveis de preservação ambiental e os períodos seco e chuvoso.</w:t>
+      </w:r>
+    </w:p>
+    <w:p>
+      <w:pPr>
+        <w:numPr>
+          <w:ilvl w:val="0"/>
+          <w:numId w:val="1002"/>
+        </w:numPr>
+      </w:pPr>
+      <w:r>
+        <w:t xml:space="preserve">Identificar as variáveis ambientais que apresentam maior associação com a variação na composição da comunidade zooplanctônica.</w:t>
+      </w:r>
+    </w:p>
+    <w:p>
+      <w:pPr>
+        <w:numPr>
+          <w:ilvl w:val="0"/>
+          <w:numId w:val="1002"/>
+        </w:numPr>
+      </w:pPr>
+      <w:r>
+        <w:t xml:space="preserve">Determinar quais preditores ambientais selecionados apresentam maior contribuição para explicar a variação da composição da comunidade zooplanctônica.</w:t>
+      </w:r>
+    </w:p>
+    <w:p>
+      <w:pPr>
+        <w:numPr>
+          <w:ilvl w:val="0"/>
+          <w:numId w:val="1002"/>
+        </w:numPr>
+      </w:pPr>
+      <w:r>
+        <w:t xml:space="preserve">Identificar os táxons associados aos diferentes níveis de preservação ambiental e aos períodos seco e chuvoso.</w:t>
+      </w:r>
+    </w:p>
+    <w:bookmarkEnd w:id="24"/>
+    <w:bookmarkEnd w:id="25"/>
+    <w:bookmarkStart w:id="30" w:name="material-and-methods"/>
+    <w:p>
+      <w:pPr>
+        <w:pStyle w:val="Heading1"/>
+      </w:pPr>
+      <w:r>
+        <w:t xml:space="preserve">5. Material and Methods</w:t>
       </w:r>
     </w:p>
     <w:p>
@@ -269,7 +362,7 @@
           <w:rPr>
             <w:rStyle w:val="Hyperlink"/>
           </w:rPr>
-          <w:t xml:space="preserve">Section 4.2</w:t>
+          <w:t xml:space="preserve">Section 5.2</w:t>
         </w:r>
       </w:hyperlink>
       <w:r>
@@ -291,13 +384,13 @@
         <w:t xml:space="preserve">).</w:t>
       </w:r>
     </w:p>
-    <w:bookmarkStart w:id="23" w:name="study-area-and-sampling-design"/>
+    <w:bookmarkStart w:id="26" w:name="study-area-and-sampling-design"/>
     <w:p>
       <w:pPr>
         <w:pStyle w:val="Heading2"/>
       </w:pPr>
       <w:r>
-        <w:t xml:space="preserve">4.1 Study Area and Sampling Design</w:t>
+        <w:t xml:space="preserve">5.1 Study Area and Sampling Design</w:t>
       </w:r>
     </w:p>
     <w:p>
@@ -317,14 +410,14 @@
         <w:t xml:space="preserve">.</w:t>
       </w:r>
     </w:p>
-    <w:bookmarkEnd w:id="23"/>
-    <w:bookmarkStart w:id="24" w:name="sec-data-col"/>
+    <w:bookmarkEnd w:id="26"/>
+    <w:bookmarkStart w:id="27" w:name="sec-data-col"/>
     <w:p>
       <w:pPr>
         <w:pStyle w:val="Heading2"/>
       </w:pPr>
       <w:r>
-        <w:t xml:space="preserve">4.2 Data Collection</w:t>
+        <w:t xml:space="preserve">5.2 Data Collection</w:t>
       </w:r>
     </w:p>
     <w:p>
@@ -344,14 +437,14 @@
         <w:t xml:space="preserve">.</w:t>
       </w:r>
     </w:p>
-    <w:bookmarkEnd w:id="24"/>
-    <w:bookmarkStart w:id="26" w:name="statistical-analyses"/>
+    <w:bookmarkEnd w:id="27"/>
+    <w:bookmarkStart w:id="29" w:name="statistical-analyses"/>
     <w:p>
       <w:pPr>
         <w:pStyle w:val="Heading2"/>
       </w:pPr>
       <w:r>
-        <w:t xml:space="preserve">4.3 Statistical Analyses</w:t>
+        <w:t xml:space="preserve">5.3 Statistical Analyses</w:t>
       </w:r>
     </w:p>
     <w:p>
@@ -364,7 +457,7 @@
       <w:r>
         <w:t xml:space="preserve"> </w:t>
       </w:r>
-      <w:hyperlink r:id="rId25">
+      <w:hyperlink r:id="rId28">
         <w:r>
           <w:rPr>
             <w:rStyle w:val="Hyperlink"/>
@@ -417,15 +510,15 @@
         <w:t xml:space="preserve">)</w:t>
       </w:r>
     </w:p>
-    <w:bookmarkEnd w:id="26"/>
-    <w:bookmarkEnd w:id="27"/>
-    <w:bookmarkStart w:id="30" w:name="results"/>
+    <w:bookmarkEnd w:id="29"/>
+    <w:bookmarkEnd w:id="30"/>
+    <w:bookmarkStart w:id="33" w:name="results"/>
     <w:p>
       <w:pPr>
         <w:pStyle w:val="Heading1"/>
       </w:pPr>
       <w:r>
-        <w:t xml:space="preserve">5. Results</w:t>
+        <w:t xml:space="preserve">6. Results</w:t>
       </w:r>
     </w:p>
     <w:p>
@@ -438,7 +531,7 @@
       <w:r>
         <w:t xml:space="preserve"> </w:t>
       </w:r>
-      <w:hyperlink r:id="rId25">
+      <w:hyperlink r:id="rId28">
         <w:r>
           <w:rPr>
             <w:rStyle w:val="Hyperlink"/>
@@ -450,38 +543,38 @@
         <w:t xml:space="preserve">.</w:t>
       </w:r>
     </w:p>
-    <w:bookmarkStart w:id="28" w:name="environmental-variables"/>
+    <w:bookmarkStart w:id="31" w:name="environmental-variables"/>
     <w:p>
       <w:pPr>
         <w:pStyle w:val="Heading2"/>
       </w:pPr>
       <w:r>
-        <w:t xml:space="preserve">5.1 Environmental variables</w:t>
-      </w:r>
-    </w:p>
-    <w:bookmarkEnd w:id="28"/>
-    <w:bookmarkStart w:id="29" w:name="community-structure"/>
+        <w:t xml:space="preserve">6.1 Environmental variables</w:t>
+      </w:r>
+    </w:p>
+    <w:bookmarkEnd w:id="31"/>
+    <w:bookmarkStart w:id="32" w:name="community-structure"/>
     <w:p>
       <w:pPr>
         <w:pStyle w:val="Heading2"/>
       </w:pPr>
       <w:r>
-        <w:t xml:space="preserve">5.2 Community structure</w:t>
-      </w:r>
-    </w:p>
-    <w:bookmarkEnd w:id="29"/>
-    <w:bookmarkEnd w:id="30"/>
-    <w:bookmarkStart w:id="31" w:name="discussion"/>
+        <w:t xml:space="preserve">6.2 Community structure</w:t>
+      </w:r>
+    </w:p>
+    <w:bookmarkEnd w:id="32"/>
+    <w:bookmarkEnd w:id="33"/>
+    <w:bookmarkStart w:id="34" w:name="discussion"/>
     <w:p>
       <w:pPr>
         <w:pStyle w:val="Heading1"/>
       </w:pPr>
       <w:r>
-        <w:t xml:space="preserve">6. Discussion</w:t>
-      </w:r>
-    </w:p>
-    <w:bookmarkEnd w:id="31"/>
-    <w:bookmarkStart w:id="32" w:name="conclusions"/>
+        <w:t xml:space="preserve">7. Discussion</w:t>
+      </w:r>
+    </w:p>
+    <w:bookmarkEnd w:id="34"/>
+    <w:bookmarkStart w:id="35" w:name="conclusions"/>
     <w:p>
       <w:pPr>
         <w:pStyle w:val="Heading1"/>
@@ -490,8 +583,8 @@
         <w:t xml:space="preserve">Conclusions</w:t>
       </w:r>
     </w:p>
-    <w:bookmarkEnd w:id="32"/>
-    <w:bookmarkStart w:id="33" w:name="acknowledgements"/>
+    <w:bookmarkEnd w:id="35"/>
+    <w:bookmarkStart w:id="36" w:name="acknowledgements"/>
     <w:p>
       <w:pPr>
         <w:pStyle w:val="Heading1"/>
@@ -500,8 +593,8 @@
         <w:t xml:space="preserve">Acknowledgements</w:t>
       </w:r>
     </w:p>
-    <w:bookmarkEnd w:id="33"/>
-    <w:bookmarkStart w:id="34" w:name="authorship-contribution-statement"/>
+    <w:bookmarkEnd w:id="36"/>
+    <w:bookmarkStart w:id="37" w:name="authorship-contribution-statement"/>
     <w:p>
       <w:pPr>
         <w:pStyle w:val="Heading1"/>
@@ -535,8 +628,8 @@
         <w:t xml:space="preserve">Author1: Writing – review &amp; editing, Writing – original draft, Formal analysis, Data curation, Conceptualization. Author2: Writing – review &amp; editing, Data curation, Conceptualization. Author3: Writing – review &amp; editing, Formal analysis, Data curation, Conceptualization.</w:t>
       </w:r>
     </w:p>
-    <w:bookmarkEnd w:id="34"/>
-    <w:bookmarkStart w:id="35" w:name="ethical-approval"/>
+    <w:bookmarkEnd w:id="37"/>
+    <w:bookmarkStart w:id="38" w:name="ethical-approval"/>
     <w:p>
       <w:pPr>
         <w:pStyle w:val="Heading1"/>
@@ -553,8 +646,8 @@
         <w:t xml:space="preserve">This study did not require ethical approval as it did not involve human participants or sensitive data. Field surveys were conducted based on collection permit number (IEF-10327-6 and SISBIO-10.635-7).</w:t>
       </w:r>
     </w:p>
-    <w:bookmarkEnd w:id="35"/>
-    <w:bookmarkStart w:id="44" w:name="references"/>
+    <w:bookmarkEnd w:id="38"/>
+    <w:bookmarkStart w:id="47" w:name="references"/>
     <w:p>
       <w:pPr>
         <w:pStyle w:val="Heading1"/>
@@ -563,8 +656,8 @@
         <w:t xml:space="preserve">References</w:t>
       </w:r>
     </w:p>
-    <w:bookmarkStart w:id="43" w:name="refs"/>
-    <w:bookmarkStart w:id="37" w:name="ref-credit2026"/>
+    <w:bookmarkStart w:id="46" w:name="refs"/>
+    <w:bookmarkStart w:id="40" w:name="ref-credit2026"/>
     <w:p>
       <w:pPr>
         <w:pStyle w:val="Bibliography"/>
@@ -588,7 +681,7 @@
       <w:r>
         <w:t xml:space="preserve"> </w:t>
       </w:r>
-      <w:hyperlink r:id="rId36">
+      <w:hyperlink r:id="rId39">
         <w:r>
           <w:rPr>
             <w:rStyle w:val="Hyperlink"/>
@@ -597,8 +690,8 @@
         </w:r>
       </w:hyperlink>
     </w:p>
-    <w:bookmarkEnd w:id="37"/>
-    <w:bookmarkStart w:id="39" w:name="ref-gouveia2017"/>
+    <w:bookmarkEnd w:id="40"/>
+    <w:bookmarkStart w:id="42" w:name="ref-gouveia2017"/>
     <w:p>
       <w:pPr>
         <w:pStyle w:val="Bibliography"/>
@@ -635,7 +728,7 @@
       <w:r>
         <w:t xml:space="preserve"> </w:t>
       </w:r>
-      <w:hyperlink r:id="rId38">
+      <w:hyperlink r:id="rId41">
         <w:r>
           <w:rPr>
             <w:rStyle w:val="Hyperlink"/>
@@ -644,8 +737,8 @@
         </w:r>
       </w:hyperlink>
     </w:p>
-    <w:bookmarkEnd w:id="39"/>
-    <w:bookmarkStart w:id="41" w:name="ref-macêdo2019"/>
+    <w:bookmarkEnd w:id="42"/>
+    <w:bookmarkStart w:id="44" w:name="ref-macêdo2019"/>
     <w:p>
       <w:pPr>
         <w:pStyle w:val="Bibliography"/>
@@ -688,7 +781,7 @@
       <w:r>
         <w:t xml:space="preserve"> </w:t>
       </w:r>
-      <w:hyperlink r:id="rId40">
+      <w:hyperlink r:id="rId43">
         <w:r>
           <w:rPr>
             <w:rStyle w:val="Hyperlink"/>
@@ -697,8 +790,8 @@
         </w:r>
       </w:hyperlink>
     </w:p>
-    <w:bookmarkEnd w:id="41"/>
-    <w:bookmarkStart w:id="42" w:name="ref-medeiros2008"/>
+    <w:bookmarkEnd w:id="44"/>
+    <w:bookmarkStart w:id="45" w:name="ref-medeiros2008"/>
     <w:p>
       <w:pPr>
         <w:pStyle w:val="Bibliography"/>
@@ -733,10 +826,10 @@
         <w:t xml:space="preserve">(1), 13–20.</w:t>
       </w:r>
     </w:p>
-    <w:bookmarkEnd w:id="42"/>
-    <w:bookmarkEnd w:id="43"/>
-    <w:bookmarkEnd w:id="44"/>
-    <w:bookmarkStart w:id="51" w:name="figures-and-tables"/>
+    <w:bookmarkEnd w:id="45"/>
+    <w:bookmarkEnd w:id="46"/>
+    <w:bookmarkEnd w:id="47"/>
+    <w:bookmarkStart w:id="54" w:name="figures-and-tables"/>
     <w:p>
       <w:pPr>
         <w:pStyle w:val="Heading1"/>
@@ -745,7 +838,7 @@
         <w:t xml:space="preserve">Figures and Tables</w:t>
       </w:r>
     </w:p>
-    <w:bookmarkStart w:id="49" w:name="figures"/>
+    <w:bookmarkStart w:id="52" w:name="figures"/>
     <w:p>
       <w:pPr>
         <w:pStyle w:val="Heading2"/>
@@ -767,7 +860,7 @@
       <w:tr>
         <w:tc>
           <w:tcPr/>
-          <w:bookmarkStart w:id="48" w:name="fig-pesquisa"/>
+          <w:bookmarkStart w:id="51" w:name="fig-pesquisa"/>
           <w:p>
             <w:pPr>
               <w:pStyle w:val="Compact"/>
@@ -778,18 +871,18 @@
                 <wp:inline>
                   <wp:extent cx="4107179" cy="3886200"/>
                   <wp:effectExtent b="0" l="0" r="0" t="0"/>
-                  <wp:docPr descr="" title="" id="46" name="Picture"/>
+                  <wp:docPr descr="" title="" id="49" name="Picture"/>
                   <a:graphic>
                     <a:graphicData uri="http://schemas.openxmlformats.org/drawingml/2006/picture">
                       <pic:pic>
                         <pic:nvPicPr>
-                          <pic:cNvPr descr="imagens/pesquisa_cientifica.jpg" id="47" name="Picture"/>
+                          <pic:cNvPr descr="imagens/pesquisa_cientifica.jpg" id="50" name="Picture"/>
                           <pic:cNvPicPr>
                             <a:picLocks noChangeArrowheads="1" noChangeAspect="1"/>
                           </pic:cNvPicPr>
                         </pic:nvPicPr>
                         <pic:blipFill>
-                          <a:blip r:embed="rId45"/>
+                          <a:blip r:embed="rId48"/>
                           <a:stretch>
                             <a:fillRect/>
                           </a:stretch>
@@ -829,12 +922,12 @@
               <w:t xml:space="preserve">Figure 1: Etapas do desenvolvimento da pesquisa científica.</w:t>
             </w:r>
           </w:p>
-          <w:bookmarkEnd w:id="48"/>
+          <w:bookmarkEnd w:id="51"/>
         </w:tc>
       </w:tr>
     </w:tbl>
-    <w:bookmarkEnd w:id="49"/>
-    <w:bookmarkStart w:id="50" w:name="tables"/>
+    <w:bookmarkEnd w:id="52"/>
+    <w:bookmarkStart w:id="53" w:name="tables"/>
     <w:p>
       <w:pPr>
         <w:pStyle w:val="Heading2"/>
@@ -843,9 +936,9 @@
         <w:t xml:space="preserve">Tables</w:t>
       </w:r>
     </w:p>
-    <w:bookmarkEnd w:id="50"/>
-    <w:bookmarkEnd w:id="51"/>
-    <w:bookmarkStart w:id="52" w:name="apendices"/>
+    <w:bookmarkEnd w:id="53"/>
+    <w:bookmarkEnd w:id="54"/>
+    <w:bookmarkStart w:id="55" w:name="apendices"/>
     <w:p>
       <w:pPr>
         <w:pStyle w:val="Heading1"/>
@@ -854,8 +947,8 @@
         <w:t xml:space="preserve">Apendices</w:t>
       </w:r>
     </w:p>
-    <w:bookmarkEnd w:id="52"/>
-    <w:bookmarkStart w:id="56" w:name="non-used-figures-and-tables"/>
+    <w:bookmarkEnd w:id="55"/>
+    <w:bookmarkStart w:id="59" w:name="non-used-figures-and-tables"/>
     <w:p>
       <w:pPr>
         <w:pStyle w:val="Heading1"/>
@@ -906,18 +999,18 @@
                 <wp:inline>
                   <wp:extent cx="152400" cy="152400"/>
                   <wp:effectExtent b="0" l="0" r="0" t="0"/>
-                  <wp:docPr descr="" title="" id="54" name="Picture"/>
+                  <wp:docPr descr="" title="" id="57" name="Picture"/>
                   <a:graphic>
                     <a:graphicData uri="http://schemas.openxmlformats.org/drawingml/2006/picture">
                       <pic:pic>
                         <pic:nvPicPr>
-                          <pic:cNvPr descr="C:\PROGRA~1\RStudio\RESOUR~1\app\bin\quarto\share\formats\docx\warning.png" id="55" name="Picture"/>
+                          <pic:cNvPr descr="C:\PROGRA~1\RStudio\RESOUR~1\app\bin\quarto\share\formats\docx\warning.png" id="58" name="Picture"/>
                           <pic:cNvPicPr>
                             <a:picLocks noChangeArrowheads="1" noChangeAspect="1"/>
                           </pic:cNvPicPr>
                         </pic:nvPicPr>
                         <pic:blipFill>
-                          <a:blip r:embed="rId53"/>
+                          <a:blip r:embed="rId56"/>
                           <a:stretch>
                             <a:fillRect/>
                           </a:stretch>
@@ -969,7 +1062,7 @@
         </w:tc>
       </w:tr>
     </w:tbl>
-    <w:bookmarkEnd w:id="56"/>
+    <w:bookmarkEnd w:id="59"/>
     <w:sectPr>
       <w:type w:val="nextPage"/>
       <w:pgSz w:h="15840" w:w="12240"/>
@@ -1167,6 +1260,109 @@
       <w:pPr>
         <w:ind w:left="6480" w:hanging="360"/>
       </w:pPr>
+    </w:lvl>
+  </w:abstractNum>
+  <w:abstractNum w:abstractNumId="991">
+    <w:nsid w:val="0000A991"/>
+    <w:multiLevelType w:val="multilevel"/>
+    <w:lvl w:ilvl="0">
+      <w:numFmt w:val="bullet"/>
+      <w:lvlText w:val=""/>
+      <w:lvlJc w:val="left"/>
+      <w:pPr>
+        <w:ind w:left="720" w:hanging="360"/>
+      </w:pPr>
+      <w:rPr>
+        <w:rFonts w:ascii="Symbol" w:hAnsi="Symbol" w:cs="Symbol" w:hint="default"/>
+      </w:rPr>
+    </w:lvl>
+    <w:lvl w:ilvl="1">
+      <w:numFmt w:val="bullet"/>
+      <w:lvlText w:val="o"/>
+      <w:lvlJc w:val="left"/>
+      <w:pPr>
+        <w:ind w:left="1440" w:hanging="360"/>
+      </w:pPr>
+      <w:rPr>
+        <w:rFonts w:ascii="Courier New" w:hAnsi="Courier New" w:cs="Courier New" w:hint="default"/>
+      </w:rPr>
+    </w:lvl>
+    <w:lvl w:ilvl="2">
+      <w:numFmt w:val="bullet"/>
+      <w:lvlText w:val=""/>
+      <w:lvlJc w:val="left"/>
+      <w:pPr>
+        <w:ind w:left="2160" w:hanging="360"/>
+      </w:pPr>
+      <w:rPr>
+        <w:rFonts w:ascii="Wingdings" w:hAnsi="Wingdings" w:cs="Wingdings" w:hint="default"/>
+      </w:rPr>
+    </w:lvl>
+    <w:lvl w:ilvl="3">
+      <w:numFmt w:val="bullet"/>
+      <w:lvlText w:val=""/>
+      <w:lvlJc w:val="left"/>
+      <w:pPr>
+        <w:ind w:left="2880" w:hanging="360"/>
+      </w:pPr>
+      <w:rPr>
+        <w:rFonts w:ascii="Symbol" w:hAnsi="Symbol" w:cs="Symbol" w:hint="default"/>
+      </w:rPr>
+    </w:lvl>
+    <w:lvl w:ilvl="4">
+      <w:numFmt w:val="bullet"/>
+      <w:lvlText w:val="o"/>
+      <w:lvlJc w:val="left"/>
+      <w:pPr>
+        <w:ind w:left="3600" w:hanging="360"/>
+      </w:pPr>
+      <w:rPr>
+        <w:rFonts w:ascii="Courier New" w:hAnsi="Courier New" w:cs="Courier New" w:hint="default"/>
+      </w:rPr>
+    </w:lvl>
+    <w:lvl w:ilvl="5">
+      <w:numFmt w:val="bullet"/>
+      <w:lvlText w:val=""/>
+      <w:lvlJc w:val="left"/>
+      <w:pPr>
+        <w:ind w:left="4320" w:hanging="360"/>
+      </w:pPr>
+      <w:rPr>
+        <w:rFonts w:ascii="Wingdings" w:hAnsi="Wingdings" w:cs="Wingdings" w:hint="default"/>
+      </w:rPr>
+    </w:lvl>
+    <w:lvl w:ilvl="6">
+      <w:numFmt w:val="bullet"/>
+      <w:lvlText w:val=""/>
+      <w:lvlJc w:val="left"/>
+      <w:pPr>
+        <w:ind w:left="5040" w:hanging="360"/>
+      </w:pPr>
+      <w:rPr>
+        <w:rFonts w:ascii="Symbol" w:hAnsi="Symbol" w:cs="Symbol" w:hint="default"/>
+      </w:rPr>
+    </w:lvl>
+    <w:lvl w:ilvl="7">
+      <w:numFmt w:val="bullet"/>
+      <w:lvlText w:val="o"/>
+      <w:lvlJc w:val="left"/>
+      <w:pPr>
+        <w:ind w:left="5760" w:hanging="360"/>
+      </w:pPr>
+      <w:rPr>
+        <w:rFonts w:ascii="Courier New" w:hAnsi="Courier New" w:cs="Courier New" w:hint="default"/>
+      </w:rPr>
+    </w:lvl>
+    <w:lvl w:ilvl="8">
+      <w:numFmt w:val="bullet"/>
+      <w:lvlText w:val=""/>
+      <w:lvlJc w:val="left"/>
+      <w:pPr>
+        <w:ind w:left="6480" w:hanging="360"/>
+      </w:pPr>
+      <w:rPr>
+        <w:rFonts w:ascii="Wingdings" w:hAnsi="Wingdings" w:cs="Wingdings" w:hint="default"/>
+      </w:rPr>
     </w:lvl>
   </w:abstractNum>
   <w:num w:numId="1000">
@@ -1201,6 +1397,9 @@
     <w:lvlOverride w:ilvl="8">
       <w:startOverride w:val="1"/>
     </w:lvlOverride>
+  </w:num>
+  <w:num w:numId="1002">
+    <w:abstractNumId w:val="991"/>
   </w:num>
 </w:numbering>
 </file>

--- a/docs/index.docx
+++ b/docs/index.docx
@@ -7,7 +7,7 @@
         <w:pStyle w:val="Title"/>
       </w:pPr>
       <w:r>
-        <w:t xml:space="preserve">Preditores ambientais da comunidade zooplanctônica em riachos da floresta atlântica.</w:t>
+        <w:t xml:space="preserve">Preditores ambientais da comunidade zooplanctônica em riachos de floresta atlântica.</w:t>
       </w:r>
     </w:p>
     <w:p>
@@ -15,7 +15,7 @@
         <w:pStyle w:val="Subtitle"/>
       </w:pPr>
       <w:r>
-        <w:t xml:space="preserve">Influência dos níveis de preservação ambiental e da sazonalidade sobre a composição da comunidade do zooplâncton.</w:t>
+        <w:t xml:space="preserve">Influência dos níveis de preservação ambiental e da sazonalidade sobre a composição da comunidade do zooplanctônica.</w:t>
       </w:r>
     </w:p>
     <w:p>
@@ -163,7 +163,7 @@
         </w:numPr>
       </w:pPr>
       <w:r>
-        <w:t xml:space="preserve">Como as condições ambientais variam em riachos da Floresta Atlântica considerando os diferentes níveis de preservação ambiental e os períodos seco e chuvoso?</w:t>
+        <w:t xml:space="preserve">Como as condições ambientais variam em riachos de Floresta Atlântica considerando os diferentes níveis de preservação ambiental e os períodos seco e chuvoso?</w:t>
       </w:r>
     </w:p>
     <w:p>
@@ -233,7 +233,7 @@
         <w:pStyle w:val="TextBody"/>
       </w:pPr>
       <w:r>
-        <w:t xml:space="preserve">Hipótese 3 – Associação entre os preditores ambientais e a comunidade zooplanctônica: Considerando que as características ambientais dos riachos podem atuar de forma conjunta sobre a comunidade zooplanctônica, espera-se que parte da variação na composição da comunidade seja explicada pelas variáveis relacionadas às condições ambientais, com algumas variáveis apresentando maior contribuição do que outras.</w:t>
+        <w:t xml:space="preserve">Hipótese 3 – Associação entre os preditores ambientais e a comunidade zooplanctônica: Considerando que as características ambientais dos riachos podem atuar de forma conjunta sobre a comunidade zooplanctônica, espera-se que parte da variação na composição da comunidade seja explicada pelas variáveis relacionadas às condições ambientais, com algumas variáveis sendo mais significativas do que outras.</w:t>
       </w:r>
     </w:p>
     <w:p>
@@ -241,7 +241,7 @@
         <w:pStyle w:val="TextBody"/>
       </w:pPr>
       <w:r>
-        <w:t xml:space="preserve">Hipótese 4 – Táxons indicadores: Tendo em vista que diferentes condições ambientais podem favorecer determinados grupos, espera-se que alguns táxons da comunidade zooplanctônica estejam mais associados a determinados níveis de preservação ambiental, podendo atuar como indicadores do nível de preservação.</w:t>
+        <w:t xml:space="preserve">Hipótese 4 – Táxons indicadores: Tendo em vista que diferentes condições ambientais podem favorecer determinados grupos, espera-se que alguns táxons da comunidade zooplanctônica estejam mais associados a determinados níveis de preservação ambiental, podendo atuar como indicadores da condição ambiental.</w:t>
       </w:r>
     </w:p>
     <w:bookmarkEnd w:id="22"/>
@@ -260,7 +260,7 @@
         <w:pStyle w:val="Heading2"/>
       </w:pPr>
       <w:r>
-        <w:t xml:space="preserve">4.1 Objetivo geral</w:t>
+        <w:t xml:space="preserve">4.1 Objetivo Geral</w:t>
       </w:r>
     </w:p>
     <w:p>
@@ -338,13 +338,22 @@
     </w:p>
     <w:bookmarkEnd w:id="24"/>
     <w:bookmarkEnd w:id="25"/>
-    <w:bookmarkStart w:id="30" w:name="material-and-methods"/>
+    <w:bookmarkStart w:id="30" w:name="material-e-métodos"/>
     <w:p>
       <w:pPr>
         <w:pStyle w:val="Heading1"/>
       </w:pPr>
       <w:r>
-        <w:t xml:space="preserve">5. Material and Methods</w:t>
+        <w:t xml:space="preserve">5. Material e Métodos</w:t>
+      </w:r>
+    </w:p>
+    <w:bookmarkStart w:id="26" w:name="área-de-estudo-e-delineamento-amostral"/>
+    <w:p>
+      <w:pPr>
+        <w:pStyle w:val="Heading2"/>
+      </w:pPr>
+      <w:r>
+        <w:t xml:space="preserve">5.1 Área de estudo e delineamento amostral</w:t>
       </w:r>
     </w:p>
     <w:p>
@@ -352,45 +361,145 @@
         <w:pStyle w:val="FirstParagraph"/>
       </w:pPr>
       <w:r>
-        <w:t xml:space="preserve">Data and methods are discussed in</w:t>
+        <w:t xml:space="preserve">O estudo foi realizado na Reserva Biológica Guaribas (REBIO Guaribas), unidade de conservação federal localizada no estado da Paraíba. Criada em 1990, a REBIO Guaribas é constituída por três fragmentos descontínuos, denominados SEMA 01, SEMA 02 e SEMA 03, constituindo um dos últimos remanescentes de Floresta Atlântica na região. A vegetação da unidade de conservação é composta principalmente por floresta estacional semidecidual e formações savânicas, com influência da Caatinga adjacente. A REBIO Guaribas está localizada no município de Mamanguape, mas também sofre influência de Rio Tinto, Curral de Cima, Jacaraú e Marcação, estando inserida em uma região caracterizada pelo predomínio de áreas agrícolas</w:t>
       </w:r>
       <w:r>
         <w:t xml:space="preserve"> </w:t>
       </w:r>
-      <w:hyperlink w:anchor="sec-data-col">
-        <w:r>
-          <w:rPr>
-            <w:rStyle w:val="Hyperlink"/>
-          </w:rPr>
-          <w:t xml:space="preserve">Section 5.2</w:t>
-        </w:r>
-      </w:hyperlink>
-      <w:r>
-        <w:t xml:space="preserve">. This citation will appear in the bibliography section (</w:t>
-      </w:r>
-      <w:r>
-        <w:t xml:space="preserve">Gouveia et al. (2017)</w:t>
-      </w:r>
-      <w:r>
-        <w:t xml:space="preserve">;</w:t>
+      <w:r>
+        <w:t xml:space="preserve">(MMA, 2003)</w:t>
+      </w:r>
+      <w:r>
+        <w:t xml:space="preserve">.</w:t>
+      </w:r>
+    </w:p>
+    <w:p>
+      <w:pPr>
+        <w:pStyle w:val="TextBody"/>
+      </w:pPr>
+      <w:r>
+        <w:t xml:space="preserve">A área de entorno da REBIO Guaribas apresenta diferentes formas de uso e cobertura do solo, incluindo áreas de agricultura, pastagem e pequenas propriedades rurais</w:t>
       </w:r>
       <w:r>
         <w:t xml:space="preserve"> </w:t>
       </w:r>
       <w:r>
-        <w:t xml:space="preserve">Medeiros et al. (2008)</w:t>
-      </w:r>
-      <w:r>
-        <w:t xml:space="preserve">).</w:t>
-      </w:r>
-    </w:p>
-    <w:bookmarkStart w:id="26" w:name="study-area-and-sampling-design"/>
-    <w:p>
-      <w:pPr>
-        <w:pStyle w:val="Heading2"/>
-      </w:pPr>
-      <w:r>
-        <w:t xml:space="preserve">5.1 Study Area and Sampling Design</w:t>
+        <w:t xml:space="preserve">(Arruda et al., 2013; MMA, 2026)</w:t>
+      </w:r>
+      <w:r>
+        <w:t xml:space="preserve">. Entre as principais atividades desenvolvidas na região estão o cultivo de cana-de-açúcar, abacaxi e coqueiro, além da pecuária, pomares e roçados de subsistência</w:t>
+      </w:r>
+      <w:r>
+        <w:t xml:space="preserve"> </w:t>
+      </w:r>
+      <w:r>
+        <w:t xml:space="preserve">(Gouveia et al., 2017; Heinrichs et al., 2017)</w:t>
+      </w:r>
+      <w:r>
+        <w:t xml:space="preserve">. Esses usos podem influenciar os ambientes aquáticos adjacentes por meio do escoamento superficial, da alteração da vegetação ripária e da entrada de sedimentos, nutrientes e outros materiais nos riachos</w:t>
+      </w:r>
+      <w:r>
+        <w:t xml:space="preserve"> </w:t>
+      </w:r>
+      <w:r>
+        <w:t xml:space="preserve">(MMA, 2003; Soler, 2004)</w:t>
+      </w:r>
+      <w:r>
+        <w:t xml:space="preserve">.</w:t>
+      </w:r>
+    </w:p>
+    <w:p>
+      <w:pPr>
+        <w:pStyle w:val="TextBody"/>
+      </w:pPr>
+      <w:r>
+        <w:t xml:space="preserve">O clima regional é classificado como As’, segundo Köppen-Geiger, com estação chuvosa entre fevereiro e julho e período seco entre outubro e dezembro</w:t>
+      </w:r>
+      <w:r>
+        <w:t xml:space="preserve"> </w:t>
+      </w:r>
+      <w:r>
+        <w:t xml:space="preserve">(Peel et al., 2007)</w:t>
+      </w:r>
+      <w:r>
+        <w:t xml:space="preserve">. A temperatura média anual varia entre 24 e 26 °C, enquanto a precipitação anual é de aproximadamente 1.750 a 2.000 mm. A drenagem local é composta por pequenos riachos de cabeceira, cuja dinâmica está relacionada ao regime de precipitação. Entre esses ambientes, destacam-se os riachos Barro Branco e Caiana, escolhidos como áreas de estudo deste trabalho, ambos pertencentes à bacia do rio Camaratuba</w:t>
+      </w:r>
+      <w:r>
+        <w:t xml:space="preserve"> </w:t>
+      </w:r>
+      <w:r>
+        <w:t xml:space="preserve">(Gouveia et al., 2017)</w:t>
+      </w:r>
+      <w:r>
+        <w:t xml:space="preserve">.</w:t>
+      </w:r>
+    </w:p>
+    <w:p>
+      <w:pPr>
+        <w:pStyle w:val="TextBody"/>
+      </w:pPr>
+      <w:r>
+        <w:t xml:space="preserve">O delineamento amostral foi estruturado considerando dois períodos sazonais e diferentes níveis de preservação ambiental. As coletas foram realizadas durante o período seco, entre novembro de 2023 e fevereiro de 2024, e durante o período chuvoso, entre junho e agosto de 2024. Foram estabelecidas 15 unidades amostrais (UAs), distribuídas nos riachos Barro Branco e Caiana, localizados no fragmento SEMA 02 da REBIO Guaribas, abrangendo áreas no interior da unidade de conservação e áreas sob influência antrópica em seu entorno (Figura 1). No riacho Barro Branco, foram estabelecidas seis unidades amostrais (UAs 1 a 6), distribuídas longitudinalmente ao longo do curso d’água. As UAs 1 a 3 estavam localizadas no interior da REBIO Guaribas, enquanto as UAs 4 a 6 estavam situadas na zona de amortecimento. No riacho Caiana, foram estabelecidas nove unidades amostrais (UAs 7 a 15), distribuídas em trechos sob maior influência de áreas de pastagem e cultivo agrícola.</w:t>
+      </w:r>
+    </w:p>
+    <w:p>
+      <w:pPr>
+        <w:pStyle w:val="TextBody"/>
+      </w:pPr>
+      <w:r>
+        <w:t xml:space="preserve">Em cada unidade amostral, foram coletados dados referentes à estrutura do habitat, à qualidade da água e à fauna zooplanctônica. Foram realizadas três subamostragens em diferentes habitats dentro de cada unidade amostral, totalizando 45 subamostras (15 UAs × 3 subamostras) para cada período sazonal.</w:t>
+      </w:r>
+    </w:p>
+    <w:p>
+      <w:pPr>
+        <w:pStyle w:val="TextBody"/>
+      </w:pPr>
+      <w:r>
+        <w:t xml:space="preserve">As unidades amostrais foram classificadas quanto ao nível de preservação ambiental a partir das características observadas no entorno e no próprio trecho amostrado, considerando principalmente a condição da vegetação ripária, o uso e a cobertura do solo adjacente e as características gerais do habitat. A classificação resultou em quatro condições de preservação, organizadas em um gradiente que variou de trechos mais preservados a trechos sob maior influência antrópica. As condições foram definidas a priori, antes da análise das respostas biológicas, de modo que o nível de preservação fosse considerado uma característica espacial independente dessas respostas.</w:t>
+      </w:r>
+    </w:p>
+    <w:p>
+      <w:pPr>
+        <w:numPr>
+          <w:ilvl w:val="0"/>
+          <w:numId w:val="1003"/>
+        </w:numPr>
+      </w:pPr>
+      <w:r>
+        <w:t xml:space="preserve">Tipo I: corresponde às unidades amostrais localizadas no interior da área protegida e que apresentam condições bem preservadas, caracterizadas pela presença de vegetação ripária íntegra e ausência de áreas de cultivo nas proximidades, considerando uma distância mínima de 1 km. Essas unidades também atendem aos critérios de qualidade da água estabelecidos como referência, com temperatura média ≤ 28 °C, concentração média de oxigênio dissolvido ≥ 6 mg/L, velocidade média da água ≥ 0,025 m/s e turbidez média ≤ 15 NTU.</w:t>
+      </w:r>
+    </w:p>
+    <w:p>
+      <w:pPr>
+        <w:numPr>
+          <w:ilvl w:val="0"/>
+          <w:numId w:val="1003"/>
+        </w:numPr>
+      </w:pPr>
+      <w:r>
+        <w:t xml:space="preserve">Tipo II: corresponde às unidades amostrais localizadas no interior da área protegida, mas que apresentam algum grau de alteração ambiental. Essas alterações podem estar relacionadas à proximidade de áreas de cultivo ou a desvios em uma ou mais das características hidrológicas e de qualidade da água utilizadas como referência para o Tipo I.</w:t>
+      </w:r>
+    </w:p>
+    <w:p>
+      <w:pPr>
+        <w:numPr>
+          <w:ilvl w:val="0"/>
+          <w:numId w:val="1003"/>
+        </w:numPr>
+      </w:pPr>
+      <w:r>
+        <w:t xml:space="preserve">Tipo III: corresponde às unidades amostrais localizadas fora da área protegida, mas que mantêm condições de qualidade da água relativamente boas, comparáveis às observadas no Tipo I. Essas unidades podem, entretanto, apresentar diferenças em outras características ambientais relacionadas à sua localização fora da área protegida.</w:t>
+      </w:r>
+    </w:p>
+    <w:p>
+      <w:pPr>
+        <w:numPr>
+          <w:ilvl w:val="0"/>
+          <w:numId w:val="1003"/>
+        </w:numPr>
+      </w:pPr>
+      <w:r>
+        <w:t xml:space="preserve">Tipo IV: corresponde às unidades amostrais localizadas fora da área protegida e que apresentam evidências de maior perturbação ambiental. Essas alterações incluem condições de qualidade da água inferiores às observadas nas unidades de referência, não atendendo a pelo menos um dos critérios estabelecidos para o Tipo I, e/ou alterações nas características do habitat.</w:t>
       </w:r>
     </w:p>
     <w:p>
@@ -398,16 +507,7 @@
         <w:pStyle w:val="FirstParagraph"/>
       </w:pPr>
       <w:r>
-        <w:t xml:space="preserve">See publications by</w:t>
-      </w:r>
-      <w:r>
-        <w:t xml:space="preserve"> </w:t>
-      </w:r>
-      <w:r>
-        <w:t xml:space="preserve">Gouveia et al. (2017)</w:t>
-      </w:r>
-      <w:r>
-        <w:t xml:space="preserve">.</w:t>
+        <w:t xml:space="preserve">Para as unidades amostrais dos Tipos III e IV, não foram considerados os critérios de proximidade da vegetação ripária e de áreas de cultivo utilizados na classificação das unidades dos Tipos I e II. Por estarem localizadas fora da REBIO Guaribas, essas unidades estão sujeitas a diferentes condições de uso e cobertura do solo e, portanto, não necessariamente apresentam vegetação ripária íntegra ou distância mínima de 1 km de áreas de cultivo. A classificação das unidades amostrais foi posteriormente avaliada em conjunto com as medições das variáveis ambientais realizadas em campo.</w:t>
       </w:r>
     </w:p>
     <w:bookmarkEnd w:id="26"/>
@@ -647,7 +747,7 @@
       </w:r>
     </w:p>
     <w:bookmarkEnd w:id="38"/>
-    <w:bookmarkStart w:id="47" w:name="references"/>
+    <w:bookmarkStart w:id="55" w:name="references"/>
     <w:p>
       <w:pPr>
         <w:pStyle w:val="Heading1"/>
@@ -656,8 +756,44 @@
         <w:t xml:space="preserve">References</w:t>
       </w:r>
     </w:p>
-    <w:bookmarkStart w:id="46" w:name="refs"/>
-    <w:bookmarkStart w:id="40" w:name="ref-credit2026"/>
+    <w:bookmarkStart w:id="54" w:name="refs"/>
+    <w:bookmarkStart w:id="39" w:name="ref-arruda2013"/>
+    <w:p>
+      <w:pPr>
+        <w:pStyle w:val="Bibliography"/>
+      </w:pPr>
+      <w:r>
+        <w:t xml:space="preserve">Arruda, D. B., Cunha, B. P., &amp; Rêgo, K. M. C. (2013). Conflitos entre ReBio guaribas e comunidades locais: (in)justiça ambiental e ecologia política.</w:t>
+      </w:r>
+      <w:r>
+        <w:t xml:space="preserve"> </w:t>
+      </w:r>
+      <w:r>
+        <w:rPr>
+          <w:i/>
+          <w:iCs/>
+        </w:rPr>
+        <w:t xml:space="preserve">Revista Direitos Emergentes na Sociedade Global</w:t>
+      </w:r>
+      <w:r>
+        <w:t xml:space="preserve">,</w:t>
+      </w:r>
+      <w:r>
+        <w:t xml:space="preserve"> </w:t>
+      </w:r>
+      <w:r>
+        <w:rPr>
+          <w:i/>
+          <w:iCs/>
+        </w:rPr>
+        <w:t xml:space="preserve">2</w:t>
+      </w:r>
+      <w:r>
+        <w:t xml:space="preserve">(2).</w:t>
+      </w:r>
+    </w:p>
+    <w:bookmarkEnd w:id="39"/>
+    <w:bookmarkStart w:id="41" w:name="ref-credit2026"/>
     <w:p>
       <w:pPr>
         <w:pStyle w:val="Bibliography"/>
@@ -681,7 +817,7 @@
       <w:r>
         <w:t xml:space="preserve"> </w:t>
       </w:r>
-      <w:hyperlink r:id="rId39">
+      <w:hyperlink r:id="rId40">
         <w:r>
           <w:rPr>
             <w:rStyle w:val="Hyperlink"/>
@@ -690,8 +826,8 @@
         </w:r>
       </w:hyperlink>
     </w:p>
-    <w:bookmarkEnd w:id="40"/>
-    <w:bookmarkStart w:id="42" w:name="ref-gouveia2017"/>
+    <w:bookmarkEnd w:id="41"/>
+    <w:bookmarkStart w:id="43" w:name="ref-gouveia2017"/>
     <w:p>
       <w:pPr>
         <w:pStyle w:val="Bibliography"/>
@@ -728,7 +864,7 @@
       <w:r>
         <w:t xml:space="preserve"> </w:t>
       </w:r>
-      <w:hyperlink r:id="rId41">
+      <w:hyperlink r:id="rId42">
         <w:r>
           <w:rPr>
             <w:rStyle w:val="Hyperlink"/>
@@ -737,8 +873,45 @@
         </w:r>
       </w:hyperlink>
     </w:p>
-    <w:bookmarkEnd w:id="42"/>
-    <w:bookmarkStart w:id="44" w:name="ref-macêdo2019"/>
+    <w:bookmarkEnd w:id="43"/>
+    <w:bookmarkStart w:id="45" w:name="ref-heinrichs2017"/>
+    <w:p>
+      <w:pPr>
+        <w:pStyle w:val="Bibliography"/>
+      </w:pPr>
+      <w:r>
+        <w:t xml:space="preserve">Heinrichs, R., Otto, R., Magalhães, A., &amp; Meirelles, G. C. (2017).</w:t>
+      </w:r>
+      <w:r>
+        <w:t xml:space="preserve"> </w:t>
+      </w:r>
+      <w:r>
+        <w:rPr>
+          <w:i/>
+          <w:iCs/>
+        </w:rPr>
+        <w:t xml:space="preserve">Importance of sugarcane in brazilian and world bioeconomy</w:t>
+      </w:r>
+      <w:r>
+        <w:t xml:space="preserve"> </w:t>
+      </w:r>
+      <w:r>
+        <w:t xml:space="preserve">(S. Dabbert, I. Lewandowski, J. Weiss, &amp; A. Pyka, Eds.; pp. 205–217). Springer International Publishing.</w:t>
+      </w:r>
+      <w:r>
+        <w:t xml:space="preserve"> </w:t>
+      </w:r>
+      <w:hyperlink r:id="rId44">
+        <w:r>
+          <w:rPr>
+            <w:rStyle w:val="Hyperlink"/>
+          </w:rPr>
+          <w:t xml:space="preserve">https://doi.org/10.1007/978-3-319-58374-7_11</w:t>
+        </w:r>
+      </w:hyperlink>
+    </w:p>
+    <w:bookmarkEnd w:id="45"/>
+    <w:bookmarkStart w:id="47" w:name="ref-macêdo2019"/>
     <w:p>
       <w:pPr>
         <w:pStyle w:val="Bibliography"/>
@@ -781,7 +954,7 @@
       <w:r>
         <w:t xml:space="preserve"> </w:t>
       </w:r>
-      <w:hyperlink r:id="rId43">
+      <w:hyperlink r:id="rId46">
         <w:r>
           <w:rPr>
             <w:rStyle w:val="Hyperlink"/>
@@ -790,14 +963,14 @@
         </w:r>
       </w:hyperlink>
     </w:p>
-    <w:bookmarkEnd w:id="44"/>
-    <w:bookmarkStart w:id="45" w:name="ref-medeiros2008"/>
+    <w:bookmarkEnd w:id="47"/>
+    <w:bookmarkStart w:id="49" w:name="ref-mma2003"/>
     <w:p>
       <w:pPr>
         <w:pStyle w:val="Bibliography"/>
       </w:pPr>
       <w:r>
-        <w:t xml:space="preserve">Medeiros, E. S. F., Silva, M. J., &amp; Ramos, R. T. C. (2008). Application of catchment- and local-scale variables for aquatic habitat characterization and assessment in the brazilian semi-arid region.</w:t>
+        <w:t xml:space="preserve">MMA. (2003).</w:t>
       </w:r>
       <w:r>
         <w:t xml:space="preserve"> </w:t>
@@ -807,10 +980,28 @@
           <w:i/>
           <w:iCs/>
         </w:rPr>
-        <w:t xml:space="preserve">Neotropical Biology and Conservation</w:t>
-      </w:r>
-      <w:r>
-        <w:t xml:space="preserve">,</w:t>
+        <w:t xml:space="preserve">Plano de manejo reserva biológica guaribas. Fase 2.</w:t>
+      </w:r>
+      <w:r>
+        <w:t xml:space="preserve"> </w:t>
+      </w:r>
+      <w:hyperlink r:id="rId48">
+        <w:r>
+          <w:rPr>
+            <w:rStyle w:val="Hyperlink"/>
+          </w:rPr>
+          <w:t xml:space="preserve">https://bit.ly/4gtUh3i</w:t>
+        </w:r>
+      </w:hyperlink>
+    </w:p>
+    <w:bookmarkEnd w:id="49"/>
+    <w:bookmarkStart w:id="51" w:name="ref-mma2026"/>
+    <w:p>
+      <w:pPr>
+        <w:pStyle w:val="Bibliography"/>
+      </w:pPr>
+      <w:r>
+        <w:t xml:space="preserve">MMA. (2026).</w:t>
       </w:r>
       <w:r>
         <w:t xml:space="preserve"> </w:t>
@@ -820,16 +1011,79 @@
           <w:i/>
           <w:iCs/>
         </w:rPr>
-        <w:t xml:space="preserve">3</w:t>
-      </w:r>
-      <w:r>
-        <w:t xml:space="preserve">(1), 13–20.</w:t>
-      </w:r>
-    </w:p>
-    <w:bookmarkEnd w:id="45"/>
-    <w:bookmarkEnd w:id="46"/>
-    <w:bookmarkEnd w:id="47"/>
-    <w:bookmarkStart w:id="54" w:name="figures-and-tables"/>
+        <w:t xml:space="preserve">Painel de unidades de conservação brasileras</w:t>
+      </w:r>
+      <w:r>
+        <w:t xml:space="preserve">.</w:t>
+      </w:r>
+      <w:r>
+        <w:t xml:space="preserve"> </w:t>
+      </w:r>
+      <w:hyperlink r:id="rId50">
+        <w:r>
+          <w:rPr>
+            <w:rStyle w:val="Hyperlink"/>
+          </w:rPr>
+          <w:t xml:space="preserve">https://encurtador.com.br/kLle</w:t>
+        </w:r>
+      </w:hyperlink>
+    </w:p>
+    <w:bookmarkEnd w:id="51"/>
+    <w:bookmarkStart w:id="52" w:name="ref-peel2007"/>
+    <w:p>
+      <w:pPr>
+        <w:pStyle w:val="Bibliography"/>
+      </w:pPr>
+      <w:r>
+        <w:t xml:space="preserve">Peel, M. C., Finlayson, B. L., &amp; McMahon, T. A. (2007). Updated world map of the K¨oppen-Geiger climate classi</w:t>
+      </w:r>
+      <w:r>
+        <w:t xml:space="preserve">fi</w:t>
+      </w:r>
+      <w:r>
+        <w:t xml:space="preserve">cation.</w:t>
+      </w:r>
+      <w:r>
+        <w:t xml:space="preserve"> </w:t>
+      </w:r>
+      <w:r>
+        <w:rPr>
+          <w:i/>
+          <w:iCs/>
+        </w:rPr>
+        <w:t xml:space="preserve">Hydrol. Earth Syst. Sci.</w:t>
+      </w:r>
+    </w:p>
+    <w:bookmarkEnd w:id="52"/>
+    <w:bookmarkStart w:id="53" w:name="ref-soler2004"/>
+    <w:p>
+      <w:pPr>
+        <w:pStyle w:val="Bibliography"/>
+      </w:pPr>
+      <w:r>
+        <w:t xml:space="preserve">Soler, J. M. P. (2004).</w:t>
+      </w:r>
+      <w:r>
+        <w:t xml:space="preserve"> </w:t>
+      </w:r>
+      <w:r>
+        <w:rPr>
+          <w:i/>
+          <w:iCs/>
+        </w:rPr>
+        <w:t xml:space="preserve">Planejamento de experimentos e pesquisa em limnologia</w:t>
+      </w:r>
+      <w:r>
+        <w:t xml:space="preserve"> </w:t>
+      </w:r>
+      <w:r>
+        <w:t xml:space="preserve">(pp. 16–24). BICUDO, C. E. M. BICUDO, D. C.</w:t>
+      </w:r>
+    </w:p>
+    <w:bookmarkEnd w:id="53"/>
+    <w:bookmarkEnd w:id="54"/>
+    <w:bookmarkEnd w:id="55"/>
+    <w:bookmarkStart w:id="62" w:name="figures-and-tables"/>
     <w:p>
       <w:pPr>
         <w:pStyle w:val="Heading1"/>
@@ -838,7 +1092,7 @@
         <w:t xml:space="preserve">Figures and Tables</w:t>
       </w:r>
     </w:p>
-    <w:bookmarkStart w:id="52" w:name="figures"/>
+    <w:bookmarkStart w:id="60" w:name="figures"/>
     <w:p>
       <w:pPr>
         <w:pStyle w:val="Heading2"/>
@@ -860,7 +1114,7 @@
       <w:tr>
         <w:tc>
           <w:tcPr/>
-          <w:bookmarkStart w:id="51" w:name="fig-pesquisa"/>
+          <w:bookmarkStart w:id="59" w:name="fig-pesquisa"/>
           <w:p>
             <w:pPr>
               <w:pStyle w:val="Compact"/>
@@ -871,18 +1125,18 @@
                 <wp:inline>
                   <wp:extent cx="4107179" cy="3886200"/>
                   <wp:effectExtent b="0" l="0" r="0" t="0"/>
-                  <wp:docPr descr="" title="" id="49" name="Picture"/>
+                  <wp:docPr descr="" title="" id="57" name="Picture"/>
                   <a:graphic>
                     <a:graphicData uri="http://schemas.openxmlformats.org/drawingml/2006/picture">
                       <pic:pic>
                         <pic:nvPicPr>
-                          <pic:cNvPr descr="imagens/pesquisa_cientifica.jpg" id="50" name="Picture"/>
+                          <pic:cNvPr descr="imagens/pesquisa_cientifica.jpg" id="58" name="Picture"/>
                           <pic:cNvPicPr>
                             <a:picLocks noChangeArrowheads="1" noChangeAspect="1"/>
                           </pic:cNvPicPr>
                         </pic:nvPicPr>
                         <pic:blipFill>
-                          <a:blip r:embed="rId48"/>
+                          <a:blip r:embed="rId56"/>
                           <a:stretch>
                             <a:fillRect/>
                           </a:stretch>
@@ -922,12 +1176,12 @@
               <w:t xml:space="preserve">Figure 1: Etapas do desenvolvimento da pesquisa científica.</w:t>
             </w:r>
           </w:p>
-          <w:bookmarkEnd w:id="51"/>
+          <w:bookmarkEnd w:id="59"/>
         </w:tc>
       </w:tr>
     </w:tbl>
-    <w:bookmarkEnd w:id="52"/>
-    <w:bookmarkStart w:id="53" w:name="tables"/>
+    <w:bookmarkEnd w:id="60"/>
+    <w:bookmarkStart w:id="61" w:name="tables"/>
     <w:p>
       <w:pPr>
         <w:pStyle w:val="Heading2"/>
@@ -936,9 +1190,9 @@
         <w:t xml:space="preserve">Tables</w:t>
       </w:r>
     </w:p>
-    <w:bookmarkEnd w:id="53"/>
-    <w:bookmarkEnd w:id="54"/>
-    <w:bookmarkStart w:id="55" w:name="apendices"/>
+    <w:bookmarkEnd w:id="61"/>
+    <w:bookmarkEnd w:id="62"/>
+    <w:bookmarkStart w:id="63" w:name="apendices"/>
     <w:p>
       <w:pPr>
         <w:pStyle w:val="Heading1"/>
@@ -947,8 +1201,8 @@
         <w:t xml:space="preserve">Apendices</w:t>
       </w:r>
     </w:p>
-    <w:bookmarkEnd w:id="55"/>
-    <w:bookmarkStart w:id="59" w:name="non-used-figures-and-tables"/>
+    <w:bookmarkEnd w:id="63"/>
+    <w:bookmarkStart w:id="67" w:name="non-used-figures-and-tables"/>
     <w:p>
       <w:pPr>
         <w:pStyle w:val="Heading1"/>
@@ -999,18 +1253,18 @@
                 <wp:inline>
                   <wp:extent cx="152400" cy="152400"/>
                   <wp:effectExtent b="0" l="0" r="0" t="0"/>
-                  <wp:docPr descr="" title="" id="57" name="Picture"/>
+                  <wp:docPr descr="" title="" id="65" name="Picture"/>
                   <a:graphic>
                     <a:graphicData uri="http://schemas.openxmlformats.org/drawingml/2006/picture">
                       <pic:pic>
                         <pic:nvPicPr>
-                          <pic:cNvPr descr="C:\PROGRA~1\RStudio\RESOUR~1\app\bin\quarto\share\formats\docx\warning.png" id="58" name="Picture"/>
+                          <pic:cNvPr descr="C:\PROGRA~1\RStudio\RESOUR~1\app\bin\quarto\share\formats\docx\warning.png" id="66" name="Picture"/>
                           <pic:cNvPicPr>
                             <a:picLocks noChangeArrowheads="1" noChangeAspect="1"/>
                           </pic:cNvPicPr>
                         </pic:nvPicPr>
                         <pic:blipFill>
-                          <a:blip r:embed="rId56"/>
+                          <a:blip r:embed="rId64"/>
                           <a:stretch>
                             <a:fillRect/>
                           </a:stretch>
@@ -1062,7 +1316,7 @@
         </w:tc>
       </w:tr>
     </w:tbl>
-    <w:bookmarkEnd w:id="59"/>
+    <w:bookmarkEnd w:id="67"/>
     <w:sectPr>
       <w:type w:val="nextPage"/>
       <w:pgSz w:h="15840" w:w="12240"/>
@@ -1399,6 +1653,9 @@
     </w:lvlOverride>
   </w:num>
   <w:num w:numId="1002">
+    <w:abstractNumId w:val="991"/>
+  </w:num>
+  <w:num w:numId="1003">
     <w:abstractNumId w:val="991"/>
   </w:num>
 </w:numbering>

--- a/docs/index.docx
+++ b/docs/index.docx
@@ -511,13 +511,13 @@
       </w:r>
     </w:p>
     <w:bookmarkEnd w:id="26"/>
-    <w:bookmarkStart w:id="27" w:name="sec-data-col"/>
+    <w:bookmarkStart w:id="27" w:name="coleta-de-dados-ambientais"/>
     <w:p>
       <w:pPr>
         <w:pStyle w:val="Heading2"/>
       </w:pPr>
       <w:r>
-        <w:t xml:space="preserve">5.2 Data Collection</w:t>
+        <w:t xml:space="preserve">5.2 Coleta de dados ambientais</w:t>
       </w:r>
     </w:p>
     <w:p>
@@ -525,16 +525,79 @@
         <w:pStyle w:val="FirstParagraph"/>
       </w:pPr>
       <w:r>
-        <w:t xml:space="preserve">See publications by</w:t>
-      </w:r>
-      <w:r>
-        <w:t xml:space="preserve"> </w:t>
-      </w:r>
-      <w:r>
-        <w:t xml:space="preserve">Macêdo et al. (2019)</w:t>
+        <w:t xml:space="preserve">Para caracterizar as condições ambientais de cada unidade amostral, foram avaliados quatro conjuntos de variáveis: (a) morfologia do local, (b) qualidade da água, (c) composição do sedimento e (d) estrutura do habitat marginal.</w:t>
+      </w:r>
+    </w:p>
+    <w:p>
+      <w:pPr>
+        <w:pStyle w:val="TextBody"/>
+      </w:pPr>
+      <w:r>
+        <w:t xml:space="preserve">A morfologia do local foi caracterizada pela medição da largura (cm) e da profundidade (cm) do curso d’água em três transectos selecionados aleatoriamente, utilizando trena métrica. A inclinação das margens foi classificada como 1 para declive de até 20°, 2 para declive de 20 a 30°, 3 para declive entre 30 e 50° e 4 para declive das margens superior a 50°. Variáveis em escala de bacia hidrográfica, como altitude, comprimento do curso d’água, forma dos ambientes e distância entre as unidades amostrais, foram obtidas utilizando GPS portátil e imagens de satélite</w:t>
+      </w:r>
+      <w:r>
+        <w:t xml:space="preserve"> </w:t>
+      </w:r>
+      <w:r>
+        <w:t xml:space="preserve">(Medeiros et al., 2008)</w:t>
       </w:r>
       <w:r>
         <w:t xml:space="preserve">.</w:t>
+      </w:r>
+    </w:p>
+    <w:p>
+      <w:pPr>
+        <w:pStyle w:val="TextBody"/>
+      </w:pPr>
+      <w:r>
+        <w:t xml:space="preserve">A qualidade da água foi avaliada por meio de variáveis físico-químicas. Em campo, foram medidos o oxigênio dissolvido (mg/L) e a temperatura da água (°C) por meio de oxímetro portátil (LUTRON DO-5510). A velocidade da corrente (m/s) foi estimada pelo método do flutuador descrito por</w:t>
+      </w:r>
+      <w:r>
+        <w:t xml:space="preserve"> </w:t>
+      </w:r>
+      <w:r>
+        <w:t xml:space="preserve">Maitland (1990)</w:t>
+      </w:r>
+      <w:r>
+        <w:t xml:space="preserve">. Em laboratório, no Laboratório de Ecologia da UEPB – Campus V, foram determinados os valores de pH (TECNOPON MPA-210), condutividade elétrica (TECNOPON MCS-150) e turbidez, utilizando turbidímetro com base em amostras de água coletadas em cada unidade amostral.</w:t>
+      </w:r>
+    </w:p>
+    <w:p>
+      <w:pPr>
+        <w:pStyle w:val="TextBody"/>
+      </w:pPr>
+      <w:r>
+        <w:t xml:space="preserve">A composição do sedimento e a estrutura física do habitat foram avaliadas seguindo protocolos propostos por</w:t>
+      </w:r>
+      <w:r>
+        <w:t xml:space="preserve"> </w:t>
+      </w:r>
+      <w:r>
+        <w:t xml:space="preserve">Pusey et al. (2004)</w:t>
+      </w:r>
+      <w:r>
+        <w:t xml:space="preserve"> </w:t>
+      </w:r>
+      <w:r>
+        <w:t xml:space="preserve">e</w:t>
+      </w:r>
+      <w:r>
+        <w:t xml:space="preserve"> </w:t>
+      </w:r>
+      <w:r>
+        <w:t xml:space="preserve">Mugodo et al. (2006)</w:t>
+      </w:r>
+      <w:r>
+        <w:t xml:space="preserve">, adaptados por</w:t>
+      </w:r>
+      <w:r>
+        <w:t xml:space="preserve"> </w:t>
+      </w:r>
+      <w:r>
+        <w:t xml:space="preserve">Medeiros et al. (2008)</w:t>
+      </w:r>
+      <w:r>
+        <w:t xml:space="preserve">. Essas variáveis foram estimadas a partir de 9 a 12 quadrantes de um metro distribuídos ao longo das margens do curso d’água (interface terrestre-aquática), por meio de transectos paralelos às margens dos corpos d’água, representando a proporção média (%) de cobertura dos atributos avaliados. Dentro de cada quadrante, a porcentagem de cobertura dos tipos de sedimento (lama, areia, seixos, cascalho fino, cascalho grosso, rochas e rocha matriz) e das estruturas do habitat litorâneo e subaquático foi estimada visualmente. As variáveis de estrutura do habitat incluíram macrófitas aquáticas, gramíneas marginais, serapilheira, algas aderidas, algas filamentosas, vegetação suspensa, vegetação submersa, liteira, pequenos detritos lenhosos, grandes detritos lenhosos, massas radiculares, raízes e galhos.</w:t>
       </w:r>
     </w:p>
     <w:bookmarkEnd w:id="27"/>
@@ -747,7 +810,7 @@
       </w:r>
     </w:p>
     <w:bookmarkEnd w:id="38"/>
-    <w:bookmarkStart w:id="55" w:name="references"/>
+    <w:bookmarkStart w:id="59" w:name="references"/>
     <w:p>
       <w:pPr>
         <w:pStyle w:val="Heading1"/>
@@ -756,7 +819,7 @@
         <w:t xml:space="preserve">References</w:t>
       </w:r>
     </w:p>
-    <w:bookmarkStart w:id="54" w:name="refs"/>
+    <w:bookmarkStart w:id="58" w:name="refs"/>
     <w:bookmarkStart w:id="39" w:name="ref-arruda2013"/>
     <w:p>
       <w:pPr>
@@ -911,19 +974,13 @@
       </w:hyperlink>
     </w:p>
     <w:bookmarkEnd w:id="45"/>
-    <w:bookmarkStart w:id="47" w:name="ref-macêdo2019"/>
+    <w:bookmarkStart w:id="47" w:name="ref-maitland1990"/>
     <w:p>
       <w:pPr>
         <w:pStyle w:val="Bibliography"/>
       </w:pPr>
       <w:r>
-        <w:t xml:space="preserve">Macêdo, A. K. S., Da Silva, J. R. P., Dos Santos, H. B., Thomé, R. G., Vendel, A. L., &amp; Amado, E. M. (2019). Estuarine fish assemblages present a species</w:t>
-      </w:r>
-      <w:r>
-        <w:t xml:space="preserve">-</w:t>
-      </w:r>
-      <w:r>
-        <w:t xml:space="preserve">specific difference in the multixenobiotics resistance activity.</w:t>
+        <w:t xml:space="preserve">Maitland, P. S. (1990).</w:t>
       </w:r>
       <w:r>
         <w:t xml:space="preserve"> </w:t>
@@ -933,23 +990,13 @@
           <w:i/>
           <w:iCs/>
         </w:rPr>
-        <w:t xml:space="preserve">Journal of Experimental Zoology Part A: Ecological and Integrative Physiology</w:t>
-      </w:r>
-      <w:r>
-        <w:t xml:space="preserve">,</w:t>
-      </w:r>
-      <w:r>
-        <w:t xml:space="preserve"> </w:t>
-      </w:r>
-      <w:r>
-        <w:rPr>
-          <w:i/>
-          <w:iCs/>
-        </w:rPr>
-        <w:t xml:space="preserve">331</w:t>
-      </w:r>
-      <w:r>
-        <w:t xml:space="preserve">(10), 530–539.</w:t>
+        <w:t xml:space="preserve">Field studies: Sampling in freshwaters</w:t>
+      </w:r>
+      <w:r>
+        <w:t xml:space="preserve"> </w:t>
+      </w:r>
+      <w:r>
+        <w:t xml:space="preserve">(P. S. Maitland, Ed.; pp. 123–148). Springer Netherlands.</w:t>
       </w:r>
       <w:r>
         <w:t xml:space="preserve"> </w:t>
@@ -959,12 +1006,48 @@
           <w:rPr>
             <w:rStyle w:val="Hyperlink"/>
           </w:rPr>
-          <w:t xml:space="preserve">https://doi.org/10.1002/jez.2320</w:t>
+          <w:t xml:space="preserve">https://doi.org/10.1007/978-94-011-7852-5_5</w:t>
         </w:r>
       </w:hyperlink>
     </w:p>
     <w:bookmarkEnd w:id="47"/>
-    <w:bookmarkStart w:id="49" w:name="ref-mma2003"/>
+    <w:bookmarkStart w:id="48" w:name="ref-medeiros2008"/>
+    <w:p>
+      <w:pPr>
+        <w:pStyle w:val="Bibliography"/>
+      </w:pPr>
+      <w:r>
+        <w:t xml:space="preserve">Medeiros, E. S. F., Silva, M. J., &amp; Ramos, R. T. C. (2008). Application of catchment- and local-scale variables for aquatic habitat characterization and assessment in the brazilian semi-arid region.</w:t>
+      </w:r>
+      <w:r>
+        <w:t xml:space="preserve"> </w:t>
+      </w:r>
+      <w:r>
+        <w:rPr>
+          <w:i/>
+          <w:iCs/>
+        </w:rPr>
+        <w:t xml:space="preserve">Neotropical Biology and Conservation</w:t>
+      </w:r>
+      <w:r>
+        <w:t xml:space="preserve">,</w:t>
+      </w:r>
+      <w:r>
+        <w:t xml:space="preserve"> </w:t>
+      </w:r>
+      <w:r>
+        <w:rPr>
+          <w:i/>
+          <w:iCs/>
+        </w:rPr>
+        <w:t xml:space="preserve">3</w:t>
+      </w:r>
+      <w:r>
+        <w:t xml:space="preserve">(1), 13–20.</w:t>
+      </w:r>
+    </w:p>
+    <w:bookmarkEnd w:id="48"/>
+    <w:bookmarkStart w:id="50" w:name="ref-mma2003"/>
     <w:p>
       <w:pPr>
         <w:pStyle w:val="Bibliography"/>
@@ -985,7 +1068,7 @@
       <w:r>
         <w:t xml:space="preserve"> </w:t>
       </w:r>
-      <w:hyperlink r:id="rId48">
+      <w:hyperlink r:id="rId49">
         <w:r>
           <w:rPr>
             <w:rStyle w:val="Hyperlink"/>
@@ -994,8 +1077,8 @@
         </w:r>
       </w:hyperlink>
     </w:p>
-    <w:bookmarkEnd w:id="49"/>
-    <w:bookmarkStart w:id="51" w:name="ref-mma2026"/>
+    <w:bookmarkEnd w:id="50"/>
+    <w:bookmarkStart w:id="52" w:name="ref-mma2026"/>
     <w:p>
       <w:pPr>
         <w:pStyle w:val="Bibliography"/>
@@ -1019,7 +1102,7 @@
       <w:r>
         <w:t xml:space="preserve"> </w:t>
       </w:r>
-      <w:hyperlink r:id="rId50">
+      <w:hyperlink r:id="rId51">
         <w:r>
           <w:rPr>
             <w:rStyle w:val="Hyperlink"/>
@@ -1028,8 +1111,55 @@
         </w:r>
       </w:hyperlink>
     </w:p>
-    <w:bookmarkEnd w:id="51"/>
-    <w:bookmarkStart w:id="52" w:name="ref-peel2007"/>
+    <w:bookmarkEnd w:id="52"/>
+    <w:bookmarkStart w:id="54" w:name="ref-mugodo2006"/>
+    <w:p>
+      <w:pPr>
+        <w:pStyle w:val="Bibliography"/>
+      </w:pPr>
+      <w:r>
+        <w:t xml:space="preserve">Mugodo, J., Kennard, M., Liston, P., Nichols, S., Linke, S., Norris, R. H., &amp; Lintermans, M. (2006). Local stream habitat variables predicted from catchment scale characteristics are useful for predicting fish distribution.</w:t>
+      </w:r>
+      <w:r>
+        <w:t xml:space="preserve"> </w:t>
+      </w:r>
+      <w:r>
+        <w:rPr>
+          <w:i/>
+          <w:iCs/>
+        </w:rPr>
+        <w:t xml:space="preserve">Hydrobiologia</w:t>
+      </w:r>
+      <w:r>
+        <w:t xml:space="preserve">,</w:t>
+      </w:r>
+      <w:r>
+        <w:t xml:space="preserve"> </w:t>
+      </w:r>
+      <w:r>
+        <w:rPr>
+          <w:i/>
+          <w:iCs/>
+        </w:rPr>
+        <w:t xml:space="preserve">572</w:t>
+      </w:r>
+      <w:r>
+        <w:t xml:space="preserve">(1), 59–70.</w:t>
+      </w:r>
+      <w:r>
+        <w:t xml:space="preserve"> </w:t>
+      </w:r>
+      <w:hyperlink r:id="rId53">
+        <w:r>
+          <w:rPr>
+            <w:rStyle w:val="Hyperlink"/>
+          </w:rPr>
+          <w:t xml:space="preserve">https://doi.org/10.1007/s10750-006-0252-7</w:t>
+        </w:r>
+      </w:hyperlink>
+    </w:p>
+    <w:bookmarkEnd w:id="54"/>
+    <w:bookmarkStart w:id="55" w:name="ref-peel2007"/>
     <w:p>
       <w:pPr>
         <w:pStyle w:val="Bibliography"/>
@@ -1054,8 +1184,34 @@
         <w:t xml:space="preserve">Hydrol. Earth Syst. Sci.</w:t>
       </w:r>
     </w:p>
-    <w:bookmarkEnd w:id="52"/>
-    <w:bookmarkStart w:id="53" w:name="ref-soler2004"/>
+    <w:bookmarkEnd w:id="55"/>
+    <w:bookmarkStart w:id="56" w:name="ref-pusey2004"/>
+    <w:p>
+      <w:pPr>
+        <w:pStyle w:val="Bibliography"/>
+      </w:pPr>
+      <w:r>
+        <w:t xml:space="preserve">Pusey, B., Kennard, M. J., &amp; Arthington, A. (2004).</w:t>
+      </w:r>
+      <w:r>
+        <w:t xml:space="preserve"> </w:t>
+      </w:r>
+      <w:r>
+        <w:rPr>
+          <w:i/>
+          <w:iCs/>
+        </w:rPr>
+        <w:t xml:space="preserve">Study area, data collection, analysis and presentation</w:t>
+      </w:r>
+      <w:r>
+        <w:t xml:space="preserve"> </w:t>
+      </w:r>
+      <w:r>
+        <w:t xml:space="preserve">(B. Pusey, M. J. Kennard, &amp; A. Arthington, Eds.; pp. 26–48). CSIRO Publishing.</w:t>
+      </w:r>
+    </w:p>
+    <w:bookmarkEnd w:id="56"/>
+    <w:bookmarkStart w:id="57" w:name="ref-soler2004"/>
     <w:p>
       <w:pPr>
         <w:pStyle w:val="Bibliography"/>
@@ -1080,10 +1236,10 @@
         <w:t xml:space="preserve">(pp. 16–24). BICUDO, C. E. M. BICUDO, D. C.</w:t>
       </w:r>
     </w:p>
-    <w:bookmarkEnd w:id="53"/>
-    <w:bookmarkEnd w:id="54"/>
-    <w:bookmarkEnd w:id="55"/>
-    <w:bookmarkStart w:id="62" w:name="figures-and-tables"/>
+    <w:bookmarkEnd w:id="57"/>
+    <w:bookmarkEnd w:id="58"/>
+    <w:bookmarkEnd w:id="59"/>
+    <w:bookmarkStart w:id="66" w:name="figures-and-tables"/>
     <w:p>
       <w:pPr>
         <w:pStyle w:val="Heading1"/>
@@ -1092,7 +1248,7 @@
         <w:t xml:space="preserve">Figures and Tables</w:t>
       </w:r>
     </w:p>
-    <w:bookmarkStart w:id="60" w:name="figures"/>
+    <w:bookmarkStart w:id="64" w:name="figures"/>
     <w:p>
       <w:pPr>
         <w:pStyle w:val="Heading2"/>
@@ -1114,7 +1270,7 @@
       <w:tr>
         <w:tc>
           <w:tcPr/>
-          <w:bookmarkStart w:id="59" w:name="fig-pesquisa"/>
+          <w:bookmarkStart w:id="63" w:name="fig-pesquisa"/>
           <w:p>
             <w:pPr>
               <w:pStyle w:val="Compact"/>
@@ -1125,18 +1281,18 @@
                 <wp:inline>
                   <wp:extent cx="4107179" cy="3886200"/>
                   <wp:effectExtent b="0" l="0" r="0" t="0"/>
-                  <wp:docPr descr="" title="" id="57" name="Picture"/>
+                  <wp:docPr descr="" title="" id="61" name="Picture"/>
                   <a:graphic>
                     <a:graphicData uri="http://schemas.openxmlformats.org/drawingml/2006/picture">
                       <pic:pic>
                         <pic:nvPicPr>
-                          <pic:cNvPr descr="imagens/pesquisa_cientifica.jpg" id="58" name="Picture"/>
+                          <pic:cNvPr descr="imagens/pesquisa_cientifica.jpg" id="62" name="Picture"/>
                           <pic:cNvPicPr>
                             <a:picLocks noChangeArrowheads="1" noChangeAspect="1"/>
                           </pic:cNvPicPr>
                         </pic:nvPicPr>
                         <pic:blipFill>
-                          <a:blip r:embed="rId56"/>
+                          <a:blip r:embed="rId60"/>
                           <a:stretch>
                             <a:fillRect/>
                           </a:stretch>
@@ -1176,12 +1332,12 @@
               <w:t xml:space="preserve">Figure 1: Etapas do desenvolvimento da pesquisa científica.</w:t>
             </w:r>
           </w:p>
-          <w:bookmarkEnd w:id="59"/>
+          <w:bookmarkEnd w:id="63"/>
         </w:tc>
       </w:tr>
     </w:tbl>
-    <w:bookmarkEnd w:id="60"/>
-    <w:bookmarkStart w:id="61" w:name="tables"/>
+    <w:bookmarkEnd w:id="64"/>
+    <w:bookmarkStart w:id="65" w:name="tables"/>
     <w:p>
       <w:pPr>
         <w:pStyle w:val="Heading2"/>
@@ -1190,9 +1346,9 @@
         <w:t xml:space="preserve">Tables</w:t>
       </w:r>
     </w:p>
-    <w:bookmarkEnd w:id="61"/>
-    <w:bookmarkEnd w:id="62"/>
-    <w:bookmarkStart w:id="63" w:name="apendices"/>
+    <w:bookmarkEnd w:id="65"/>
+    <w:bookmarkEnd w:id="66"/>
+    <w:bookmarkStart w:id="67" w:name="apendices"/>
     <w:p>
       <w:pPr>
         <w:pStyle w:val="Heading1"/>
@@ -1201,8 +1357,8 @@
         <w:t xml:space="preserve">Apendices</w:t>
       </w:r>
     </w:p>
-    <w:bookmarkEnd w:id="63"/>
-    <w:bookmarkStart w:id="67" w:name="non-used-figures-and-tables"/>
+    <w:bookmarkEnd w:id="67"/>
+    <w:bookmarkStart w:id="71" w:name="non-used-figures-and-tables"/>
     <w:p>
       <w:pPr>
         <w:pStyle w:val="Heading1"/>
@@ -1253,18 +1409,18 @@
                 <wp:inline>
                   <wp:extent cx="152400" cy="152400"/>
                   <wp:effectExtent b="0" l="0" r="0" t="0"/>
-                  <wp:docPr descr="" title="" id="65" name="Picture"/>
+                  <wp:docPr descr="" title="" id="69" name="Picture"/>
                   <a:graphic>
                     <a:graphicData uri="http://schemas.openxmlformats.org/drawingml/2006/picture">
                       <pic:pic>
                         <pic:nvPicPr>
-                          <pic:cNvPr descr="C:\PROGRA~1\RStudio\RESOUR~1\app\bin\quarto\share\formats\docx\warning.png" id="66" name="Picture"/>
+                          <pic:cNvPr descr="C:\PROGRA~1\RStudio\RESOUR~1\app\bin\quarto\share\formats\docx\warning.png" id="70" name="Picture"/>
                           <pic:cNvPicPr>
                             <a:picLocks noChangeArrowheads="1" noChangeAspect="1"/>
                           </pic:cNvPicPr>
                         </pic:nvPicPr>
                         <pic:blipFill>
-                          <a:blip r:embed="rId64"/>
+                          <a:blip r:embed="rId68"/>
                           <a:stretch>
                             <a:fillRect/>
                           </a:stretch>
@@ -1316,7 +1472,7 @@
         </w:tc>
       </w:tr>
     </w:tbl>
-    <w:bookmarkEnd w:id="67"/>
+    <w:bookmarkEnd w:id="71"/>
     <w:sectPr>
       <w:type w:val="nextPage"/>
       <w:pgSz w:h="15840" w:w="12240"/>

--- a/docs/index.docx
+++ b/docs/index.docx
@@ -122,9 +122,315 @@
         <w:pStyle w:val="FirstParagraph"/>
       </w:pPr>
       <w:r>
-        <w:t xml:space="preserve">The scientific research follows the model shown in the figured cross-referenced here (</w:t>
-      </w:r>
-      <w:hyperlink w:anchor="fig-pesquisa">
+        <w:t xml:space="preserve">The scientific research follows the model shown in the figured cross-referenced here.</w:t>
+      </w:r>
+    </w:p>
+    <w:bookmarkEnd w:id="20"/>
+    <w:bookmarkStart w:id="21" w:name="perguntas"/>
+    <w:p>
+      <w:pPr>
+        <w:pStyle w:val="Heading1"/>
+      </w:pPr>
+      <w:r>
+        <w:t xml:space="preserve">2. Perguntas</w:t>
+      </w:r>
+    </w:p>
+    <w:p>
+      <w:pPr>
+        <w:pStyle w:val="FirstParagraph"/>
+      </w:pPr>
+      <w:r>
+        <w:t xml:space="preserve">O presente estudo propõe-se a responder às seguintes questões:</w:t>
+      </w:r>
+    </w:p>
+    <w:p>
+      <w:pPr>
+        <w:pStyle w:val="Compact"/>
+        <w:numPr>
+          <w:ilvl w:val="0"/>
+          <w:numId w:val="1001"/>
+        </w:numPr>
+      </w:pPr>
+      <w:r>
+        <w:t xml:space="preserve">Como as condições ambientais variam em riachos de Floresta Atlântica considerando os diferentes níveis de preservação ambiental e os períodos seco e chuvoso?</w:t>
+      </w:r>
+    </w:p>
+    <w:p>
+      <w:pPr>
+        <w:pStyle w:val="Compact"/>
+        <w:numPr>
+          <w:ilvl w:val="0"/>
+          <w:numId w:val="1001"/>
+        </w:numPr>
+      </w:pPr>
+      <w:r>
+        <w:t xml:space="preserve">A composição da comunidade zooplanctônica difere entre diferentes níveis de preservação ambiental e entre os períodos seco e chuvoso?</w:t>
+      </w:r>
+    </w:p>
+    <w:p>
+      <w:pPr>
+        <w:pStyle w:val="Compact"/>
+        <w:numPr>
+          <w:ilvl w:val="0"/>
+          <w:numId w:val="1001"/>
+        </w:numPr>
+      </w:pPr>
+      <w:r>
+        <w:t xml:space="preserve">Quais variáveis ambientais apresentam maior associação com a variação da composição da comunidade zooplanctônica?</w:t>
+      </w:r>
+    </w:p>
+    <w:p>
+      <w:pPr>
+        <w:pStyle w:val="Compact"/>
+        <w:numPr>
+          <w:ilvl w:val="0"/>
+          <w:numId w:val="1001"/>
+        </w:numPr>
+      </w:pPr>
+      <w:r>
+        <w:t xml:space="preserve">Quais táxons apresentam maior associação com os diferentes níveis de preservação ambiental?</w:t>
+      </w:r>
+    </w:p>
+    <w:bookmarkEnd w:id="21"/>
+    <w:bookmarkStart w:id="22" w:name="hipóteses"/>
+    <w:p>
+      <w:pPr>
+        <w:pStyle w:val="Heading1"/>
+      </w:pPr>
+      <w:r>
+        <w:t xml:space="preserve">3. Hipóteses</w:t>
+      </w:r>
+    </w:p>
+    <w:p>
+      <w:pPr>
+        <w:pStyle w:val="FirstParagraph"/>
+      </w:pPr>
+      <w:r>
+        <w:t xml:space="preserve">Hipótese 1 – Variação das condições ambientais: Espera-se que as condições ambientais dos riachos apresentem variação ao longo dos gradientes de preservação ambiental e entre os períodos seco e chuvoso, refletindo diferenças na estrutura do habitat e nas características físico-químicas da água.</w:t>
+      </w:r>
+    </w:p>
+    <w:p>
+      <w:pPr>
+        <w:pStyle w:val="TextBody"/>
+      </w:pPr>
+      <w:r>
+        <w:t xml:space="preserve">Hipótese 2 – Variação da composição da comunidade zooplanctônica: Mudanças na estrutura do habitat e nas características ambientais podem modificar os recursos disponíveis para o zooplâncton. Dessa forma, espera-se que a composição da comunidade zooplanctônica se altere entre os diferentes níveis de preservação ambiental e entre os períodos seco e chuvoso.</w:t>
+      </w:r>
+    </w:p>
+    <w:p>
+      <w:pPr>
+        <w:pStyle w:val="TextBody"/>
+      </w:pPr>
+      <w:r>
+        <w:t xml:space="preserve">Hipótese 3 – Associação entre os preditores ambientais e a comunidade zooplanctônica: Considerando que as características ambientais dos riachos podem atuar de forma conjunta sobre a comunidade zooplanctônica, espera-se que parte da variação na composição da comunidade seja explicada pelas variáveis relacionadas às condições ambientais, com algumas variáveis sendo mais significativas do que outras.</w:t>
+      </w:r>
+    </w:p>
+    <w:p>
+      <w:pPr>
+        <w:pStyle w:val="TextBody"/>
+      </w:pPr>
+      <w:r>
+        <w:t xml:space="preserve">Hipótese 4 – Táxons indicadores: Tendo em vista que diferentes condições ambientais podem favorecer determinados grupos, espera-se que alguns táxons da comunidade zooplanctônica estejam mais associados a determinados níveis de preservação ambiental, podendo atuar como indicadores da condição ambiental.</w:t>
+      </w:r>
+    </w:p>
+    <w:bookmarkEnd w:id="22"/>
+    <w:bookmarkStart w:id="25" w:name="objetivos"/>
+    <w:p>
+      <w:pPr>
+        <w:pStyle w:val="Heading1"/>
+      </w:pPr>
+      <w:r>
+        <w:t xml:space="preserve">4. Objetivos</w:t>
+      </w:r>
+    </w:p>
+    <w:bookmarkStart w:id="23" w:name="objetivo-geral"/>
+    <w:p>
+      <w:pPr>
+        <w:pStyle w:val="Heading2"/>
+      </w:pPr>
+      <w:r>
+        <w:t xml:space="preserve">4.1 Objetivo Geral</w:t>
+      </w:r>
+    </w:p>
+    <w:p>
+      <w:pPr>
+        <w:pStyle w:val="FirstParagraph"/>
+      </w:pPr>
+      <w:r>
+        <w:t xml:space="preserve">Identificar os principais preditores ambientais associados à composição da comunidade zooplanctônica em riachos inseridos em um remanescente de Floresta Atlântica, considerando diferentes níveis de preservação ambiental e os períodos seco e chuvoso.</w:t>
+      </w:r>
+    </w:p>
+    <w:bookmarkEnd w:id="23"/>
+    <w:bookmarkStart w:id="24" w:name="objetivos-específicos"/>
+    <w:p>
+      <w:pPr>
+        <w:pStyle w:val="Heading2"/>
+      </w:pPr>
+      <w:r>
+        <w:t xml:space="preserve">4.2 Objetivos Específicos</w:t>
+      </w:r>
+    </w:p>
+    <w:p>
+      <w:pPr>
+        <w:numPr>
+          <w:ilvl w:val="0"/>
+          <w:numId w:val="1002"/>
+        </w:numPr>
+      </w:pPr>
+      <w:r>
+        <w:t xml:space="preserve">Caracterizar os principais gradientes de estrutura do habitat e das condições ambientais ao longo dos riachos, considerando os diferentes níveis de preservação ambiental e os períodos seco e chuvoso.</w:t>
+      </w:r>
+    </w:p>
+    <w:p>
+      <w:pPr>
+        <w:numPr>
+          <w:ilvl w:val="0"/>
+          <w:numId w:val="1002"/>
+        </w:numPr>
+      </w:pPr>
+      <w:r>
+        <w:t xml:space="preserve">Avaliar a variação da composição da comunidade zooplanctônica, entre os diferentes níveis de preservação ambiental e os períodos seco e chuvoso.</w:t>
+      </w:r>
+    </w:p>
+    <w:p>
+      <w:pPr>
+        <w:numPr>
+          <w:ilvl w:val="0"/>
+          <w:numId w:val="1002"/>
+        </w:numPr>
+      </w:pPr>
+      <w:r>
+        <w:t xml:space="preserve">Identificar as variáveis ambientais que apresentam maior associação com a variação na composição da comunidade zooplanctônica.</w:t>
+      </w:r>
+    </w:p>
+    <w:p>
+      <w:pPr>
+        <w:numPr>
+          <w:ilvl w:val="0"/>
+          <w:numId w:val="1002"/>
+        </w:numPr>
+      </w:pPr>
+      <w:r>
+        <w:t xml:space="preserve">Determinar quais preditores ambientais selecionados apresentam maior contribuição para explicar a variação da composição da comunidade zooplanctônica.</w:t>
+      </w:r>
+    </w:p>
+    <w:p>
+      <w:pPr>
+        <w:numPr>
+          <w:ilvl w:val="0"/>
+          <w:numId w:val="1002"/>
+        </w:numPr>
+      </w:pPr>
+      <w:r>
+        <w:t xml:space="preserve">Identificar os táxons associados aos diferentes níveis de preservação ambiental e aos períodos seco e chuvoso.</w:t>
+      </w:r>
+    </w:p>
+    <w:bookmarkEnd w:id="24"/>
+    <w:bookmarkEnd w:id="25"/>
+    <w:bookmarkStart w:id="30" w:name="material-e-métodos"/>
+    <w:p>
+      <w:pPr>
+        <w:pStyle w:val="Heading1"/>
+      </w:pPr>
+      <w:r>
+        <w:t xml:space="preserve">5. Material e Métodos</w:t>
+      </w:r>
+    </w:p>
+    <w:bookmarkStart w:id="26" w:name="área-de-estudo-e-delineamento-amostral"/>
+    <w:p>
+      <w:pPr>
+        <w:pStyle w:val="Heading2"/>
+      </w:pPr>
+      <w:r>
+        <w:t xml:space="preserve">5.1 Área de estudo e delineamento amostral</w:t>
+      </w:r>
+    </w:p>
+    <w:p>
+      <w:pPr>
+        <w:pStyle w:val="FirstParagraph"/>
+      </w:pPr>
+      <w:r>
+        <w:t xml:space="preserve">O estudo foi realizado na Reserva Biológica Guaribas (REBIO Guaribas), unidade de conservação federal localizada no estado da Paraíba. Criada em 1990, a REBIO Guaribas é constituída por três fragmentos descontínuos, denominados SEMA 01, SEMA 02 e SEMA 03, constituindo um dos últimos remanescentes de Floresta Atlântica na região. A vegetação da unidade de conservação é composta principalmente por floresta estacional semidecidual e formações savânicas, com influência da Caatinga adjacente. A REBIO Guaribas está localizada no município de Mamanguape, mas também sofre influência de Rio Tinto, Curral de Cima, Jacaraú e Marcação, estando inserida em uma região caracterizada pelo predomínio de áreas agrícolas</w:t>
+      </w:r>
+      <w:r>
+        <w:t xml:space="preserve"> </w:t>
+      </w:r>
+      <w:r>
+        <w:t xml:space="preserve">(MMA, 2003)</w:t>
+      </w:r>
+      <w:r>
+        <w:t xml:space="preserve">.</w:t>
+      </w:r>
+    </w:p>
+    <w:p>
+      <w:pPr>
+        <w:pStyle w:val="TextBody"/>
+      </w:pPr>
+      <w:r>
+        <w:t xml:space="preserve">A área de entorno da REBIO Guaribas apresenta diferentes formas de uso e cobertura do solo, incluindo áreas de agricultura, pastagem e pequenas propriedades rurais</w:t>
+      </w:r>
+      <w:r>
+        <w:t xml:space="preserve"> </w:t>
+      </w:r>
+      <w:r>
+        <w:t xml:space="preserve">(Arruda et al., 2013; MMA, 2026)</w:t>
+      </w:r>
+      <w:r>
+        <w:t xml:space="preserve">. Entre as principais atividades desenvolvidas na região estão o cultivo de cana-de-açúcar, abacaxi e coqueiro, além da pecuária, pomares e roçados de subsistência</w:t>
+      </w:r>
+      <w:r>
+        <w:t xml:space="preserve"> </w:t>
+      </w:r>
+      <w:r>
+        <w:t xml:space="preserve">(Gouveia et al., 2017; Heinrichs et al., 2017)</w:t>
+      </w:r>
+      <w:r>
+        <w:t xml:space="preserve">. Esses usos podem influenciar os ambientes aquáticos adjacentes por meio do escoamento superficial, da alteração da vegetação ripária e da entrada de sedimentos, nutrientes e outros materiais nos riachos</w:t>
+      </w:r>
+      <w:r>
+        <w:t xml:space="preserve"> </w:t>
+      </w:r>
+      <w:r>
+        <w:t xml:space="preserve">(MMA, 2003; Soler, 2004)</w:t>
+      </w:r>
+      <w:r>
+        <w:t xml:space="preserve">.</w:t>
+      </w:r>
+    </w:p>
+    <w:p>
+      <w:pPr>
+        <w:pStyle w:val="TextBody"/>
+      </w:pPr>
+      <w:r>
+        <w:t xml:space="preserve">O clima regional é classificado como As’, segundo Köppen-Geiger, com estação chuvosa entre fevereiro e julho e período seco entre outubro e dezembro</w:t>
+      </w:r>
+      <w:r>
+        <w:t xml:space="preserve"> </w:t>
+      </w:r>
+      <w:r>
+        <w:t xml:space="preserve">(Peel et al., 2007)</w:t>
+      </w:r>
+      <w:r>
+        <w:t xml:space="preserve">. A temperatura média anual varia entre 24 e 26 °C, enquanto a precipitação anual é de aproximadamente 1.750 a 2.000 mm. A drenagem local é composta por pequenos riachos de cabeceira, cuja dinâmica está relacionada ao regime de precipitação. Entre esses ambientes, destacam-se os riachos Barro Branco e Caiana, escolhidos como áreas de estudo deste trabalho, ambos pertencentes à bacia do rio Camaratuba</w:t>
+      </w:r>
+      <w:r>
+        <w:t xml:space="preserve"> </w:t>
+      </w:r>
+      <w:r>
+        <w:t xml:space="preserve">(Gouveia et al., 2017)</w:t>
+      </w:r>
+      <w:r>
+        <w:t xml:space="preserve">.</w:t>
+      </w:r>
+    </w:p>
+    <w:p>
+      <w:pPr>
+        <w:pStyle w:val="TextBody"/>
+      </w:pPr>
+      <w:r>
+        <w:t xml:space="preserve">O delineamento amostral foi estruturado considerando dois períodos sazonais e diferentes níveis de preservação ambiental. As coletas foram realizadas durante o período seco, entre novembro de 2023 e fevereiro de 2024, e durante o período chuvoso, entre junho e agosto de 2024. Foram estabelecidas 15 unidades amostrais (UAs), distribuídas nos riachos Barro Branco e Caiana, localizados no fragmento SEMA 02 da REBIO Guaribas, abrangendo áreas no interior da unidade de conservação e áreas sob influência antrópica em seu entorno (</w:t>
+      </w:r>
+      <w:hyperlink w:anchor="fig-mapa">
         <w:r>
           <w:rPr>
             <w:rStyle w:val="Hyperlink"/>
@@ -133,91 +439,7 @@
         </w:r>
       </w:hyperlink>
       <w:r>
-        <w:t xml:space="preserve">).</w:t>
-      </w:r>
-    </w:p>
-    <w:bookmarkEnd w:id="20"/>
-    <w:bookmarkStart w:id="21" w:name="perguntas"/>
-    <w:p>
-      <w:pPr>
-        <w:pStyle w:val="Heading1"/>
-      </w:pPr>
-      <w:r>
-        <w:t xml:space="preserve">2. Perguntas</w:t>
-      </w:r>
-    </w:p>
-    <w:p>
-      <w:pPr>
-        <w:pStyle w:val="FirstParagraph"/>
-      </w:pPr>
-      <w:r>
-        <w:t xml:space="preserve">O presente estudo propõe-se a responder às seguintes questões:</w:t>
-      </w:r>
-    </w:p>
-    <w:p>
-      <w:pPr>
-        <w:pStyle w:val="Compact"/>
-        <w:numPr>
-          <w:ilvl w:val="0"/>
-          <w:numId w:val="1001"/>
-        </w:numPr>
-      </w:pPr>
-      <w:r>
-        <w:t xml:space="preserve">Como as condições ambientais variam em riachos de Floresta Atlântica considerando os diferentes níveis de preservação ambiental e os períodos seco e chuvoso?</w:t>
-      </w:r>
-    </w:p>
-    <w:p>
-      <w:pPr>
-        <w:pStyle w:val="Compact"/>
-        <w:numPr>
-          <w:ilvl w:val="0"/>
-          <w:numId w:val="1001"/>
-        </w:numPr>
-      </w:pPr>
-      <w:r>
-        <w:t xml:space="preserve">A composição da comunidade zooplanctônica difere entre diferentes níveis de preservação ambiental e entre os períodos seco e chuvoso?</w:t>
-      </w:r>
-    </w:p>
-    <w:p>
-      <w:pPr>
-        <w:pStyle w:val="Compact"/>
-        <w:numPr>
-          <w:ilvl w:val="0"/>
-          <w:numId w:val="1001"/>
-        </w:numPr>
-      </w:pPr>
-      <w:r>
-        <w:t xml:space="preserve">Quais variáveis ambientais apresentam maior associação com a variação da composição da comunidade zooplanctônica?</w:t>
-      </w:r>
-    </w:p>
-    <w:p>
-      <w:pPr>
-        <w:pStyle w:val="Compact"/>
-        <w:numPr>
-          <w:ilvl w:val="0"/>
-          <w:numId w:val="1001"/>
-        </w:numPr>
-      </w:pPr>
-      <w:r>
-        <w:t xml:space="preserve">Quais táxons apresentam maior associação com os diferentes níveis de preservação ambiental?</w:t>
-      </w:r>
-    </w:p>
-    <w:bookmarkEnd w:id="21"/>
-    <w:bookmarkStart w:id="22" w:name="hipóteses"/>
-    <w:p>
-      <w:pPr>
-        <w:pStyle w:val="Heading1"/>
-      </w:pPr>
-      <w:r>
-        <w:t xml:space="preserve">3. Hipóteses</w:t>
-      </w:r>
-    </w:p>
-    <w:p>
-      <w:pPr>
-        <w:pStyle w:val="FirstParagraph"/>
-      </w:pPr>
-      <w:r>
-        <w:t xml:space="preserve">Hipótese 1 – Variação das condições ambientais: Espera-se que as condições ambientais dos riachos apresentem variação ao longo dos gradientes de preservação ambiental e entre os períodos seco e chuvoso, refletindo diferenças na estrutura do habitat e nas características físico-químicas da água.</w:t>
+        <w:t xml:space="preserve">). No riacho Barro Branco, foram estabelecidas seis unidades amostrais (UAs 1 a 6), distribuídas longitudinalmente ao longo do curso d’água. As UAs 1 a 3 estavam localizadas no interior da REBIO Guaribas, enquanto as UAs 4 a 6 estavam situadas na zona de amortecimento. No riacho Caiana, foram estabelecidas nove unidades amostrais (UAs 7 a 15), distribuídas em trechos sob maior influência de áreas de pastagem e cultivo agrícola.</w:t>
       </w:r>
     </w:p>
     <w:p>
@@ -225,7 +447,7 @@
         <w:pStyle w:val="TextBody"/>
       </w:pPr>
       <w:r>
-        <w:t xml:space="preserve">Hipótese 2 – Variação da composição da comunidade zooplanctônica: Mudanças na estrutura do habitat e nas características ambientais podem modificar os recursos disponíveis para o zooplâncton. Dessa forma, espera-se que a composição da comunidade zooplanctônica se altere entre os diferentes níveis de preservação ambiental e entre os períodos seco e chuvoso.</w:t>
+        <w:t xml:space="preserve">Em cada unidade amostral, foram coletados dados referentes à estrutura do habitat, à qualidade da água e à fauna zooplanctônica. Foram realizadas três subamostragens em diferentes habitats dentro de cada unidade amostral, totalizando 45 subamostras (15 UAs × 3 subamostras) para cada período sazonal.</w:t>
       </w:r>
     </w:p>
     <w:p>
@@ -233,229 +455,20 @@
         <w:pStyle w:val="TextBody"/>
       </w:pPr>
       <w:r>
-        <w:t xml:space="preserve">Hipótese 3 – Associação entre os preditores ambientais e a comunidade zooplanctônica: Considerando que as características ambientais dos riachos podem atuar de forma conjunta sobre a comunidade zooplanctônica, espera-se que parte da variação na composição da comunidade seja explicada pelas variáveis relacionadas às condições ambientais, com algumas variáveis sendo mais significativas do que outras.</w:t>
-      </w:r>
-    </w:p>
-    <w:p>
-      <w:pPr>
-        <w:pStyle w:val="TextBody"/>
-      </w:pPr>
-      <w:r>
-        <w:t xml:space="preserve">Hipótese 4 – Táxons indicadores: Tendo em vista que diferentes condições ambientais podem favorecer determinados grupos, espera-se que alguns táxons da comunidade zooplanctônica estejam mais associados a determinados níveis de preservação ambiental, podendo atuar como indicadores da condição ambiental.</w:t>
-      </w:r>
-    </w:p>
-    <w:bookmarkEnd w:id="22"/>
-    <w:bookmarkStart w:id="25" w:name="objetivos"/>
-    <w:p>
-      <w:pPr>
-        <w:pStyle w:val="Heading1"/>
-      </w:pPr>
-      <w:r>
-        <w:t xml:space="preserve">4. Objetivos</w:t>
-      </w:r>
-    </w:p>
-    <w:bookmarkStart w:id="23" w:name="objetivo-geral"/>
-    <w:p>
-      <w:pPr>
-        <w:pStyle w:val="Heading2"/>
-      </w:pPr>
-      <w:r>
-        <w:t xml:space="preserve">4.1 Objetivo Geral</w:t>
-      </w:r>
-    </w:p>
-    <w:p>
-      <w:pPr>
-        <w:pStyle w:val="FirstParagraph"/>
-      </w:pPr>
-      <w:r>
-        <w:t xml:space="preserve">Identificar os principais preditores ambientais associados à composição da comunidade zooplanctônica em riachos inseridos em um remanescente de Floresta Atlântica, considerando diferentes níveis de preservação ambiental e os períodos seco e chuvoso.</w:t>
-      </w:r>
-    </w:p>
-    <w:bookmarkEnd w:id="23"/>
-    <w:bookmarkStart w:id="24" w:name="objetivos-específicos"/>
-    <w:p>
-      <w:pPr>
-        <w:pStyle w:val="Heading2"/>
-      </w:pPr>
-      <w:r>
-        <w:t xml:space="preserve">4.2 Objetivos Específicos</w:t>
-      </w:r>
-    </w:p>
-    <w:p>
-      <w:pPr>
-        <w:numPr>
-          <w:ilvl w:val="0"/>
-          <w:numId w:val="1002"/>
-        </w:numPr>
-      </w:pPr>
-      <w:r>
-        <w:t xml:space="preserve">Caracterizar os principais gradientes de estrutura do habitat e das condições ambientais ao longo dos riachos, considerando os diferentes níveis de preservação ambiental e os períodos seco e chuvoso.</w:t>
-      </w:r>
-    </w:p>
-    <w:p>
-      <w:pPr>
-        <w:numPr>
-          <w:ilvl w:val="0"/>
-          <w:numId w:val="1002"/>
-        </w:numPr>
-      </w:pPr>
-      <w:r>
-        <w:t xml:space="preserve">Avaliar a variação da composição da comunidade zooplanctônica, entre os diferentes níveis de preservação ambiental e os períodos seco e chuvoso.</w:t>
-      </w:r>
-    </w:p>
-    <w:p>
-      <w:pPr>
-        <w:numPr>
-          <w:ilvl w:val="0"/>
-          <w:numId w:val="1002"/>
-        </w:numPr>
-      </w:pPr>
-      <w:r>
-        <w:t xml:space="preserve">Identificar as variáveis ambientais que apresentam maior associação com a variação na composição da comunidade zooplanctônica.</w:t>
-      </w:r>
-    </w:p>
-    <w:p>
-      <w:pPr>
-        <w:numPr>
-          <w:ilvl w:val="0"/>
-          <w:numId w:val="1002"/>
-        </w:numPr>
-      </w:pPr>
-      <w:r>
-        <w:t xml:space="preserve">Determinar quais preditores ambientais selecionados apresentam maior contribuição para explicar a variação da composição da comunidade zooplanctônica.</w:t>
-      </w:r>
-    </w:p>
-    <w:p>
-      <w:pPr>
-        <w:numPr>
-          <w:ilvl w:val="0"/>
-          <w:numId w:val="1002"/>
-        </w:numPr>
-      </w:pPr>
-      <w:r>
-        <w:t xml:space="preserve">Identificar os táxons associados aos diferentes níveis de preservação ambiental e aos períodos seco e chuvoso.</w:t>
-      </w:r>
-    </w:p>
-    <w:bookmarkEnd w:id="24"/>
-    <w:bookmarkEnd w:id="25"/>
-    <w:bookmarkStart w:id="30" w:name="material-e-métodos"/>
-    <w:p>
-      <w:pPr>
-        <w:pStyle w:val="Heading1"/>
-      </w:pPr>
-      <w:r>
-        <w:t xml:space="preserve">5. Material e Métodos</w:t>
-      </w:r>
-    </w:p>
-    <w:bookmarkStart w:id="26" w:name="área-de-estudo-e-delineamento-amostral"/>
-    <w:p>
-      <w:pPr>
-        <w:pStyle w:val="Heading2"/>
-      </w:pPr>
-      <w:r>
-        <w:t xml:space="preserve">5.1 Área de estudo e delineamento amostral</w:t>
-      </w:r>
-    </w:p>
-    <w:p>
-      <w:pPr>
-        <w:pStyle w:val="FirstParagraph"/>
-      </w:pPr>
-      <w:r>
-        <w:t xml:space="preserve">O estudo foi realizado na Reserva Biológica Guaribas (REBIO Guaribas), unidade de conservação federal localizada no estado da Paraíba. Criada em 1990, a REBIO Guaribas é constituída por três fragmentos descontínuos, denominados SEMA 01, SEMA 02 e SEMA 03, constituindo um dos últimos remanescentes de Floresta Atlântica na região. A vegetação da unidade de conservação é composta principalmente por floresta estacional semidecidual e formações savânicas, com influência da Caatinga adjacente. A REBIO Guaribas está localizada no município de Mamanguape, mas também sofre influência de Rio Tinto, Curral de Cima, Jacaraú e Marcação, estando inserida em uma região caracterizada pelo predomínio de áreas agrícolas</w:t>
-      </w:r>
-      <w:r>
-        <w:t xml:space="preserve"> </w:t>
-      </w:r>
-      <w:r>
-        <w:t xml:space="preserve">(MMA, 2003)</w:t>
-      </w:r>
-      <w:r>
-        <w:t xml:space="preserve">.</w:t>
-      </w:r>
-    </w:p>
-    <w:p>
-      <w:pPr>
-        <w:pStyle w:val="TextBody"/>
-      </w:pPr>
-      <w:r>
-        <w:t xml:space="preserve">A área de entorno da REBIO Guaribas apresenta diferentes formas de uso e cobertura do solo, incluindo áreas de agricultura, pastagem e pequenas propriedades rurais</w:t>
-      </w:r>
-      <w:r>
-        <w:t xml:space="preserve"> </w:t>
-      </w:r>
-      <w:r>
-        <w:t xml:space="preserve">(Arruda et al., 2013; MMA, 2026)</w:t>
-      </w:r>
-      <w:r>
-        <w:t xml:space="preserve">. Entre as principais atividades desenvolvidas na região estão o cultivo de cana-de-açúcar, abacaxi e coqueiro, além da pecuária, pomares e roçados de subsistência</w:t>
-      </w:r>
-      <w:r>
-        <w:t xml:space="preserve"> </w:t>
-      </w:r>
-      <w:r>
-        <w:t xml:space="preserve">(Gouveia et al., 2017; Heinrichs et al., 2017)</w:t>
-      </w:r>
-      <w:r>
-        <w:t xml:space="preserve">. Esses usos podem influenciar os ambientes aquáticos adjacentes por meio do escoamento superficial, da alteração da vegetação ripária e da entrada de sedimentos, nutrientes e outros materiais nos riachos</w:t>
-      </w:r>
-      <w:r>
-        <w:t xml:space="preserve"> </w:t>
-      </w:r>
-      <w:r>
-        <w:t xml:space="preserve">(MMA, 2003; Soler, 2004)</w:t>
-      </w:r>
-      <w:r>
-        <w:t xml:space="preserve">.</w:t>
-      </w:r>
-    </w:p>
-    <w:p>
-      <w:pPr>
-        <w:pStyle w:val="TextBody"/>
-      </w:pPr>
-      <w:r>
-        <w:t xml:space="preserve">O clima regional é classificado como As’, segundo Köppen-Geiger, com estação chuvosa entre fevereiro e julho e período seco entre outubro e dezembro</w:t>
-      </w:r>
-      <w:r>
-        <w:t xml:space="preserve"> </w:t>
-      </w:r>
-      <w:r>
-        <w:t xml:space="preserve">(Peel et al., 2007)</w:t>
-      </w:r>
-      <w:r>
-        <w:t xml:space="preserve">. A temperatura média anual varia entre 24 e 26 °C, enquanto a precipitação anual é de aproximadamente 1.750 a 2.000 mm. A drenagem local é composta por pequenos riachos de cabeceira, cuja dinâmica está relacionada ao regime de precipitação. Entre esses ambientes, destacam-se os riachos Barro Branco e Caiana, escolhidos como áreas de estudo deste trabalho, ambos pertencentes à bacia do rio Camaratuba</w:t>
-      </w:r>
-      <w:r>
-        <w:t xml:space="preserve"> </w:t>
-      </w:r>
-      <w:r>
-        <w:t xml:space="preserve">(Gouveia et al., 2017)</w:t>
-      </w:r>
-      <w:r>
-        <w:t xml:space="preserve">.</w:t>
-      </w:r>
-    </w:p>
-    <w:p>
-      <w:pPr>
-        <w:pStyle w:val="TextBody"/>
-      </w:pPr>
-      <w:r>
-        <w:t xml:space="preserve">O delineamento amostral foi estruturado considerando dois períodos sazonais e diferentes níveis de preservação ambiental. As coletas foram realizadas durante o período seco, entre novembro de 2023 e fevereiro de 2024, e durante o período chuvoso, entre junho e agosto de 2024. Foram estabelecidas 15 unidades amostrais (UAs), distribuídas nos riachos Barro Branco e Caiana, localizados no fragmento SEMA 02 da REBIO Guaribas, abrangendo áreas no interior da unidade de conservação e áreas sob influência antrópica em seu entorno (Figura 1). No riacho Barro Branco, foram estabelecidas seis unidades amostrais (UAs 1 a 6), distribuídas longitudinalmente ao longo do curso d’água. As UAs 1 a 3 estavam localizadas no interior da REBIO Guaribas, enquanto as UAs 4 a 6 estavam situadas na zona de amortecimento. No riacho Caiana, foram estabelecidas nove unidades amostrais (UAs 7 a 15), distribuídas em trechos sob maior influência de áreas de pastagem e cultivo agrícola.</w:t>
-      </w:r>
-    </w:p>
-    <w:p>
-      <w:pPr>
-        <w:pStyle w:val="TextBody"/>
-      </w:pPr>
-      <w:r>
-        <w:t xml:space="preserve">Em cada unidade amostral, foram coletados dados referentes à estrutura do habitat, à qualidade da água e à fauna zooplanctônica. Foram realizadas três subamostragens em diferentes habitats dentro de cada unidade amostral, totalizando 45 subamostras (15 UAs × 3 subamostras) para cada período sazonal.</w:t>
-      </w:r>
-    </w:p>
-    <w:p>
-      <w:pPr>
-        <w:pStyle w:val="TextBody"/>
-      </w:pPr>
-      <w:r>
-        <w:t xml:space="preserve">As unidades amostrais foram classificadas quanto ao nível de preservação ambiental a partir das características observadas no entorno e no próprio trecho amostrado, considerando principalmente a condição da vegetação ripária, o uso e a cobertura do solo adjacente e as características gerais do habitat. A classificação resultou em quatro condições de preservação, organizadas em um gradiente que variou de trechos mais preservados a trechos sob maior influência antrópica. As condições foram definidas a priori, antes da análise das respostas biológicas, de modo que o nível de preservação fosse considerado uma característica espacial independente dessas respostas.</w:t>
+        <w:t xml:space="preserve">As unidades amostrais foram classificadas quanto ao nível de preservação ambiental a partir das características observadas no entorno e no próprio trecho amostrado, considerando principalmente a condição da vegetação ripária, o uso e a cobertura do solo adjacente e as características gerais do habitat. A classificação resultou em quatro condições de preservação, organizadas em um gradiente que variou de trechos mais preservados a trechos sob maior influência antrópica. As condições foram definidas</w:t>
+      </w:r>
+      <w:r>
+        <w:t xml:space="preserve"> </w:t>
+      </w:r>
+      <w:r>
+        <w:rPr>
+          <w:i/>
+          <w:iCs/>
+        </w:rPr>
+        <w:t xml:space="preserve">a priori</w:t>
+      </w:r>
+      <w:r>
+        <w:t xml:space="preserve">, antes da análise das respostas biológicas, de modo que o nível de preservação fosse considerado uma característica espacial independente dessas respostas.</w:t>
       </w:r>
     </w:p>
     <w:p>
@@ -810,13 +823,13 @@
       </w:r>
     </w:p>
     <w:bookmarkEnd w:id="38"/>
-    <w:bookmarkStart w:id="59" w:name="references"/>
+    <w:bookmarkStart w:id="59" w:name="referências"/>
     <w:p>
       <w:pPr>
         <w:pStyle w:val="Heading1"/>
       </w:pPr>
       <w:r>
-        <w:t xml:space="preserve">References</w:t>
+        <w:t xml:space="preserve">Referências</w:t>
       </w:r>
     </w:p>
     <w:bookmarkStart w:id="58" w:name="refs"/>
@@ -1239,22 +1252,46 @@
     <w:bookmarkEnd w:id="57"/>
     <w:bookmarkEnd w:id="58"/>
     <w:bookmarkEnd w:id="59"/>
-    <w:bookmarkStart w:id="66" w:name="figures-and-tables"/>
+    <w:bookmarkStart w:id="66" w:name="figuras-e-tabelas"/>
     <w:p>
       <w:pPr>
         <w:pStyle w:val="Heading1"/>
       </w:pPr>
       <w:r>
-        <w:t xml:space="preserve">Figures and Tables</w:t>
-      </w:r>
-    </w:p>
-    <w:bookmarkStart w:id="64" w:name="figures"/>
+        <w:t xml:space="preserve">Figuras e Tabelas</w:t>
+      </w:r>
+    </w:p>
+    <w:p>
+      <w:pPr>
+        <w:pStyle w:val="FirstParagraph"/>
+      </w:pPr>
+      <w:hyperlink w:anchor="fig-mapa">
+        <w:r>
+          <w:rPr>
+            <w:rStyle w:val="Hyperlink"/>
+          </w:rPr>
+          <w:t xml:space="preserve">Figure 1</w:t>
+        </w:r>
+      </w:hyperlink>
+      <w:r>
+        <w:t xml:space="preserve">: Localização das unidades amostrais nos riachos Barro Branco e Caiana, na Reserva Biológica Guaribas, Mamanguape, Paraíba. A unidade amostral 1 corresponde ao local de referência do estudo.</w:t>
+      </w:r>
+    </w:p>
+    <w:bookmarkStart w:id="64" w:name="figuras"/>
     <w:p>
       <w:pPr>
         <w:pStyle w:val="Heading2"/>
       </w:pPr>
       <w:r>
-        <w:t xml:space="preserve">Figures</w:t>
+        <w:t xml:space="preserve">Figuras</w:t>
+      </w:r>
+    </w:p>
+    <w:p>
+      <w:pPr>
+        <w:pStyle w:val="FirstParagraph"/>
+      </w:pPr>
+      <w:r>
+        <w:t xml:space="preserve">Fig.: Localização das unidades amostrais</w:t>
       </w:r>
     </w:p>
     <w:tbl>
@@ -1270,7 +1307,7 @@
       <w:tr>
         <w:tc>
           <w:tcPr/>
-          <w:bookmarkStart w:id="63" w:name="fig-pesquisa"/>
+          <w:bookmarkStart w:id="63" w:name="fig-mapa"/>
           <w:p>
             <w:pPr>
               <w:pStyle w:val="Compact"/>
@@ -1279,14 +1316,14 @@
             <w:r>
               <w:drawing>
                 <wp:inline>
-                  <wp:extent cx="4107179" cy="3886200"/>
+                  <wp:extent cx="5943600" cy="4199989"/>
                   <wp:effectExtent b="0" l="0" r="0" t="0"/>
                   <wp:docPr descr="" title="" id="61" name="Picture"/>
                   <a:graphic>
                     <a:graphicData uri="http://schemas.openxmlformats.org/drawingml/2006/picture">
                       <pic:pic>
                         <pic:nvPicPr>
-                          <pic:cNvPr descr="imagens/pesquisa_cientifica.jpg" id="62" name="Picture"/>
+                          <pic:cNvPr descr="imagens/mapa.jpeg" id="62" name="Picture"/>
                           <pic:cNvPicPr>
                             <a:picLocks noChangeArrowheads="1" noChangeAspect="1"/>
                           </pic:cNvPicPr>
@@ -1300,7 +1337,7 @@
                         <pic:spPr bwMode="auto">
                           <a:xfrm>
                             <a:off x="0" y="0"/>
-                            <a:ext cx="4107179" cy="3886200"/>
+                            <a:ext cx="5943600" cy="4199989"/>
                           </a:xfrm>
                           <a:prstGeom prst="rect">
                             <a:avLst/>
@@ -1329,7 +1366,7 @@
               <w:pStyle w:val="ImageCaption"/>
             </w:pPr>
             <w:r>
-              <w:t xml:space="preserve">Figure 1: Etapas do desenvolvimento da pesquisa científica.</w:t>
+              <w:t xml:space="preserve">Figure 1: Localização das unidades amostrais.</w:t>
             </w:r>
           </w:p>
           <w:bookmarkEnd w:id="63"/>

--- a/docs/index.docx
+++ b/docs/index.docx
@@ -15,7 +15,7 @@
         <w:pStyle w:val="Subtitle"/>
       </w:pPr>
       <w:r>
-        <w:t xml:space="preserve">Influência dos níveis de preservação ambiental e da sazonalidade sobre a composição da comunidade do zooplanctônica.</w:t>
+        <w:t xml:space="preserve">Influência dos níveis de preservação ambiental e da sazonalidade sobre a composição da comunidade do zooplâncton.</w:t>
       </w:r>
     </w:p>
     <w:p>
@@ -63,7 +63,7 @@
         <w:pStyle w:val="Date"/>
       </w:pPr>
       <w:r>
-        <w:t xml:space="preserve">2026-09-10</w:t>
+        <w:t xml:space="preserve">2026-09-14</w:t>
       </w:r>
     </w:p>
     <w:p>
@@ -327,7 +327,7 @@
     </w:p>
     <w:bookmarkEnd w:id="24"/>
     <w:bookmarkEnd w:id="25"/>
-    <w:bookmarkStart w:id="30" w:name="material-e-métodos"/>
+    <w:bookmarkStart w:id="31" w:name="material-e-métodos"/>
     <w:p>
       <w:pPr>
         <w:pStyle w:val="Heading1"/>
@@ -614,13 +614,13 @@
       </w:r>
     </w:p>
     <w:bookmarkEnd w:id="27"/>
-    <w:bookmarkStart w:id="29" w:name="statistical-analyses"/>
+    <w:bookmarkStart w:id="28" w:name="coleta-do-zooplâncton"/>
     <w:p>
       <w:pPr>
         <w:pStyle w:val="Heading2"/>
       </w:pPr>
       <w:r>
-        <w:t xml:space="preserve">5.3 Statistical Analyses</w:t>
+        <w:t xml:space="preserve">5.3 Coleta do zooplâncton</w:t>
       </w:r>
     </w:p>
     <w:p>
@@ -628,12 +628,65 @@
         <w:pStyle w:val="FirstParagraph"/>
       </w:pPr>
       <w:r>
+        <w:t xml:space="preserve">O zooplâncton foi coletado quantitativamente utilizando uma rede de plâncton com abertura de 30 cm de diâmetro, 70 cm de comprimento e malha de 68 μm. Em cada unidade amostral, foram definidos três tipos distintos de hábitat, sendo filtrados 50 L de água por hábitat, totalizando 150 L por unidade amostral. O material retido na rede foi transferido para frascos plásticos graduados de 80 mL</w:t>
+      </w:r>
+      <w:r>
+        <w:t xml:space="preserve"> </w:t>
+      </w:r>
+      <w:r>
+        <w:t xml:space="preserve">(Pinto-Coelho, 2004)</w:t>
+      </w:r>
+      <w:r>
+        <w:t xml:space="preserve">. As amostras foram anestesiadas com água gasosa comercial (CO₂) e posteriormente fixadas em formalina a 4%, neutralizada com sacarose, com o objetivo de reduzir distorções estruturais, evitar a perda de ovos e garantir a preservação das características morfológicas necessárias à identificação taxonômica</w:t>
+      </w:r>
+      <w:r>
+        <w:t xml:space="preserve"> </w:t>
+      </w:r>
+      <w:r>
+        <w:t xml:space="preserve">(Haney &amp; Hall, 1973)</w:t>
+      </w:r>
+      <w:r>
+        <w:t xml:space="preserve">. No laboratório, todo o volume concentrado de cada amostra foi analisado, sendo os indivíduos identificados até o menor nível taxonômico possível e contados em câmara de contagem do tipo Sedgwick–Rafter (1 mL), com auxílio de microscópio óptico (Olympus CX31), chaves de identificação especializadas e outros materiais de apoio relacionados</w:t>
+      </w:r>
+      <w:r>
+        <w:t xml:space="preserve"> </w:t>
+      </w:r>
+      <w:r>
+        <w:t xml:space="preserve">(Elmoor-Loureiro, 1997; Joko, 2011; Koste &amp; Shiel, 1987)</w:t>
+      </w:r>
+      <w:r>
+        <w:t xml:space="preserve">.</w:t>
+      </w:r>
+    </w:p>
+    <w:p>
+      <w:pPr>
+        <w:pStyle w:val="TextBody"/>
+      </w:pPr>
+      <w:r>
+        <w:t xml:space="preserve">As análises foram realizadas no Laboratório de Ecologia da Universidade Estadual da Paraíba (UEPB), Campus V, e apenas rotíferos, cladóceros e copépodes foram considerados no presente estudo.</w:t>
+      </w:r>
+    </w:p>
+    <w:bookmarkEnd w:id="28"/>
+    <w:bookmarkStart w:id="30" w:name="statistical-analyses"/>
+    <w:p>
+      <w:pPr>
+        <w:pStyle w:val="Heading2"/>
+      </w:pPr>
+      <w:r>
+        <w:t xml:space="preserve">5.4 Statistical Analyses</w:t>
+      </w:r>
+    </w:p>
+    <w:p>
+      <w:pPr>
+        <w:pStyle w:val="FirstParagraph"/>
+      </w:pPr>
+      <w:r>
         <w:t xml:space="preserve">Here you can add your statistical analyses and follow the text with the RStudio code. Following the model in</w:t>
       </w:r>
       <w:r>
         <w:t xml:space="preserve"> </w:t>
       </w:r>
-      <w:hyperlink r:id="rId28">
+      <w:hyperlink r:id="rId29">
         <w:r>
           <w:rPr>
             <w:rStyle w:val="Hyperlink"/>
@@ -686,9 +739,9 @@
         <w:t xml:space="preserve">)</w:t>
       </w:r>
     </w:p>
-    <w:bookmarkEnd w:id="29"/>
     <w:bookmarkEnd w:id="30"/>
-    <w:bookmarkStart w:id="33" w:name="results"/>
+    <w:bookmarkEnd w:id="31"/>
+    <w:bookmarkStart w:id="34" w:name="results"/>
     <w:p>
       <w:pPr>
         <w:pStyle w:val="Heading1"/>
@@ -707,7 +760,7 @@
       <w:r>
         <w:t xml:space="preserve"> </w:t>
       </w:r>
-      <w:hyperlink r:id="rId28">
+      <w:hyperlink r:id="rId29">
         <w:r>
           <w:rPr>
             <w:rStyle w:val="Hyperlink"/>
@@ -719,7 +772,7 @@
         <w:t xml:space="preserve">.</w:t>
       </w:r>
     </w:p>
-    <w:bookmarkStart w:id="31" w:name="environmental-variables"/>
+    <w:bookmarkStart w:id="32" w:name="environmental-variables"/>
     <w:p>
       <w:pPr>
         <w:pStyle w:val="Heading2"/>
@@ -728,8 +781,8 @@
         <w:t xml:space="preserve">6.1 Environmental variables</w:t>
       </w:r>
     </w:p>
-    <w:bookmarkEnd w:id="31"/>
-    <w:bookmarkStart w:id="32" w:name="community-structure"/>
+    <w:bookmarkEnd w:id="32"/>
+    <w:bookmarkStart w:id="33" w:name="community-structure"/>
     <w:p>
       <w:pPr>
         <w:pStyle w:val="Heading2"/>
@@ -738,9 +791,9 @@
         <w:t xml:space="preserve">6.2 Community structure</w:t>
       </w:r>
     </w:p>
-    <w:bookmarkEnd w:id="32"/>
     <w:bookmarkEnd w:id="33"/>
-    <w:bookmarkStart w:id="34" w:name="discussion"/>
+    <w:bookmarkEnd w:id="34"/>
+    <w:bookmarkStart w:id="35" w:name="discussion"/>
     <w:p>
       <w:pPr>
         <w:pStyle w:val="Heading1"/>
@@ -749,8 +802,8 @@
         <w:t xml:space="preserve">7. Discussion</w:t>
       </w:r>
     </w:p>
-    <w:bookmarkEnd w:id="34"/>
-    <w:bookmarkStart w:id="35" w:name="conclusions"/>
+    <w:bookmarkEnd w:id="35"/>
+    <w:bookmarkStart w:id="36" w:name="conclusions"/>
     <w:p>
       <w:pPr>
         <w:pStyle w:val="Heading1"/>
@@ -759,8 +812,8 @@
         <w:t xml:space="preserve">Conclusions</w:t>
       </w:r>
     </w:p>
-    <w:bookmarkEnd w:id="35"/>
-    <w:bookmarkStart w:id="36" w:name="acknowledgements"/>
+    <w:bookmarkEnd w:id="36"/>
+    <w:bookmarkStart w:id="37" w:name="acknowledgements"/>
     <w:p>
       <w:pPr>
         <w:pStyle w:val="Heading1"/>
@@ -769,8 +822,8 @@
         <w:t xml:space="preserve">Acknowledgements</w:t>
       </w:r>
     </w:p>
-    <w:bookmarkEnd w:id="36"/>
-    <w:bookmarkStart w:id="37" w:name="authorship-contribution-statement"/>
+    <w:bookmarkEnd w:id="37"/>
+    <w:bookmarkStart w:id="38" w:name="authorship-contribution-statement"/>
     <w:p>
       <w:pPr>
         <w:pStyle w:val="Heading1"/>
@@ -804,8 +857,8 @@
         <w:t xml:space="preserve">Author1: Writing – review &amp; editing, Writing – original draft, Formal analysis, Data curation, Conceptualization. Author2: Writing – review &amp; editing, Data curation, Conceptualization. Author3: Writing – review &amp; editing, Formal analysis, Data curation, Conceptualization.</w:t>
       </w:r>
     </w:p>
-    <w:bookmarkEnd w:id="37"/>
-    <w:bookmarkStart w:id="38" w:name="ethical-approval"/>
+    <w:bookmarkEnd w:id="38"/>
+    <w:bookmarkStart w:id="39" w:name="ethical-approval"/>
     <w:p>
       <w:pPr>
         <w:pStyle w:val="Heading1"/>
@@ -822,8 +875,8 @@
         <w:t xml:space="preserve">This study did not require ethical approval as it did not involve human participants or sensitive data. Field surveys were conducted based on collection permit number (IEF-10327-6 and SISBIO-10.635-7).</w:t>
       </w:r>
     </w:p>
-    <w:bookmarkEnd w:id="38"/>
-    <w:bookmarkStart w:id="59" w:name="referências"/>
+    <w:bookmarkEnd w:id="39"/>
+    <w:bookmarkStart w:id="67" w:name="referências"/>
     <w:p>
       <w:pPr>
         <w:pStyle w:val="Heading1"/>
@@ -832,8 +885,8 @@
         <w:t xml:space="preserve">Referências</w:t>
       </w:r>
     </w:p>
-    <w:bookmarkStart w:id="58" w:name="refs"/>
-    <w:bookmarkStart w:id="39" w:name="ref-arruda2013"/>
+    <w:bookmarkStart w:id="66" w:name="refs"/>
+    <w:bookmarkStart w:id="40" w:name="ref-arruda2013"/>
     <w:p>
       <w:pPr>
         <w:pStyle w:val="Bibliography"/>
@@ -868,8 +921,8 @@
         <w:t xml:space="preserve">(2).</w:t>
       </w:r>
     </w:p>
-    <w:bookmarkEnd w:id="39"/>
-    <w:bookmarkStart w:id="41" w:name="ref-credit2026"/>
+    <w:bookmarkEnd w:id="40"/>
+    <w:bookmarkStart w:id="42" w:name="ref-credit2026"/>
     <w:p>
       <w:pPr>
         <w:pStyle w:val="Bibliography"/>
@@ -893,7 +946,7 @@
       <w:r>
         <w:t xml:space="preserve"> </w:t>
       </w:r>
-      <w:hyperlink r:id="rId40">
+      <w:hyperlink r:id="rId41">
         <w:r>
           <w:rPr>
             <w:rStyle w:val="Hyperlink"/>
@@ -902,8 +955,31 @@
         </w:r>
       </w:hyperlink>
     </w:p>
-    <w:bookmarkEnd w:id="41"/>
-    <w:bookmarkStart w:id="43" w:name="ref-gouveia2017"/>
+    <w:bookmarkEnd w:id="42"/>
+    <w:bookmarkStart w:id="43" w:name="ref-elmoor-loureiro1997"/>
+    <w:p>
+      <w:pPr>
+        <w:pStyle w:val="Bibliography"/>
+      </w:pPr>
+      <w:r>
+        <w:t xml:space="preserve">Elmoor-Loureiro, L. (1997).</w:t>
+      </w:r>
+      <w:r>
+        <w:t xml:space="preserve"> </w:t>
+      </w:r>
+      <w:r>
+        <w:rPr>
+          <w:i/>
+          <w:iCs/>
+        </w:rPr>
+        <w:t xml:space="preserve">Manual de identificação de cladóceros límnicos do brasil</w:t>
+      </w:r>
+      <w:r>
+        <w:t xml:space="preserve">.</w:t>
+      </w:r>
+    </w:p>
+    <w:bookmarkEnd w:id="43"/>
+    <w:bookmarkStart w:id="45" w:name="ref-gouveia2017"/>
     <w:p>
       <w:pPr>
         <w:pStyle w:val="Bibliography"/>
@@ -940,7 +1016,7 @@
       <w:r>
         <w:t xml:space="preserve"> </w:t>
       </w:r>
-      <w:hyperlink r:id="rId42">
+      <w:hyperlink r:id="rId44">
         <w:r>
           <w:rPr>
             <w:rStyle w:val="Hyperlink"/>
@@ -949,8 +1025,55 @@
         </w:r>
       </w:hyperlink>
     </w:p>
-    <w:bookmarkEnd w:id="43"/>
-    <w:bookmarkStart w:id="45" w:name="ref-heinrichs2017"/>
+    <w:bookmarkEnd w:id="45"/>
+    <w:bookmarkStart w:id="47" w:name="ref-haney1973"/>
+    <w:p>
+      <w:pPr>
+        <w:pStyle w:val="Bibliography"/>
+      </w:pPr>
+      <w:r>
+        <w:t xml:space="preserve">Haney, J. F., &amp; Hall, D. J. (1973). Sugar-coated daphnia: A preservation technique for cladocera.</w:t>
+      </w:r>
+      <w:r>
+        <w:t xml:space="preserve"> </w:t>
+      </w:r>
+      <w:r>
+        <w:rPr>
+          <w:i/>
+          <w:iCs/>
+        </w:rPr>
+        <w:t xml:space="preserve">Limnology and Oceanography</w:t>
+      </w:r>
+      <w:r>
+        <w:t xml:space="preserve">,</w:t>
+      </w:r>
+      <w:r>
+        <w:t xml:space="preserve"> </w:t>
+      </w:r>
+      <w:r>
+        <w:rPr>
+          <w:i/>
+          <w:iCs/>
+        </w:rPr>
+        <w:t xml:space="preserve">18</w:t>
+      </w:r>
+      <w:r>
+        <w:t xml:space="preserve">(2), 331–333.</w:t>
+      </w:r>
+      <w:r>
+        <w:t xml:space="preserve"> </w:t>
+      </w:r>
+      <w:hyperlink r:id="rId46">
+        <w:r>
+          <w:rPr>
+            <w:rStyle w:val="Hyperlink"/>
+          </w:rPr>
+          <w:t xml:space="preserve">https://doi.org/10.4319/lo.1973.18.2.0331</w:t>
+        </w:r>
+      </w:hyperlink>
+    </w:p>
+    <w:bookmarkEnd w:id="47"/>
+    <w:bookmarkStart w:id="49" w:name="ref-heinrichs2017"/>
     <w:p>
       <w:pPr>
         <w:pStyle w:val="Bibliography"/>
@@ -977,7 +1100,7 @@
       <w:r>
         <w:t xml:space="preserve"> </w:t>
       </w:r>
-      <w:hyperlink r:id="rId44">
+      <w:hyperlink r:id="rId48">
         <w:r>
           <w:rPr>
             <w:rStyle w:val="Hyperlink"/>
@@ -986,8 +1109,81 @@
         </w:r>
       </w:hyperlink>
     </w:p>
-    <w:bookmarkEnd w:id="45"/>
-    <w:bookmarkStart w:id="47" w:name="ref-maitland1990"/>
+    <w:bookmarkEnd w:id="49"/>
+    <w:bookmarkStart w:id="50" w:name="ref-joko2011"/>
+    <w:p>
+      <w:pPr>
+        <w:pStyle w:val="Bibliography"/>
+      </w:pPr>
+      <w:r>
+        <w:t xml:space="preserve">Joko, C. Y. (2011).</w:t>
+      </w:r>
+      <w:r>
+        <w:t xml:space="preserve"> </w:t>
+      </w:r>
+      <w:r>
+        <w:rPr>
+          <w:i/>
+          <w:iCs/>
+        </w:rPr>
+        <w:t xml:space="preserve">Taxonomia de rotíferos monogonontas da planície de inundação do alto rio paraná (MS/PR)</w:t>
+      </w:r>
+      <w:r>
+        <w:t xml:space="preserve"> </w:t>
+      </w:r>
+      <w:r>
+        <w:t xml:space="preserve">[PhD thesis].</w:t>
+      </w:r>
+    </w:p>
+    <w:bookmarkEnd w:id="50"/>
+    <w:bookmarkStart w:id="52" w:name="ref-koste1987"/>
+    <w:p>
+      <w:pPr>
+        <w:pStyle w:val="Bibliography"/>
+      </w:pPr>
+      <w:r>
+        <w:t xml:space="preserve">Koste, W., &amp; Shiel, R. (1987). Rotifera from australian inland waters. II. Epiphanidae and brachionidae (rotifera : monogononta).</w:t>
+      </w:r>
+      <w:r>
+        <w:t xml:space="preserve"> </w:t>
+      </w:r>
+      <w:r>
+        <w:rPr>
+          <w:i/>
+          <w:iCs/>
+        </w:rPr>
+        <w:t xml:space="preserve">Invertebrate Systematics</w:t>
+      </w:r>
+      <w:r>
+        <w:t xml:space="preserve">,</w:t>
+      </w:r>
+      <w:r>
+        <w:t xml:space="preserve"> </w:t>
+      </w:r>
+      <w:r>
+        <w:rPr>
+          <w:i/>
+          <w:iCs/>
+        </w:rPr>
+        <w:t xml:space="preserve">1</w:t>
+      </w:r>
+      <w:r>
+        <w:t xml:space="preserve">, 949–1021.</w:t>
+      </w:r>
+      <w:r>
+        <w:t xml:space="preserve"> </w:t>
+      </w:r>
+      <w:hyperlink r:id="rId51">
+        <w:r>
+          <w:rPr>
+            <w:rStyle w:val="Hyperlink"/>
+          </w:rPr>
+          <w:t xml:space="preserve">https://doi.org/10.1071/IT9870949</w:t>
+        </w:r>
+      </w:hyperlink>
+    </w:p>
+    <w:bookmarkEnd w:id="52"/>
+    <w:bookmarkStart w:id="54" w:name="ref-maitland1990"/>
     <w:p>
       <w:pPr>
         <w:pStyle w:val="Bibliography"/>
@@ -1014,7 +1210,7 @@
       <w:r>
         <w:t xml:space="preserve"> </w:t>
       </w:r>
-      <w:hyperlink r:id="rId46">
+      <w:hyperlink r:id="rId53">
         <w:r>
           <w:rPr>
             <w:rStyle w:val="Hyperlink"/>
@@ -1023,8 +1219,8 @@
         </w:r>
       </w:hyperlink>
     </w:p>
-    <w:bookmarkEnd w:id="47"/>
-    <w:bookmarkStart w:id="48" w:name="ref-medeiros2008"/>
+    <w:bookmarkEnd w:id="54"/>
+    <w:bookmarkStart w:id="55" w:name="ref-medeiros2008"/>
     <w:p>
       <w:pPr>
         <w:pStyle w:val="Bibliography"/>
@@ -1059,8 +1255,8 @@
         <w:t xml:space="preserve">(1), 13–20.</w:t>
       </w:r>
     </w:p>
-    <w:bookmarkEnd w:id="48"/>
-    <w:bookmarkStart w:id="50" w:name="ref-mma2003"/>
+    <w:bookmarkEnd w:id="55"/>
+    <w:bookmarkStart w:id="57" w:name="ref-mma2003"/>
     <w:p>
       <w:pPr>
         <w:pStyle w:val="Bibliography"/>
@@ -1081,7 +1277,7 @@
       <w:r>
         <w:t xml:space="preserve"> </w:t>
       </w:r>
-      <w:hyperlink r:id="rId49">
+      <w:hyperlink r:id="rId56">
         <w:r>
           <w:rPr>
             <w:rStyle w:val="Hyperlink"/>
@@ -1090,8 +1286,8 @@
         </w:r>
       </w:hyperlink>
     </w:p>
-    <w:bookmarkEnd w:id="50"/>
-    <w:bookmarkStart w:id="52" w:name="ref-mma2026"/>
+    <w:bookmarkEnd w:id="57"/>
+    <w:bookmarkStart w:id="59" w:name="ref-mma2026"/>
     <w:p>
       <w:pPr>
         <w:pStyle w:val="Bibliography"/>
@@ -1107,7 +1303,7 @@
           <w:i/>
           <w:iCs/>
         </w:rPr>
-        <w:t xml:space="preserve">Painel de unidades de conservação brasileras</w:t>
+        <w:t xml:space="preserve">Painel de unidades de conservação brasileiras</w:t>
       </w:r>
       <w:r>
         <w:t xml:space="preserve">.</w:t>
@@ -1115,7 +1311,7 @@
       <w:r>
         <w:t xml:space="preserve"> </w:t>
       </w:r>
-      <w:hyperlink r:id="rId51">
+      <w:hyperlink r:id="rId58">
         <w:r>
           <w:rPr>
             <w:rStyle w:val="Hyperlink"/>
@@ -1124,8 +1320,8 @@
         </w:r>
       </w:hyperlink>
     </w:p>
-    <w:bookmarkEnd w:id="52"/>
-    <w:bookmarkStart w:id="54" w:name="ref-mugodo2006"/>
+    <w:bookmarkEnd w:id="59"/>
+    <w:bookmarkStart w:id="61" w:name="ref-mugodo2006"/>
     <w:p>
       <w:pPr>
         <w:pStyle w:val="Bibliography"/>
@@ -1162,7 +1358,7 @@
       <w:r>
         <w:t xml:space="preserve"> </w:t>
       </w:r>
-      <w:hyperlink r:id="rId53">
+      <w:hyperlink r:id="rId60">
         <w:r>
           <w:rPr>
             <w:rStyle w:val="Hyperlink"/>
@@ -1171,8 +1367,8 @@
         </w:r>
       </w:hyperlink>
     </w:p>
-    <w:bookmarkEnd w:id="54"/>
-    <w:bookmarkStart w:id="55" w:name="ref-peel2007"/>
+    <w:bookmarkEnd w:id="61"/>
+    <w:bookmarkStart w:id="62" w:name="ref-peel2007"/>
     <w:p>
       <w:pPr>
         <w:pStyle w:val="Bibliography"/>
@@ -1197,8 +1393,31 @@
         <w:t xml:space="preserve">Hydrol. Earth Syst. Sci.</w:t>
       </w:r>
     </w:p>
-    <w:bookmarkEnd w:id="55"/>
-    <w:bookmarkStart w:id="56" w:name="ref-pusey2004"/>
+    <w:bookmarkEnd w:id="62"/>
+    <w:bookmarkStart w:id="63" w:name="ref-pinto-coelho2004"/>
+    <w:p>
+      <w:pPr>
+        <w:pStyle w:val="Bibliography"/>
+      </w:pPr>
+      <w:r>
+        <w:t xml:space="preserve">Pinto-Coelho, R. (2004). Métodos de coleta, preservação, contagem e determinação de biomassa em zooplâncton de águas epicontinentais.</w:t>
+      </w:r>
+      <w:r>
+        <w:t xml:space="preserve"> </w:t>
+      </w:r>
+      <w:r>
+        <w:rPr>
+          <w:i/>
+          <w:iCs/>
+        </w:rPr>
+        <w:t xml:space="preserve">Amostragem Em Limnologia</w:t>
+      </w:r>
+      <w:r>
+        <w:t xml:space="preserve">, 149–166.</w:t>
+      </w:r>
+    </w:p>
+    <w:bookmarkEnd w:id="63"/>
+    <w:bookmarkStart w:id="64" w:name="ref-pusey2004"/>
     <w:p>
       <w:pPr>
         <w:pStyle w:val="Bibliography"/>
@@ -1223,8 +1442,8 @@
         <w:t xml:space="preserve">(B. Pusey, M. J. Kennard, &amp; A. Arthington, Eds.; pp. 26–48). CSIRO Publishing.</w:t>
       </w:r>
     </w:p>
-    <w:bookmarkEnd w:id="56"/>
-    <w:bookmarkStart w:id="57" w:name="ref-soler2004"/>
+    <w:bookmarkEnd w:id="64"/>
+    <w:bookmarkStart w:id="65" w:name="ref-soler2004"/>
     <w:p>
       <w:pPr>
         <w:pStyle w:val="Bibliography"/>
@@ -1249,10 +1468,10 @@
         <w:t xml:space="preserve">(pp. 16–24). BICUDO, C. E. M. BICUDO, D. C.</w:t>
       </w:r>
     </w:p>
-    <w:bookmarkEnd w:id="57"/>
-    <w:bookmarkEnd w:id="58"/>
-    <w:bookmarkEnd w:id="59"/>
-    <w:bookmarkStart w:id="66" w:name="figuras-e-tabelas"/>
+    <w:bookmarkEnd w:id="65"/>
+    <w:bookmarkEnd w:id="66"/>
+    <w:bookmarkEnd w:id="67"/>
+    <w:bookmarkStart w:id="74" w:name="figuras-e-tabelas"/>
     <w:p>
       <w:pPr>
         <w:pStyle w:val="Heading1"/>
@@ -1277,7 +1496,7 @@
         <w:t xml:space="preserve">: Localização das unidades amostrais nos riachos Barro Branco e Caiana, na Reserva Biológica Guaribas, Mamanguape, Paraíba. A unidade amostral 1 corresponde ao local de referência do estudo.</w:t>
       </w:r>
     </w:p>
-    <w:bookmarkStart w:id="64" w:name="figuras"/>
+    <w:bookmarkStart w:id="72" w:name="figuras"/>
     <w:p>
       <w:pPr>
         <w:pStyle w:val="Heading2"/>
@@ -1307,7 +1526,7 @@
       <w:tr>
         <w:tc>
           <w:tcPr/>
-          <w:bookmarkStart w:id="63" w:name="fig-mapa"/>
+          <w:bookmarkStart w:id="71" w:name="fig-mapa"/>
           <w:p>
             <w:pPr>
               <w:pStyle w:val="Compact"/>
@@ -1318,18 +1537,18 @@
                 <wp:inline>
                   <wp:extent cx="5943600" cy="4199989"/>
                   <wp:effectExtent b="0" l="0" r="0" t="0"/>
-                  <wp:docPr descr="" title="" id="61" name="Picture"/>
+                  <wp:docPr descr="" title="" id="69" name="Picture"/>
                   <a:graphic>
                     <a:graphicData uri="http://schemas.openxmlformats.org/drawingml/2006/picture">
                       <pic:pic>
                         <pic:nvPicPr>
-                          <pic:cNvPr descr="imagens/mapa.jpeg" id="62" name="Picture"/>
+                          <pic:cNvPr descr="imagens/mapa.jpeg" id="70" name="Picture"/>
                           <pic:cNvPicPr>
                             <a:picLocks noChangeArrowheads="1" noChangeAspect="1"/>
                           </pic:cNvPicPr>
                         </pic:nvPicPr>
                         <pic:blipFill>
-                          <a:blip r:embed="rId60"/>
+                          <a:blip r:embed="rId68"/>
                           <a:stretch>
                             <a:fillRect/>
                           </a:stretch>
@@ -1369,12 +1588,12 @@
               <w:t xml:space="preserve">Figure 1: Localização das unidades amostrais.</w:t>
             </w:r>
           </w:p>
-          <w:bookmarkEnd w:id="63"/>
+          <w:bookmarkEnd w:id="71"/>
         </w:tc>
       </w:tr>
     </w:tbl>
-    <w:bookmarkEnd w:id="64"/>
-    <w:bookmarkStart w:id="65" w:name="tables"/>
+    <w:bookmarkEnd w:id="72"/>
+    <w:bookmarkStart w:id="73" w:name="tables"/>
     <w:p>
       <w:pPr>
         <w:pStyle w:val="Heading2"/>
@@ -1383,9 +1602,9 @@
         <w:t xml:space="preserve">Tables</w:t>
       </w:r>
     </w:p>
-    <w:bookmarkEnd w:id="65"/>
-    <w:bookmarkEnd w:id="66"/>
-    <w:bookmarkStart w:id="67" w:name="apendices"/>
+    <w:bookmarkEnd w:id="73"/>
+    <w:bookmarkEnd w:id="74"/>
+    <w:bookmarkStart w:id="75" w:name="apendices"/>
     <w:p>
       <w:pPr>
         <w:pStyle w:val="Heading1"/>
@@ -1394,8 +1613,8 @@
         <w:t xml:space="preserve">Apendices</w:t>
       </w:r>
     </w:p>
-    <w:bookmarkEnd w:id="67"/>
-    <w:bookmarkStart w:id="71" w:name="non-used-figures-and-tables"/>
+    <w:bookmarkEnd w:id="75"/>
+    <w:bookmarkStart w:id="79" w:name="non-used-figures-and-tables"/>
     <w:p>
       <w:pPr>
         <w:pStyle w:val="Heading1"/>
@@ -1446,18 +1665,18 @@
                 <wp:inline>
                   <wp:extent cx="152400" cy="152400"/>
                   <wp:effectExtent b="0" l="0" r="0" t="0"/>
-                  <wp:docPr descr="" title="" id="69" name="Picture"/>
+                  <wp:docPr descr="" title="" id="77" name="Picture"/>
                   <a:graphic>
                     <a:graphicData uri="http://schemas.openxmlformats.org/drawingml/2006/picture">
                       <pic:pic>
                         <pic:nvPicPr>
-                          <pic:cNvPr descr="C:\PROGRA~1\RStudio\RESOUR~1\app\bin\quarto\share\formats\docx\warning.png" id="70" name="Picture"/>
+                          <pic:cNvPr descr="C:\PROGRA~1\RStudio\RESOUR~1\app\bin\quarto\share\formats\docx\warning.png" id="78" name="Picture"/>
                           <pic:cNvPicPr>
                             <a:picLocks noChangeArrowheads="1" noChangeAspect="1"/>
                           </pic:cNvPicPr>
                         </pic:nvPicPr>
                         <pic:blipFill>
-                          <a:blip r:embed="rId68"/>
+                          <a:blip r:embed="rId76"/>
                           <a:stretch>
                             <a:fillRect/>
                           </a:stretch>
@@ -1509,7 +1728,7 @@
         </w:tc>
       </w:tr>
     </w:tbl>
-    <w:bookmarkEnd w:id="71"/>
+    <w:bookmarkEnd w:id="79"/>
     <w:sectPr>
       <w:type w:val="nextPage"/>
       <w:pgSz w:h="15840" w:w="12240"/>

--- a/docs/index.docx
+++ b/docs/index.docx
@@ -327,7 +327,7 @@
     </w:p>
     <w:bookmarkEnd w:id="24"/>
     <w:bookmarkEnd w:id="25"/>
-    <w:bookmarkStart w:id="31" w:name="material-e-métodos"/>
+    <w:bookmarkStart w:id="30" w:name="material-e-métodos"/>
     <w:p>
       <w:pPr>
         <w:pStyle w:val="Heading1"/>
@@ -667,7 +667,7 @@
       </w:r>
     </w:p>
     <w:bookmarkEnd w:id="28"/>
-    <w:bookmarkStart w:id="30" w:name="statistical-analyses"/>
+    <w:bookmarkStart w:id="29" w:name="statistical-analyses"/>
     <w:p>
       <w:pPr>
         <w:pStyle w:val="Heading2"/>
@@ -681,12 +681,48 @@
         <w:pStyle w:val="FirstParagraph"/>
       </w:pPr>
       <w:r>
-        <w:t xml:space="preserve">Here you can add your statistical analyses and follow the text with the RStudio code. Following the model in</w:t>
-      </w:r>
-      <w:r>
-        <w:t xml:space="preserve"> </w:t>
-      </w:r>
-      <w:hyperlink r:id="rId29">
+        <w:t xml:space="preserve">Todas as análises estatísticas foram realizadas a partir de duas matrizes de dados: uma matriz ambiental, contendo as variáveis relacionadas à estrutura do habitat e às condições ambientais, e uma matriz comunitária, composta pelos táxons do zooplâncton.</w:t>
+      </w:r>
+    </w:p>
+    <w:p>
+      <w:pPr>
+        <w:pStyle w:val="TextBody"/>
+      </w:pPr>
+      <w:r>
+        <w:t xml:space="preserve">Inicialmente, as variáveis ambientais foram avaliadas quanto à correlação entre si, com o objetivo de identificar variáveis redundantes. As variáveis que apresentaram elevada correlação foram excluídas das análises posteriores, evitando a sobreposição de informações entre os preditores ambientais</w:t>
+      </w:r>
+      <w:r>
+        <w:t xml:space="preserve"> </w:t>
+      </w:r>
+      <w:r>
+        <w:t xml:space="preserve">(Legendre &amp; Legendre, 1998)</w:t>
+      </w:r>
+      <w:r>
+        <w:t xml:space="preserve">.</w:t>
+      </w:r>
+    </w:p>
+    <w:bookmarkEnd w:id="29"/>
+    <w:bookmarkEnd w:id="30"/>
+    <w:bookmarkStart w:id="34" w:name="results"/>
+    <w:p>
+      <w:pPr>
+        <w:pStyle w:val="Heading1"/>
+      </w:pPr>
+      <w:r>
+        <w:t xml:space="preserve">6. Results</w:t>
+      </w:r>
+    </w:p>
+    <w:p>
+      <w:pPr>
+        <w:pStyle w:val="FirstParagraph"/>
+      </w:pPr>
+      <w:r>
+        <w:t xml:space="preserve">The results section should follow the model in</w:t>
+      </w:r>
+      <w:r>
+        <w:t xml:space="preserve"> </w:t>
+      </w:r>
+      <w:hyperlink r:id="rId31">
         <w:r>
           <w:rPr>
             <w:rStyle w:val="Hyperlink"/>
@@ -698,80 +734,6 @@
         <w:t xml:space="preserve">.</w:t>
       </w:r>
     </w:p>
-    <w:p>
-      <w:pPr>
-        <w:pStyle w:val="SourceCode"/>
-      </w:pPr>
-      <w:r>
-        <w:rPr>
-          <w:rStyle w:val="FunctionTok"/>
-        </w:rPr>
-        <w:t xml:space="preserve">plot</w:t>
-      </w:r>
-      <w:r>
-        <w:rPr>
-          <w:rStyle w:val="NormalTok"/>
-        </w:rPr>
-        <w:t xml:space="preserve">(</w:t>
-      </w:r>
-      <w:r>
-        <w:rPr>
-          <w:rStyle w:val="DecValTok"/>
-        </w:rPr>
-        <w:t xml:space="preserve">1</w:t>
-      </w:r>
-      <w:r>
-        <w:rPr>
-          <w:rStyle w:val="SpecialCharTok"/>
-        </w:rPr>
-        <w:t xml:space="preserve">:</w:t>
-      </w:r>
-      <w:r>
-        <w:rPr>
-          <w:rStyle w:val="DecValTok"/>
-        </w:rPr>
-        <w:t xml:space="preserve">10</w:t>
-      </w:r>
-      <w:r>
-        <w:rPr>
-          <w:rStyle w:val="NormalTok"/>
-        </w:rPr>
-        <w:t xml:space="preserve">)</w:t>
-      </w:r>
-    </w:p>
-    <w:bookmarkEnd w:id="30"/>
-    <w:bookmarkEnd w:id="31"/>
-    <w:bookmarkStart w:id="34" w:name="results"/>
-    <w:p>
-      <w:pPr>
-        <w:pStyle w:val="Heading1"/>
-      </w:pPr>
-      <w:r>
-        <w:t xml:space="preserve">6. Results</w:t>
-      </w:r>
-    </w:p>
-    <w:p>
-      <w:pPr>
-        <w:pStyle w:val="FirstParagraph"/>
-      </w:pPr>
-      <w:r>
-        <w:t xml:space="preserve">The results section should follow the model in</w:t>
-      </w:r>
-      <w:r>
-        <w:t xml:space="preserve"> </w:t>
-      </w:r>
-      <w:hyperlink r:id="rId29">
-        <w:r>
-          <w:rPr>
-            <w:rStyle w:val="Hyperlink"/>
-          </w:rPr>
-          <w:t xml:space="preserve">https://elviomedeiros.github.io/Bentos2006_Q/</w:t>
-        </w:r>
-      </w:hyperlink>
-      <w:r>
-        <w:t xml:space="preserve">.</w:t>
-      </w:r>
-    </w:p>
     <w:bookmarkStart w:id="32" w:name="environmental-variables"/>
     <w:p>
       <w:pPr>
@@ -876,7 +838,7 @@
       </w:r>
     </w:p>
     <w:bookmarkEnd w:id="39"/>
-    <w:bookmarkStart w:id="67" w:name="referências"/>
+    <w:bookmarkStart w:id="68" w:name="referências"/>
     <w:p>
       <w:pPr>
         <w:pStyle w:val="Heading1"/>
@@ -885,7 +847,7 @@
         <w:t xml:space="preserve">Referências</w:t>
       </w:r>
     </w:p>
-    <w:bookmarkStart w:id="66" w:name="refs"/>
+    <w:bookmarkStart w:id="67" w:name="refs"/>
     <w:bookmarkStart w:id="40" w:name="ref-arruda2013"/>
     <w:p>
       <w:pPr>
@@ -1183,7 +1145,33 @@
       </w:hyperlink>
     </w:p>
     <w:bookmarkEnd w:id="52"/>
-    <w:bookmarkStart w:id="54" w:name="ref-maitland1990"/>
+    <w:bookmarkStart w:id="53" w:name="ref-legendre1998"/>
+    <w:p>
+      <w:pPr>
+        <w:pStyle w:val="Bibliography"/>
+      </w:pPr>
+      <w:r>
+        <w:t xml:space="preserve">Legendre, P., &amp; Legendre, L. (1998).</w:t>
+      </w:r>
+      <w:r>
+        <w:t xml:space="preserve"> </w:t>
+      </w:r>
+      <w:r>
+        <w:rPr>
+          <w:i/>
+          <w:iCs/>
+        </w:rPr>
+        <w:t xml:space="preserve">Numerical ecology</w:t>
+      </w:r>
+      <w:r>
+        <w:t xml:space="preserve"> </w:t>
+      </w:r>
+      <w:r>
+        <w:t xml:space="preserve">(2nd English ed).</w:t>
+      </w:r>
+    </w:p>
+    <w:bookmarkEnd w:id="53"/>
+    <w:bookmarkStart w:id="55" w:name="ref-maitland1990"/>
     <w:p>
       <w:pPr>
         <w:pStyle w:val="Bibliography"/>
@@ -1210,7 +1198,7 @@
       <w:r>
         <w:t xml:space="preserve"> </w:t>
       </w:r>
-      <w:hyperlink r:id="rId53">
+      <w:hyperlink r:id="rId54">
         <w:r>
           <w:rPr>
             <w:rStyle w:val="Hyperlink"/>
@@ -1219,8 +1207,8 @@
         </w:r>
       </w:hyperlink>
     </w:p>
-    <w:bookmarkEnd w:id="54"/>
-    <w:bookmarkStart w:id="55" w:name="ref-medeiros2008"/>
+    <w:bookmarkEnd w:id="55"/>
+    <w:bookmarkStart w:id="56" w:name="ref-medeiros2008"/>
     <w:p>
       <w:pPr>
         <w:pStyle w:val="Bibliography"/>
@@ -1255,8 +1243,8 @@
         <w:t xml:space="preserve">(1), 13–20.</w:t>
       </w:r>
     </w:p>
-    <w:bookmarkEnd w:id="55"/>
-    <w:bookmarkStart w:id="57" w:name="ref-mma2003"/>
+    <w:bookmarkEnd w:id="56"/>
+    <w:bookmarkStart w:id="58" w:name="ref-mma2003"/>
     <w:p>
       <w:pPr>
         <w:pStyle w:val="Bibliography"/>
@@ -1277,7 +1265,7 @@
       <w:r>
         <w:t xml:space="preserve"> </w:t>
       </w:r>
-      <w:hyperlink r:id="rId56">
+      <w:hyperlink r:id="rId57">
         <w:r>
           <w:rPr>
             <w:rStyle w:val="Hyperlink"/>
@@ -1286,8 +1274,8 @@
         </w:r>
       </w:hyperlink>
     </w:p>
-    <w:bookmarkEnd w:id="57"/>
-    <w:bookmarkStart w:id="59" w:name="ref-mma2026"/>
+    <w:bookmarkEnd w:id="58"/>
+    <w:bookmarkStart w:id="60" w:name="ref-mma2026"/>
     <w:p>
       <w:pPr>
         <w:pStyle w:val="Bibliography"/>
@@ -1311,7 +1299,7 @@
       <w:r>
         <w:t xml:space="preserve"> </w:t>
       </w:r>
-      <w:hyperlink r:id="rId58">
+      <w:hyperlink r:id="rId59">
         <w:r>
           <w:rPr>
             <w:rStyle w:val="Hyperlink"/>
@@ -1320,8 +1308,8 @@
         </w:r>
       </w:hyperlink>
     </w:p>
-    <w:bookmarkEnd w:id="59"/>
-    <w:bookmarkStart w:id="61" w:name="ref-mugodo2006"/>
+    <w:bookmarkEnd w:id="60"/>
+    <w:bookmarkStart w:id="62" w:name="ref-mugodo2006"/>
     <w:p>
       <w:pPr>
         <w:pStyle w:val="Bibliography"/>
@@ -1358,7 +1346,7 @@
       <w:r>
         <w:t xml:space="preserve"> </w:t>
       </w:r>
-      <w:hyperlink r:id="rId60">
+      <w:hyperlink r:id="rId61">
         <w:r>
           <w:rPr>
             <w:rStyle w:val="Hyperlink"/>
@@ -1367,8 +1355,8 @@
         </w:r>
       </w:hyperlink>
     </w:p>
-    <w:bookmarkEnd w:id="61"/>
-    <w:bookmarkStart w:id="62" w:name="ref-peel2007"/>
+    <w:bookmarkEnd w:id="62"/>
+    <w:bookmarkStart w:id="63" w:name="ref-peel2007"/>
     <w:p>
       <w:pPr>
         <w:pStyle w:val="Bibliography"/>
@@ -1393,8 +1381,8 @@
         <w:t xml:space="preserve">Hydrol. Earth Syst. Sci.</w:t>
       </w:r>
     </w:p>
-    <w:bookmarkEnd w:id="62"/>
-    <w:bookmarkStart w:id="63" w:name="ref-pinto-coelho2004"/>
+    <w:bookmarkEnd w:id="63"/>
+    <w:bookmarkStart w:id="64" w:name="ref-pinto-coelho2004"/>
     <w:p>
       <w:pPr>
         <w:pStyle w:val="Bibliography"/>
@@ -1416,8 +1404,8 @@
         <w:t xml:space="preserve">, 149–166.</w:t>
       </w:r>
     </w:p>
-    <w:bookmarkEnd w:id="63"/>
-    <w:bookmarkStart w:id="64" w:name="ref-pusey2004"/>
+    <w:bookmarkEnd w:id="64"/>
+    <w:bookmarkStart w:id="65" w:name="ref-pusey2004"/>
     <w:p>
       <w:pPr>
         <w:pStyle w:val="Bibliography"/>
@@ -1442,8 +1430,8 @@
         <w:t xml:space="preserve">(B. Pusey, M. J. Kennard, &amp; A. Arthington, Eds.; pp. 26–48). CSIRO Publishing.</w:t>
       </w:r>
     </w:p>
-    <w:bookmarkEnd w:id="64"/>
-    <w:bookmarkStart w:id="65" w:name="ref-soler2004"/>
+    <w:bookmarkEnd w:id="65"/>
+    <w:bookmarkStart w:id="66" w:name="ref-soler2004"/>
     <w:p>
       <w:pPr>
         <w:pStyle w:val="Bibliography"/>
@@ -1468,10 +1456,10 @@
         <w:t xml:space="preserve">(pp. 16–24). BICUDO, C. E. M. BICUDO, D. C.</w:t>
       </w:r>
     </w:p>
-    <w:bookmarkEnd w:id="65"/>
     <w:bookmarkEnd w:id="66"/>
     <w:bookmarkEnd w:id="67"/>
-    <w:bookmarkStart w:id="74" w:name="figuras-e-tabelas"/>
+    <w:bookmarkEnd w:id="68"/>
+    <w:bookmarkStart w:id="75" w:name="figuras-e-tabelas"/>
     <w:p>
       <w:pPr>
         <w:pStyle w:val="Heading1"/>
@@ -1496,7 +1484,7 @@
         <w:t xml:space="preserve">: Localização das unidades amostrais nos riachos Barro Branco e Caiana, na Reserva Biológica Guaribas, Mamanguape, Paraíba. A unidade amostral 1 corresponde ao local de referência do estudo.</w:t>
       </w:r>
     </w:p>
-    <w:bookmarkStart w:id="72" w:name="figuras"/>
+    <w:bookmarkStart w:id="73" w:name="figuras"/>
     <w:p>
       <w:pPr>
         <w:pStyle w:val="Heading2"/>
@@ -1526,7 +1514,7 @@
       <w:tr>
         <w:tc>
           <w:tcPr/>
-          <w:bookmarkStart w:id="71" w:name="fig-mapa"/>
+          <w:bookmarkStart w:id="72" w:name="fig-mapa"/>
           <w:p>
             <w:pPr>
               <w:pStyle w:val="Compact"/>
@@ -1537,18 +1525,18 @@
                 <wp:inline>
                   <wp:extent cx="5943600" cy="4199989"/>
                   <wp:effectExtent b="0" l="0" r="0" t="0"/>
-                  <wp:docPr descr="" title="" id="69" name="Picture"/>
+                  <wp:docPr descr="" title="" id="70" name="Picture"/>
                   <a:graphic>
                     <a:graphicData uri="http://schemas.openxmlformats.org/drawingml/2006/picture">
                       <pic:pic>
                         <pic:nvPicPr>
-                          <pic:cNvPr descr="imagens/mapa.jpeg" id="70" name="Picture"/>
+                          <pic:cNvPr descr="imagens/mapa.jpeg" id="71" name="Picture"/>
                           <pic:cNvPicPr>
                             <a:picLocks noChangeArrowheads="1" noChangeAspect="1"/>
                           </pic:cNvPicPr>
                         </pic:nvPicPr>
                         <pic:blipFill>
-                          <a:blip r:embed="rId68"/>
+                          <a:blip r:embed="rId69"/>
                           <a:stretch>
                             <a:fillRect/>
                           </a:stretch>
@@ -1588,12 +1576,12 @@
               <w:t xml:space="preserve">Figure 1: Localização das unidades amostrais.</w:t>
             </w:r>
           </w:p>
-          <w:bookmarkEnd w:id="71"/>
+          <w:bookmarkEnd w:id="72"/>
         </w:tc>
       </w:tr>
     </w:tbl>
-    <w:bookmarkEnd w:id="72"/>
-    <w:bookmarkStart w:id="73" w:name="tables"/>
+    <w:bookmarkEnd w:id="73"/>
+    <w:bookmarkStart w:id="74" w:name="tables"/>
     <w:p>
       <w:pPr>
         <w:pStyle w:val="Heading2"/>
@@ -1602,9 +1590,9 @@
         <w:t xml:space="preserve">Tables</w:t>
       </w:r>
     </w:p>
-    <w:bookmarkEnd w:id="73"/>
     <w:bookmarkEnd w:id="74"/>
-    <w:bookmarkStart w:id="75" w:name="apendices"/>
+    <w:bookmarkEnd w:id="75"/>
+    <w:bookmarkStart w:id="76" w:name="apendices"/>
     <w:p>
       <w:pPr>
         <w:pStyle w:val="Heading1"/>
@@ -1613,8 +1601,8 @@
         <w:t xml:space="preserve">Apendices</w:t>
       </w:r>
     </w:p>
-    <w:bookmarkEnd w:id="75"/>
-    <w:bookmarkStart w:id="79" w:name="non-used-figures-and-tables"/>
+    <w:bookmarkEnd w:id="76"/>
+    <w:bookmarkStart w:id="80" w:name="non-used-figures-and-tables"/>
     <w:p>
       <w:pPr>
         <w:pStyle w:val="Heading1"/>
@@ -1665,18 +1653,18 @@
                 <wp:inline>
                   <wp:extent cx="152400" cy="152400"/>
                   <wp:effectExtent b="0" l="0" r="0" t="0"/>
-                  <wp:docPr descr="" title="" id="77" name="Picture"/>
+                  <wp:docPr descr="" title="" id="78" name="Picture"/>
                   <a:graphic>
                     <a:graphicData uri="http://schemas.openxmlformats.org/drawingml/2006/picture">
                       <pic:pic>
                         <pic:nvPicPr>
-                          <pic:cNvPr descr="C:\PROGRA~1\RStudio\RESOUR~1\app\bin\quarto\share\formats\docx\warning.png" id="78" name="Picture"/>
+                          <pic:cNvPr descr="C:\PROGRA~1\RStudio\RESOUR~1\app\bin\quarto\share\formats\docx\warning.png" id="79" name="Picture"/>
                           <pic:cNvPicPr>
                             <a:picLocks noChangeArrowheads="1" noChangeAspect="1"/>
                           </pic:cNvPicPr>
                         </pic:nvPicPr>
                         <pic:blipFill>
-                          <a:blip r:embed="rId76"/>
+                          <a:blip r:embed="rId77"/>
                           <a:stretch>
                             <a:fillRect/>
                           </a:stretch>
@@ -1728,7 +1716,7 @@
         </w:tc>
       </w:tr>
     </w:tbl>
-    <w:bookmarkEnd w:id="79"/>
+    <w:bookmarkEnd w:id="80"/>
     <w:sectPr>
       <w:type w:val="nextPage"/>
       <w:pgSz w:h="15840" w:w="12240"/>

--- a/docs/index.docx
+++ b/docs/index.docx
@@ -667,26 +667,18 @@
       </w:r>
     </w:p>
     <w:bookmarkEnd w:id="28"/>
-    <w:bookmarkStart w:id="29" w:name="statistical-analyses"/>
+    <w:bookmarkStart w:id="29" w:name="análise-de-dados"/>
     <w:p>
       <w:pPr>
         <w:pStyle w:val="Heading2"/>
       </w:pPr>
       <w:r>
-        <w:t xml:space="preserve">5.4 Statistical Analyses</w:t>
+        <w:t xml:space="preserve">5.4 Análise de dados</w:t>
       </w:r>
     </w:p>
     <w:p>
       <w:pPr>
         <w:pStyle w:val="FirstParagraph"/>
-      </w:pPr>
-      <w:r>
-        <w:t xml:space="preserve">Todas as análises estatísticas foram realizadas a partir de duas matrizes de dados: uma matriz ambiental, contendo as variáveis relacionadas à estrutura do habitat e às condições ambientais, e uma matriz comunitária, composta pelos táxons do zooplâncton.</w:t>
-      </w:r>
-    </w:p>
-    <w:p>
-      <w:pPr>
-        <w:pStyle w:val="TextBody"/>
       </w:pPr>
       <w:r>
         <w:t xml:space="preserve">Inicialmente, as variáveis ambientais foram avaliadas quanto à correlação entre si, com o objetivo de identificar variáveis redundantes. As variáveis que apresentaram elevada correlação foram excluídas das análises posteriores, evitando a sobreposição de informações entre os preditores ambientais</w:t>

--- a/docs/index.docx
+++ b/docs/index.docx
@@ -693,6 +693,47 @@
         <w:t xml:space="preserve">.</w:t>
       </w:r>
     </w:p>
+    <w:p>
+      <w:pPr>
+        <w:pStyle w:val="TextBody"/>
+      </w:pPr>
+      <w:r>
+        <w:t xml:space="preserve">Após essa etapa, as variáveis ambientais foram transformadas de acordo com sua natureza. As variáveis relacionadas à morfologia do local e à qualidade da água foram transformadas pela raiz quadrada, enquanto as variáveis de composição do sedimento e de estrutura do habitat marginal, expressas em porcentagem, foram relativizadas pelo total da coluna e transformadas pelo arco seno da raiz quadrada</w:t>
+      </w:r>
+      <w:r>
+        <w:t xml:space="preserve"> </w:t>
+      </w:r>
+      <w:r>
+        <w:t xml:space="preserve">(Mccune &amp; Grace, 2002)</w:t>
+      </w:r>
+      <w:r>
+        <w:t xml:space="preserve">. A matriz ambiental resultante foi utilizada na Análise de Componentes Principais (PCA), com o objetivo de avaliar os principais gradientes ambientais e a distribuição das unidades amostrais em relação às variáveis ambientais. A PCA foi realizada utilizando o pacote</w:t>
+      </w:r>
+      <w:r>
+        <w:t xml:space="preserve"> </w:t>
+      </w:r>
+      <w:r>
+        <w:rPr>
+          <w:rStyle w:val="VerbatimChar"/>
+        </w:rPr>
+        <w:t xml:space="preserve">FactoMineR</w:t>
+      </w:r>
+      <w:r>
+        <w:t xml:space="preserve"> </w:t>
+      </w:r>
+      <w:r>
+        <w:t xml:space="preserve">no ambiente R</w:t>
+      </w:r>
+      <w:r>
+        <w:t xml:space="preserve"> </w:t>
+      </w:r>
+      <w:r>
+        <w:t xml:space="preserve">(Lê et al., 2008)</w:t>
+      </w:r>
+      <w:r>
+        <w:t xml:space="preserve">. Antes da análise, todas as variáveis foram centradas e escalonadas para a unidade de variância.</w:t>
+      </w:r>
+    </w:p>
     <w:bookmarkEnd w:id="29"/>
     <w:bookmarkEnd w:id="30"/>
     <w:bookmarkStart w:id="34" w:name="results"/>
@@ -830,7 +871,7 @@
       </w:r>
     </w:p>
     <w:bookmarkEnd w:id="39"/>
-    <w:bookmarkStart w:id="68" w:name="referências"/>
+    <w:bookmarkStart w:id="71" w:name="referências"/>
     <w:p>
       <w:pPr>
         <w:pStyle w:val="Heading1"/>
@@ -839,7 +880,7 @@
         <w:t xml:space="preserve">Referências</w:t>
       </w:r>
     </w:p>
-    <w:bookmarkStart w:id="67" w:name="refs"/>
+    <w:bookmarkStart w:id="70" w:name="refs"/>
     <w:bookmarkStart w:id="40" w:name="ref-arruda2013"/>
     <w:p>
       <w:pPr>
@@ -1137,7 +1178,86 @@
       </w:hyperlink>
     </w:p>
     <w:bookmarkEnd w:id="52"/>
-    <w:bookmarkStart w:id="53" w:name="ref-legendre1998"/>
+    <w:bookmarkStart w:id="54" w:name="ref-lê2008"/>
+    <w:p>
+      <w:pPr>
+        <w:pStyle w:val="Bibliography"/>
+      </w:pPr>
+      <w:r>
+        <w:t xml:space="preserve">Lê, S., Josse, J., &amp; Husson, F. (2008).</w:t>
+      </w:r>
+      <w:r>
+        <w:t xml:space="preserve"> </w:t>
+      </w:r>
+      <w:r>
+        <w:rPr>
+          <w:b/>
+          <w:bCs/>
+        </w:rPr>
+        <w:t xml:space="preserve">FactoMineR</w:t>
+      </w:r>
+      <w:r>
+        <w:t xml:space="preserve"> </w:t>
+      </w:r>
+      <w:r>
+        <w:t xml:space="preserve">: An</w:t>
+      </w:r>
+      <w:r>
+        <w:t xml:space="preserve"> </w:t>
+      </w:r>
+      <w:r>
+        <w:rPr>
+          <w:i/>
+          <w:iCs/>
+        </w:rPr>
+        <w:t xml:space="preserve">R</w:t>
+      </w:r>
+      <w:r>
+        <w:t xml:space="preserve"> </w:t>
+      </w:r>
+      <w:r>
+        <w:t xml:space="preserve">Package for Multivariate Analysis.</w:t>
+      </w:r>
+      <w:r>
+        <w:t xml:space="preserve"> </w:t>
+      </w:r>
+      <w:r>
+        <w:rPr>
+          <w:i/>
+          <w:iCs/>
+        </w:rPr>
+        <w:t xml:space="preserve">Journal of Statistical Software</w:t>
+      </w:r>
+      <w:r>
+        <w:t xml:space="preserve">,</w:t>
+      </w:r>
+      <w:r>
+        <w:t xml:space="preserve"> </w:t>
+      </w:r>
+      <w:r>
+        <w:rPr>
+          <w:i/>
+          <w:iCs/>
+        </w:rPr>
+        <w:t xml:space="preserve">25</w:t>
+      </w:r>
+      <w:r>
+        <w:t xml:space="preserve">(1).</w:t>
+      </w:r>
+      <w:r>
+        <w:t xml:space="preserve"> </w:t>
+      </w:r>
+      <w:hyperlink r:id="rId53">
+        <w:r>
+          <w:rPr>
+            <w:rStyle w:val="Hyperlink"/>
+          </w:rPr>
+          <w:t xml:space="preserve">https://doi.org/10.18637/jss.v025.i01</w:t>
+        </w:r>
+      </w:hyperlink>
+    </w:p>
+    <w:bookmarkEnd w:id="54"/>
+    <w:bookmarkStart w:id="55" w:name="ref-legendre1998"/>
     <w:p>
       <w:pPr>
         <w:pStyle w:val="Bibliography"/>
@@ -1162,8 +1282,8 @@
         <w:t xml:space="preserve">(2nd English ed).</w:t>
       </w:r>
     </w:p>
-    <w:bookmarkEnd w:id="53"/>
-    <w:bookmarkStart w:id="55" w:name="ref-maitland1990"/>
+    <w:bookmarkEnd w:id="55"/>
+    <w:bookmarkStart w:id="57" w:name="ref-maitland1990"/>
     <w:p>
       <w:pPr>
         <w:pStyle w:val="Bibliography"/>
@@ -1190,7 +1310,7 @@
       <w:r>
         <w:t xml:space="preserve"> </w:t>
       </w:r>
-      <w:hyperlink r:id="rId54">
+      <w:hyperlink r:id="rId56">
         <w:r>
           <w:rPr>
             <w:rStyle w:val="Hyperlink"/>
@@ -1199,8 +1319,31 @@
         </w:r>
       </w:hyperlink>
     </w:p>
-    <w:bookmarkEnd w:id="55"/>
-    <w:bookmarkStart w:id="56" w:name="ref-medeiros2008"/>
+    <w:bookmarkEnd w:id="57"/>
+    <w:bookmarkStart w:id="58" w:name="ref-mccune2002"/>
+    <w:p>
+      <w:pPr>
+        <w:pStyle w:val="Bibliography"/>
+      </w:pPr>
+      <w:r>
+        <w:t xml:space="preserve">Mccune, B., &amp; Grace, J. (2002).</w:t>
+      </w:r>
+      <w:r>
+        <w:t xml:space="preserve"> </w:t>
+      </w:r>
+      <w:r>
+        <w:rPr>
+          <w:i/>
+          <w:iCs/>
+        </w:rPr>
+        <w:t xml:space="preserve">Analysis of ecological communities. MJM software design, gleneden beach, OR</w:t>
+      </w:r>
+      <w:r>
+        <w:t xml:space="preserve">.</w:t>
+      </w:r>
+    </w:p>
+    <w:bookmarkEnd w:id="58"/>
+    <w:bookmarkStart w:id="59" w:name="ref-medeiros2008"/>
     <w:p>
       <w:pPr>
         <w:pStyle w:val="Bibliography"/>
@@ -1235,8 +1378,8 @@
         <w:t xml:space="preserve">(1), 13–20.</w:t>
       </w:r>
     </w:p>
-    <w:bookmarkEnd w:id="56"/>
-    <w:bookmarkStart w:id="58" w:name="ref-mma2003"/>
+    <w:bookmarkEnd w:id="59"/>
+    <w:bookmarkStart w:id="61" w:name="ref-mma2003"/>
     <w:p>
       <w:pPr>
         <w:pStyle w:val="Bibliography"/>
@@ -1257,7 +1400,7 @@
       <w:r>
         <w:t xml:space="preserve"> </w:t>
       </w:r>
-      <w:hyperlink r:id="rId57">
+      <w:hyperlink r:id="rId60">
         <w:r>
           <w:rPr>
             <w:rStyle w:val="Hyperlink"/>
@@ -1266,8 +1409,8 @@
         </w:r>
       </w:hyperlink>
     </w:p>
-    <w:bookmarkEnd w:id="58"/>
-    <w:bookmarkStart w:id="60" w:name="ref-mma2026"/>
+    <w:bookmarkEnd w:id="61"/>
+    <w:bookmarkStart w:id="63" w:name="ref-mma2026"/>
     <w:p>
       <w:pPr>
         <w:pStyle w:val="Bibliography"/>
@@ -1291,7 +1434,7 @@
       <w:r>
         <w:t xml:space="preserve"> </w:t>
       </w:r>
-      <w:hyperlink r:id="rId59">
+      <w:hyperlink r:id="rId62">
         <w:r>
           <w:rPr>
             <w:rStyle w:val="Hyperlink"/>
@@ -1300,8 +1443,8 @@
         </w:r>
       </w:hyperlink>
     </w:p>
-    <w:bookmarkEnd w:id="60"/>
-    <w:bookmarkStart w:id="62" w:name="ref-mugodo2006"/>
+    <w:bookmarkEnd w:id="63"/>
+    <w:bookmarkStart w:id="65" w:name="ref-mugodo2006"/>
     <w:p>
       <w:pPr>
         <w:pStyle w:val="Bibliography"/>
@@ -1338,7 +1481,7 @@
       <w:r>
         <w:t xml:space="preserve"> </w:t>
       </w:r>
-      <w:hyperlink r:id="rId61">
+      <w:hyperlink r:id="rId64">
         <w:r>
           <w:rPr>
             <w:rStyle w:val="Hyperlink"/>
@@ -1347,8 +1490,8 @@
         </w:r>
       </w:hyperlink>
     </w:p>
-    <w:bookmarkEnd w:id="62"/>
-    <w:bookmarkStart w:id="63" w:name="ref-peel2007"/>
+    <w:bookmarkEnd w:id="65"/>
+    <w:bookmarkStart w:id="66" w:name="ref-peel2007"/>
     <w:p>
       <w:pPr>
         <w:pStyle w:val="Bibliography"/>
@@ -1373,8 +1516,8 @@
         <w:t xml:space="preserve">Hydrol. Earth Syst. Sci.</w:t>
       </w:r>
     </w:p>
-    <w:bookmarkEnd w:id="63"/>
-    <w:bookmarkStart w:id="64" w:name="ref-pinto-coelho2004"/>
+    <w:bookmarkEnd w:id="66"/>
+    <w:bookmarkStart w:id="67" w:name="ref-pinto-coelho2004"/>
     <w:p>
       <w:pPr>
         <w:pStyle w:val="Bibliography"/>
@@ -1396,8 +1539,8 @@
         <w:t xml:space="preserve">, 149–166.</w:t>
       </w:r>
     </w:p>
-    <w:bookmarkEnd w:id="64"/>
-    <w:bookmarkStart w:id="65" w:name="ref-pusey2004"/>
+    <w:bookmarkEnd w:id="67"/>
+    <w:bookmarkStart w:id="68" w:name="ref-pusey2004"/>
     <w:p>
       <w:pPr>
         <w:pStyle w:val="Bibliography"/>
@@ -1422,8 +1565,8 @@
         <w:t xml:space="preserve">(B. Pusey, M. J. Kennard, &amp; A. Arthington, Eds.; pp. 26–48). CSIRO Publishing.</w:t>
       </w:r>
     </w:p>
-    <w:bookmarkEnd w:id="65"/>
-    <w:bookmarkStart w:id="66" w:name="ref-soler2004"/>
+    <w:bookmarkEnd w:id="68"/>
+    <w:bookmarkStart w:id="69" w:name="ref-soler2004"/>
     <w:p>
       <w:pPr>
         <w:pStyle w:val="Bibliography"/>
@@ -1448,10 +1591,10 @@
         <w:t xml:space="preserve">(pp. 16–24). BICUDO, C. E. M. BICUDO, D. C.</w:t>
       </w:r>
     </w:p>
-    <w:bookmarkEnd w:id="66"/>
-    <w:bookmarkEnd w:id="67"/>
-    <w:bookmarkEnd w:id="68"/>
-    <w:bookmarkStart w:id="75" w:name="figuras-e-tabelas"/>
+    <w:bookmarkEnd w:id="69"/>
+    <w:bookmarkEnd w:id="70"/>
+    <w:bookmarkEnd w:id="71"/>
+    <w:bookmarkStart w:id="78" w:name="figuras-e-tabelas"/>
     <w:p>
       <w:pPr>
         <w:pStyle w:val="Heading1"/>
@@ -1476,7 +1619,7 @@
         <w:t xml:space="preserve">: Localização das unidades amostrais nos riachos Barro Branco e Caiana, na Reserva Biológica Guaribas, Mamanguape, Paraíba. A unidade amostral 1 corresponde ao local de referência do estudo.</w:t>
       </w:r>
     </w:p>
-    <w:bookmarkStart w:id="73" w:name="figuras"/>
+    <w:bookmarkStart w:id="76" w:name="figuras"/>
     <w:p>
       <w:pPr>
         <w:pStyle w:val="Heading2"/>
@@ -1506,7 +1649,7 @@
       <w:tr>
         <w:tc>
           <w:tcPr/>
-          <w:bookmarkStart w:id="72" w:name="fig-mapa"/>
+          <w:bookmarkStart w:id="75" w:name="fig-mapa"/>
           <w:p>
             <w:pPr>
               <w:pStyle w:val="Compact"/>
@@ -1517,18 +1660,18 @@
                 <wp:inline>
                   <wp:extent cx="5943600" cy="4199989"/>
                   <wp:effectExtent b="0" l="0" r="0" t="0"/>
-                  <wp:docPr descr="" title="" id="70" name="Picture"/>
+                  <wp:docPr descr="" title="" id="73" name="Picture"/>
                   <a:graphic>
                     <a:graphicData uri="http://schemas.openxmlformats.org/drawingml/2006/picture">
                       <pic:pic>
                         <pic:nvPicPr>
-                          <pic:cNvPr descr="imagens/mapa.jpeg" id="71" name="Picture"/>
+                          <pic:cNvPr descr="imagens/mapa.jpeg" id="74" name="Picture"/>
                           <pic:cNvPicPr>
                             <a:picLocks noChangeArrowheads="1" noChangeAspect="1"/>
                           </pic:cNvPicPr>
                         </pic:nvPicPr>
                         <pic:blipFill>
-                          <a:blip r:embed="rId69"/>
+                          <a:blip r:embed="rId72"/>
                           <a:stretch>
                             <a:fillRect/>
                           </a:stretch>
@@ -1568,12 +1711,12 @@
               <w:t xml:space="preserve">Figure 1: Localização das unidades amostrais.</w:t>
             </w:r>
           </w:p>
-          <w:bookmarkEnd w:id="72"/>
+          <w:bookmarkEnd w:id="75"/>
         </w:tc>
       </w:tr>
     </w:tbl>
-    <w:bookmarkEnd w:id="73"/>
-    <w:bookmarkStart w:id="74" w:name="tables"/>
+    <w:bookmarkEnd w:id="76"/>
+    <w:bookmarkStart w:id="77" w:name="tables"/>
     <w:p>
       <w:pPr>
         <w:pStyle w:val="Heading2"/>
@@ -1582,9 +1725,9 @@
         <w:t xml:space="preserve">Tables</w:t>
       </w:r>
     </w:p>
-    <w:bookmarkEnd w:id="74"/>
-    <w:bookmarkEnd w:id="75"/>
-    <w:bookmarkStart w:id="76" w:name="apendices"/>
+    <w:bookmarkEnd w:id="77"/>
+    <w:bookmarkEnd w:id="78"/>
+    <w:bookmarkStart w:id="79" w:name="apendices"/>
     <w:p>
       <w:pPr>
         <w:pStyle w:val="Heading1"/>
@@ -1593,8 +1736,8 @@
         <w:t xml:space="preserve">Apendices</w:t>
       </w:r>
     </w:p>
-    <w:bookmarkEnd w:id="76"/>
-    <w:bookmarkStart w:id="80" w:name="non-used-figures-and-tables"/>
+    <w:bookmarkEnd w:id="79"/>
+    <w:bookmarkStart w:id="83" w:name="non-used-figures-and-tables"/>
     <w:p>
       <w:pPr>
         <w:pStyle w:val="Heading1"/>
@@ -1645,18 +1788,18 @@
                 <wp:inline>
                   <wp:extent cx="152400" cy="152400"/>
                   <wp:effectExtent b="0" l="0" r="0" t="0"/>
-                  <wp:docPr descr="" title="" id="78" name="Picture"/>
+                  <wp:docPr descr="" title="" id="81" name="Picture"/>
                   <a:graphic>
                     <a:graphicData uri="http://schemas.openxmlformats.org/drawingml/2006/picture">
                       <pic:pic>
                         <pic:nvPicPr>
-                          <pic:cNvPr descr="C:\PROGRA~1\RStudio\RESOUR~1\app\bin\quarto\share\formats\docx\warning.png" id="79" name="Picture"/>
+                          <pic:cNvPr descr="C:\PROGRA~1\RStudio\RESOUR~1\app\bin\quarto\share\formats\docx\warning.png" id="82" name="Picture"/>
                           <pic:cNvPicPr>
                             <a:picLocks noChangeArrowheads="1" noChangeAspect="1"/>
                           </pic:cNvPicPr>
                         </pic:nvPicPr>
                         <pic:blipFill>
-                          <a:blip r:embed="rId77"/>
+                          <a:blip r:embed="rId80"/>
                           <a:stretch>
                             <a:fillRect/>
                           </a:stretch>
@@ -1708,7 +1851,7 @@
         </w:tc>
       </w:tr>
     </w:tbl>
-    <w:bookmarkEnd w:id="80"/>
+    <w:bookmarkEnd w:id="83"/>
     <w:sectPr>
       <w:type w:val="nextPage"/>
       <w:pgSz w:h="15840" w:w="12240"/>

--- a/docs/index.docx
+++ b/docs/index.docx
@@ -734,6 +734,256 @@
         <w:t xml:space="preserve">. Antes da análise, todas as variáveis foram centradas e escalonadas para a unidade de variância.</w:t>
       </w:r>
     </w:p>
+    <w:p>
+      <w:pPr>
+        <w:pStyle w:val="TextBody"/>
+      </w:pPr>
+      <w:r>
+        <w:t xml:space="preserve">As análises relacionadas à comunidade zooplanctônica foram realizadas com base na densidade dos táxons, expressa em indivíduos por litro (ind/L), seguindo uma metodologia adaptada de</w:t>
+      </w:r>
+      <w:r>
+        <w:t xml:space="preserve"> </w:t>
+      </w:r>
+      <w:r>
+        <w:t xml:space="preserve">Bowen (2017)</w:t>
+      </w:r>
+      <w:r>
+        <w:t xml:space="preserve">. A densidade de cada táxon foi calculada pela razão entre o número de indivíduos registrados na amostra e o volume total de água filtrado, conforme a fórmula:</w:t>
+      </w:r>
+      <w:r>
+        <w:t xml:space="preserve"> </w:t>
+      </w:r>
+      <w:r>
+        <w:rPr>
+          <w:i/>
+          <w:iCs/>
+        </w:rPr>
+        <w:t xml:space="preserve">Dsp = Nsp/Vf</w:t>
+      </w:r>
+      <w:r>
+        <w:t xml:space="preserve"> </w:t>
+      </w:r>
+      <w:r>
+        <w:t xml:space="preserve">onde,</w:t>
+      </w:r>
+      <w:r>
+        <w:t xml:space="preserve"> </w:t>
+      </w:r>
+      <w:r>
+        <w:rPr>
+          <w:i/>
+          <w:iCs/>
+        </w:rPr>
+        <w:t xml:space="preserve">Dsp</w:t>
+      </w:r>
+      <w:r>
+        <w:t xml:space="preserve"> </w:t>
+      </w:r>
+      <w:r>
+        <w:t xml:space="preserve">corresponde à densidade do táxon, em indivíduos por litro;</w:t>
+      </w:r>
+      <w:r>
+        <w:t xml:space="preserve"> </w:t>
+      </w:r>
+      <w:r>
+        <w:rPr>
+          <w:i/>
+          <w:iCs/>
+        </w:rPr>
+        <w:t xml:space="preserve">Nsp</w:t>
+      </w:r>
+      <w:r>
+        <w:t xml:space="preserve"> </w:t>
+      </w:r>
+      <w:r>
+        <w:t xml:space="preserve">corresponde ao número de indivíduos do táxon registrado na amostra; e</w:t>
+      </w:r>
+      <w:r>
+        <w:t xml:space="preserve"> </w:t>
+      </w:r>
+      <w:r>
+        <w:rPr>
+          <w:i/>
+          <w:iCs/>
+        </w:rPr>
+        <w:t xml:space="preserve">Vf</w:t>
+      </w:r>
+      <w:r>
+        <w:t xml:space="preserve"> </w:t>
+      </w:r>
+      <w:r>
+        <w:t xml:space="preserve">corresponde ao volume total de água filtrado, em litros.</w:t>
+      </w:r>
+    </w:p>
+    <w:p>
+      <w:pPr>
+        <w:pStyle w:val="TextBody"/>
+      </w:pPr>
+      <w:r>
+        <w:t xml:space="preserve">A composição da comunidade zooplanctônica foi avaliada por meio da Análise de Escalonamento Multidimensional Não Métrico (NMDS), utilizando a matriz transformada de densidade. A NMDS foi utilizada para representar a organização da composição da comunidade entre as unidades amostrais e verificar sua distribuição em relação aos diferentes níveis de preservação ambiental e períodos sazonais</w:t>
+      </w:r>
+      <w:r>
+        <w:t xml:space="preserve"> </w:t>
+      </w:r>
+      <w:r>
+        <w:t xml:space="preserve">(Clarke, 1993)</w:t>
+      </w:r>
+      <w:r>
+        <w:t xml:space="preserve">.</w:t>
+      </w:r>
+    </w:p>
+    <w:p>
+      <w:pPr>
+        <w:pStyle w:val="TextBody"/>
+      </w:pPr>
+      <w:r>
+        <w:t xml:space="preserve">A diferença na composição da comunidade zooplanctônica entre os grupos foi avaliada por meio da Análise de Variância Multivariada Permutacional (PERMANOVA), utilizando a matriz de densidade transformada. O teste foi empregado para avaliar a variação da composição da comunidade em relação aos diferentes níveis de preservação ambiental e aos períodos seco e chuvoso</w:t>
+      </w:r>
+      <w:r>
+        <w:t xml:space="preserve"> </w:t>
+      </w:r>
+      <w:r>
+        <w:t xml:space="preserve">(Anderson, 2001)</w:t>
+      </w:r>
+      <w:r>
+        <w:t xml:space="preserve">.</w:t>
+      </w:r>
+    </w:p>
+    <w:p>
+      <w:pPr>
+        <w:pStyle w:val="TextBody"/>
+      </w:pPr>
+      <w:r>
+        <w:t xml:space="preserve">A identificação dos táxons associados aos diferentes grupos foi realizada por meio da Análise de Espécies Indicadoras (IndVal), buscando identificar os táxons que apresentaram maior associação com os diferentes níveis de preservação ambiental e períodos sazonais</w:t>
+      </w:r>
+      <w:r>
+        <w:t xml:space="preserve"> </w:t>
+      </w:r>
+      <w:r>
+        <w:t xml:space="preserve">(Dufrêne &amp; Legendre, 1997)</w:t>
+      </w:r>
+      <w:r>
+        <w:t xml:space="preserve">.</w:t>
+      </w:r>
+    </w:p>
+    <w:p>
+      <w:pPr>
+        <w:pStyle w:val="TextBody"/>
+      </w:pPr>
+      <w:r>
+        <w:t xml:space="preserve">A relação entre a comunidade zooplanctônica e as variáveis ambientais foi avaliada por meio da Análise de Redundância (RDA), utilizando a matriz comunitária de densidade transformada e a matriz ambiental previamente selecionada</w:t>
+      </w:r>
+      <w:r>
+        <w:t xml:space="preserve"> </w:t>
+      </w:r>
+      <w:r>
+        <w:t xml:space="preserve">(Legendre &amp; Legendre, 1998)</w:t>
+      </w:r>
+      <w:r>
+        <w:t xml:space="preserve">. Antes da construção do modelo, as variáveis ambientais foram avaliadas pelo fator de inflação da variância (</w:t>
+      </w:r>
+      <w:r>
+        <w:rPr>
+          <w:i/>
+          <w:iCs/>
+        </w:rPr>
+        <w:t xml:space="preserve">VIF</w:t>
+      </w:r>
+      <w:r>
+        <w:t xml:space="preserve">), sendo mantidas aquelas com valores inferiores a 10</w:t>
+      </w:r>
+      <w:r>
+        <w:t xml:space="preserve"> </w:t>
+      </w:r>
+      <w:r>
+        <w:t xml:space="preserve">(O’brien, 2007)</w:t>
+      </w:r>
+      <w:r>
+        <w:t xml:space="preserve">. Em seguida, foi realizada a seleção das variáveis ambientais pelo procedimento forward stepwise, permitindo identificar os preditores que melhor explicaram a variação na composição da comunidade</w:t>
+      </w:r>
+      <w:r>
+        <w:t xml:space="preserve"> </w:t>
+      </w:r>
+      <w:r>
+        <w:t xml:space="preserve">(Blanchet et al., 2008)</w:t>
+      </w:r>
+      <w:r>
+        <w:t xml:space="preserve">.</w:t>
+      </w:r>
+    </w:p>
+    <w:p>
+      <w:pPr>
+        <w:pStyle w:val="TextBody"/>
+      </w:pPr>
+      <w:r>
+        <w:t xml:space="preserve">A significância dos modelos de RDA foi avaliada por meio de testes de permutação, permitindo verificar a relação entre os preditores ambientais selecionados e a variação observada na comunidade zooplanctônica</w:t>
+      </w:r>
+      <w:r>
+        <w:t xml:space="preserve"> </w:t>
+      </w:r>
+      <w:r>
+        <w:t xml:space="preserve">(Legendre &amp; Legendre, 1998)</w:t>
+      </w:r>
+      <w:r>
+        <w:t xml:space="preserve">.</w:t>
+      </w:r>
+    </w:p>
+    <w:p>
+      <w:pPr>
+        <w:pStyle w:val="TextBody"/>
+      </w:pPr>
+      <w:r>
+        <w:t xml:space="preserve">Todas as análises foram realizadas no ambiente de programação R</w:t>
+      </w:r>
+      <w:r>
+        <w:t xml:space="preserve"> </w:t>
+      </w:r>
+      <w:r>
+        <w:t xml:space="preserve">(R Core Team, 2023)</w:t>
+      </w:r>
+      <w:r>
+        <w:t xml:space="preserve">, utilizando principalmente os pacotes</w:t>
+      </w:r>
+      <w:r>
+        <w:t xml:space="preserve"> </w:t>
+      </w:r>
+      <w:r>
+        <w:rPr>
+          <w:rStyle w:val="VerbatimChar"/>
+        </w:rPr>
+        <w:t xml:space="preserve">Vegan</w:t>
+      </w:r>
+      <w:r>
+        <w:t xml:space="preserve"> </w:t>
+      </w:r>
+      <w:r>
+        <w:t xml:space="preserve">(Oksanen et al., 2022)</w:t>
+      </w:r>
+      <w:r>
+        <w:t xml:space="preserve"> </w:t>
+      </w:r>
+      <w:r>
+        <w:t xml:space="preserve">e</w:t>
+      </w:r>
+      <w:r>
+        <w:t xml:space="preserve"> </w:t>
+      </w:r>
+      <w:r>
+        <w:rPr>
+          <w:rStyle w:val="VerbatimChar"/>
+        </w:rPr>
+        <w:t xml:space="preserve">FactoMineR</w:t>
+      </w:r>
+      <w:r>
+        <w:t xml:space="preserve"> </w:t>
+      </w:r>
+      <w:r>
+        <w:t xml:space="preserve">(Lê et al., 2008)</w:t>
+      </w:r>
+      <w:r>
+        <w:t xml:space="preserve">.</w:t>
+      </w:r>
+    </w:p>
     <w:bookmarkEnd w:id="29"/>
     <w:bookmarkEnd w:id="30"/>
     <w:bookmarkStart w:id="34" w:name="results"/>
@@ -871,7 +1121,7 @@
       </w:r>
     </w:p>
     <w:bookmarkEnd w:id="39"/>
-    <w:bookmarkStart w:id="71" w:name="referências"/>
+    <w:bookmarkStart w:id="86" w:name="referências"/>
     <w:p>
       <w:pPr>
         <w:pStyle w:val="Heading1"/>
@@ -880,13 +1130,66 @@
         <w:t xml:space="preserve">Referências</w:t>
       </w:r>
     </w:p>
-    <w:bookmarkStart w:id="70" w:name="refs"/>
-    <w:bookmarkStart w:id="40" w:name="ref-arruda2013"/>
+    <w:bookmarkStart w:id="85" w:name="refs"/>
+    <w:bookmarkStart w:id="41" w:name="ref-anderson2001"/>
     <w:p>
       <w:pPr>
         <w:pStyle w:val="Bibliography"/>
       </w:pPr>
       <w:r>
+        <w:t xml:space="preserve">Anderson, M. J. (2001). A new method for non</w:t>
+      </w:r>
+      <w:r>
+        <w:t xml:space="preserve">-</w:t>
+      </w:r>
+      <w:r>
+        <w:t xml:space="preserve">parametric multivariate analysis of variance.</w:t>
+      </w:r>
+      <w:r>
+        <w:t xml:space="preserve"> </w:t>
+      </w:r>
+      <w:r>
+        <w:rPr>
+          <w:i/>
+          <w:iCs/>
+        </w:rPr>
+        <w:t xml:space="preserve">Austral Ecology</w:t>
+      </w:r>
+      <w:r>
+        <w:t xml:space="preserve">,</w:t>
+      </w:r>
+      <w:r>
+        <w:t xml:space="preserve"> </w:t>
+      </w:r>
+      <w:r>
+        <w:rPr>
+          <w:i/>
+          <w:iCs/>
+        </w:rPr>
+        <w:t xml:space="preserve">26</w:t>
+      </w:r>
+      <w:r>
+        <w:t xml:space="preserve">(1), 32–46.</w:t>
+      </w:r>
+      <w:r>
+        <w:t xml:space="preserve"> </w:t>
+      </w:r>
+      <w:hyperlink r:id="rId40">
+        <w:r>
+          <w:rPr>
+            <w:rStyle w:val="Hyperlink"/>
+          </w:rPr>
+          <w:t xml:space="preserve">https://doi.org/10.1111/j.1442-9993.2001.01070.pp.x</w:t>
+        </w:r>
+      </w:hyperlink>
+    </w:p>
+    <w:bookmarkEnd w:id="41"/>
+    <w:bookmarkStart w:id="42" w:name="ref-arruda2013"/>
+    <w:p>
+      <w:pPr>
+        <w:pStyle w:val="Bibliography"/>
+      </w:pPr>
+      <w:r>
         <w:t xml:space="preserve">Arruda, D. B., Cunha, B. P., &amp; Rêgo, K. M. C. (2013). Conflitos entre ReBio guaribas e comunidades locais: (in)justiça ambiental e ecologia política.</w:t>
       </w:r>
       <w:r>
@@ -916,13 +1219,136 @@
         <w:t xml:space="preserve">(2).</w:t>
       </w:r>
     </w:p>
-    <w:bookmarkEnd w:id="40"/>
-    <w:bookmarkStart w:id="42" w:name="ref-credit2026"/>
+    <w:bookmarkEnd w:id="42"/>
+    <w:bookmarkStart w:id="44" w:name="ref-blanchet2008"/>
     <w:p>
       <w:pPr>
         <w:pStyle w:val="Bibliography"/>
       </w:pPr>
       <w:r>
+        <w:t xml:space="preserve">Blanchet, F. G., Legendre, P., &amp; Borcard, D. (2008). FORWARD SELECTION OF EXPLANATORY VARIABLES.</w:t>
+      </w:r>
+      <w:r>
+        <w:t xml:space="preserve"> </w:t>
+      </w:r>
+      <w:r>
+        <w:rPr>
+          <w:i/>
+          <w:iCs/>
+        </w:rPr>
+        <w:t xml:space="preserve">Ecology</w:t>
+      </w:r>
+      <w:r>
+        <w:t xml:space="preserve">,</w:t>
+      </w:r>
+      <w:r>
+        <w:t xml:space="preserve"> </w:t>
+      </w:r>
+      <w:r>
+        <w:rPr>
+          <w:i/>
+          <w:iCs/>
+        </w:rPr>
+        <w:t xml:space="preserve">89</w:t>
+      </w:r>
+      <w:r>
+        <w:t xml:space="preserve">(9), 2623–2632.</w:t>
+      </w:r>
+      <w:r>
+        <w:t xml:space="preserve"> </w:t>
+      </w:r>
+      <w:hyperlink r:id="rId43">
+        <w:r>
+          <w:rPr>
+            <w:rStyle w:val="Hyperlink"/>
+          </w:rPr>
+          <w:t xml:space="preserve">https://doi.org/10.1890/07-0986.1</w:t>
+        </w:r>
+      </w:hyperlink>
+    </w:p>
+    <w:bookmarkEnd w:id="44"/>
+    <w:bookmarkStart w:id="45" w:name="ref-bowen2017"/>
+    <w:p>
+      <w:pPr>
+        <w:pStyle w:val="Bibliography"/>
+      </w:pPr>
+      <w:r>
+        <w:t xml:space="preserve">Bowen, K. L. (2017).</w:t>
+      </w:r>
+      <w:r>
+        <w:t xml:space="preserve"> </w:t>
+      </w:r>
+      <w:r>
+        <w:rPr>
+          <w:i/>
+          <w:iCs/>
+        </w:rPr>
+        <w:t xml:space="preserve">Methods for the determination of zooplankton density, biomass and secondary production</w:t>
+      </w:r>
+      <w:r>
+        <w:t xml:space="preserve">. Fisheries; Oceans Canada.</w:t>
+      </w:r>
+    </w:p>
+    <w:bookmarkEnd w:id="45"/>
+    <w:bookmarkStart w:id="47" w:name="ref-clarke1993"/>
+    <w:p>
+      <w:pPr>
+        <w:pStyle w:val="Bibliography"/>
+      </w:pPr>
+      <w:r>
+        <w:t xml:space="preserve">Clarke, K. R. (1993). Non</w:t>
+      </w:r>
+      <w:r>
+        <w:t xml:space="preserve">-</w:t>
+      </w:r>
+      <w:r>
+        <w:t xml:space="preserve">parametric multivariate analyses of changes in community structure.</w:t>
+      </w:r>
+      <w:r>
+        <w:t xml:space="preserve"> </w:t>
+      </w:r>
+      <w:r>
+        <w:rPr>
+          <w:i/>
+          <w:iCs/>
+        </w:rPr>
+        <w:t xml:space="preserve">Australian Journal of Ecology</w:t>
+      </w:r>
+      <w:r>
+        <w:t xml:space="preserve">,</w:t>
+      </w:r>
+      <w:r>
+        <w:t xml:space="preserve"> </w:t>
+      </w:r>
+      <w:r>
+        <w:rPr>
+          <w:i/>
+          <w:iCs/>
+        </w:rPr>
+        <w:t xml:space="preserve">18</w:t>
+      </w:r>
+      <w:r>
+        <w:t xml:space="preserve">(1), 117–143.</w:t>
+      </w:r>
+      <w:r>
+        <w:t xml:space="preserve"> </w:t>
+      </w:r>
+      <w:hyperlink r:id="rId46">
+        <w:r>
+          <w:rPr>
+            <w:rStyle w:val="Hyperlink"/>
+          </w:rPr>
+          <w:t xml:space="preserve">https://doi.org/10.1111/j.1442-9993.1993.tb00438.x</w:t>
+        </w:r>
+      </w:hyperlink>
+    </w:p>
+    <w:bookmarkEnd w:id="47"/>
+    <w:bookmarkStart w:id="49" w:name="ref-credit2026"/>
+    <w:p>
+      <w:pPr>
+        <w:pStyle w:val="Bibliography"/>
+      </w:pPr>
+      <w:r>
         <w:t xml:space="preserve">CRediT. (2026). CRediT - contributor role taxonomy.</w:t>
       </w:r>
       <w:r>
@@ -941,7 +1367,7 @@
       <w:r>
         <w:t xml:space="preserve"> </w:t>
       </w:r>
-      <w:hyperlink r:id="rId41">
+      <w:hyperlink r:id="rId48">
         <w:r>
           <w:rPr>
             <w:rStyle w:val="Hyperlink"/>
@@ -950,13 +1376,60 @@
         </w:r>
       </w:hyperlink>
     </w:p>
-    <w:bookmarkEnd w:id="42"/>
-    <w:bookmarkStart w:id="43" w:name="ref-elmoor-loureiro1997"/>
+    <w:bookmarkEnd w:id="49"/>
+    <w:bookmarkStart w:id="51" w:name="ref-dufrêne1997"/>
     <w:p>
       <w:pPr>
         <w:pStyle w:val="Bibliography"/>
       </w:pPr>
       <w:r>
+        <w:t xml:space="preserve">Dufrêne, M., &amp; Legendre, P. (1997). SPECIES ASSEMBLAGES AND INDICATOR SPECIES:THE NEED FOR A FLEXIBLE ASYMMETRICAL APPROACH.</w:t>
+      </w:r>
+      <w:r>
+        <w:t xml:space="preserve"> </w:t>
+      </w:r>
+      <w:r>
+        <w:rPr>
+          <w:i/>
+          <w:iCs/>
+        </w:rPr>
+        <w:t xml:space="preserve">Ecological Monographs</w:t>
+      </w:r>
+      <w:r>
+        <w:t xml:space="preserve">,</w:t>
+      </w:r>
+      <w:r>
+        <w:t xml:space="preserve"> </w:t>
+      </w:r>
+      <w:r>
+        <w:rPr>
+          <w:i/>
+          <w:iCs/>
+        </w:rPr>
+        <w:t xml:space="preserve">67</w:t>
+      </w:r>
+      <w:r>
+        <w:t xml:space="preserve">(3), 345–366.</w:t>
+      </w:r>
+      <w:r>
+        <w:t xml:space="preserve"> </w:t>
+      </w:r>
+      <w:hyperlink r:id="rId50">
+        <w:r>
+          <w:rPr>
+            <w:rStyle w:val="Hyperlink"/>
+          </w:rPr>
+          <w:t xml:space="preserve">https://doi.org/10.1890/0012-9615(1997)067[0345:SAAIST]2.0.CO;2</w:t>
+        </w:r>
+      </w:hyperlink>
+    </w:p>
+    <w:bookmarkEnd w:id="51"/>
+    <w:bookmarkStart w:id="52" w:name="ref-elmoor-loureiro1997"/>
+    <w:p>
+      <w:pPr>
+        <w:pStyle w:val="Bibliography"/>
+      </w:pPr>
+      <w:r>
         <w:t xml:space="preserve">Elmoor-Loureiro, L. (1997).</w:t>
       </w:r>
       <w:r>
@@ -973,8 +1446,8 @@
         <w:t xml:space="preserve">.</w:t>
       </w:r>
     </w:p>
-    <w:bookmarkEnd w:id="43"/>
-    <w:bookmarkStart w:id="45" w:name="ref-gouveia2017"/>
+    <w:bookmarkEnd w:id="52"/>
+    <w:bookmarkStart w:id="54" w:name="ref-gouveia2017"/>
     <w:p>
       <w:pPr>
         <w:pStyle w:val="Bibliography"/>
@@ -1011,7 +1484,7 @@
       <w:r>
         <w:t xml:space="preserve"> </w:t>
       </w:r>
-      <w:hyperlink r:id="rId44">
+      <w:hyperlink r:id="rId53">
         <w:r>
           <w:rPr>
             <w:rStyle w:val="Hyperlink"/>
@@ -1020,8 +1493,8 @@
         </w:r>
       </w:hyperlink>
     </w:p>
-    <w:bookmarkEnd w:id="45"/>
-    <w:bookmarkStart w:id="47" w:name="ref-haney1973"/>
+    <w:bookmarkEnd w:id="54"/>
+    <w:bookmarkStart w:id="56" w:name="ref-haney1973"/>
     <w:p>
       <w:pPr>
         <w:pStyle w:val="Bibliography"/>
@@ -1058,7 +1531,7 @@
       <w:r>
         <w:t xml:space="preserve"> </w:t>
       </w:r>
-      <w:hyperlink r:id="rId46">
+      <w:hyperlink r:id="rId55">
         <w:r>
           <w:rPr>
             <w:rStyle w:val="Hyperlink"/>
@@ -1067,8 +1540,8 @@
         </w:r>
       </w:hyperlink>
     </w:p>
-    <w:bookmarkEnd w:id="47"/>
-    <w:bookmarkStart w:id="49" w:name="ref-heinrichs2017"/>
+    <w:bookmarkEnd w:id="56"/>
+    <w:bookmarkStart w:id="58" w:name="ref-heinrichs2017"/>
     <w:p>
       <w:pPr>
         <w:pStyle w:val="Bibliography"/>
@@ -1095,7 +1568,7 @@
       <w:r>
         <w:t xml:space="preserve"> </w:t>
       </w:r>
-      <w:hyperlink r:id="rId48">
+      <w:hyperlink r:id="rId57">
         <w:r>
           <w:rPr>
             <w:rStyle w:val="Hyperlink"/>
@@ -1104,8 +1577,8 @@
         </w:r>
       </w:hyperlink>
     </w:p>
-    <w:bookmarkEnd w:id="49"/>
-    <w:bookmarkStart w:id="50" w:name="ref-joko2011"/>
+    <w:bookmarkEnd w:id="58"/>
+    <w:bookmarkStart w:id="59" w:name="ref-joko2011"/>
     <w:p>
       <w:pPr>
         <w:pStyle w:val="Bibliography"/>
@@ -1130,8 +1603,8 @@
         <w:t xml:space="preserve">[PhD thesis].</w:t>
       </w:r>
     </w:p>
-    <w:bookmarkEnd w:id="50"/>
-    <w:bookmarkStart w:id="52" w:name="ref-koste1987"/>
+    <w:bookmarkEnd w:id="59"/>
+    <w:bookmarkStart w:id="61" w:name="ref-koste1987"/>
     <w:p>
       <w:pPr>
         <w:pStyle w:val="Bibliography"/>
@@ -1168,7 +1641,7 @@
       <w:r>
         <w:t xml:space="preserve"> </w:t>
       </w:r>
-      <w:hyperlink r:id="rId51">
+      <w:hyperlink r:id="rId60">
         <w:r>
           <w:rPr>
             <w:rStyle w:val="Hyperlink"/>
@@ -1177,8 +1650,8 @@
         </w:r>
       </w:hyperlink>
     </w:p>
-    <w:bookmarkEnd w:id="52"/>
-    <w:bookmarkStart w:id="54" w:name="ref-lê2008"/>
+    <w:bookmarkEnd w:id="61"/>
+    <w:bookmarkStart w:id="63" w:name="ref-lê2008"/>
     <w:p>
       <w:pPr>
         <w:pStyle w:val="Bibliography"/>
@@ -1247,7 +1720,7 @@
       <w:r>
         <w:t xml:space="preserve"> </w:t>
       </w:r>
-      <w:hyperlink r:id="rId53">
+      <w:hyperlink r:id="rId62">
         <w:r>
           <w:rPr>
             <w:rStyle w:val="Hyperlink"/>
@@ -1256,8 +1729,8 @@
         </w:r>
       </w:hyperlink>
     </w:p>
-    <w:bookmarkEnd w:id="54"/>
-    <w:bookmarkStart w:id="55" w:name="ref-legendre1998"/>
+    <w:bookmarkEnd w:id="63"/>
+    <w:bookmarkStart w:id="64" w:name="ref-legendre1998"/>
     <w:p>
       <w:pPr>
         <w:pStyle w:val="Bibliography"/>
@@ -1282,8 +1755,8 @@
         <w:t xml:space="preserve">(2nd English ed).</w:t>
       </w:r>
     </w:p>
-    <w:bookmarkEnd w:id="55"/>
-    <w:bookmarkStart w:id="57" w:name="ref-maitland1990"/>
+    <w:bookmarkEnd w:id="64"/>
+    <w:bookmarkStart w:id="66" w:name="ref-maitland1990"/>
     <w:p>
       <w:pPr>
         <w:pStyle w:val="Bibliography"/>
@@ -1310,7 +1783,7 @@
       <w:r>
         <w:t xml:space="preserve"> </w:t>
       </w:r>
-      <w:hyperlink r:id="rId56">
+      <w:hyperlink r:id="rId65">
         <w:r>
           <w:rPr>
             <w:rStyle w:val="Hyperlink"/>
@@ -1319,8 +1792,8 @@
         </w:r>
       </w:hyperlink>
     </w:p>
-    <w:bookmarkEnd w:id="57"/>
-    <w:bookmarkStart w:id="58" w:name="ref-mccune2002"/>
+    <w:bookmarkEnd w:id="66"/>
+    <w:bookmarkStart w:id="67" w:name="ref-mccune2002"/>
     <w:p>
       <w:pPr>
         <w:pStyle w:val="Bibliography"/>
@@ -1342,8 +1815,8 @@
         <w:t xml:space="preserve">.</w:t>
       </w:r>
     </w:p>
-    <w:bookmarkEnd w:id="58"/>
-    <w:bookmarkStart w:id="59" w:name="ref-medeiros2008"/>
+    <w:bookmarkEnd w:id="67"/>
+    <w:bookmarkStart w:id="68" w:name="ref-medeiros2008"/>
     <w:p>
       <w:pPr>
         <w:pStyle w:val="Bibliography"/>
@@ -1378,8 +1851,8 @@
         <w:t xml:space="preserve">(1), 13–20.</w:t>
       </w:r>
     </w:p>
-    <w:bookmarkEnd w:id="59"/>
-    <w:bookmarkStart w:id="61" w:name="ref-mma2003"/>
+    <w:bookmarkEnd w:id="68"/>
+    <w:bookmarkStart w:id="70" w:name="ref-mma2003"/>
     <w:p>
       <w:pPr>
         <w:pStyle w:val="Bibliography"/>
@@ -1400,7 +1873,7 @@
       <w:r>
         <w:t xml:space="preserve"> </w:t>
       </w:r>
-      <w:hyperlink r:id="rId60">
+      <w:hyperlink r:id="rId69">
         <w:r>
           <w:rPr>
             <w:rStyle w:val="Hyperlink"/>
@@ -1409,8 +1882,8 @@
         </w:r>
       </w:hyperlink>
     </w:p>
-    <w:bookmarkEnd w:id="61"/>
-    <w:bookmarkStart w:id="63" w:name="ref-mma2026"/>
+    <w:bookmarkEnd w:id="70"/>
+    <w:bookmarkStart w:id="72" w:name="ref-mma2026"/>
     <w:p>
       <w:pPr>
         <w:pStyle w:val="Bibliography"/>
@@ -1434,7 +1907,7 @@
       <w:r>
         <w:t xml:space="preserve"> </w:t>
       </w:r>
-      <w:hyperlink r:id="rId62">
+      <w:hyperlink r:id="rId71">
         <w:r>
           <w:rPr>
             <w:rStyle w:val="Hyperlink"/>
@@ -1443,8 +1916,8 @@
         </w:r>
       </w:hyperlink>
     </w:p>
-    <w:bookmarkEnd w:id="63"/>
-    <w:bookmarkStart w:id="65" w:name="ref-mugodo2006"/>
+    <w:bookmarkEnd w:id="72"/>
+    <w:bookmarkStart w:id="74" w:name="ref-mugodo2006"/>
     <w:p>
       <w:pPr>
         <w:pStyle w:val="Bibliography"/>
@@ -1481,7 +1954,7 @@
       <w:r>
         <w:t xml:space="preserve"> </w:t>
       </w:r>
-      <w:hyperlink r:id="rId64">
+      <w:hyperlink r:id="rId73">
         <w:r>
           <w:rPr>
             <w:rStyle w:val="Hyperlink"/>
@@ -1490,13 +1963,94 @@
         </w:r>
       </w:hyperlink>
     </w:p>
-    <w:bookmarkEnd w:id="65"/>
-    <w:bookmarkStart w:id="66" w:name="ref-peel2007"/>
+    <w:bookmarkEnd w:id="74"/>
+    <w:bookmarkStart w:id="76" w:name="ref-obrien2007"/>
     <w:p>
       <w:pPr>
         <w:pStyle w:val="Bibliography"/>
       </w:pPr>
       <w:r>
+        <w:t xml:space="preserve">O’brien, R. M. (2007). A Caution Regarding Rules of Thumb for Variance Inflation Factors.</w:t>
+      </w:r>
+      <w:r>
+        <w:t xml:space="preserve"> </w:t>
+      </w:r>
+      <w:r>
+        <w:rPr>
+          <w:i/>
+          <w:iCs/>
+        </w:rPr>
+        <w:t xml:space="preserve">Quality &amp; Quantity</w:t>
+      </w:r>
+      <w:r>
+        <w:t xml:space="preserve">,</w:t>
+      </w:r>
+      <w:r>
+        <w:t xml:space="preserve"> </w:t>
+      </w:r>
+      <w:r>
+        <w:rPr>
+          <w:i/>
+          <w:iCs/>
+        </w:rPr>
+        <w:t xml:space="preserve">41</w:t>
+      </w:r>
+      <w:r>
+        <w:t xml:space="preserve">(5), 673–690.</w:t>
+      </w:r>
+      <w:r>
+        <w:t xml:space="preserve"> </w:t>
+      </w:r>
+      <w:hyperlink r:id="rId75">
+        <w:r>
+          <w:rPr>
+            <w:rStyle w:val="Hyperlink"/>
+          </w:rPr>
+          <w:t xml:space="preserve">https://doi.org/10.1007/s11135-006-9018-6</w:t>
+        </w:r>
+      </w:hyperlink>
+    </w:p>
+    <w:bookmarkEnd w:id="76"/>
+    <w:bookmarkStart w:id="78" w:name="ref-oksanen"/>
+    <w:p>
+      <w:pPr>
+        <w:pStyle w:val="Bibliography"/>
+      </w:pPr>
+      <w:r>
+        <w:t xml:space="preserve">Oksanen, J., Simpson, G. L., Blanchet, F. G., Kindt, R., Legendre, P., Minchin, P. R., O’Hara, R. B., Solymos, P., Stevens, M. H. H., Szoecs, E., Wagner, H., Barbour, M., Bedward, M., Bolker, B., Borcard, D., Borman, T., Carvalho, G., Chirico, M., De Caceres, M., … Weedon, J. (2022).</w:t>
+      </w:r>
+      <w:r>
+        <w:t xml:space="preserve"> </w:t>
+      </w:r>
+      <w:r>
+        <w:rPr>
+          <w:i/>
+          <w:iCs/>
+        </w:rPr>
+        <w:t xml:space="preserve">vegan: Community Ecology Package</w:t>
+      </w:r>
+      <w:r>
+        <w:t xml:space="preserve">.</w:t>
+      </w:r>
+      <w:r>
+        <w:t xml:space="preserve"> </w:t>
+      </w:r>
+      <w:hyperlink r:id="rId77">
+        <w:r>
+          <w:rPr>
+            <w:rStyle w:val="Hyperlink"/>
+          </w:rPr>
+          <w:t xml:space="preserve">https://doi.org/10.32614/CRAN.package.vegan</w:t>
+        </w:r>
+      </w:hyperlink>
+    </w:p>
+    <w:bookmarkEnd w:id="78"/>
+    <w:bookmarkStart w:id="79" w:name="ref-peel2007"/>
+    <w:p>
+      <w:pPr>
+        <w:pStyle w:val="Bibliography"/>
+      </w:pPr>
+      <w:r>
         <w:t xml:space="preserve">Peel, M. C., Finlayson, B. L., &amp; McMahon, T. A. (2007). Updated world map of the K¨oppen-Geiger climate classi</w:t>
       </w:r>
       <w:r>
@@ -1516,8 +2070,8 @@
         <w:t xml:space="preserve">Hydrol. Earth Syst. Sci.</w:t>
       </w:r>
     </w:p>
-    <w:bookmarkEnd w:id="66"/>
-    <w:bookmarkStart w:id="67" w:name="ref-pinto-coelho2004"/>
+    <w:bookmarkEnd w:id="79"/>
+    <w:bookmarkStart w:id="80" w:name="ref-pinto-coelho2004"/>
     <w:p>
       <w:pPr>
         <w:pStyle w:val="Bibliography"/>
@@ -1539,8 +2093,8 @@
         <w:t xml:space="preserve">, 149–166.</w:t>
       </w:r>
     </w:p>
-    <w:bookmarkEnd w:id="67"/>
-    <w:bookmarkStart w:id="68" w:name="ref-pusey2004"/>
+    <w:bookmarkEnd w:id="80"/>
+    <w:bookmarkStart w:id="81" w:name="ref-pusey2004"/>
     <w:p>
       <w:pPr>
         <w:pStyle w:val="Bibliography"/>
@@ -1565,13 +2119,47 @@
         <w:t xml:space="preserve">(B. Pusey, M. J. Kennard, &amp; A. Arthington, Eds.; pp. 26–48). CSIRO Publishing.</w:t>
       </w:r>
     </w:p>
-    <w:bookmarkEnd w:id="68"/>
-    <w:bookmarkStart w:id="69" w:name="ref-soler2004"/>
+    <w:bookmarkEnd w:id="81"/>
+    <w:bookmarkStart w:id="83" w:name="ref-rcoreteam2023"/>
     <w:p>
       <w:pPr>
         <w:pStyle w:val="Bibliography"/>
       </w:pPr>
       <w:r>
+        <w:t xml:space="preserve">R Core Team,. (2023).</w:t>
+      </w:r>
+      <w:r>
+        <w:t xml:space="preserve"> </w:t>
+      </w:r>
+      <w:r>
+        <w:rPr>
+          <w:i/>
+          <w:iCs/>
+        </w:rPr>
+        <w:t xml:space="preserve">R: A language and environment for statistical computing</w:t>
+      </w:r>
+      <w:r>
+        <w:t xml:space="preserve">.</w:t>
+      </w:r>
+      <w:r>
+        <w:t xml:space="preserve"> </w:t>
+      </w:r>
+      <w:hyperlink r:id="rId82">
+        <w:r>
+          <w:rPr>
+            <w:rStyle w:val="Hyperlink"/>
+          </w:rPr>
+          <w:t xml:space="preserve">https://www.R-project.org/</w:t>
+        </w:r>
+      </w:hyperlink>
+    </w:p>
+    <w:bookmarkEnd w:id="83"/>
+    <w:bookmarkStart w:id="84" w:name="ref-soler2004"/>
+    <w:p>
+      <w:pPr>
+        <w:pStyle w:val="Bibliography"/>
+      </w:pPr>
+      <w:r>
         <w:t xml:space="preserve">Soler, J. M. P. (2004).</w:t>
       </w:r>
       <w:r>
@@ -1591,10 +2179,10 @@
         <w:t xml:space="preserve">(pp. 16–24). BICUDO, C. E. M. BICUDO, D. C.</w:t>
       </w:r>
     </w:p>
-    <w:bookmarkEnd w:id="69"/>
-    <w:bookmarkEnd w:id="70"/>
-    <w:bookmarkEnd w:id="71"/>
-    <w:bookmarkStart w:id="78" w:name="figuras-e-tabelas"/>
+    <w:bookmarkEnd w:id="84"/>
+    <w:bookmarkEnd w:id="85"/>
+    <w:bookmarkEnd w:id="86"/>
+    <w:bookmarkStart w:id="93" w:name="figuras-e-tabelas"/>
     <w:p>
       <w:pPr>
         <w:pStyle w:val="Heading1"/>
@@ -1619,7 +2207,7 @@
         <w:t xml:space="preserve">: Localização das unidades amostrais nos riachos Barro Branco e Caiana, na Reserva Biológica Guaribas, Mamanguape, Paraíba. A unidade amostral 1 corresponde ao local de referência do estudo.</w:t>
       </w:r>
     </w:p>
-    <w:bookmarkStart w:id="76" w:name="figuras"/>
+    <w:bookmarkStart w:id="91" w:name="figuras"/>
     <w:p>
       <w:pPr>
         <w:pStyle w:val="Heading2"/>
@@ -1649,7 +2237,7 @@
       <w:tr>
         <w:tc>
           <w:tcPr/>
-          <w:bookmarkStart w:id="75" w:name="fig-mapa"/>
+          <w:bookmarkStart w:id="90" w:name="fig-mapa"/>
           <w:p>
             <w:pPr>
               <w:pStyle w:val="Compact"/>
@@ -1660,18 +2248,18 @@
                 <wp:inline>
                   <wp:extent cx="5943600" cy="4199989"/>
                   <wp:effectExtent b="0" l="0" r="0" t="0"/>
-                  <wp:docPr descr="" title="" id="73" name="Picture"/>
+                  <wp:docPr descr="" title="" id="88" name="Picture"/>
                   <a:graphic>
                     <a:graphicData uri="http://schemas.openxmlformats.org/drawingml/2006/picture">
                       <pic:pic>
                         <pic:nvPicPr>
-                          <pic:cNvPr descr="imagens/mapa.jpeg" id="74" name="Picture"/>
+                          <pic:cNvPr descr="imagens/mapa.jpeg" id="89" name="Picture"/>
                           <pic:cNvPicPr>
                             <a:picLocks noChangeArrowheads="1" noChangeAspect="1"/>
                           </pic:cNvPicPr>
                         </pic:nvPicPr>
                         <pic:blipFill>
-                          <a:blip r:embed="rId72"/>
+                          <a:blip r:embed="rId87"/>
                           <a:stretch>
                             <a:fillRect/>
                           </a:stretch>
@@ -1711,12 +2299,12 @@
               <w:t xml:space="preserve">Figure 1: Localização das unidades amostrais.</w:t>
             </w:r>
           </w:p>
-          <w:bookmarkEnd w:id="75"/>
+          <w:bookmarkEnd w:id="90"/>
         </w:tc>
       </w:tr>
     </w:tbl>
-    <w:bookmarkEnd w:id="76"/>
-    <w:bookmarkStart w:id="77" w:name="tables"/>
+    <w:bookmarkEnd w:id="91"/>
+    <w:bookmarkStart w:id="92" w:name="tables"/>
     <w:p>
       <w:pPr>
         <w:pStyle w:val="Heading2"/>
@@ -1725,9 +2313,9 @@
         <w:t xml:space="preserve">Tables</w:t>
       </w:r>
     </w:p>
-    <w:bookmarkEnd w:id="77"/>
-    <w:bookmarkEnd w:id="78"/>
-    <w:bookmarkStart w:id="79" w:name="apendices"/>
+    <w:bookmarkEnd w:id="92"/>
+    <w:bookmarkEnd w:id="93"/>
+    <w:bookmarkStart w:id="94" w:name="apendices"/>
     <w:p>
       <w:pPr>
         <w:pStyle w:val="Heading1"/>
@@ -1736,8 +2324,8 @@
         <w:t xml:space="preserve">Apendices</w:t>
       </w:r>
     </w:p>
-    <w:bookmarkEnd w:id="79"/>
-    <w:bookmarkStart w:id="83" w:name="non-used-figures-and-tables"/>
+    <w:bookmarkEnd w:id="94"/>
+    <w:bookmarkStart w:id="98" w:name="non-used-figures-and-tables"/>
     <w:p>
       <w:pPr>
         <w:pStyle w:val="Heading1"/>
@@ -1788,18 +2376,18 @@
                 <wp:inline>
                   <wp:extent cx="152400" cy="152400"/>
                   <wp:effectExtent b="0" l="0" r="0" t="0"/>
-                  <wp:docPr descr="" title="" id="81" name="Picture"/>
+                  <wp:docPr descr="" title="" id="96" name="Picture"/>
                   <a:graphic>
                     <a:graphicData uri="http://schemas.openxmlformats.org/drawingml/2006/picture">
                       <pic:pic>
                         <pic:nvPicPr>
-                          <pic:cNvPr descr="C:\PROGRA~1\RStudio\RESOUR~1\app\bin\quarto\share\formats\docx\warning.png" id="82" name="Picture"/>
+                          <pic:cNvPr descr="C:\PROGRA~1\RStudio\RESOUR~1\app\bin\quarto\share\formats\docx\warning.png" id="97" name="Picture"/>
                           <pic:cNvPicPr>
                             <a:picLocks noChangeArrowheads="1" noChangeAspect="1"/>
                           </pic:cNvPicPr>
                         </pic:nvPicPr>
                         <pic:blipFill>
-                          <a:blip r:embed="rId80"/>
+                          <a:blip r:embed="rId95"/>
                           <a:stretch>
                             <a:fillRect/>
                           </a:stretch>
@@ -1851,7 +2439,7 @@
         </w:tc>
       </w:tr>
     </w:tbl>
-    <w:bookmarkEnd w:id="83"/>
+    <w:bookmarkEnd w:id="98"/>
     <w:sectPr>
       <w:type w:val="nextPage"/>
       <w:pgSz w:h="15840" w:w="12240"/>

--- a/docs/index.docx
+++ b/docs/index.docx
@@ -15,7 +15,7 @@
         <w:pStyle w:val="Subtitle"/>
       </w:pPr>
       <w:r>
-        <w:t xml:space="preserve">Influência dos níveis de preservação ambiental e da sazonalidade sobre a composição da comunidade do zooplâncton.</w:t>
+        <w:t xml:space="preserve">Influência dos níveis de preservação ambiental e da sazonalidade sobre a estrutura da comunidade do zooplâncton.</w:t>
       </w:r>
     </w:p>
     <w:p>
@@ -871,7 +871,7 @@
         <w:pStyle w:val="TextBody"/>
       </w:pPr>
       <w:r>
-        <w:t xml:space="preserve">A relação entre a comunidade zooplanctônica e as variáveis ambientais foi avaliada por meio da Análise de Redundância (RDA), utilizando a matriz comunitária de densidade transformada e a matriz ambiental previamente selecionada</w:t>
+        <w:t xml:space="preserve">A relação entre a comunidade zooplanctônica e as variáveis ambientais foi avaliada por meio da Análise de Redundância (RDA), utilizando a matriz comunitária de densidade transformada e a matriz de variáveis ambientais previamente selecionada</w:t>
       </w:r>
       <w:r>
         <w:t xml:space="preserve"> </w:t>
@@ -880,17 +880,19 @@
         <w:t xml:space="preserve">(Legendre &amp; Legendre, 1998)</w:t>
       </w:r>
       <w:r>
-        <w:t xml:space="preserve">. Antes da construção do modelo, as variáveis ambientais foram avaliadas pelo fator de inflação da variância (</w:t>
-      </w:r>
-      <w:r>
-        <w:rPr>
-          <w:i/>
-          <w:iCs/>
-        </w:rPr>
-        <w:t xml:space="preserve">VIF</w:t>
-      </w:r>
-      <w:r>
-        <w:t xml:space="preserve">), sendo mantidas aquelas com valores inferiores a 10</w:t>
+        <w:t xml:space="preserve">. Antes da construção do modelo, a multicolinearidade entre as variáveis explicativas foi avaliada por meio do Fator de Inflação da Variância (VIF), utilizando a função</w:t>
+      </w:r>
+      <w:r>
+        <w:t xml:space="preserve"> </w:t>
+      </w:r>
+      <w:r>
+        <w:rPr>
+          <w:rStyle w:val="VerbatimChar"/>
+        </w:rPr>
+        <w:t xml:space="preserve">vif.cca</w:t>
+      </w:r>
+      <w:r>
+        <w:t xml:space="preserve">. Variáveis que apresentaram VIF &gt; 10 foram consideradas altamente colineares e excluídas da análise</w:t>
       </w:r>
       <w:r>
         <w:t xml:space="preserve"> </w:t>
@@ -899,7 +901,20 @@
         <w:t xml:space="preserve">(O’brien, 2007)</w:t>
       </w:r>
       <w:r>
-        <w:t xml:space="preserve">. Em seguida, foi realizada a seleção das variáveis ambientais pelo procedimento forward stepwise, permitindo identificar os preditores que melhor explicaram a variação na composição da comunidade</w:t>
+        <w:t xml:space="preserve">. Em seguida, as variáveis ambientais restantes foram submetidas ao procedimento de seleção</w:t>
+      </w:r>
+      <w:r>
+        <w:t xml:space="preserve"> </w:t>
+      </w:r>
+      <w:r>
+        <w:rPr>
+          <w:i/>
+          <w:iCs/>
+        </w:rPr>
+        <w:t xml:space="preserve">forward stepwise</w:t>
+      </w:r>
+      <w:r>
+        <w:t xml:space="preserve">, com o objetivo de identificar os preditores que melhor explicaram a variação na estrutura da comunidade zooplanctônica</w:t>
       </w:r>
       <w:r>
         <w:t xml:space="preserve"> </w:t>
@@ -908,15 +923,7 @@
         <w:t xml:space="preserve">(Blanchet et al., 2008)</w:t>
       </w:r>
       <w:r>
-        <w:t xml:space="preserve">.</w:t>
-      </w:r>
-    </w:p>
-    <w:p>
-      <w:pPr>
-        <w:pStyle w:val="TextBody"/>
-      </w:pPr>
-      <w:r>
-        <w:t xml:space="preserve">A significância dos modelos de RDA foi avaliada por meio de testes de permutação, permitindo verificar a relação entre os preditores ambientais selecionados e a variação observada na comunidade zooplanctônica</w:t>
+        <w:t xml:space="preserve">. A significância da RDA e das variáveis selecionadas foi avaliada por meio de testes de permutação, permitindo verificar a contribuição dos preditores ambientais para a variação observada na comunidade</w:t>
       </w:r>
       <w:r>
         <w:t xml:space="preserve"> </w:t>

--- a/docs/index.docx
+++ b/docs/index.docx
@@ -1016,7 +1016,7 @@
         <w:pStyle w:val="FirstParagraph"/>
       </w:pPr>
       <w:r>
-        <w:t xml:space="preserve">Os dados ambientais apresentaram variação entre os 15 pontos amostrados ao longo do gradiente de preservação. A temperatura da água apresentou médias entre 12,6 e 16,2 °C, com os maiores valores no ponto 11, enquanto o oxigênio dissolvido variou de 2,6 a 4,1 mg/L, sendo o maior valor registrado no ponto de referência (Ponto 1). A condutividade apresentou valores médios entre 98,8 e 223 μS/cm, com maior valor no ponto 10, e a turbidez variou de 4,9 a 79,2 NTU, destacando-se os pontos 7, 12 e 13 pelos maiores valores. O pH apresentou médias entre 5,1 e 6,9, com os valores mais altos nos pontos 14 e 15.</w:t>
+        <w:t xml:space="preserve">Os dados ambientais apresentaram variação entre os 15 pontos amostrados ao longo e ao gradiente de preservação. A temperatura da água apresentou médias entre 12,6 e 16,2 °C, com os maiores valores no ponto 11, enquanto o oxigênio dissolvido variou de 2,6 a 4,1 mg/L, sendo o maior valor registrado no ponto de referência (Ponto 1). A condutividade apresentou valores médios entre 98,8 e 223 μS/cm, com maior valor no ponto 10, e a turbidez variou de 4,9 a 79,2 NTU, destacando-se os pontos 7, 12 e 13 pelos maiores valores. O pH apresentou médias entre 5,1 e 6,9, com os valores mais altos nos pontos 14 e 15.</w:t>
       </w:r>
     </w:p>
     <w:p>
@@ -1040,7 +1040,18 @@
         <w:pStyle w:val="TextBody"/>
       </w:pPr>
       <w:r>
-        <w:t xml:space="preserve">A estrutura do habitat também variou entre os pontos. A cobertura vegetal apresentou médias de 0,8 a 83,3%, com maiores valores nos pontos 7, 3, 2 e 5, enquanto o ponto 11 apresentou a menor cobertura. As massas de raízes atingiram 42,5% no ponto 5, as gramíneas chegaram a 39,2% no ponto 11 e as macrófitas a 20,8%, também no ponto 11. A liteira variou de 1,7 a 18,3%, a vegetação submersa de 0 a 16,7% e as algas de 0 a 19,2%. Os detritos apresentaram médias entre 4,2 e 30,8%, com maior contribuição no ponto de referência. De forma geral, a composição do substrato e a estrutura do habitat apresentaram mudanças entre os pontos, acompanhadas por diferenças nas condições da água e nas características morfológicas ao longo do gradiente ambiental.</w:t>
+        <w:t xml:space="preserve">A estrutura do habitat também variou entre os pontos. A cobertura vegetal apresentou médias de 0,8 a 83,3%, com maiores valores nos pontos 7, 3, 2 e 5, enquanto o ponto 11 apresentou a menor cobertura. As massas de raízes atingiram 42,5% no ponto 5, as gramíneas chegaram a 39,2% no ponto 11 e as macrófitas a 20,8%, também no ponto 11. A liteira variou de 1,7 a 18,3%, a vegetação submersa de 0 a 16,7% e as algas de 0 a 19,2%. Os detritos apresentaram médias entre 4,2 e 30,8%, com maior contribuição no ponto de referência. De forma geral, a composição do substrato e a estrutura do habitat apresentaram mudanças entre os pontos, acompanhadas por diferenças nas condições da água e nas características morfológicas ao longo do gradiente ambiental (</w:t>
+      </w:r>
+      <w:hyperlink w:anchor="tbl-hab_gttable">
+        <w:r>
+          <w:rPr>
+            <w:rStyle w:val="Hyperlink"/>
+          </w:rPr>
+          <w:t xml:space="preserve">Table 1</w:t>
+        </w:r>
+      </w:hyperlink>
+      <w:r>
+        <w:t xml:space="preserve">).</w:t>
       </w:r>
     </w:p>
     <w:bookmarkEnd w:id="31"/>

--- a/docs/index.docx
+++ b/docs/index.docx
@@ -1320,31 +1320,7 @@
         <w:pStyle w:val="FirstParagraph"/>
       </w:pPr>
       <w:r>
-        <w:t xml:space="preserve">A condutividade variou de 98,8 a 223 μS/cm, com o maior valor registrado no ponto 10, enquanto o pH apresentou valores médios entre 5,1 e 6,9, com os maiores valores nos pontos 14 e 15. A turbidez variou de 4,9 a 79,2 NTU, destacando-se os pontos 7, 12 e 13 pelos maiores valores.</w:t>
-      </w:r>
-    </w:p>
-    <w:p>
-      <w:pPr>
-        <w:pStyle w:val="TextBody"/>
-      </w:pPr>
-      <w:r>
-        <w:t xml:space="preserve">Entre as características morfológicas, a velocidade da água variou de 0 a 0,41 m/s, com maiores valores nos pontos 14, 9, 12 e 7. A largura variou de 1,1 a 19,5 m, enquanto a profundidade apresentou valores médios entre 12,8 e 72,4 cm. A elevação dos pontos variou de 41,5 a 112,8 m, e a declividade apresentou médias entre 1,0 e 3,2. O ponto de referência (Ponto 1*) apresentou velocidade de 0,073 m/s, profundidade de 12,8 cm, largura de 6,2 m e elevação de 107,1 m.</w:t>
-      </w:r>
-    </w:p>
-    <w:p>
-      <w:pPr>
-        <w:pStyle w:val="TextBody"/>
-      </w:pPr>
-      <w:r>
-        <w:t xml:space="preserve">A lama e a areia foram os principais componentes do substrato, com proporções médias variando de 1,7 a 100% e de 0 a 98,3%, respectivamente. A lama predominou nos pontos 1 e 2, enquanto a areia apresentou maior contribuição nos pontos 14, 9 e 10. O cascalho fino ocorreu em baixa proporção nos pontos 9, 10 e 13, e as rochas foram registradas apenas no ponto 12.</w:t>
-      </w:r>
-    </w:p>
-    <w:p>
-      <w:pPr>
-        <w:pStyle w:val="TextBody"/>
-      </w:pPr>
-      <w:r>
-        <w:t xml:space="preserve">A estrutura do habitat também variou entre os pontos. A cobertura vegetal apresentou médias de 0,8 a 83,3%, com maiores valores nos pontos 7, 3, 2 e 5, enquanto o ponto 11 apresentou a menor cobertura. As massas de raízes atingiram 42,5% no ponto 5, enquanto as gramíneas e as macrófitas foram mais abundantes no ponto 11, com 39,2% e 20,8%, respectivamente. A liteira variou de 1,7 a 18,3%, a vegetação submersa de 0 a 16,7% e as algas de 0 a 19,2%. Os detritos apresentaram médias entre 4,2 e 30,8%, com maior contribuição no ponto de referência (</w:t>
+        <w:t xml:space="preserve">A condutividade média variou de 98,8 a 223 μS/cm, com maior valor medido no ponto 10, enquanto o pH esteve entre 5,1 a 6,9, com maiores valores nos pontos 14 e 15. A turbidez variou de 4,9 a 79,2 NTU, com maiores valores nos pontos 7, 12 e 13. Entre as características morfológicas, a velocidade da água variou de 0 a 0,41 m/s, com maiores valores nos pontos 14, 9, 12 e 7. A largura variou de 1,1 a 19,5 m, e a profundidade média, de 12,8 a 72,4 cm. A elevação variou de 41,5 a 112,8 m, enquanto a declividade média ficou entre 1,0 e 3,2. O ponto de referência (Ponto 1*) apresentou velocidade de 0,1 m/s, profundidade de 12,8 cm, largura de 6,2 m e elevação de 107,1 m. A lama e a areia foram os principais componentes do substrato, com proporções médias variando de 1,7 a 100% e de 0 a 98,3%, respectivamente. A lama predominou nos pontos 1 e 2, enquanto a areia apresentou maior contribuição nos pontos 14, 9 e 10. O cascalho fino ocorreu em baixas proporções nos pontos 9, 10 e 13, e as rochas foram registradas apenas no ponto 12. A estrutura do habitat também variou entre os pontos. A cobertura vegetal apresentou médias entre 0,8 e 83,3%, com maiores valores nos pontos 7, 3, 2 e 5, enquanto o ponto 11 apresentou a menor cobertura vegetal. As massas de raízes atingiram 42,5% no ponto 5, enquanto as gramíneas e as macrófitas apresentaram maiores proporções no ponto 11, com 39,2% e 20,8%, respectivamente. A liteira variou de 1,7 a 18,3%, a vegetação submersa, de 0 a 16,7%, e as algas, de 0 a 19,2%. Os detritos apresentaram médias entre 4,2 e 30,8%, com maior contribuição no ponto de referência (</w:t>
       </w:r>
       <w:hyperlink w:anchor="tbl-hab_gttable">
         <w:r>
@@ -6971,223 +6947,223 @@
                       <w:rFonts w:ascii="Calibri" w:hAnsi="Calibri"/>
                       <w:sz w:val="20"/>
                     </w:rPr>
-                    <w:t xml:space="default">0,073 (0,025-0,161)</w:t>
-                  </w:r>
-                </w:p>
-              </w:tc>
-              <w:tc>
-                <w:tcPr>
-                  <w:tcBorders>
-                    <w:top w:val="single" w:space="0" w:color="D3D3D3"/>
-                    <w:bottom w:val="single" w:space="0" w:color="D3D3D3"/>
-                    <w:start w:val="single" w:space="0" w:color="D3D3D3"/>
-                    <w:end w:val="single" w:space="0" w:color="D3D3D3"/>
-                  </w:tcBorders>
-                </w:tcPr>
-                <w:p>
-                  <w:pPr>
-                    <w:spacing w:before="0" w:after="60"/>
-                    <w:keepNext/>
-                    <w:jc w:val="start"/>
-                  </w:pPr>
-                  <w:r>
-                    <w:rPr>
-                      <w:rFonts w:ascii="Calibri" w:hAnsi="Calibri"/>
-                      <w:sz w:val="20"/>
-                    </w:rPr>
-                    <w:t xml:space="default">0,086 (0,035-0,24)</w:t>
-                  </w:r>
-                </w:p>
-              </w:tc>
-              <w:tc>
-                <w:tcPr>
-                  <w:tcBorders>
-                    <w:top w:val="single" w:space="0" w:color="D3D3D3"/>
-                    <w:bottom w:val="single" w:space="0" w:color="D3D3D3"/>
-                    <w:start w:val="single" w:space="0" w:color="D3D3D3"/>
-                    <w:end w:val="single" w:space="0" w:color="D3D3D3"/>
-                  </w:tcBorders>
-                </w:tcPr>
-                <w:p>
-                  <w:pPr>
-                    <w:spacing w:before="0" w:after="60"/>
-                    <w:keepNext/>
-                    <w:jc w:val="start"/>
-                  </w:pPr>
-                  <w:r>
-                    <w:rPr>
-                      <w:rFonts w:ascii="Calibri" w:hAnsi="Calibri"/>
-                      <w:sz w:val="20"/>
-                    </w:rPr>
-                    <w:t xml:space="default">0,135 (0,022-0,207)</w:t>
-                  </w:r>
-                </w:p>
-              </w:tc>
-              <w:tc>
-                <w:tcPr>
-                  <w:tcBorders>
-                    <w:top w:val="single" w:space="0" w:color="D3D3D3"/>
-                    <w:bottom w:val="single" w:space="0" w:color="D3D3D3"/>
-                    <w:start w:val="single" w:space="0" w:color="D3D3D3"/>
-                    <w:end w:val="single" w:space="0" w:color="D3D3D3"/>
-                  </w:tcBorders>
-                </w:tcPr>
-                <w:p>
-                  <w:pPr>
-                    <w:spacing w:before="0" w:after="60"/>
-                    <w:keepNext/>
-                    <w:jc w:val="start"/>
-                  </w:pPr>
-                  <w:r>
-                    <w:rPr>
-                      <w:rFonts w:ascii="Calibri" w:hAnsi="Calibri"/>
-                      <w:sz w:val="20"/>
-                    </w:rPr>
-                    <w:t xml:space="default">0,036 (0-0,115)</w:t>
-                  </w:r>
-                </w:p>
-              </w:tc>
-              <w:tc>
-                <w:tcPr>
-                  <w:tcBorders>
-                    <w:top w:val="single" w:space="0" w:color="D3D3D3"/>
-                    <w:bottom w:val="single" w:space="0" w:color="D3D3D3"/>
-                    <w:start w:val="single" w:space="0" w:color="D3D3D3"/>
-                    <w:end w:val="single" w:space="0" w:color="D3D3D3"/>
-                  </w:tcBorders>
-                </w:tcPr>
-                <w:p>
-                  <w:pPr>
-                    <w:spacing w:before="0" w:after="60"/>
-                    <w:keepNext/>
-                    <w:jc w:val="start"/>
-                  </w:pPr>
-                  <w:r>
-                    <w:rPr>
-                      <w:rFonts w:ascii="Calibri" w:hAnsi="Calibri"/>
-                      <w:sz w:val="20"/>
-                    </w:rPr>
-                    <w:t xml:space="default">0,261 (0,172-0,348)</w:t>
-                  </w:r>
-                </w:p>
-              </w:tc>
-              <w:tc>
-                <w:tcPr>
-                  <w:tcBorders>
-                    <w:top w:val="single" w:space="0" w:color="D3D3D3"/>
-                    <w:bottom w:val="single" w:space="0" w:color="D3D3D3"/>
-                    <w:start w:val="single" w:space="0" w:color="D3D3D3"/>
-                    <w:end w:val="single" w:space="0" w:color="D3D3D3"/>
-                  </w:tcBorders>
-                </w:tcPr>
-                <w:p>
-                  <w:pPr>
-                    <w:spacing w:before="0" w:after="60"/>
-                    <w:keepNext/>
-                    <w:jc w:val="start"/>
-                  </w:pPr>
-                  <w:r>
-                    <w:rPr>
-                      <w:rFonts w:ascii="Calibri" w:hAnsi="Calibri"/>
-                      <w:sz w:val="20"/>
-                    </w:rPr>
-                    <w:t xml:space="default">0,04 (0-0,119)</w:t>
-                  </w:r>
-                </w:p>
-              </w:tc>
-              <w:tc>
-                <w:tcPr>
-                  <w:tcBorders>
-                    <w:top w:val="single" w:space="0" w:color="D3D3D3"/>
-                    <w:bottom w:val="single" w:space="0" w:color="D3D3D3"/>
-                    <w:start w:val="single" w:space="0" w:color="D3D3D3"/>
-                    <w:end w:val="single" w:space="0" w:color="D3D3D3"/>
-                  </w:tcBorders>
-                </w:tcPr>
-                <w:p>
-                  <w:pPr>
-                    <w:spacing w:before="0" w:after="60"/>
-                    <w:keepNext/>
-                    <w:jc w:val="start"/>
-                  </w:pPr>
-                  <w:r>
-                    <w:rPr>
-                      <w:rFonts w:ascii="Calibri" w:hAnsi="Calibri"/>
-                      <w:sz w:val="20"/>
-                    </w:rPr>
-                    <w:t xml:space="default">0,271 (0,055-0,588)</w:t>
-                  </w:r>
-                </w:p>
-              </w:tc>
-              <w:tc>
-                <w:tcPr>
-                  <w:tcBorders>
-                    <w:top w:val="single" w:space="0" w:color="D3D3D3"/>
-                    <w:bottom w:val="single" w:space="0" w:color="D3D3D3"/>
-                    <w:start w:val="single" w:space="0" w:color="D3D3D3"/>
-                    <w:end w:val="single" w:space="0" w:color="D3D3D3"/>
-                  </w:tcBorders>
-                </w:tcPr>
-                <w:p>
-                  <w:pPr>
-                    <w:spacing w:before="0" w:after="60"/>
-                    <w:keepNext/>
-                    <w:jc w:val="start"/>
-                  </w:pPr>
-                  <w:r>
-                    <w:rPr>
-                      <w:rFonts w:ascii="Calibri" w:hAnsi="Calibri"/>
-                      <w:sz w:val="20"/>
-                    </w:rPr>
-                    <w:t xml:space="default">0,254 (0,021-0,423)</w:t>
-                  </w:r>
-                </w:p>
-              </w:tc>
-              <w:tc>
-                <w:tcPr>
-                  <w:tcBorders>
-                    <w:top w:val="single" w:space="0" w:color="D3D3D3"/>
-                    <w:bottom w:val="single" w:space="0" w:color="D3D3D3"/>
-                    <w:start w:val="single" w:space="0" w:color="D3D3D3"/>
-                    <w:end w:val="single" w:space="0" w:color="D3D3D3"/>
-                  </w:tcBorders>
-                </w:tcPr>
-                <w:p>
-                  <w:pPr>
-                    <w:spacing w:before="0" w:after="60"/>
-                    <w:keepNext/>
-                    <w:jc w:val="start"/>
-                  </w:pPr>
-                  <w:r>
-                    <w:rPr>
-                      <w:rFonts w:ascii="Calibri" w:hAnsi="Calibri"/>
-                      <w:sz w:val="20"/>
-                    </w:rPr>
-                    <w:t xml:space="default">0,296 (0,047-0,461)</w:t>
-                  </w:r>
-                </w:p>
-              </w:tc>
-              <w:tc>
-                <w:tcPr>
-                  <w:tcBorders>
-                    <w:top w:val="single" w:space="0" w:color="D3D3D3"/>
-                    <w:bottom w:val="single" w:space="0" w:color="D3D3D3"/>
-                    <w:start w:val="single" w:space="0" w:color="D3D3D3"/>
-                    <w:end w:val="single" w:space="0" w:color="D3D3D3"/>
-                  </w:tcBorders>
-                </w:tcPr>
-                <w:p>
-                  <w:pPr>
-                    <w:spacing w:before="0" w:after="60"/>
-                    <w:keepNext/>
-                    <w:jc w:val="start"/>
-                  </w:pPr>
-                  <w:r>
-                    <w:rPr>
-                      <w:rFonts w:ascii="Calibri" w:hAnsi="Calibri"/>
-                      <w:sz w:val="20"/>
-                    </w:rPr>
-                    <w:t xml:space="default">0,195 (0,09-0,302)</w:t>
+                    <w:t xml:space="default">0,1 (0-0,2)</w:t>
+                  </w:r>
+                </w:p>
+              </w:tc>
+              <w:tc>
+                <w:tcPr>
+                  <w:tcBorders>
+                    <w:top w:val="single" w:space="0" w:color="D3D3D3"/>
+                    <w:bottom w:val="single" w:space="0" w:color="D3D3D3"/>
+                    <w:start w:val="single" w:space="0" w:color="D3D3D3"/>
+                    <w:end w:val="single" w:space="0" w:color="D3D3D3"/>
+                  </w:tcBorders>
+                </w:tcPr>
+                <w:p>
+                  <w:pPr>
+                    <w:spacing w:before="0" w:after="60"/>
+                    <w:keepNext/>
+                    <w:jc w:val="start"/>
+                  </w:pPr>
+                  <w:r>
+                    <w:rPr>
+                      <w:rFonts w:ascii="Calibri" w:hAnsi="Calibri"/>
+                      <w:sz w:val="20"/>
+                    </w:rPr>
+                    <w:t xml:space="default">0,1 (0-0,2)</w:t>
+                  </w:r>
+                </w:p>
+              </w:tc>
+              <w:tc>
+                <w:tcPr>
+                  <w:tcBorders>
+                    <w:top w:val="single" w:space="0" w:color="D3D3D3"/>
+                    <w:bottom w:val="single" w:space="0" w:color="D3D3D3"/>
+                    <w:start w:val="single" w:space="0" w:color="D3D3D3"/>
+                    <w:end w:val="single" w:space="0" w:color="D3D3D3"/>
+                  </w:tcBorders>
+                </w:tcPr>
+                <w:p>
+                  <w:pPr>
+                    <w:spacing w:before="0" w:after="60"/>
+                    <w:keepNext/>
+                    <w:jc w:val="start"/>
+                  </w:pPr>
+                  <w:r>
+                    <w:rPr>
+                      <w:rFonts w:ascii="Calibri" w:hAnsi="Calibri"/>
+                      <w:sz w:val="20"/>
+                    </w:rPr>
+                    <w:t xml:space="default">0,1 (0-0,2)</w:t>
+                  </w:r>
+                </w:p>
+              </w:tc>
+              <w:tc>
+                <w:tcPr>
+                  <w:tcBorders>
+                    <w:top w:val="single" w:space="0" w:color="D3D3D3"/>
+                    <w:bottom w:val="single" w:space="0" w:color="D3D3D3"/>
+                    <w:start w:val="single" w:space="0" w:color="D3D3D3"/>
+                    <w:end w:val="single" w:space="0" w:color="D3D3D3"/>
+                  </w:tcBorders>
+                </w:tcPr>
+                <w:p>
+                  <w:pPr>
+                    <w:spacing w:before="0" w:after="60"/>
+                    <w:keepNext/>
+                    <w:jc w:val="start"/>
+                  </w:pPr>
+                  <w:r>
+                    <w:rPr>
+                      <w:rFonts w:ascii="Calibri" w:hAnsi="Calibri"/>
+                      <w:sz w:val="20"/>
+                    </w:rPr>
+                    <w:t xml:space="default">0 (0-0,1)</w:t>
+                  </w:r>
+                </w:p>
+              </w:tc>
+              <w:tc>
+                <w:tcPr>
+                  <w:tcBorders>
+                    <w:top w:val="single" w:space="0" w:color="D3D3D3"/>
+                    <w:bottom w:val="single" w:space="0" w:color="D3D3D3"/>
+                    <w:start w:val="single" w:space="0" w:color="D3D3D3"/>
+                    <w:end w:val="single" w:space="0" w:color="D3D3D3"/>
+                  </w:tcBorders>
+                </w:tcPr>
+                <w:p>
+                  <w:pPr>
+                    <w:spacing w:before="0" w:after="60"/>
+                    <w:keepNext/>
+                    <w:jc w:val="start"/>
+                  </w:pPr>
+                  <w:r>
+                    <w:rPr>
+                      <w:rFonts w:ascii="Calibri" w:hAnsi="Calibri"/>
+                      <w:sz w:val="20"/>
+                    </w:rPr>
+                    <w:t xml:space="default">0,3 (0,2-0,3)</w:t>
+                  </w:r>
+                </w:p>
+              </w:tc>
+              <w:tc>
+                <w:tcPr>
+                  <w:tcBorders>
+                    <w:top w:val="single" w:space="0" w:color="D3D3D3"/>
+                    <w:bottom w:val="single" w:space="0" w:color="D3D3D3"/>
+                    <w:start w:val="single" w:space="0" w:color="D3D3D3"/>
+                    <w:end w:val="single" w:space="0" w:color="D3D3D3"/>
+                  </w:tcBorders>
+                </w:tcPr>
+                <w:p>
+                  <w:pPr>
+                    <w:spacing w:before="0" w:after="60"/>
+                    <w:keepNext/>
+                    <w:jc w:val="start"/>
+                  </w:pPr>
+                  <w:r>
+                    <w:rPr>
+                      <w:rFonts w:ascii="Calibri" w:hAnsi="Calibri"/>
+                      <w:sz w:val="20"/>
+                    </w:rPr>
+                    <w:t xml:space="default">0 (0-0,1)</w:t>
+                  </w:r>
+                </w:p>
+              </w:tc>
+              <w:tc>
+                <w:tcPr>
+                  <w:tcBorders>
+                    <w:top w:val="single" w:space="0" w:color="D3D3D3"/>
+                    <w:bottom w:val="single" w:space="0" w:color="D3D3D3"/>
+                    <w:start w:val="single" w:space="0" w:color="D3D3D3"/>
+                    <w:end w:val="single" w:space="0" w:color="D3D3D3"/>
+                  </w:tcBorders>
+                </w:tcPr>
+                <w:p>
+                  <w:pPr>
+                    <w:spacing w:before="0" w:after="60"/>
+                    <w:keepNext/>
+                    <w:jc w:val="start"/>
+                  </w:pPr>
+                  <w:r>
+                    <w:rPr>
+                      <w:rFonts w:ascii="Calibri" w:hAnsi="Calibri"/>
+                      <w:sz w:val="20"/>
+                    </w:rPr>
+                    <w:t xml:space="default">0,3 (0,1-0,6)</w:t>
+                  </w:r>
+                </w:p>
+              </w:tc>
+              <w:tc>
+                <w:tcPr>
+                  <w:tcBorders>
+                    <w:top w:val="single" w:space="0" w:color="D3D3D3"/>
+                    <w:bottom w:val="single" w:space="0" w:color="D3D3D3"/>
+                    <w:start w:val="single" w:space="0" w:color="D3D3D3"/>
+                    <w:end w:val="single" w:space="0" w:color="D3D3D3"/>
+                  </w:tcBorders>
+                </w:tcPr>
+                <w:p>
+                  <w:pPr>
+                    <w:spacing w:before="0" w:after="60"/>
+                    <w:keepNext/>
+                    <w:jc w:val="start"/>
+                  </w:pPr>
+                  <w:r>
+                    <w:rPr>
+                      <w:rFonts w:ascii="Calibri" w:hAnsi="Calibri"/>
+                      <w:sz w:val="20"/>
+                    </w:rPr>
+                    <w:t xml:space="default">0,3 (0-0,4)</w:t>
+                  </w:r>
+                </w:p>
+              </w:tc>
+              <w:tc>
+                <w:tcPr>
+                  <w:tcBorders>
+                    <w:top w:val="single" w:space="0" w:color="D3D3D3"/>
+                    <w:bottom w:val="single" w:space="0" w:color="D3D3D3"/>
+                    <w:start w:val="single" w:space="0" w:color="D3D3D3"/>
+                    <w:end w:val="single" w:space="0" w:color="D3D3D3"/>
+                  </w:tcBorders>
+                </w:tcPr>
+                <w:p>
+                  <w:pPr>
+                    <w:spacing w:before="0" w:after="60"/>
+                    <w:keepNext/>
+                    <w:jc w:val="start"/>
+                  </w:pPr>
+                  <w:r>
+                    <w:rPr>
+                      <w:rFonts w:ascii="Calibri" w:hAnsi="Calibri"/>
+                      <w:sz w:val="20"/>
+                    </w:rPr>
+                    <w:t xml:space="default">0,3 (0-0,5)</w:t>
+                  </w:r>
+                </w:p>
+              </w:tc>
+              <w:tc>
+                <w:tcPr>
+                  <w:tcBorders>
+                    <w:top w:val="single" w:space="0" w:color="D3D3D3"/>
+                    <w:bottom w:val="single" w:space="0" w:color="D3D3D3"/>
+                    <w:start w:val="single" w:space="0" w:color="D3D3D3"/>
+                    <w:end w:val="single" w:space="0" w:color="D3D3D3"/>
+                  </w:tcBorders>
+                </w:tcPr>
+                <w:p>
+                  <w:pPr>
+                    <w:spacing w:before="0" w:after="60"/>
+                    <w:keepNext/>
+                    <w:jc w:val="start"/>
+                  </w:pPr>
+                  <w:r>
+                    <w:rPr>
+                      <w:rFonts w:ascii="Calibri" w:hAnsi="Calibri"/>
+                      <w:sz w:val="20"/>
+                    </w:rPr>
+                    <w:t xml:space="default">0,2 (0,1-0,3)</w:t>
                   </w:r>
                 </w:p>
               </w:tc>
@@ -7235,79 +7211,79 @@
                       <w:rFonts w:ascii="Calibri" w:hAnsi="Calibri"/>
                       <w:sz w:val="20"/>
                     </w:rPr>
-                    <w:t xml:space="default">0,272 (0,084-0,508)</w:t>
-                  </w:r>
-                </w:p>
-              </w:tc>
-              <w:tc>
-                <w:tcPr>
-                  <w:tcBorders>
-                    <w:top w:val="single" w:space="0" w:color="D3D3D3"/>
-                    <w:bottom w:val="single" w:space="0" w:color="D3D3D3"/>
-                    <w:start w:val="single" w:space="0" w:color="D3D3D3"/>
-                    <w:end w:val="single" w:space="0" w:color="D3D3D3"/>
-                  </w:tcBorders>
-                </w:tcPr>
-                <w:p>
-                  <w:pPr>
-                    <w:spacing w:before="0" w:after="60"/>
-                    <w:keepNext/>
-                    <w:jc w:val="start"/>
-                  </w:pPr>
-                  <w:r>
-                    <w:rPr>
-                      <w:rFonts w:ascii="Calibri" w:hAnsi="Calibri"/>
-                      <w:sz w:val="20"/>
-                    </w:rPr>
-                    <w:t xml:space="default">0,118 (0,054-0,182)</w:t>
-                  </w:r>
-                </w:p>
-              </w:tc>
-              <w:tc>
-                <w:tcPr>
-                  <w:tcBorders>
-                    <w:top w:val="single" w:space="0" w:color="D3D3D3"/>
-                    <w:bottom w:val="single" w:space="0" w:color="D3D3D3"/>
-                    <w:start w:val="single" w:space="0" w:color="D3D3D3"/>
-                    <w:end w:val="single" w:space="0" w:color="D3D3D3"/>
-                  </w:tcBorders>
-                </w:tcPr>
-                <w:p>
-                  <w:pPr>
-                    <w:spacing w:before="0" w:after="60"/>
-                    <w:keepNext/>
-                    <w:jc w:val="start"/>
-                  </w:pPr>
-                  <w:r>
-                    <w:rPr>
-                      <w:rFonts w:ascii="Calibri" w:hAnsi="Calibri"/>
-                      <w:sz w:val="20"/>
-                    </w:rPr>
-                    <w:t xml:space="default">0,41 (0,33-0,557)</w:t>
-                  </w:r>
-                </w:p>
-              </w:tc>
-              <w:tc>
-                <w:tcPr>
-                  <w:tcBorders>
-                    <w:top w:val="single" w:space="0" w:color="D3D3D3"/>
-                    <w:bottom w:val="single" w:space="0" w:color="D3D3D3"/>
-                    <w:start w:val="single" w:space="0" w:color="D3D3D3"/>
-                    <w:end w:val="single" w:space="0" w:color="D3D3D3"/>
-                  </w:tcBorders>
-                </w:tcPr>
-                <w:p>
-                  <w:pPr>
-                    <w:spacing w:before="0" w:after="60"/>
-                    <w:keepNext/>
-                    <w:jc w:val="start"/>
-                  </w:pPr>
-                  <w:r>
-                    <w:rPr>
-                      <w:rFonts w:ascii="Calibri" w:hAnsi="Calibri"/>
-                      <w:sz w:val="20"/>
-                    </w:rPr>
-                    <w:t xml:space="default">0,22 (0,115-0,37)</w:t>
+                    <w:t xml:space="default">0,3 (0,1-0,5)</w:t>
+                  </w:r>
+                </w:p>
+              </w:tc>
+              <w:tc>
+                <w:tcPr>
+                  <w:tcBorders>
+                    <w:top w:val="single" w:space="0" w:color="D3D3D3"/>
+                    <w:bottom w:val="single" w:space="0" w:color="D3D3D3"/>
+                    <w:start w:val="single" w:space="0" w:color="D3D3D3"/>
+                    <w:end w:val="single" w:space="0" w:color="D3D3D3"/>
+                  </w:tcBorders>
+                </w:tcPr>
+                <w:p>
+                  <w:pPr>
+                    <w:spacing w:before="0" w:after="60"/>
+                    <w:keepNext/>
+                    <w:jc w:val="start"/>
+                  </w:pPr>
+                  <w:r>
+                    <w:rPr>
+                      <w:rFonts w:ascii="Calibri" w:hAnsi="Calibri"/>
+                      <w:sz w:val="20"/>
+                    </w:rPr>
+                    <w:t xml:space="default">0,1 (0,1-0,2)</w:t>
+                  </w:r>
+                </w:p>
+              </w:tc>
+              <w:tc>
+                <w:tcPr>
+                  <w:tcBorders>
+                    <w:top w:val="single" w:space="0" w:color="D3D3D3"/>
+                    <w:bottom w:val="single" w:space="0" w:color="D3D3D3"/>
+                    <w:start w:val="single" w:space="0" w:color="D3D3D3"/>
+                    <w:end w:val="single" w:space="0" w:color="D3D3D3"/>
+                  </w:tcBorders>
+                </w:tcPr>
+                <w:p>
+                  <w:pPr>
+                    <w:spacing w:before="0" w:after="60"/>
+                    <w:keepNext/>
+                    <w:jc w:val="start"/>
+                  </w:pPr>
+                  <w:r>
+                    <w:rPr>
+                      <w:rFonts w:ascii="Calibri" w:hAnsi="Calibri"/>
+                      <w:sz w:val="20"/>
+                    </w:rPr>
+                    <w:t xml:space="default">0,4 (0,3-0,6)</w:t>
+                  </w:r>
+                </w:p>
+              </w:tc>
+              <w:tc>
+                <w:tcPr>
+                  <w:tcBorders>
+                    <w:top w:val="single" w:space="0" w:color="D3D3D3"/>
+                    <w:bottom w:val="single" w:space="0" w:color="D3D3D3"/>
+                    <w:start w:val="single" w:space="0" w:color="D3D3D3"/>
+                    <w:end w:val="single" w:space="0" w:color="D3D3D3"/>
+                  </w:tcBorders>
+                </w:tcPr>
+                <w:p>
+                  <w:pPr>
+                    <w:spacing w:before="0" w:after="60"/>
+                    <w:keepNext/>
+                    <w:jc w:val="start"/>
+                  </w:pPr>
+                  <w:r>
+                    <w:rPr>
+                      <w:rFonts w:ascii="Calibri" w:hAnsi="Calibri"/>
+                      <w:sz w:val="20"/>
+                    </w:rPr>
+                    <w:t xml:space="default">0,2 (0,1-0,4)</w:t>
                   </w:r>
                 </w:p>
               </w:tc>
@@ -7989,31 +7965,31 @@
                       <w:rFonts w:ascii="Calibri" w:hAnsi="Calibri"/>
                       <w:sz w:val="20"/>
                     </w:rPr>
-                    <w:t xml:space="default">33 (14-42)</w:t>
-                  </w:r>
-                </w:p>
-              </w:tc>
-              <w:tc>
-                <w:tcPr>
-                  <w:tcBorders>
-                    <w:top w:val="single" w:space="0" w:color="D3D3D3"/>
-                    <w:bottom w:val="single" w:space="0" w:color="D3D3D3"/>
-                    <w:start w:val="single" w:space="0" w:color="D3D3D3"/>
-                    <w:end w:val="single" w:space="0" w:color="D3D3D3"/>
-                  </w:tcBorders>
-                </w:tcPr>
-                <w:p>
-                  <w:pPr>
-                    <w:spacing w:before="0" w:after="60"/>
-                    <w:keepNext/>
-                    <w:jc w:val="start"/>
-                  </w:pPr>
-                  <w:r>
-                    <w:rPr>
-                      <w:rFonts w:ascii="Calibri" w:hAnsi="Calibri"/>
-                      <w:sz w:val="20"/>
-                    </w:rPr>
-                    <w:t xml:space="default">54,4 (15,7-98,7)</w:t>
+                    <w:t xml:space="default">39,1 (27-50,3)</w:t>
+                  </w:r>
+                </w:p>
+              </w:tc>
+              <w:tc>
+                <w:tcPr>
+                  <w:tcBorders>
+                    <w:top w:val="single" w:space="0" w:color="D3D3D3"/>
+                    <w:bottom w:val="single" w:space="0" w:color="D3D3D3"/>
+                    <w:start w:val="single" w:space="0" w:color="D3D3D3"/>
+                    <w:end w:val="single" w:space="0" w:color="D3D3D3"/>
+                  </w:tcBorders>
+                </w:tcPr>
+                <w:p>
+                  <w:pPr>
+                    <w:spacing w:before="0" w:after="60"/>
+                    <w:keepNext/>
+                    <w:jc w:val="start"/>
+                  </w:pPr>
+                  <w:r>
+                    <w:rPr>
+                      <w:rFonts w:ascii="Calibri" w:hAnsi="Calibri"/>
+                      <w:sz w:val="20"/>
+                    </w:rPr>
+                    <w:t xml:space="default">60,3 (25-98,7)</w:t>
                   </w:r>
                 </w:p>
               </w:tc>
@@ -8378,7 +8354,7 @@
                       <w:rFonts w:ascii="Calibri" w:hAnsi="Calibri"/>
                       <w:sz w:val="20"/>
                     </w:rPr>
-                    <w:t xml:space="default">11 (0-26,5)</w:t>
+                    <w:t xml:space="default">17 (8,5-26,5)</w:t>
                   </w:r>
                 </w:p>
               </w:tc>

--- a/docs/index.docx
+++ b/docs/index.docx
@@ -7,7 +7,7 @@
         <w:pStyle w:val="Title"/>
       </w:pPr>
       <w:r>
-        <w:t xml:space="preserve">Preditores ambientais da comunidade zooplanctônica em riachos sob diferentes níveis de preservação em um remanescente de Floresta Atlântica</w:t>
+        <w:t xml:space="preserve">Preditores ambientais da comunidade zooplanctônica em riachos sob diferentes níveis de preservação ambiental em um remanescente de Floresta Atlântica</w:t>
       </w:r>
     </w:p>
     <w:p>
@@ -1050,7 +1050,7 @@
         <w:t xml:space="preserve">(Lê et al. 2008)</w:t>
       </w:r>
       <w:r>
-        <w:t xml:space="preserve">. Antes da análise, todas as variáveis foram centradas e escalonadas. As diferenças entre os riachos foram descritas com base nos parâmetros de qualidade da água, como temperatura e oxigênio dissolvido. No entanto, essas variáveis não foram incluídas na PCA, pois não foram medidas nos dois períodos sazonais. Para avaliar se o conjunto completo de variáveis ambientais apresentava diferenças entre os níveis de preservação, foi realizada uma Análise de Variância Multivariada Permutacional (PERMANOVA), com 999 permutações.</w:t>
+        <w:t xml:space="preserve">.</w:t>
       </w:r>
     </w:p>
     <w:p>
@@ -1334,112 +1334,86 @@
         <w:t xml:space="preserve">).</w:t>
       </w:r>
     </w:p>
+    <w:p>
+      <w:pPr>
+        <w:pStyle w:val="TextBody"/>
+      </w:pPr>
+      <w:r>
+        <w:t xml:space="preserve">A Análise de Componentes Principais (PCA) descreveu as condições ambientais dos locais amostrados e identificou as principais variáveis relacionadas à diferenciação entre os tipos I, II, III e IV, considerando o tipo I como referência para a interpretação das diferenças ambientais (</w:t>
+      </w:r>
+      <w:hyperlink w:anchor="fig-PCA_fviz">
+        <w:r>
+          <w:rPr>
+            <w:rStyle w:val="Hyperlink"/>
+          </w:rPr>
+          <w:t xml:space="preserve">Figure 2</w:t>
+        </w:r>
+      </w:hyperlink>
+      <w:r>
+        <w:t xml:space="preserve">). Os dois primeiros eixos explicaram 40,0% da variação total dos dados, sendo 23,2% pelo primeiro eixo (Dim1) e 16,8% pelo segundo eixo (Dim2). Em relação ao tipo I, o tipo II apresentou maior aproximação na distribuição dos pontos, indicando semelhanças nas condições ambientais, principalmente em relação à elevação, à liteira e ao oxigênio dissolvido. O tipo III apresentou distribuição principalmente no lado esquerdo do gráfico, diferenciando-se do tipo I pela associação com características como largura do canal, vegetação submersa, gramíneas, macrófitas, lama e algas. Já o tipo IV apresentou maior dispersão dos pontos, com alguns localizados na parte inferior direita do gráfico, associados à areia, à velocidade da água e à turbidez. O segundo eixo contribuiu para essa diferenciação, com a porção positiva relacionada à elevação, à liteira e ao oxigênio dissolvido, além de algas, lama e macrófitas, enquanto a porção negativa esteve relacionada à turbidez, à areia, à velocidade da água e às massas de raízes. De modo geral, considerando o tipo I como referência, a PCA indicou maior semelhança entre os tipos I e II, diferenciação do tipo III em relação às características do canal e da vegetação e maior heterogeneidade ambiental no tipo IV.</w:t>
+      </w:r>
+    </w:p>
     <w:bookmarkEnd w:id="31"/>
-    <w:bookmarkStart w:id="32" w:name="community-structure"/>
+    <w:bookmarkStart w:id="32" w:name="estrutura-da-comunidade"/>
     <w:p>
       <w:pPr>
         <w:pStyle w:val="Heading2"/>
       </w:pPr>
       <w:r>
-        <w:t xml:space="preserve">6.2 Community structure</w:t>
+        <w:t xml:space="preserve">6.2 Estrutura da comunidade</w:t>
       </w:r>
     </w:p>
     <w:bookmarkEnd w:id="32"/>
     <w:bookmarkEnd w:id="33"/>
-    <w:bookmarkStart w:id="34" w:name="discussion"/>
+    <w:bookmarkStart w:id="34" w:name="discussão"/>
     <w:p>
       <w:pPr>
         <w:pStyle w:val="Heading1"/>
       </w:pPr>
       <w:r>
-        <w:t xml:space="preserve">7. Discussion</w:t>
+        <w:t xml:space="preserve">7. Discussão</w:t>
       </w:r>
     </w:p>
     <w:bookmarkEnd w:id="34"/>
-    <w:bookmarkStart w:id="35" w:name="conclusions"/>
+    <w:bookmarkStart w:id="35" w:name="conclusão"/>
     <w:p>
       <w:pPr>
         <w:pStyle w:val="Heading1"/>
       </w:pPr>
       <w:r>
-        <w:t xml:space="preserve">Conclusions</w:t>
+        <w:t xml:space="preserve">8. Conclusão</w:t>
       </w:r>
     </w:p>
     <w:bookmarkEnd w:id="35"/>
-    <w:bookmarkStart w:id="36" w:name="acknowledgements"/>
+    <w:bookmarkStart w:id="36" w:name="licenças-e-autorizações"/>
     <w:p>
       <w:pPr>
         <w:pStyle w:val="Heading1"/>
       </w:pPr>
       <w:r>
-        <w:t xml:space="preserve">Acknowledgements</w:t>
+        <w:t xml:space="preserve">Licenças e Autorizações</w:t>
+      </w:r>
+    </w:p>
+    <w:p>
+      <w:pPr>
+        <w:pStyle w:val="FirstParagraph"/>
+      </w:pPr>
+      <w:r>
+        <w:t xml:space="preserve">O presente trabalho teve duração de um ano e foi desenvolvido no laboratório de Ecologia (LABECO) do Campus V da UEPB. A coleta dos organismos foi realizada na Reserva Biológica Guaribas (REBIO Guaribas) de acordo com as licenças de coleta MMA/ICMBIO/SISBIO Número: 89415-1 e Número: 89429-2 (com datas de emissão de 04/07/2023 e 04/08/2023, respectivamente).</w:t>
       </w:r>
     </w:p>
     <w:bookmarkEnd w:id="36"/>
-    <w:bookmarkStart w:id="37" w:name="authorship-contribution-statement"/>
+    <w:bookmarkStart w:id="207" w:name="referências"/>
     <w:p>
       <w:pPr>
         <w:pStyle w:val="Heading1"/>
       </w:pPr>
       <w:r>
-        <w:t xml:space="preserve">Authorship contribution statement</w:t>
-      </w:r>
-    </w:p>
-    <w:p>
-      <w:pPr>
-        <w:pStyle w:val="FirstParagraph"/>
-      </w:pPr>
-      <w:r>
-        <w:t xml:space="preserve">Authorship of this paper is based on</w:t>
-      </w:r>
-      <w:r>
-        <w:t xml:space="preserve"> </w:t>
-      </w:r>
-      <w:r>
-        <w:t xml:space="preserve">CRediT (2026)</w:t>
-      </w:r>
-      <w:r>
-        <w:t xml:space="preserve">.</w:t>
-      </w:r>
-    </w:p>
-    <w:p>
-      <w:pPr>
-        <w:pStyle w:val="TextBody"/>
-      </w:pPr>
-      <w:r>
-        <w:t xml:space="preserve">Author1: Writing – review &amp; editing, Writing – original draft, Formal analysis, Data curation, Conceptualization. Author2: Writing – review &amp; editing, Data curation, Conceptualization. Author3: Writing – review &amp; editing, Formal analysis, Data curation, Conceptualization.</w:t>
-      </w:r>
-    </w:p>
-    <w:bookmarkEnd w:id="37"/>
-    <w:bookmarkStart w:id="38" w:name="ethical-approval"/>
-    <w:p>
-      <w:pPr>
-        <w:pStyle w:val="Heading1"/>
-      </w:pPr>
-      <w:r>
-        <w:t xml:space="preserve">Ethical approval</w:t>
-      </w:r>
-    </w:p>
-    <w:p>
-      <w:pPr>
-        <w:pStyle w:val="FirstParagraph"/>
-      </w:pPr>
-      <w:r>
-        <w:t xml:space="preserve">This study did not require ethical approval as it did not involve human participants or sensitive data. Field surveys were conducted based on collection permit number (IEF-10327-6 and SISBIO-10.635-7).</w:t>
-      </w:r>
-    </w:p>
-    <w:bookmarkEnd w:id="38"/>
-    <w:bookmarkStart w:id="211" w:name="referências"/>
-    <w:p>
-      <w:pPr>
-        <w:pStyle w:val="Heading1"/>
-      </w:pPr>
-      <w:r>
         <w:t xml:space="preserve">Referências</w:t>
       </w:r>
     </w:p>
-    <w:bookmarkStart w:id="210" w:name="refs"/>
-    <w:bookmarkStart w:id="40" w:name="ref-aggio2022"/>
+    <w:bookmarkStart w:id="206" w:name="refs"/>
+    <w:bookmarkStart w:id="38" w:name="ref-aggio2022"/>
     <w:p>
       <w:pPr>
         <w:pStyle w:val="Bibliography"/>
@@ -1450,7 +1424,7 @@
       <w:r>
         <w:t xml:space="preserve"> </w:t>
       </w:r>
-      <w:hyperlink r:id="rId39">
+      <w:hyperlink r:id="rId37">
         <w:r>
           <w:rPr>
             <w:rStyle w:val="Hyperlink"/>
@@ -1462,8 +1436,8 @@
         <w:t xml:space="preserve"> Community Ecology 23:219–229.</w:t>
       </w:r>
     </w:p>
-    <w:bookmarkEnd w:id="40"/>
-    <w:bookmarkStart w:id="42" w:name="ref-amaral2022"/>
+    <w:bookmarkEnd w:id="38"/>
+    <w:bookmarkStart w:id="40" w:name="ref-amaral2022"/>
     <w:p>
       <w:pPr>
         <w:pStyle w:val="Bibliography"/>
@@ -1474,7 +1448,7 @@
       <w:r>
         <w:t xml:space="preserve"> </w:t>
       </w:r>
-      <w:hyperlink r:id="rId41">
+      <w:hyperlink r:id="rId39">
         <w:r>
           <w:rPr>
             <w:rStyle w:val="Hyperlink"/>
@@ -1486,8 +1460,8 @@
         <w:t xml:space="preserve">. Anais da Academia Brasileira de Ciências 94:e20191260.</w:t>
       </w:r>
     </w:p>
-    <w:bookmarkEnd w:id="42"/>
-    <w:bookmarkStart w:id="44" w:name="ref-anderson2001"/>
+    <w:bookmarkEnd w:id="40"/>
+    <w:bookmarkStart w:id="42" w:name="ref-anderson2001"/>
     <w:p>
       <w:pPr>
         <w:pStyle w:val="Bibliography"/>
@@ -1498,7 +1472,7 @@
       <w:r>
         <w:t xml:space="preserve"> </w:t>
       </w:r>
-      <w:hyperlink r:id="rId43">
+      <w:hyperlink r:id="rId41">
         <w:r>
           <w:rPr>
             <w:rStyle w:val="Hyperlink"/>
@@ -1522,8 +1496,8 @@
         <w:t xml:space="preserve">. Austral Ecology 26:32–46.</w:t>
       </w:r>
     </w:p>
-    <w:bookmarkEnd w:id="44"/>
-    <w:bookmarkStart w:id="46" w:name="ref-andriotti2022"/>
+    <w:bookmarkEnd w:id="42"/>
+    <w:bookmarkStart w:id="44" w:name="ref-andriotti2022"/>
     <w:p>
       <w:pPr>
         <w:pStyle w:val="Bibliography"/>
@@ -1534,7 +1508,7 @@
       <w:r>
         <w:t xml:space="preserve"> </w:t>
       </w:r>
-      <w:hyperlink r:id="rId45">
+      <w:hyperlink r:id="rId43">
         <w:r>
           <w:rPr>
             <w:rStyle w:val="Hyperlink"/>
@@ -1546,8 +1520,8 @@
         <w:t xml:space="preserve">. Acta Limnologica Brasiliensia 34:e17.</w:t>
       </w:r>
     </w:p>
-    <w:bookmarkEnd w:id="46"/>
-    <w:bookmarkStart w:id="47" w:name="ref-arruda2013"/>
+    <w:bookmarkEnd w:id="44"/>
+    <w:bookmarkStart w:id="45" w:name="ref-arruda2013"/>
     <w:p>
       <w:pPr>
         <w:pStyle w:val="Bibliography"/>
@@ -1556,8 +1530,8 @@
         <w:t xml:space="preserve">Arruda, D. B., B. P. Cunha, and K. M. C. Rêgo. 2013. Conflitos entre ReBio guaribas e comunidades locais: (in)justiça ambiental e ecologia política. Revista Direitos Emergentes na Sociedade Global 2.</w:t>
       </w:r>
     </w:p>
-    <w:bookmarkEnd w:id="47"/>
-    <w:bookmarkStart w:id="49" w:name="ref-barboza2024"/>
+    <w:bookmarkEnd w:id="45"/>
+    <w:bookmarkStart w:id="47" w:name="ref-barboza2024"/>
     <w:p>
       <w:pPr>
         <w:pStyle w:val="Bibliography"/>
@@ -1568,7 +1542,7 @@
       <w:r>
         <w:t xml:space="preserve"> </w:t>
       </w:r>
-      <w:hyperlink r:id="rId48">
+      <w:hyperlink r:id="rId46">
         <w:r>
           <w:rPr>
             <w:rStyle w:val="Hyperlink"/>
@@ -1580,8 +1554,8 @@
         <w:t xml:space="preserve">. Limnologica 106:126170.</w:t>
       </w:r>
     </w:p>
-    <w:bookmarkEnd w:id="49"/>
-    <w:bookmarkStart w:id="51" w:name="ref-barros2022"/>
+    <w:bookmarkEnd w:id="47"/>
+    <w:bookmarkStart w:id="49" w:name="ref-barros2022"/>
     <w:p>
       <w:pPr>
         <w:pStyle w:val="Bibliography"/>
@@ -1592,7 +1566,7 @@
       <w:r>
         <w:t xml:space="preserve"> </w:t>
       </w:r>
-      <w:hyperlink r:id="rId50">
+      <w:hyperlink r:id="rId48">
         <w:r>
           <w:rPr>
             <w:rStyle w:val="Hyperlink"/>
@@ -1604,8 +1578,8 @@
         <w:t xml:space="preserve">. Biological Conservation 273:109695.</w:t>
       </w:r>
     </w:p>
-    <w:bookmarkEnd w:id="51"/>
-    <w:bookmarkStart w:id="53" w:name="ref-bega2024"/>
+    <w:bookmarkEnd w:id="49"/>
+    <w:bookmarkStart w:id="51" w:name="ref-bega2024"/>
     <w:p>
       <w:pPr>
         <w:pStyle w:val="Bibliography"/>
@@ -1616,7 +1590,7 @@
       <w:r>
         <w:t xml:space="preserve"> </w:t>
       </w:r>
-      <w:hyperlink r:id="rId52">
+      <w:hyperlink r:id="rId50">
         <w:r>
           <w:rPr>
             <w:rStyle w:val="Hyperlink"/>
@@ -1628,8 +1602,8 @@
         <w:t xml:space="preserve">. Science of The Total Environment 948:174906.</w:t>
       </w:r>
     </w:p>
-    <w:bookmarkEnd w:id="53"/>
-    <w:bookmarkStart w:id="55" w:name="ref-beltrão2009"/>
+    <w:bookmarkEnd w:id="51"/>
+    <w:bookmarkStart w:id="53" w:name="ref-beltrão2009"/>
     <w:p>
       <w:pPr>
         <w:pStyle w:val="Bibliography"/>
@@ -1640,7 +1614,7 @@
       <w:r>
         <w:t xml:space="preserve"> </w:t>
       </w:r>
-      <w:hyperlink r:id="rId54">
+      <w:hyperlink r:id="rId52">
         <w:r>
           <w:rPr>
             <w:rStyle w:val="Hyperlink"/>
@@ -1652,8 +1626,8 @@
         <w:t xml:space="preserve">. Biota Neotropica 9:37–43.</w:t>
       </w:r>
     </w:p>
-    <w:bookmarkEnd w:id="55"/>
-    <w:bookmarkStart w:id="57" w:name="ref-blanchet2008"/>
+    <w:bookmarkEnd w:id="53"/>
+    <w:bookmarkStart w:id="55" w:name="ref-blanchet2008"/>
     <w:p>
       <w:pPr>
         <w:pStyle w:val="Bibliography"/>
@@ -1664,7 +1638,7 @@
       <w:r>
         <w:t xml:space="preserve"> </w:t>
       </w:r>
-      <w:hyperlink r:id="rId56">
+      <w:hyperlink r:id="rId54">
         <w:r>
           <w:rPr>
             <w:rStyle w:val="Hyperlink"/>
@@ -1676,8 +1650,8 @@
         <w:t xml:space="preserve">. Ecology 89:2623–2632.</w:t>
       </w:r>
     </w:p>
-    <w:bookmarkEnd w:id="57"/>
-    <w:bookmarkStart w:id="59" w:name="ref-bomfim2024"/>
+    <w:bookmarkEnd w:id="55"/>
+    <w:bookmarkStart w:id="57" w:name="ref-bomfim2024"/>
     <w:p>
       <w:pPr>
         <w:pStyle w:val="Bibliography"/>
@@ -1688,7 +1662,7 @@
       <w:r>
         <w:t xml:space="preserve"> </w:t>
       </w:r>
-      <w:hyperlink r:id="rId58">
+      <w:hyperlink r:id="rId56">
         <w:r>
           <w:rPr>
             <w:rStyle w:val="Hyperlink"/>
@@ -1700,8 +1674,8 @@
         <w:t xml:space="preserve">. Hydrobiologia 851:2561–2572.</w:t>
       </w:r>
     </w:p>
-    <w:bookmarkEnd w:id="59"/>
-    <w:bookmarkStart w:id="61" w:name="ref-bomfim2023"/>
+    <w:bookmarkEnd w:id="57"/>
+    <w:bookmarkStart w:id="59" w:name="ref-bomfim2023"/>
     <w:p>
       <w:pPr>
         <w:pStyle w:val="Bibliography"/>
@@ -1712,7 +1686,7 @@
       <w:r>
         <w:t xml:space="preserve"> </w:t>
       </w:r>
-      <w:hyperlink r:id="rId60">
+      <w:hyperlink r:id="rId58">
         <w:r>
           <w:rPr>
             <w:rStyle w:val="Hyperlink"/>
@@ -1736,8 +1710,8 @@
         <w:t xml:space="preserve"> PLOS ONE 18:e0288385.</w:t>
       </w:r>
     </w:p>
-    <w:bookmarkEnd w:id="61"/>
-    <w:bookmarkStart w:id="63" w:name="ref-bomfim2022"/>
+    <w:bookmarkEnd w:id="59"/>
+    <w:bookmarkStart w:id="61" w:name="ref-bomfim2022"/>
     <w:p>
       <w:pPr>
         <w:pStyle w:val="Bibliography"/>
@@ -1748,7 +1722,7 @@
       <w:r>
         <w:t xml:space="preserve"> </w:t>
       </w:r>
-      <w:hyperlink r:id="rId62">
+      <w:hyperlink r:id="rId60">
         <w:r>
           <w:rPr>
             <w:rStyle w:val="Hyperlink"/>
@@ -1760,8 +1734,8 @@
         <w:t xml:space="preserve">. Anais da Academia Brasileira de Ciências 94:e20200604.</w:t>
       </w:r>
     </w:p>
-    <w:bookmarkEnd w:id="63"/>
-    <w:bookmarkStart w:id="64" w:name="ref-bowen2017"/>
+    <w:bookmarkEnd w:id="61"/>
+    <w:bookmarkStart w:id="62" w:name="ref-bowen2017"/>
     <w:p>
       <w:pPr>
         <w:pStyle w:val="Bibliography"/>
@@ -1770,8 +1744,8 @@
         <w:t xml:space="preserve">Bowen, K. L. 2017. Methods for the determination of zooplankton density, biomass and secondary production. Fisheries; Oceans Canada, Burlington, ON.</w:t>
       </w:r>
     </w:p>
-    <w:bookmarkEnd w:id="64"/>
-    <w:bookmarkStart w:id="66" w:name="ref-brasil2000"/>
+    <w:bookmarkEnd w:id="62"/>
+    <w:bookmarkStart w:id="64" w:name="ref-brasil2000"/>
     <w:p>
       <w:pPr>
         <w:pStyle w:val="Bibliography"/>
@@ -1782,7 +1756,7 @@
       <w:r>
         <w:t xml:space="preserve"> </w:t>
       </w:r>
-      <w:hyperlink r:id="rId65">
+      <w:hyperlink r:id="rId63">
         <w:r>
           <w:rPr>
             <w:rStyle w:val="Hyperlink"/>
@@ -1794,8 +1768,8 @@
         <w:t xml:space="preserve">.</w:t>
       </w:r>
     </w:p>
-    <w:bookmarkEnd w:id="66"/>
-    <w:bookmarkStart w:id="68" w:name="ref-castilho-noll2023"/>
+    <w:bookmarkEnd w:id="64"/>
+    <w:bookmarkStart w:id="66" w:name="ref-castilho-noll2023"/>
     <w:p>
       <w:pPr>
         <w:pStyle w:val="Bibliography"/>
@@ -1806,7 +1780,7 @@
       <w:r>
         <w:t xml:space="preserve"> </w:t>
       </w:r>
-      <w:hyperlink r:id="rId67">
+      <w:hyperlink r:id="rId65">
         <w:r>
           <w:rPr>
             <w:rStyle w:val="Hyperlink"/>
@@ -1818,8 +1792,8 @@
         <w:t xml:space="preserve">. Limnologica 100:126057.</w:t>
       </w:r>
     </w:p>
-    <w:bookmarkEnd w:id="68"/>
-    <w:bookmarkStart w:id="70" w:name="ref-chen2023"/>
+    <w:bookmarkEnd w:id="66"/>
+    <w:bookmarkStart w:id="68" w:name="ref-chen2023"/>
     <w:p>
       <w:pPr>
         <w:pStyle w:val="Bibliography"/>
@@ -1830,7 +1804,7 @@
       <w:r>
         <w:t xml:space="preserve"> </w:t>
       </w:r>
-      <w:hyperlink r:id="rId69">
+      <w:hyperlink r:id="rId67">
         <w:r>
           <w:rPr>
             <w:rStyle w:val="Hyperlink"/>
@@ -1842,8 +1816,8 @@
         <w:t xml:space="preserve">. Environmental Impact Assessment Review 98:106929.</w:t>
       </w:r>
     </w:p>
-    <w:bookmarkEnd w:id="70"/>
-    <w:bookmarkStart w:id="72" w:name="ref-clarke1993"/>
+    <w:bookmarkEnd w:id="68"/>
+    <w:bookmarkStart w:id="70" w:name="ref-clarke1993"/>
     <w:p>
       <w:pPr>
         <w:pStyle w:val="Bibliography"/>
@@ -1854,7 +1828,7 @@
       <w:r>
         <w:t xml:space="preserve"> </w:t>
       </w:r>
-      <w:hyperlink r:id="rId71">
+      <w:hyperlink r:id="rId69">
         <w:r>
           <w:rPr>
             <w:rStyle w:val="Hyperlink"/>
@@ -1878,8 +1852,8 @@
         <w:t xml:space="preserve">. Australian Journal of Ecology 18:117–143.</w:t>
       </w:r>
     </w:p>
-    <w:bookmarkEnd w:id="72"/>
-    <w:bookmarkStart w:id="74" w:name="ref-costa2026"/>
+    <w:bookmarkEnd w:id="70"/>
+    <w:bookmarkStart w:id="72" w:name="ref-costa2026"/>
     <w:p>
       <w:pPr>
         <w:pStyle w:val="Bibliography"/>
@@ -1890,7 +1864,7 @@
       <w:r>
         <w:t xml:space="preserve"> </w:t>
       </w:r>
-      <w:hyperlink r:id="rId73">
+      <w:hyperlink r:id="rId71">
         <w:r>
           <w:rPr>
             <w:rStyle w:val="Hyperlink"/>
@@ -1902,43 +1876,19 @@
         <w:t xml:space="preserve">. Frontiers in Freshwater Science 4:1776529.</w:t>
       </w:r>
     </w:p>
-    <w:bookmarkEnd w:id="74"/>
-    <w:bookmarkStart w:id="76" w:name="ref-credit2026"/>
+    <w:bookmarkEnd w:id="72"/>
+    <w:bookmarkStart w:id="74" w:name="ref-dufrêne1997"/>
     <w:p>
       <w:pPr>
         <w:pStyle w:val="Bibliography"/>
       </w:pPr>
       <w:r>
-        <w:t xml:space="preserve">CRediT. 2026.</w:t>
-      </w:r>
-      <w:r>
-        <w:t xml:space="preserve"> </w:t>
-      </w:r>
-      <w:hyperlink r:id="rId75">
-        <w:r>
-          <w:rPr>
-            <w:rStyle w:val="Hyperlink"/>
-          </w:rPr>
-          <w:t xml:space="preserve">CRediT - contributor role taxonomy</w:t>
-        </w:r>
-      </w:hyperlink>
-      <w:r>
-        <w:t xml:space="preserve">. NISO/CRediT Standing Committee.</w:t>
-      </w:r>
-    </w:p>
-    <w:bookmarkEnd w:id="76"/>
-    <w:bookmarkStart w:id="78" w:name="ref-dufrêne1997"/>
-    <w:p>
-      <w:pPr>
-        <w:pStyle w:val="Bibliography"/>
-      </w:pPr>
-      <w:r>
         <w:t xml:space="preserve">Dufrêne, M., and P. Legendre. 1997.</w:t>
       </w:r>
       <w:r>
         <w:t xml:space="preserve"> </w:t>
       </w:r>
-      <w:hyperlink r:id="rId77">
+      <w:hyperlink r:id="rId73">
         <w:r>
           <w:rPr>
             <w:rStyle w:val="Hyperlink"/>
@@ -1950,8 +1900,8 @@
         <w:t xml:space="preserve">. Ecological Monographs 67:345–366.</w:t>
       </w:r>
     </w:p>
-    <w:bookmarkEnd w:id="78"/>
-    <w:bookmarkStart w:id="80" w:name="ref-ebling2024"/>
+    <w:bookmarkEnd w:id="74"/>
+    <w:bookmarkStart w:id="76" w:name="ref-ebling2024"/>
     <w:p>
       <w:pPr>
         <w:pStyle w:val="Bibliography"/>
@@ -1962,7 +1912,7 @@
       <w:r>
         <w:t xml:space="preserve"> </w:t>
       </w:r>
-      <w:hyperlink r:id="rId79">
+      <w:hyperlink r:id="rId75">
         <w:r>
           <w:rPr>
             <w:rStyle w:val="Hyperlink"/>
@@ -1974,8 +1924,8 @@
         <w:t xml:space="preserve">. Oecologia Australis 28:256–271.</w:t>
       </w:r>
     </w:p>
-    <w:bookmarkEnd w:id="80"/>
-    <w:bookmarkStart w:id="81" w:name="ref-elmoor-loureiro1997"/>
+    <w:bookmarkEnd w:id="76"/>
+    <w:bookmarkStart w:id="77" w:name="ref-elmoor-loureiro1997"/>
     <w:p>
       <w:pPr>
         <w:pStyle w:val="Bibliography"/>
@@ -1984,8 +1934,8 @@
         <w:t xml:space="preserve">Elmoor-Loureiro, L. 1997. Manual de identificação de cladóceros límnicos do brasil.</w:t>
       </w:r>
     </w:p>
-    <w:bookmarkEnd w:id="81"/>
-    <w:bookmarkStart w:id="82" w:name="ref-esteves2011"/>
+    <w:bookmarkEnd w:id="77"/>
+    <w:bookmarkStart w:id="78" w:name="ref-esteves2011"/>
     <w:p>
       <w:pPr>
         <w:pStyle w:val="Bibliography"/>
@@ -1994,8 +1944,8 @@
         <w:t xml:space="preserve">Esteves, F. de A. 2011. Fundamentos de Limnologia. Third edition. Interciência, Rio de Janeiro.</w:t>
       </w:r>
     </w:p>
-    <w:bookmarkEnd w:id="82"/>
-    <w:bookmarkStart w:id="84" w:name="ref-fachinelli2023"/>
+    <w:bookmarkEnd w:id="78"/>
+    <w:bookmarkStart w:id="80" w:name="ref-fachinelli2023"/>
     <w:p>
       <w:pPr>
         <w:pStyle w:val="Bibliography"/>
@@ -2006,7 +1956,7 @@
       <w:r>
         <w:t xml:space="preserve"> </w:t>
       </w:r>
-      <w:hyperlink r:id="rId83">
+      <w:hyperlink r:id="rId79">
         <w:r>
           <w:rPr>
             <w:rStyle w:val="Hyperlink"/>
@@ -2018,8 +1968,8 @@
         <w:t xml:space="preserve">. World 4:637–652.</w:t>
       </w:r>
     </w:p>
-    <w:bookmarkEnd w:id="84"/>
-    <w:bookmarkStart w:id="86" w:name="ref-faria2021"/>
+    <w:bookmarkEnd w:id="80"/>
+    <w:bookmarkStart w:id="82" w:name="ref-faria2021"/>
     <w:p>
       <w:pPr>
         <w:pStyle w:val="Bibliography"/>
@@ -2030,7 +1980,7 @@
       <w:r>
         <w:t xml:space="preserve"> </w:t>
       </w:r>
-      <w:hyperlink r:id="rId85">
+      <w:hyperlink r:id="rId81">
         <w:r>
           <w:rPr>
             <w:rStyle w:val="Hyperlink"/>
@@ -2042,8 +1992,8 @@
         <w:t xml:space="preserve">. Periódico Eletrônico Fórum Ambiental da Alta Paulista 17.</w:t>
       </w:r>
     </w:p>
-    <w:bookmarkEnd w:id="86"/>
-    <w:bookmarkStart w:id="88" w:name="ref-fisher1996"/>
+    <w:bookmarkEnd w:id="82"/>
+    <w:bookmarkStart w:id="84" w:name="ref-fisher1996"/>
     <w:p>
       <w:pPr>
         <w:pStyle w:val="Bibliography"/>
@@ -2054,7 +2004,7 @@
       <w:r>
         <w:t xml:space="preserve"> </w:t>
       </w:r>
-      <w:hyperlink r:id="rId87">
+      <w:hyperlink r:id="rId83">
         <w:r>
           <w:rPr>
             <w:rStyle w:val="Hyperlink"/>
@@ -2066,8 +2016,8 @@
         <w:t xml:space="preserve">. Transactions of the American Fisheries Society 125:154–158.</w:t>
       </w:r>
     </w:p>
-    <w:bookmarkEnd w:id="88"/>
-    <w:bookmarkStart w:id="90" w:name="ref-fonseca1985"/>
+    <w:bookmarkEnd w:id="84"/>
+    <w:bookmarkStart w:id="86" w:name="ref-fonseca1985"/>
     <w:p>
       <w:pPr>
         <w:pStyle w:val="Bibliography"/>
@@ -2078,7 +2028,7 @@
       <w:r>
         <w:t xml:space="preserve"> </w:t>
       </w:r>
-      <w:hyperlink r:id="rId89">
+      <w:hyperlink r:id="rId85">
         <w:r>
           <w:rPr>
             <w:rStyle w:val="Hyperlink"/>
@@ -2090,8 +2040,8 @@
         <w:t xml:space="preserve">. Biological Conservation 34:17–34.</w:t>
       </w:r>
     </w:p>
-    <w:bookmarkEnd w:id="90"/>
-    <w:bookmarkStart w:id="92" w:name="ref-giongo2023"/>
+    <w:bookmarkEnd w:id="86"/>
+    <w:bookmarkStart w:id="88" w:name="ref-giongo2023"/>
     <w:p>
       <w:pPr>
         <w:pStyle w:val="Bibliography"/>
@@ -2102,7 +2052,7 @@
       <w:r>
         <w:t xml:space="preserve"> </w:t>
       </w:r>
-      <w:hyperlink r:id="rId91">
+      <w:hyperlink r:id="rId87">
         <w:r>
           <w:rPr>
             <w:rStyle w:val="Hyperlink"/>
@@ -2114,8 +2064,8 @@
         <w:t xml:space="preserve">. Neotropical Ichthyology 21:e230030.</w:t>
       </w:r>
     </w:p>
-    <w:bookmarkEnd w:id="92"/>
-    <w:bookmarkStart w:id="94" w:name="ref-gomes2020"/>
+    <w:bookmarkEnd w:id="88"/>
+    <w:bookmarkStart w:id="90" w:name="ref-gomes2020"/>
     <w:p>
       <w:pPr>
         <w:pStyle w:val="Bibliography"/>
@@ -2126,7 +2076,7 @@
       <w:r>
         <w:t xml:space="preserve"> </w:t>
       </w:r>
-      <w:hyperlink r:id="rId93">
+      <w:hyperlink r:id="rId89">
         <w:r>
           <w:rPr>
             <w:rStyle w:val="Hyperlink"/>
@@ -2138,8 +2088,8 @@
         <w:t xml:space="preserve">. Community Ecology 21:25–31.</w:t>
       </w:r>
     </w:p>
-    <w:bookmarkEnd w:id="94"/>
-    <w:bookmarkStart w:id="96" w:name="ref-gouveia2017"/>
+    <w:bookmarkEnd w:id="90"/>
+    <w:bookmarkStart w:id="92" w:name="ref-gouveia2017"/>
     <w:p>
       <w:pPr>
         <w:pStyle w:val="Bibliography"/>
@@ -2150,7 +2100,7 @@
       <w:r>
         <w:t xml:space="preserve"> </w:t>
       </w:r>
-      <w:hyperlink r:id="rId95">
+      <w:hyperlink r:id="rId91">
         <w:r>
           <w:rPr>
             <w:rStyle w:val="Hyperlink"/>
@@ -2162,8 +2112,8 @@
         <w:t xml:space="preserve">. Check List 13:581–590.</w:t>
       </w:r>
     </w:p>
-    <w:bookmarkEnd w:id="96"/>
-    <w:bookmarkStart w:id="98" w:name="ref-gutierrez2022"/>
+    <w:bookmarkEnd w:id="92"/>
+    <w:bookmarkStart w:id="94" w:name="ref-gutierrez2022"/>
     <w:p>
       <w:pPr>
         <w:pStyle w:val="Bibliography"/>
@@ -2174,7 +2124,7 @@
       <w:r>
         <w:t xml:space="preserve"> </w:t>
       </w:r>
-      <w:hyperlink r:id="rId97">
+      <w:hyperlink r:id="rId93">
         <w:r>
           <w:rPr>
             <w:rStyle w:val="Hyperlink"/>
@@ -2186,8 +2136,8 @@
         <w:t xml:space="preserve">. Ecohydrology 15:e2432.</w:t>
       </w:r>
     </w:p>
-    <w:bookmarkEnd w:id="98"/>
-    <w:bookmarkStart w:id="100" w:name="ref-haney1973"/>
+    <w:bookmarkEnd w:id="94"/>
+    <w:bookmarkStart w:id="96" w:name="ref-haney1973"/>
     <w:p>
       <w:pPr>
         <w:pStyle w:val="Bibliography"/>
@@ -2198,7 +2148,7 @@
       <w:r>
         <w:t xml:space="preserve"> </w:t>
       </w:r>
-      <w:hyperlink r:id="rId99">
+      <w:hyperlink r:id="rId95">
         <w:r>
           <w:rPr>
             <w:rStyle w:val="Hyperlink"/>
@@ -2210,8 +2160,8 @@
         <w:t xml:space="preserve">. Limnology and Oceanography 18:331–333.</w:t>
       </w:r>
     </w:p>
-    <w:bookmarkEnd w:id="100"/>
-    <w:bookmarkStart w:id="102" w:name="ref-heinrichs2017"/>
+    <w:bookmarkEnd w:id="96"/>
+    <w:bookmarkStart w:id="98" w:name="ref-heinrichs2017"/>
     <w:p>
       <w:pPr>
         <w:pStyle w:val="Bibliography"/>
@@ -2222,7 +2172,7 @@
       <w:r>
         <w:t xml:space="preserve"> </w:t>
       </w:r>
-      <w:hyperlink r:id="rId101">
+      <w:hyperlink r:id="rId97">
         <w:r>
           <w:rPr>
             <w:rStyle w:val="Hyperlink"/>
@@ -2250,8 +2200,8 @@
         <w:t xml:space="preserve">S. Dabbert, I. Lewandowski, J. Weiss, and A. Pyka, editors. Springer International Publishing, Cham.</w:t>
       </w:r>
     </w:p>
-    <w:bookmarkEnd w:id="102"/>
-    <w:bookmarkStart w:id="104" w:name="ref-hepp2023"/>
+    <w:bookmarkEnd w:id="98"/>
+    <w:bookmarkStart w:id="100" w:name="ref-hepp2023"/>
     <w:p>
       <w:pPr>
         <w:pStyle w:val="Bibliography"/>
@@ -2262,7 +2212,7 @@
       <w:r>
         <w:t xml:space="preserve"> </w:t>
       </w:r>
-      <w:hyperlink r:id="rId103">
+      <w:hyperlink r:id="rId99">
         <w:r>
           <w:rPr>
             <w:rStyle w:val="Hyperlink"/>
@@ -2274,8 +2224,8 @@
         <w:t xml:space="preserve">. Acta Limnologica Brasiliensia 35:e31.</w:t>
       </w:r>
     </w:p>
-    <w:bookmarkEnd w:id="104"/>
-    <w:bookmarkStart w:id="105" w:name="ref-joko2011"/>
+    <w:bookmarkEnd w:id="100"/>
+    <w:bookmarkStart w:id="101" w:name="ref-joko2011"/>
     <w:p>
       <w:pPr>
         <w:pStyle w:val="Bibliography"/>
@@ -2284,8 +2234,8 @@
         <w:t xml:space="preserve">Joko, C. Y. 2011. Taxonomia de rotíferos monogonontas da planície de inundação do alto rio paraná (MS/PR). PhD thesis, Maringá.</w:t>
       </w:r>
     </w:p>
-    <w:bookmarkEnd w:id="105"/>
-    <w:bookmarkStart w:id="107" w:name="ref-koste1987"/>
+    <w:bookmarkEnd w:id="101"/>
+    <w:bookmarkStart w:id="103" w:name="ref-koste1987"/>
     <w:p>
       <w:pPr>
         <w:pStyle w:val="Bibliography"/>
@@ -2296,7 +2246,7 @@
       <w:r>
         <w:t xml:space="preserve"> </w:t>
       </w:r>
-      <w:hyperlink r:id="rId106">
+      <w:hyperlink r:id="rId102">
         <w:r>
           <w:rPr>
             <w:rStyle w:val="Hyperlink"/>
@@ -2308,8 +2258,8 @@
         <w:t xml:space="preserve">. Invertebrate Systematics 1:949–1021.</w:t>
       </w:r>
     </w:p>
-    <w:bookmarkEnd w:id="107"/>
-    <w:bookmarkStart w:id="109" w:name="ref-lê2008"/>
+    <w:bookmarkEnd w:id="103"/>
+    <w:bookmarkStart w:id="105" w:name="ref-lê2008"/>
     <w:p>
       <w:pPr>
         <w:pStyle w:val="Bibliography"/>
@@ -2320,7 +2270,7 @@
       <w:r>
         <w:t xml:space="preserve"> </w:t>
       </w:r>
-      <w:hyperlink r:id="rId108">
+      <w:hyperlink r:id="rId104">
         <w:r>
           <w:rPr>
             <w:rStyle w:val="Hyperlink"/>
@@ -2372,8 +2322,8 @@
         <w:t xml:space="preserve">. Journal of Statistical Software 25.</w:t>
       </w:r>
     </w:p>
-    <w:bookmarkEnd w:id="109"/>
-    <w:bookmarkStart w:id="110" w:name="ref-legendre1998"/>
+    <w:bookmarkEnd w:id="105"/>
+    <w:bookmarkStart w:id="106" w:name="ref-legendre1998"/>
     <w:p>
       <w:pPr>
         <w:pStyle w:val="Bibliography"/>
@@ -2382,8 +2332,8 @@
         <w:t xml:space="preserve">Legendre, P., and L. Legendre. 1998. Numerical ecology. 2nd English ed. Amsterdam, The Netherlands ; New York ; Oxford.</w:t>
       </w:r>
     </w:p>
-    <w:bookmarkEnd w:id="110"/>
-    <w:bookmarkStart w:id="112" w:name="ref-lima2020"/>
+    <w:bookmarkEnd w:id="106"/>
+    <w:bookmarkStart w:id="108" w:name="ref-lima2020"/>
     <w:p>
       <w:pPr>
         <w:pStyle w:val="Bibliography"/>
@@ -2394,7 +2344,7 @@
       <w:r>
         <w:t xml:space="preserve"> </w:t>
       </w:r>
-      <w:hyperlink r:id="rId111">
+      <w:hyperlink r:id="rId107">
         <w:r>
           <w:rPr>
             <w:rStyle w:val="Hyperlink"/>
@@ -2406,8 +2356,8 @@
         <w:t xml:space="preserve">. Nature Communications 11:6347.</w:t>
       </w:r>
     </w:p>
-    <w:bookmarkEnd w:id="112"/>
-    <w:bookmarkStart w:id="114" w:name="ref-magalhães2022"/>
+    <w:bookmarkEnd w:id="108"/>
+    <w:bookmarkStart w:id="110" w:name="ref-magalhães2022"/>
     <w:p>
       <w:pPr>
         <w:pStyle w:val="Bibliography"/>
@@ -2418,7 +2368,7 @@
       <w:r>
         <w:t xml:space="preserve"> </w:t>
       </w:r>
-      <w:hyperlink r:id="rId113">
+      <w:hyperlink r:id="rId109">
         <w:r>
           <w:rPr>
             <w:rStyle w:val="Hyperlink"/>
@@ -2430,8 +2380,8 @@
         <w:t xml:space="preserve">. CATENA 213:106137.</w:t>
       </w:r>
     </w:p>
-    <w:bookmarkEnd w:id="114"/>
-    <w:bookmarkStart w:id="116" w:name="ref-maitland1990"/>
+    <w:bookmarkEnd w:id="110"/>
+    <w:bookmarkStart w:id="112" w:name="ref-maitland1990"/>
     <w:p>
       <w:pPr>
         <w:pStyle w:val="Bibliography"/>
@@ -2442,7 +2392,7 @@
       <w:r>
         <w:t xml:space="preserve"> </w:t>
       </w:r>
-      <w:hyperlink r:id="rId115">
+      <w:hyperlink r:id="rId111">
         <w:r>
           <w:rPr>
             <w:rStyle w:val="Hyperlink"/>
@@ -2470,8 +2420,8 @@
         <w:t xml:space="preserve">P. S. Maitland, editor. Springer Netherlands, Dordrecht.</w:t>
       </w:r>
     </w:p>
-    <w:bookmarkEnd w:id="116"/>
-    <w:bookmarkStart w:id="118" w:name="ref-maltchik2010"/>
+    <w:bookmarkEnd w:id="112"/>
+    <w:bookmarkStart w:id="114" w:name="ref-maltchik2010"/>
     <w:p>
       <w:pPr>
         <w:pStyle w:val="Bibliography"/>
@@ -2482,7 +2432,7 @@
       <w:r>
         <w:t xml:space="preserve"> </w:t>
       </w:r>
-      <w:hyperlink r:id="rId117">
+      <w:hyperlink r:id="rId113">
         <w:r>
           <w:rPr>
             <w:rStyle w:val="Hyperlink"/>
@@ -2494,8 +2444,8 @@
         <w:t xml:space="preserve">. Environmental Biology of Fishes 88:25–35.</w:t>
       </w:r>
     </w:p>
-    <w:bookmarkEnd w:id="118"/>
-    <w:bookmarkStart w:id="120" w:name="ref-maltchik2006"/>
+    <w:bookmarkEnd w:id="114"/>
+    <w:bookmarkStart w:id="116" w:name="ref-maltchik2006"/>
     <w:p>
       <w:pPr>
         <w:pStyle w:val="Bibliography"/>
@@ -2506,7 +2456,7 @@
       <w:r>
         <w:t xml:space="preserve"> </w:t>
       </w:r>
-      <w:hyperlink r:id="rId119">
+      <w:hyperlink r:id="rId115">
         <w:r>
           <w:rPr>
             <w:rStyle w:val="Hyperlink"/>
@@ -2518,8 +2468,8 @@
         <w:t xml:space="preserve">. Aquatic Conservation: Marine and Freshwater Ecosystems 16:665–677.</w:t>
       </w:r>
     </w:p>
-    <w:bookmarkEnd w:id="120"/>
-    <w:bookmarkStart w:id="122" w:name="ref-marques2021"/>
+    <w:bookmarkEnd w:id="116"/>
+    <w:bookmarkStart w:id="118" w:name="ref-marques2021"/>
     <w:p>
       <w:pPr>
         <w:pStyle w:val="Bibliography"/>
@@ -2530,7 +2480,7 @@
       <w:r>
         <w:t xml:space="preserve"> </w:t>
       </w:r>
-      <w:hyperlink r:id="rId121">
+      <w:hyperlink r:id="rId117">
         <w:r>
           <w:rPr>
             <w:rStyle w:val="Hyperlink"/>
@@ -2558,8 +2508,8 @@
         <w:t xml:space="preserve">M. C. M. Marques and C. E. V. Grelle, editors. Springer International Publishing, Cham.</w:t>
       </w:r>
     </w:p>
-    <w:bookmarkEnd w:id="122"/>
-    <w:bookmarkStart w:id="124" w:name="ref-massante2023"/>
+    <w:bookmarkEnd w:id="118"/>
+    <w:bookmarkStart w:id="120" w:name="ref-massante2023"/>
     <w:p>
       <w:pPr>
         <w:pStyle w:val="Bibliography"/>
@@ -2570,7 +2520,7 @@
       <w:r>
         <w:t xml:space="preserve"> </w:t>
       </w:r>
-      <w:hyperlink r:id="rId123">
+      <w:hyperlink r:id="rId119">
         <w:r>
           <w:rPr>
             <w:rStyle w:val="Hyperlink"/>
@@ -2582,8 +2532,8 @@
         <w:t xml:space="preserve">. Annals of Botany 131:261–274.</w:t>
       </w:r>
     </w:p>
-    <w:bookmarkEnd w:id="124"/>
-    <w:bookmarkStart w:id="125" w:name="ref-mccune2002"/>
+    <w:bookmarkEnd w:id="120"/>
+    <w:bookmarkStart w:id="121" w:name="ref-mccune2002"/>
     <w:p>
       <w:pPr>
         <w:pStyle w:val="Bibliography"/>
@@ -2592,8 +2542,8 @@
         <w:t xml:space="preserve">Mccune, B., and J. Grace. 2002. Analysis of ecological communities. MJM software design, gleneden beach, OR.</w:t>
       </w:r>
     </w:p>
-    <w:bookmarkEnd w:id="125"/>
-    <w:bookmarkStart w:id="126" w:name="ref-medeiros2008"/>
+    <w:bookmarkEnd w:id="121"/>
+    <w:bookmarkStart w:id="122" w:name="ref-medeiros2008"/>
     <w:p>
       <w:pPr>
         <w:pStyle w:val="Bibliography"/>
@@ -2602,8 +2552,8 @@
         <w:t xml:space="preserve">Medeiros, E. S. F., M. J. Silva, and R. T. C. Ramos. 2008. Application of catchment- and local-scale variables for aquatic habitat characterization and assessment in the brazilian semi-arid region. Neotropical Biology and Conservation 3:13–20.</w:t>
       </w:r>
     </w:p>
-    <w:bookmarkEnd w:id="126"/>
-    <w:bookmarkStart w:id="128" w:name="ref-milesi2024"/>
+    <w:bookmarkEnd w:id="122"/>
+    <w:bookmarkStart w:id="124" w:name="ref-milesi2024"/>
     <w:p>
       <w:pPr>
         <w:pStyle w:val="Bibliography"/>
@@ -2614,7 +2564,7 @@
       <w:r>
         <w:t xml:space="preserve"> </w:t>
       </w:r>
-      <w:hyperlink r:id="rId127">
+      <w:hyperlink r:id="rId123">
         <w:r>
           <w:rPr>
             <w:rStyle w:val="Hyperlink"/>
@@ -2626,8 +2576,8 @@
         <w:t xml:space="preserve">. Hydrobiologia 851:457–470.</w:t>
       </w:r>
     </w:p>
-    <w:bookmarkEnd w:id="128"/>
-    <w:bookmarkStart w:id="130" w:name="ref-mma2003"/>
+    <w:bookmarkEnd w:id="124"/>
+    <w:bookmarkStart w:id="126" w:name="ref-mma2003"/>
     <w:p>
       <w:pPr>
         <w:pStyle w:val="Bibliography"/>
@@ -2638,7 +2588,7 @@
       <w:r>
         <w:t xml:space="preserve"> </w:t>
       </w:r>
-      <w:hyperlink r:id="rId129">
+      <w:hyperlink r:id="rId125">
         <w:r>
           <w:rPr>
             <w:rStyle w:val="Hyperlink"/>
@@ -2647,8 +2597,8 @@
         </w:r>
       </w:hyperlink>
     </w:p>
-    <w:bookmarkEnd w:id="130"/>
-    <w:bookmarkStart w:id="132" w:name="ref-mma2026"/>
+    <w:bookmarkEnd w:id="126"/>
+    <w:bookmarkStart w:id="128" w:name="ref-mma2026"/>
     <w:p>
       <w:pPr>
         <w:pStyle w:val="Bibliography"/>
@@ -2659,7 +2609,7 @@
       <w:r>
         <w:t xml:space="preserve"> </w:t>
       </w:r>
-      <w:hyperlink r:id="rId131">
+      <w:hyperlink r:id="rId127">
         <w:r>
           <w:rPr>
             <w:rStyle w:val="Hyperlink"/>
@@ -2671,8 +2621,8 @@
         <w:t xml:space="preserve">.</w:t>
       </w:r>
     </w:p>
-    <w:bookmarkEnd w:id="132"/>
-    <w:bookmarkStart w:id="134" w:name="ref-molinez2024"/>
+    <w:bookmarkEnd w:id="128"/>
+    <w:bookmarkStart w:id="130" w:name="ref-molinez2024"/>
     <w:p>
       <w:pPr>
         <w:pStyle w:val="Bibliography"/>
@@ -2683,7 +2633,7 @@
       <w:r>
         <w:t xml:space="preserve"> </w:t>
       </w:r>
-      <w:hyperlink r:id="rId133">
+      <w:hyperlink r:id="rId129">
         <w:r>
           <w:rPr>
             <w:rStyle w:val="Hyperlink"/>
@@ -2695,8 +2645,8 @@
         <w:t xml:space="preserve">. Revista Brasileira de Cartografia 76.</w:t>
       </w:r>
     </w:p>
-    <w:bookmarkEnd w:id="134"/>
-    <w:bookmarkStart w:id="136" w:name="ref-mugodo2006"/>
+    <w:bookmarkEnd w:id="130"/>
+    <w:bookmarkStart w:id="132" w:name="ref-mugodo2006"/>
     <w:p>
       <w:pPr>
         <w:pStyle w:val="Bibliography"/>
@@ -2707,7 +2657,7 @@
       <w:r>
         <w:t xml:space="preserve"> </w:t>
       </w:r>
-      <w:hyperlink r:id="rId135">
+      <w:hyperlink r:id="rId131">
         <w:r>
           <w:rPr>
             <w:rStyle w:val="Hyperlink"/>
@@ -2719,8 +2669,8 @@
         <w:t xml:space="preserve">. Hydrobiologia 572:59–70.</w:t>
       </w:r>
     </w:p>
-    <w:bookmarkEnd w:id="136"/>
-    <w:bookmarkStart w:id="138" w:name="ref-myers2000"/>
+    <w:bookmarkEnd w:id="132"/>
+    <w:bookmarkStart w:id="134" w:name="ref-myers2000"/>
     <w:p>
       <w:pPr>
         <w:pStyle w:val="Bibliography"/>
@@ -2731,7 +2681,7 @@
       <w:r>
         <w:t xml:space="preserve"> </w:t>
       </w:r>
-      <w:hyperlink r:id="rId137">
+      <w:hyperlink r:id="rId133">
         <w:r>
           <w:rPr>
             <w:rStyle w:val="Hyperlink"/>
@@ -2743,8 +2693,8 @@
         <w:t xml:space="preserve">. Nature 403:853–8.</w:t>
       </w:r>
     </w:p>
-    <w:bookmarkEnd w:id="138"/>
-    <w:bookmarkStart w:id="140" w:name="ref-naiman1997"/>
+    <w:bookmarkEnd w:id="134"/>
+    <w:bookmarkStart w:id="136" w:name="ref-naiman1997"/>
     <w:p>
       <w:pPr>
         <w:pStyle w:val="Bibliography"/>
@@ -2755,7 +2705,7 @@
       <w:r>
         <w:t xml:space="preserve"> </w:t>
       </w:r>
-      <w:hyperlink r:id="rId139">
+      <w:hyperlink r:id="rId135">
         <w:r>
           <w:rPr>
             <w:rStyle w:val="Hyperlink"/>
@@ -2767,8 +2717,8 @@
         <w:t xml:space="preserve">. Annual Review of Ecology and Systematics 28:621–658.</w:t>
       </w:r>
     </w:p>
-    <w:bookmarkEnd w:id="140"/>
-    <w:bookmarkStart w:id="142" w:name="ref-obrien2007"/>
+    <w:bookmarkEnd w:id="136"/>
+    <w:bookmarkStart w:id="138" w:name="ref-obrien2007"/>
     <w:p>
       <w:pPr>
         <w:pStyle w:val="Bibliography"/>
@@ -2779,7 +2729,7 @@
       <w:r>
         <w:t xml:space="preserve"> </w:t>
       </w:r>
-      <w:hyperlink r:id="rId141">
+      <w:hyperlink r:id="rId137">
         <w:r>
           <w:rPr>
             <w:rStyle w:val="Hyperlink"/>
@@ -2791,8 +2741,8 @@
         <w:t xml:space="preserve">. Quality &amp; Quantity 41:673–690.</w:t>
       </w:r>
     </w:p>
-    <w:bookmarkEnd w:id="142"/>
-    <w:bookmarkStart w:id="144" w:name="ref-oester2026"/>
+    <w:bookmarkEnd w:id="138"/>
+    <w:bookmarkStart w:id="140" w:name="ref-oester2026"/>
     <w:p>
       <w:pPr>
         <w:pStyle w:val="Bibliography"/>
@@ -2803,7 +2753,7 @@
       <w:r>
         <w:t xml:space="preserve"> </w:t>
       </w:r>
-      <w:hyperlink r:id="rId143">
+      <w:hyperlink r:id="rId139">
         <w:r>
           <w:rPr>
             <w:rStyle w:val="Hyperlink"/>
@@ -2815,8 +2765,8 @@
         <w:t xml:space="preserve">. Ecosystems 29:3.</w:t>
       </w:r>
     </w:p>
-    <w:bookmarkEnd w:id="144"/>
-    <w:bookmarkStart w:id="146" w:name="ref-oksanen"/>
+    <w:bookmarkEnd w:id="140"/>
+    <w:bookmarkStart w:id="142" w:name="ref-oksanen"/>
     <w:p>
       <w:pPr>
         <w:pStyle w:val="Bibliography"/>
@@ -2827,7 +2777,7 @@
       <w:r>
         <w:t xml:space="preserve"> </w:t>
       </w:r>
-      <w:hyperlink r:id="rId145">
+      <w:hyperlink r:id="rId141">
         <w:r>
           <w:rPr>
             <w:rStyle w:val="Hyperlink"/>
@@ -2839,8 +2789,8 @@
         <w:t xml:space="preserve">.</w:t>
       </w:r>
     </w:p>
-    <w:bookmarkEnd w:id="146"/>
-    <w:bookmarkStart w:id="148" w:name="ref-oliveira2025"/>
+    <w:bookmarkEnd w:id="142"/>
+    <w:bookmarkStart w:id="144" w:name="ref-oliveira2025"/>
     <w:p>
       <w:pPr>
         <w:pStyle w:val="Bibliography"/>
@@ -2851,7 +2801,7 @@
       <w:r>
         <w:t xml:space="preserve"> </w:t>
       </w:r>
-      <w:hyperlink r:id="rId147">
+      <w:hyperlink r:id="rId143">
         <w:r>
           <w:rPr>
             <w:rStyle w:val="Hyperlink"/>
@@ -2863,8 +2813,8 @@
         <w:t xml:space="preserve">. Science of The Total Environment 963:178256.</w:t>
       </w:r>
     </w:p>
-    <w:bookmarkEnd w:id="148"/>
-    <w:bookmarkStart w:id="150" w:name="ref-oliveira2017"/>
+    <w:bookmarkEnd w:id="144"/>
+    <w:bookmarkStart w:id="146" w:name="ref-oliveira2017"/>
     <w:p>
       <w:pPr>
         <w:pStyle w:val="Bibliography"/>
@@ -2875,7 +2825,7 @@
       <w:r>
         <w:t xml:space="preserve"> </w:t>
       </w:r>
-      <w:hyperlink r:id="rId149">
+      <w:hyperlink r:id="rId145">
         <w:r>
           <w:rPr>
             <w:rStyle w:val="Hyperlink"/>
@@ -2887,8 +2837,8 @@
         <w:t xml:space="preserve">. Scientific Reports 7:9141.</w:t>
       </w:r>
     </w:p>
-    <w:bookmarkEnd w:id="150"/>
-    <w:bookmarkStart w:id="152" w:name="ref-olson2001"/>
+    <w:bookmarkEnd w:id="146"/>
+    <w:bookmarkStart w:id="148" w:name="ref-olson2001"/>
     <w:p>
       <w:pPr>
         <w:pStyle w:val="Bibliography"/>
@@ -2899,7 +2849,7 @@
       <w:r>
         <w:t xml:space="preserve"> </w:t>
       </w:r>
-      <w:hyperlink r:id="rId151">
+      <w:hyperlink r:id="rId147">
         <w:r>
           <w:rPr>
             <w:rStyle w:val="Hyperlink"/>
@@ -2911,8 +2861,8 @@
         <w:t xml:space="preserve">. BioScience 51:933.</w:t>
       </w:r>
     </w:p>
-    <w:bookmarkEnd w:id="152"/>
-    <w:bookmarkStart w:id="154" w:name="ref-ono2020"/>
+    <w:bookmarkEnd w:id="148"/>
+    <w:bookmarkStart w:id="150" w:name="ref-ono2020"/>
     <w:p>
       <w:pPr>
         <w:pStyle w:val="Bibliography"/>
@@ -2923,7 +2873,7 @@
       <w:r>
         <w:t xml:space="preserve"> </w:t>
       </w:r>
-      <w:hyperlink r:id="rId153">
+      <w:hyperlink r:id="rId149">
         <w:r>
           <w:rPr>
             <w:rStyle w:val="Hyperlink"/>
@@ -2935,8 +2885,8 @@
         <w:t xml:space="preserve">. Community Ecology 21:145–157.</w:t>
       </w:r>
     </w:p>
-    <w:bookmarkEnd w:id="154"/>
-    <w:bookmarkStart w:id="155" w:name="ref-peel2007"/>
+    <w:bookmarkEnd w:id="150"/>
+    <w:bookmarkStart w:id="151" w:name="ref-peel2007"/>
     <w:p>
       <w:pPr>
         <w:pStyle w:val="Bibliography"/>
@@ -2951,8 +2901,8 @@
         <w:t xml:space="preserve">cation. Hydrol. Earth Syst. Sci.</w:t>
       </w:r>
     </w:p>
-    <w:bookmarkEnd w:id="155"/>
-    <w:bookmarkStart w:id="156" w:name="ref-pinto-coelho2004"/>
+    <w:bookmarkEnd w:id="151"/>
+    <w:bookmarkStart w:id="152" w:name="ref-pinto-coelho2004"/>
     <w:p>
       <w:pPr>
         <w:pStyle w:val="Bibliography"/>
@@ -2961,8 +2911,8 @@
         <w:t xml:space="preserve">Pinto-Coelho, R. 2004. Métodos de coleta, preservação, contagem e determinação de biomassa em zooplâncton de águas epicontinentais. Amostragem em limnologia:149–166.</w:t>
       </w:r>
     </w:p>
-    <w:bookmarkEnd w:id="156"/>
-    <w:bookmarkStart w:id="157" w:name="ref-pusey2004"/>
+    <w:bookmarkEnd w:id="152"/>
+    <w:bookmarkStart w:id="153" w:name="ref-pusey2004"/>
     <w:p>
       <w:pPr>
         <w:pStyle w:val="Bibliography"/>
@@ -2987,8 +2937,8 @@
         <w:t xml:space="preserve">B. Pusey, M. J. Kennard, and A. Arthington, editors. CSIRO Publishing, Melbourne, Australia. 682 pp.</w:t>
       </w:r>
     </w:p>
-    <w:bookmarkEnd w:id="157"/>
-    <w:bookmarkStart w:id="159" w:name="ref-rcoreteam2023"/>
+    <w:bookmarkEnd w:id="153"/>
+    <w:bookmarkStart w:id="155" w:name="ref-rcoreteam2023"/>
     <w:p>
       <w:pPr>
         <w:pStyle w:val="Bibliography"/>
@@ -2999,7 +2949,7 @@
       <w:r>
         <w:t xml:space="preserve"> </w:t>
       </w:r>
-      <w:hyperlink r:id="rId158">
+      <w:hyperlink r:id="rId154">
         <w:r>
           <w:rPr>
             <w:rStyle w:val="Hyperlink"/>
@@ -3011,8 +2961,8 @@
         <w:t xml:space="preserve">.</w:t>
       </w:r>
     </w:p>
-    <w:bookmarkEnd w:id="159"/>
-    <w:bookmarkStart w:id="161" w:name="ref-ramos2022"/>
+    <w:bookmarkEnd w:id="155"/>
+    <w:bookmarkStart w:id="157" w:name="ref-ramos2022"/>
     <w:p>
       <w:pPr>
         <w:pStyle w:val="Bibliography"/>
@@ -3023,7 +2973,7 @@
       <w:r>
         <w:t xml:space="preserve"> </w:t>
       </w:r>
-      <w:hyperlink r:id="rId160">
+      <w:hyperlink r:id="rId156">
         <w:r>
           <w:rPr>
             <w:rStyle w:val="Hyperlink"/>
@@ -3035,8 +2985,8 @@
         <w:t xml:space="preserve">. Aquatic Ecology 56:239–249.</w:t>
       </w:r>
     </w:p>
-    <w:bookmarkEnd w:id="161"/>
-    <w:bookmarkStart w:id="163" w:name="ref-ribeiro2022"/>
+    <w:bookmarkEnd w:id="157"/>
+    <w:bookmarkStart w:id="159" w:name="ref-ribeiro2022"/>
     <w:p>
       <w:pPr>
         <w:pStyle w:val="Bibliography"/>
@@ -3047,7 +2997,7 @@
       <w:r>
         <w:t xml:space="preserve"> </w:t>
       </w:r>
-      <w:hyperlink r:id="rId162">
+      <w:hyperlink r:id="rId158">
         <w:r>
           <w:rPr>
             <w:rStyle w:val="Hyperlink"/>
@@ -3059,8 +3009,8 @@
         <w:t xml:space="preserve">. Hydrobiologia 849:3135–3147.</w:t>
       </w:r>
     </w:p>
-    <w:bookmarkEnd w:id="163"/>
-    <w:bookmarkStart w:id="165" w:name="ref-riis2020"/>
+    <w:bookmarkEnd w:id="159"/>
+    <w:bookmarkStart w:id="161" w:name="ref-riis2020"/>
     <w:p>
       <w:pPr>
         <w:pStyle w:val="Bibliography"/>
@@ -3071,7 +3021,7 @@
       <w:r>
         <w:t xml:space="preserve"> </w:t>
       </w:r>
-      <w:hyperlink r:id="rId164">
+      <w:hyperlink r:id="rId160">
         <w:r>
           <w:rPr>
             <w:rStyle w:val="Hyperlink"/>
@@ -3083,8 +3033,8 @@
         <w:t xml:space="preserve">. BioScience 70:501–514.</w:t>
       </w:r>
     </w:p>
-    <w:bookmarkEnd w:id="165"/>
-    <w:bookmarkStart w:id="167" w:name="ref-rocha2012"/>
+    <w:bookmarkEnd w:id="161"/>
+    <w:bookmarkStart w:id="163" w:name="ref-rocha2012"/>
     <w:p>
       <w:pPr>
         <w:pStyle w:val="Bibliography"/>
@@ -3095,7 +3045,7 @@
       <w:r>
         <w:t xml:space="preserve"> </w:t>
       </w:r>
-      <w:hyperlink r:id="rId166">
+      <w:hyperlink r:id="rId162">
         <w:r>
           <w:rPr>
             <w:rStyle w:val="Hyperlink"/>
@@ -3107,8 +3057,8 @@
         <w:t xml:space="preserve">. Journal of Arid Environments 85:33–40.</w:t>
       </w:r>
     </w:p>
-    <w:bookmarkEnd w:id="167"/>
-    <w:bookmarkStart w:id="169" w:name="ref-santos2025"/>
+    <w:bookmarkEnd w:id="163"/>
+    <w:bookmarkStart w:id="165" w:name="ref-santos2025"/>
     <w:p>
       <w:pPr>
         <w:pStyle w:val="Bibliography"/>
@@ -3119,7 +3069,7 @@
       <w:r>
         <w:t xml:space="preserve"> </w:t>
       </w:r>
-      <w:hyperlink r:id="rId168">
+      <w:hyperlink r:id="rId164">
         <w:r>
           <w:rPr>
             <w:rStyle w:val="Hyperlink"/>
@@ -3131,8 +3081,8 @@
         <w:t xml:space="preserve">. Perspectives in Ecology and Conservation 23:61–69.</w:t>
       </w:r>
     </w:p>
-    <w:bookmarkEnd w:id="169"/>
-    <w:bookmarkStart w:id="171" w:name="ref-santos2026"/>
+    <w:bookmarkEnd w:id="165"/>
+    <w:bookmarkStart w:id="167" w:name="ref-santos2026"/>
     <w:p>
       <w:pPr>
         <w:pStyle w:val="Bibliography"/>
@@ -3143,7 +3093,7 @@
       <w:r>
         <w:t xml:space="preserve"> </w:t>
       </w:r>
-      <w:hyperlink r:id="rId170">
+      <w:hyperlink r:id="rId166">
         <w:r>
           <w:rPr>
             <w:rStyle w:val="Hyperlink"/>
@@ -3155,8 +3105,8 @@
         <w:t xml:space="preserve">. Biodiversity and Conservation 35:78.</w:t>
       </w:r>
     </w:p>
-    <w:bookmarkEnd w:id="171"/>
-    <w:bookmarkStart w:id="173" w:name="ref-silva2017"/>
+    <w:bookmarkEnd w:id="167"/>
+    <w:bookmarkStart w:id="169" w:name="ref-silva2017"/>
     <w:p>
       <w:pPr>
         <w:pStyle w:val="Bibliography"/>
@@ -3167,7 +3117,7 @@
       <w:r>
         <w:t xml:space="preserve"> </w:t>
       </w:r>
-      <w:hyperlink r:id="rId172">
+      <w:hyperlink r:id="rId168">
         <w:r>
           <w:rPr>
             <w:rStyle w:val="Hyperlink"/>
@@ -3179,8 +3129,8 @@
         <w:t xml:space="preserve">. Ambiente e Agua - An Interdisciplinary Journal of Applied Science 12:618.</w:t>
       </w:r>
     </w:p>
-    <w:bookmarkEnd w:id="173"/>
-    <w:bookmarkStart w:id="175" w:name="ref-silva2024"/>
+    <w:bookmarkEnd w:id="169"/>
+    <w:bookmarkStart w:id="171" w:name="ref-silva2024"/>
     <w:p>
       <w:pPr>
         <w:pStyle w:val="Bibliography"/>
@@ -3191,7 +3141,7 @@
       <w:r>
         <w:t xml:space="preserve"> </w:t>
       </w:r>
-      <w:hyperlink r:id="rId174">
+      <w:hyperlink r:id="rId170">
         <w:r>
           <w:rPr>
             <w:rStyle w:val="Hyperlink"/>
@@ -3203,8 +3153,8 @@
         <w:t xml:space="preserve">. Brazilian Journal of Biology 84:e279923.</w:t>
       </w:r>
     </w:p>
-    <w:bookmarkEnd w:id="175"/>
-    <w:bookmarkStart w:id="177" w:name="ref-silva-araújo2020"/>
+    <w:bookmarkEnd w:id="171"/>
+    <w:bookmarkStart w:id="173" w:name="ref-silva-araújo2020"/>
     <w:p>
       <w:pPr>
         <w:pStyle w:val="Bibliography"/>
@@ -3215,7 +3165,7 @@
       <w:r>
         <w:t xml:space="preserve"> </w:t>
       </w:r>
-      <w:hyperlink r:id="rId176">
+      <w:hyperlink r:id="rId172">
         <w:r>
           <w:rPr>
             <w:rStyle w:val="Hyperlink"/>
@@ -3227,8 +3177,8 @@
         <w:t xml:space="preserve">. Perspectives in Ecology and Conservation 18:277–282.</w:t>
       </w:r>
     </w:p>
-    <w:bookmarkEnd w:id="177"/>
-    <w:bookmarkStart w:id="179" w:name="ref-simeão2026"/>
+    <w:bookmarkEnd w:id="173"/>
+    <w:bookmarkStart w:id="175" w:name="ref-simeão2026"/>
     <w:p>
       <w:pPr>
         <w:pStyle w:val="Bibliography"/>
@@ -3239,7 +3189,7 @@
       <w:r>
         <w:t xml:space="preserve"> </w:t>
       </w:r>
-      <w:hyperlink r:id="rId178">
+      <w:hyperlink r:id="rId174">
         <w:r>
           <w:rPr>
             <w:rStyle w:val="Hyperlink"/>
@@ -3263,8 +3213,8 @@
         <w:t xml:space="preserve">. Ambio.</w:t>
       </w:r>
     </w:p>
-    <w:bookmarkEnd w:id="179"/>
-    <w:bookmarkStart w:id="181" w:name="ref-simião-ferreira2026"/>
+    <w:bookmarkEnd w:id="175"/>
+    <w:bookmarkStart w:id="177" w:name="ref-simião-ferreira2026"/>
     <w:p>
       <w:pPr>
         <w:pStyle w:val="Bibliography"/>
@@ -3275,7 +3225,7 @@
       <w:r>
         <w:t xml:space="preserve"> </w:t>
       </w:r>
-      <w:hyperlink r:id="rId180">
+      <w:hyperlink r:id="rId176">
         <w:r>
           <w:rPr>
             <w:rStyle w:val="Hyperlink"/>
@@ -3287,8 +3237,8 @@
         <w:t xml:space="preserve">. Austral Ecology 51:e70203.</w:t>
       </w:r>
     </w:p>
-    <w:bookmarkEnd w:id="181"/>
-    <w:bookmarkStart w:id="182" w:name="ref-soler2004"/>
+    <w:bookmarkEnd w:id="177"/>
+    <w:bookmarkStart w:id="178" w:name="ref-soler2004"/>
     <w:p>
       <w:pPr>
         <w:pStyle w:val="Bibliography"/>
@@ -3297,8 +3247,8 @@
         <w:t xml:space="preserve">Soler, J. M. P. 2004. Planejamento de experimentos e pesquisa em limnologia. Pages 16–24. BICUDO, C. E. M. BICUDO, D. C., São Carlos, SP.</w:t>
       </w:r>
     </w:p>
-    <w:bookmarkEnd w:id="182"/>
-    <w:bookmarkStart w:id="184" w:name="ref-souza2021"/>
+    <w:bookmarkEnd w:id="178"/>
+    <w:bookmarkStart w:id="180" w:name="ref-souza2021"/>
     <w:p>
       <w:pPr>
         <w:pStyle w:val="Bibliography"/>
@@ -3309,7 +3259,7 @@
       <w:r>
         <w:t xml:space="preserve"> </w:t>
       </w:r>
-      <w:hyperlink r:id="rId183">
+      <w:hyperlink r:id="rId179">
         <w:r>
           <w:rPr>
             <w:rStyle w:val="Hyperlink"/>
@@ -3321,8 +3271,8 @@
         <w:t xml:space="preserve">. Forest Ecology and Management 489:119043.</w:t>
       </w:r>
     </w:p>
-    <w:bookmarkEnd w:id="184"/>
-    <w:bookmarkStart w:id="186" w:name="ref-souza2023"/>
+    <w:bookmarkEnd w:id="180"/>
+    <w:bookmarkStart w:id="182" w:name="ref-souza2023"/>
     <w:p>
       <w:pPr>
         <w:pStyle w:val="Bibliography"/>
@@ -3333,7 +3283,7 @@
       <w:r>
         <w:t xml:space="preserve"> </w:t>
       </w:r>
-      <w:hyperlink r:id="rId185">
+      <w:hyperlink r:id="rId181">
         <w:r>
           <w:rPr>
             <w:rStyle w:val="Hyperlink"/>
@@ -3345,8 +3295,8 @@
         <w:t xml:space="preserve">. Revista de Gestão Social e Ambiental 18:e03913.</w:t>
       </w:r>
     </w:p>
-    <w:bookmarkEnd w:id="186"/>
-    <w:bookmarkStart w:id="188" w:name="ref-stenert2008"/>
+    <w:bookmarkEnd w:id="182"/>
+    <w:bookmarkStart w:id="184" w:name="ref-stenert2008"/>
     <w:p>
       <w:pPr>
         <w:pStyle w:val="Bibliography"/>
@@ -3357,7 +3307,7 @@
       <w:r>
         <w:t xml:space="preserve"> </w:t>
       </w:r>
-      <w:hyperlink r:id="rId187">
+      <w:hyperlink r:id="rId183">
         <w:r>
           <w:rPr>
             <w:rStyle w:val="Hyperlink"/>
@@ -3369,8 +3319,8 @@
         <w:t xml:space="preserve">. Marine and Freshwater Research 59:540–548.</w:t>
       </w:r>
     </w:p>
-    <w:bookmarkEnd w:id="188"/>
-    <w:bookmarkStart w:id="190" w:name="ref-strahler1957"/>
+    <w:bookmarkEnd w:id="184"/>
+    <w:bookmarkStart w:id="186" w:name="ref-strahler1957"/>
     <w:p>
       <w:pPr>
         <w:pStyle w:val="Bibliography"/>
@@ -3381,7 +3331,7 @@
       <w:r>
         <w:t xml:space="preserve"> </w:t>
       </w:r>
-      <w:hyperlink r:id="rId189">
+      <w:hyperlink r:id="rId185">
         <w:r>
           <w:rPr>
             <w:rStyle w:val="Hyperlink"/>
@@ -3393,8 +3343,8 @@
         <w:t xml:space="preserve">. Eos, Transactions American Geophysical Union 38:913–920.</w:t>
       </w:r>
     </w:p>
-    <w:bookmarkEnd w:id="190"/>
-    <w:bookmarkStart w:id="192" w:name="ref-tabarelli2010"/>
+    <w:bookmarkEnd w:id="186"/>
+    <w:bookmarkStart w:id="188" w:name="ref-tabarelli2010"/>
     <w:p>
       <w:pPr>
         <w:pStyle w:val="Bibliography"/>
@@ -3405,7 +3355,7 @@
       <w:r>
         <w:t xml:space="preserve"> </w:t>
       </w:r>
-      <w:hyperlink r:id="rId191">
+      <w:hyperlink r:id="rId187">
         <w:r>
           <w:rPr>
             <w:rStyle w:val="Hyperlink"/>
@@ -3417,8 +3367,8 @@
         <w:t xml:space="preserve">. Biological Conservation 143:2328–2340.</w:t>
       </w:r>
     </w:p>
-    <w:bookmarkEnd w:id="192"/>
-    <w:bookmarkStart w:id="194" w:name="ref-tadeu2025"/>
+    <w:bookmarkEnd w:id="188"/>
+    <w:bookmarkStart w:id="190" w:name="ref-tadeu2025"/>
     <w:p>
       <w:pPr>
         <w:pStyle w:val="Bibliography"/>
@@ -3429,7 +3379,7 @@
       <w:r>
         <w:t xml:space="preserve"> </w:t>
       </w:r>
-      <w:hyperlink r:id="rId193">
+      <w:hyperlink r:id="rId189">
         <w:r>
           <w:rPr>
             <w:rStyle w:val="Hyperlink"/>
@@ -3441,8 +3391,8 @@
         <w:t xml:space="preserve">. Ecohydrology 18:e70130.</w:t>
       </w:r>
     </w:p>
-    <w:bookmarkEnd w:id="194"/>
-    <w:bookmarkStart w:id="196" w:name="ref-tonello2021"/>
+    <w:bookmarkEnd w:id="190"/>
+    <w:bookmarkStart w:id="192" w:name="ref-tonello2021"/>
     <w:p>
       <w:pPr>
         <w:pStyle w:val="Bibliography"/>
@@ -3453,7 +3403,7 @@
       <w:r>
         <w:t xml:space="preserve"> </w:t>
       </w:r>
-      <w:hyperlink r:id="rId195">
+      <w:hyperlink r:id="rId191">
         <w:r>
           <w:rPr>
             <w:rStyle w:val="Hyperlink"/>
@@ -3465,8 +3415,8 @@
         <w:t xml:space="preserve">. Limnologica 91:125927.</w:t>
       </w:r>
     </w:p>
-    <w:bookmarkEnd w:id="196"/>
-    <w:bookmarkStart w:id="197" w:name="ref-tundisi2008"/>
+    <w:bookmarkEnd w:id="192"/>
+    <w:bookmarkStart w:id="193" w:name="ref-tundisi2008"/>
     <w:p>
       <w:pPr>
         <w:pStyle w:val="Bibliography"/>
@@ -3475,8 +3425,8 @@
         <w:t xml:space="preserve">Tundisi, J. G., and T. Matsumura-Tundisi. 2008. Limnologia. Oficina de Textos, São Paulo.</w:t>
       </w:r>
     </w:p>
-    <w:bookmarkEnd w:id="197"/>
-    <w:bookmarkStart w:id="199" w:name="ref-vancine2024"/>
+    <w:bookmarkEnd w:id="193"/>
+    <w:bookmarkStart w:id="195" w:name="ref-vancine2024"/>
     <w:p>
       <w:pPr>
         <w:pStyle w:val="Bibliography"/>
@@ -3487,7 +3437,7 @@
       <w:r>
         <w:t xml:space="preserve"> </w:t>
       </w:r>
-      <w:hyperlink r:id="rId198">
+      <w:hyperlink r:id="rId194">
         <w:r>
           <w:rPr>
             <w:rStyle w:val="Hyperlink"/>
@@ -3499,8 +3449,8 @@
         <w:t xml:space="preserve">. Biological Conservation 291:110499.</w:t>
       </w:r>
     </w:p>
-    <w:bookmarkEnd w:id="199"/>
-    <w:bookmarkStart w:id="201" w:name="ref-walks2007"/>
+    <w:bookmarkEnd w:id="195"/>
+    <w:bookmarkStart w:id="197" w:name="ref-walks2007"/>
     <w:p>
       <w:pPr>
         <w:pStyle w:val="Bibliography"/>
@@ -3511,7 +3461,7 @@
       <w:r>
         <w:t xml:space="preserve"> </w:t>
       </w:r>
-      <w:hyperlink r:id="rId200">
+      <w:hyperlink r:id="rId196">
         <w:r>
           <w:rPr>
             <w:rStyle w:val="Hyperlink"/>
@@ -3523,8 +3473,8 @@
         <w:t xml:space="preserve">. Canadian Journal of Fisheries and Aquatic Sciences 64:1693–1702.</w:t>
       </w:r>
     </w:p>
-    <w:bookmarkEnd w:id="201"/>
-    <w:bookmarkStart w:id="203" w:name="ref-witt2023"/>
+    <w:bookmarkEnd w:id="197"/>
+    <w:bookmarkStart w:id="199" w:name="ref-witt2023"/>
     <w:p>
       <w:pPr>
         <w:pStyle w:val="Bibliography"/>
@@ -3535,7 +3485,7 @@
       <w:r>
         <w:t xml:space="preserve"> </w:t>
       </w:r>
-      <w:hyperlink r:id="rId202">
+      <w:hyperlink r:id="rId198">
         <w:r>
           <w:rPr>
             <w:rStyle w:val="Hyperlink"/>
@@ -3547,8 +3497,8 @@
         <w:t xml:space="preserve">. Neotropical Biology and Conservation 18:209–230.</w:t>
       </w:r>
     </w:p>
-    <w:bookmarkEnd w:id="203"/>
-    <w:bookmarkStart w:id="205" w:name="ref-ye2024"/>
+    <w:bookmarkEnd w:id="199"/>
+    <w:bookmarkStart w:id="201" w:name="ref-ye2024"/>
     <w:p>
       <w:pPr>
         <w:pStyle w:val="Bibliography"/>
@@ -3559,7 +3509,7 @@
       <w:r>
         <w:t xml:space="preserve"> </w:t>
       </w:r>
-      <w:hyperlink r:id="rId204">
+      <w:hyperlink r:id="rId200">
         <w:r>
           <w:rPr>
             <w:rStyle w:val="Hyperlink"/>
@@ -3571,8 +3521,8 @@
         <w:t xml:space="preserve">. Science of The Total Environment 922:171196.</w:t>
       </w:r>
     </w:p>
-    <w:bookmarkEnd w:id="205"/>
-    <w:bookmarkStart w:id="207" w:name="ref-zhang2024"/>
+    <w:bookmarkEnd w:id="201"/>
+    <w:bookmarkStart w:id="203" w:name="ref-zhang2024"/>
     <w:p>
       <w:pPr>
         <w:pStyle w:val="Bibliography"/>
@@ -3583,7 +3533,7 @@
       <w:r>
         <w:t xml:space="preserve"> </w:t>
       </w:r>
-      <w:hyperlink r:id="rId206">
+      <w:hyperlink r:id="rId202">
         <w:r>
           <w:rPr>
             <w:rStyle w:val="Hyperlink"/>
@@ -3595,8 +3545,8 @@
         <w:t xml:space="preserve">. Science of The Total Environment 921:171150.</w:t>
       </w:r>
     </w:p>
-    <w:bookmarkEnd w:id="207"/>
-    <w:bookmarkStart w:id="209" w:name="ref-zuñe2025"/>
+    <w:bookmarkEnd w:id="203"/>
+    <w:bookmarkStart w:id="205" w:name="ref-zuñe2025"/>
     <w:p>
       <w:pPr>
         <w:pStyle w:val="Bibliography"/>
@@ -3607,7 +3557,7 @@
       <w:r>
         <w:t xml:space="preserve"> </w:t>
       </w:r>
-      <w:hyperlink r:id="rId208">
+      <w:hyperlink r:id="rId204">
         <w:r>
           <w:rPr>
             <w:rStyle w:val="Hyperlink"/>
@@ -3619,9 +3569,9 @@
         <w:t xml:space="preserve">. Biota Neotropica 25:e20241658.</w:t>
       </w:r>
     </w:p>
-    <w:bookmarkEnd w:id="209"/>
-    <w:bookmarkEnd w:id="210"/>
-    <w:bookmarkEnd w:id="211"/>
+    <w:bookmarkEnd w:id="205"/>
+    <w:bookmarkEnd w:id="206"/>
+    <w:bookmarkEnd w:id="207"/>
     <w:bookmarkStart w:id="219" w:name="figuras-e-tabelas"/>
     <w:p>
       <w:pPr>
@@ -3645,6 +3595,22 @@
       </w:hyperlink>
       <w:r>
         <w:t xml:space="preserve">: Localização das unidades amostrais nos riachos Barro Branco e Caiana, na Reserva Biológica Guaribas, Mamanguape, Paraíba. A unidade amostral 1 corresponde ao local de referência do estudo.</w:t>
+      </w:r>
+    </w:p>
+    <w:p>
+      <w:pPr>
+        <w:pStyle w:val="TextBody"/>
+      </w:pPr>
+      <w:hyperlink w:anchor="fig-PCA_fviz">
+        <w:r>
+          <w:rPr>
+            <w:rStyle w:val="Hyperlink"/>
+          </w:rPr>
+          <w:t xml:space="preserve">Figure 2</w:t>
+        </w:r>
+      </w:hyperlink>
+      <w:r>
+        <w:t xml:space="preserve">: Análise de Componentes Principais (PCA) descrevendo a estrutura ambiental dos locais de amostragem com base em variáveis físico-químicas da água, morfologia do canal, composição do substrato e estrutura do habitat marginal.</w:t>
       </w:r>
     </w:p>
     <w:p>
@@ -3693,7 +3659,7 @@
       <w:tr>
         <w:tc>
           <w:tcPr/>
-          <w:bookmarkStart w:id="215" w:name="fig-mapa"/>
+          <w:bookmarkStart w:id="211" w:name="fig-mapa"/>
           <w:p>
             <w:pPr>
               <w:pStyle w:val="Compact"/>
@@ -3704,18 +3670,18 @@
                 <wp:inline>
                   <wp:extent cx="5943600" cy="4199989"/>
                   <wp:effectExtent b="0" l="0" r="0" t="0"/>
-                  <wp:docPr descr="" title="" id="213" name="Picture"/>
+                  <wp:docPr descr="" title="" id="209" name="Picture"/>
                   <a:graphic>
                     <a:graphicData uri="http://schemas.openxmlformats.org/drawingml/2006/picture">
                       <pic:pic>
                         <pic:nvPicPr>
-                          <pic:cNvPr descr="imagens/mapa.jpeg" id="214" name="Picture"/>
+                          <pic:cNvPr descr="imagens/mapa.jpeg" id="210" name="Picture"/>
                           <pic:cNvPicPr>
                             <a:picLocks noChangeArrowheads="1" noChangeAspect="1"/>
                           </pic:cNvPicPr>
                         </pic:nvPicPr>
                         <pic:blipFill>
-                          <a:blip r:embed="rId212"/>
+                          <a:blip r:embed="rId208"/>
                           <a:stretch>
                             <a:fillRect/>
                           </a:stretch>
@@ -3755,18 +3721,105 @@
               <w:t xml:space="preserve">Figure 1: Localização das unidades amostrais.</w:t>
             </w:r>
           </w:p>
+          <w:bookmarkEnd w:id="211"/>
+        </w:tc>
+      </w:tr>
+    </w:tbl>
+    <w:p>
+      <w:pPr>
+        <w:pStyle w:val="TextBody"/>
+      </w:pPr>
+      <w:r>
+        <w:t xml:space="preserve">Fig.: Análise de Componentes Principais das variáveis ambientais</w:t>
+      </w:r>
+    </w:p>
+    <w:tbl>
+      <w:tblPr>
+        <w:tblStyle w:val="Table"/>
+        <w:tblW w:type="pct" w:w="5000"/>
+        <w:tblLayout w:type="fixed"/>
+        <w:tblLook w:firstRow="0" w:lastRow="0" w:firstColumn="0" w:lastColumn="0" w:noHBand="0" w:noVBand="0" w:val="0000"/>
+      </w:tblPr>
+      <w:tblGrid>
+        <w:gridCol w:w="7920"/>
+      </w:tblGrid>
+      <w:tr>
+        <w:tc>
+          <w:tcPr/>
+          <w:bookmarkStart w:id="215" w:name="fig-PCA_fviz"/>
+          <w:p>
+            <w:pPr>
+              <w:pStyle w:val="Compact"/>
+              <w:jc w:val="center"/>
+            </w:pPr>
+            <w:r>
+              <w:drawing>
+                <wp:inline>
+                  <wp:extent cx="5943600" cy="4862945"/>
+                  <wp:effectExtent b="0" l="0" r="0" t="0"/>
+                  <wp:docPr descr="" title="" id="213" name="Picture"/>
+                  <a:graphic>
+                    <a:graphicData uri="http://schemas.openxmlformats.org/drawingml/2006/picture">
+                      <pic:pic>
+                        <pic:nvPicPr>
+                          <pic:cNvPr descr="fig-PCA_fviz.png" id="214" name="Picture"/>
+                          <pic:cNvPicPr>
+                            <a:picLocks noChangeArrowheads="1" noChangeAspect="1"/>
+                          </pic:cNvPicPr>
+                        </pic:nvPicPr>
+                        <pic:blipFill>
+                          <a:blip r:embed="rId212"/>
+                          <a:stretch>
+                            <a:fillRect/>
+                          </a:stretch>
+                        </pic:blipFill>
+                        <pic:spPr bwMode="auto">
+                          <a:xfrm>
+                            <a:off x="0" y="0"/>
+                            <a:ext cx="5943600" cy="4862945"/>
+                          </a:xfrm>
+                          <a:prstGeom prst="rect">
+                            <a:avLst/>
+                          </a:prstGeom>
+                          <a:noFill/>
+                          <a:ln w="9525">
+                            <a:noFill/>
+                            <a:headEnd/>
+                            <a:tailEnd/>
+                          </a:ln>
+                        </pic:spPr>
+                      </pic:pic>
+                    </a:graphicData>
+                  </a:graphic>
+                </wp:inline>
+              </w:drawing>
+            </w:r>
+          </w:p>
+          <w:p>
+            <w:pPr>
+              <w:jc w:val="center"/>
+            </w:pPr>
+            <w:pPr>
+              <w:jc w:val="start"/>
+              <w:spacing w:before="200"/>
+              <w:pStyle w:val="ImageCaption"/>
+            </w:pPr>
+            <w:r>
+              <w:t xml:space="preserve">Figure 2: Análise de Componentes Principais das variáveis ambientais.</w:t>
+            </w:r>
+          </w:p>
           <w:bookmarkEnd w:id="215"/>
         </w:tc>
       </w:tr>
     </w:tbl>
     <w:bookmarkEnd w:id="216"/>
-    <w:bookmarkStart w:id="218" w:name="tables"/>
+    <w:bookmarkStart w:id="218" w:name="tabelas"/>
     <w:p>
       <w:pPr>
         <w:pStyle w:val="Heading2"/>
       </w:pPr>
       <w:r>
-        <w:t xml:space="preserve">Tables</w:t>
+        <w:t xml:space="preserve">Tabelas</w:t>
       </w:r>
     </w:p>
     <w:p>
@@ -13908,23 +13961,23 @@
     </w:tbl>
     <w:bookmarkEnd w:id="218"/>
     <w:bookmarkEnd w:id="219"/>
-    <w:bookmarkStart w:id="220" w:name="apendices"/>
+    <w:bookmarkStart w:id="220" w:name="apêndices"/>
     <w:p>
       <w:pPr>
         <w:pStyle w:val="Heading1"/>
       </w:pPr>
       <w:r>
-        <w:t xml:space="preserve">Apendices</w:t>
+        <w:t xml:space="preserve">Apêndices</w:t>
       </w:r>
     </w:p>
     <w:bookmarkEnd w:id="220"/>
-    <w:bookmarkStart w:id="224" w:name="non-used-figures-and-tables"/>
+    <w:bookmarkStart w:id="224" w:name="figuras-e-tabelas-não-usadas"/>
     <w:p>
       <w:pPr>
         <w:pStyle w:val="Heading1"/>
       </w:pPr>
       <w:r>
-        <w:t xml:space="preserve">Non-used figures and tables</w:t>
+        <w:t xml:space="preserve">Figuras e tabelas não usadas</w:t>
       </w:r>
     </w:p>
     <w:tbl>

--- a/docs/index.docx
+++ b/docs/index.docx
@@ -1048,6 +1048,15 @@
       </w:r>
       <w:r>
         <w:t xml:space="preserve">(Lê et al. 2008)</w:t>
+      </w:r>
+      <w:r>
+        <w:t xml:space="preserve">. A diferença nas condições ambientais entre os tipos, classificados segundo o nível de preservação ambiental (I, II, III e IV), foi avaliada por meio da Análise de Variância Multivariada Permutacional (PERMANOVA), com 999 permutações. O teste foi empregado para avaliar se existiam diferenças nas variáveis ambientais entre os diferentes níveis de preservação</w:t>
+      </w:r>
+      <w:r>
+        <w:t xml:space="preserve"> </w:t>
+      </w:r>
+      <w:r>
+        <w:t xml:space="preserve">(Anderson 2001)</w:t>
       </w:r>
       <w:r>
         <w:t xml:space="preserve">.</w:t>

--- a/docs/index.docx
+++ b/docs/index.docx
@@ -1050,7 +1050,7 @@
         <w:t xml:space="preserve">(Lê et al. 2008)</w:t>
       </w:r>
       <w:r>
-        <w:t xml:space="preserve">. A diferença nas condições ambientais entre os tipos, classificados segundo o nível de preservação ambiental (I, II, III e IV), foi avaliada por meio da Análise de Variância Multivariada Permutacional (PERMANOVA), com 999 permutações. O teste foi empregado para avaliar se existiam diferenças nas variáveis ambientais entre os diferentes níveis de preservação</w:t>
+        <w:t xml:space="preserve">. A diferença nas condições ambientais entre os tipos I, II, III e IV, classificados de acordo com o nível de preservação ambiental, foi avaliada por meio da Análise de Variância Multivariada Permutacional (PERMANOVA), com 999 permutações</w:t>
       </w:r>
       <w:r>
         <w:t xml:space="preserve"> </w:t>
@@ -1348,7 +1348,7 @@
         <w:pStyle w:val="TextBody"/>
       </w:pPr>
       <w:r>
-        <w:t xml:space="preserve">A Análise de Componentes Principais (PCA) descreveu as condições ambientais dos locais amostrados e identificou as principais variáveis relacionadas à diferenciação entre os tipos I, II, III e IV, considerando o tipo I como referência para a interpretação das diferenças ambientais (</w:t>
+        <w:t xml:space="preserve">A Análise de Componentes Principais (PCA) mostrou que os dois primeiros eixos explicaram 40,0% da variação total dos dados, sendo 23,2% pelo primeiro eixo (Dim1) e 16,8% pelo segundo eixo (Dim2). Em relação aos niveis de preservação os pontos do tipo I foram utilizado como referência para a interpretação, o tipo II apresentou maior aproximação na distribuição dos pontos, indicando semelhanças nas condições ambientais, principalmente quanto à elevação, à liteira e ao oxigênio dissolvido. O tipo III foi associado a características como largura do canal, vegetação submersa, gramíneas, macrófitas, lama e algas. O tipo IV apresentou maior dispersão dos pontos, com alguns deles localizados próximos às variáveis areia, velocidade da água e turbidez (</w:t>
       </w:r>
       <w:hyperlink w:anchor="fig-PCA_fviz">
         <w:r>
@@ -1359,7 +1359,301 @@
         </w:r>
       </w:hyperlink>
       <w:r>
-        <w:t xml:space="preserve">). Os dois primeiros eixos explicaram 40,0% da variação total dos dados, sendo 23,2% pelo primeiro eixo (Dim1) e 16,8% pelo segundo eixo (Dim2). Em relação ao tipo I, o tipo II apresentou maior aproximação na distribuição dos pontos, indicando semelhanças nas condições ambientais, principalmente em relação à elevação, à liteira e ao oxigênio dissolvido. O tipo III apresentou distribuição principalmente no lado esquerdo do gráfico, diferenciando-se do tipo I pela associação com características como largura do canal, vegetação submersa, gramíneas, macrófitas, lama e algas. Já o tipo IV apresentou maior dispersão dos pontos, com alguns localizados na parte inferior direita do gráfico, associados à areia, à velocidade da água e à turbidez. O segundo eixo contribuiu para essa diferenciação, com a porção positiva relacionada à elevação, à liteira e ao oxigênio dissolvido, além de algas, lama e macrófitas, enquanto a porção negativa esteve relacionada à turbidez, à areia, à velocidade da água e às massas de raízes. De modo geral, considerando o tipo I como referência, a PCA indicou maior semelhança entre os tipos I e II, diferenciação do tipo III em relação às características do canal e da vegetação e maior heterogeneidade ambiental no tipo IV.</w:t>
+        <w:t xml:space="preserve">). Essas diferenças na distribuição entre os níveis de preservação foram corroboradas pela PERMANOVA, que identificou diferenças significativas nas condições ambientais entre os quatro tipos (</w:t>
+      </w:r>
+      <w:r>
+        <w:rPr>
+          <w:i/>
+          <w:iCs/>
+        </w:rPr>
+        <w:t xml:space="preserve">F</w:t>
+      </w:r>
+      <w:r>
+        <w:t xml:space="preserve"> </w:t>
+      </w:r>
+      <w:r>
+        <w:t xml:space="preserve">= 6,23;</w:t>
+      </w:r>
+      <w:r>
+        <w:t xml:space="preserve"> </w:t>
+      </w:r>
+      <w:r>
+        <w:rPr>
+          <w:i/>
+          <w:iCs/>
+        </w:rPr>
+        <w:t xml:space="preserve">R</w:t>
+      </w:r>
+      <w:r>
+        <w:t xml:space="preserve">² = 0,1786;</w:t>
+      </w:r>
+      <w:r>
+        <w:t xml:space="preserve"> </w:t>
+      </w:r>
+      <w:r>
+        <w:rPr>
+          <w:i/>
+          <w:iCs/>
+        </w:rPr>
+        <w:t xml:space="preserve">p</w:t>
+      </w:r>
+      <w:r>
+        <w:t xml:space="preserve"> </w:t>
+      </w:r>
+      <w:r>
+        <w:t xml:space="preserve">= 0,001), indicando que a classificação dos locais segundo o nível de preservação explicou 17,86% da variação ambiental. Nas comparações pareadas, foram observadas diferenças significativas entre os tipos I e III (</w:t>
+      </w:r>
+      <w:r>
+        <w:rPr>
+          <w:i/>
+          <w:iCs/>
+        </w:rPr>
+        <w:t xml:space="preserve">F</w:t>
+      </w:r>
+      <w:r>
+        <w:t xml:space="preserve"> </w:t>
+      </w:r>
+      <w:r>
+        <w:t xml:space="preserve">= 9,13;</w:t>
+      </w:r>
+      <w:r>
+        <w:t xml:space="preserve"> </w:t>
+      </w:r>
+      <w:r>
+        <w:rPr>
+          <w:i/>
+          <w:iCs/>
+        </w:rPr>
+        <w:t xml:space="preserve">R</w:t>
+      </w:r>
+      <w:r>
+        <w:t xml:space="preserve">² = 0,1858;</w:t>
+      </w:r>
+      <w:r>
+        <w:t xml:space="preserve"> </w:t>
+      </w:r>
+      <w:r>
+        <w:rPr>
+          <w:i/>
+          <w:iCs/>
+        </w:rPr>
+        <w:t xml:space="preserve">p</w:t>
+      </w:r>
+      <w:r>
+        <w:t xml:space="preserve"> </w:t>
+      </w:r>
+      <w:r>
+        <w:t xml:space="preserve">ajustado = 0,006), I e IV (</w:t>
+      </w:r>
+      <w:r>
+        <w:rPr>
+          <w:i/>
+          <w:iCs/>
+        </w:rPr>
+        <w:t xml:space="preserve">F</w:t>
+      </w:r>
+      <w:r>
+        <w:t xml:space="preserve"> </w:t>
+      </w:r>
+      <w:r>
+        <w:t xml:space="preserve">= 5,30;</w:t>
+      </w:r>
+      <w:r>
+        <w:t xml:space="preserve"> </w:t>
+      </w:r>
+      <w:r>
+        <w:rPr>
+          <w:i/>
+          <w:iCs/>
+        </w:rPr>
+        <w:t xml:space="preserve">R</w:t>
+      </w:r>
+      <w:r>
+        <w:t xml:space="preserve">² = 0,0925;</w:t>
+      </w:r>
+      <w:r>
+        <w:t xml:space="preserve"> </w:t>
+      </w:r>
+      <w:r>
+        <w:rPr>
+          <w:i/>
+          <w:iCs/>
+        </w:rPr>
+        <w:t xml:space="preserve">p</w:t>
+      </w:r>
+      <w:r>
+        <w:t xml:space="preserve"> </w:t>
+      </w:r>
+      <w:r>
+        <w:t xml:space="preserve">ajustado = 0,006), II e III (</w:t>
+      </w:r>
+      <w:r>
+        <w:rPr>
+          <w:i/>
+          <w:iCs/>
+        </w:rPr>
+        <w:t xml:space="preserve">F</w:t>
+      </w:r>
+      <w:r>
+        <w:t xml:space="preserve"> </w:t>
+      </w:r>
+      <w:r>
+        <w:t xml:space="preserve">= 4,05;</w:t>
+      </w:r>
+      <w:r>
+        <w:t xml:space="preserve"> </w:t>
+      </w:r>
+      <w:r>
+        <w:rPr>
+          <w:i/>
+          <w:iCs/>
+        </w:rPr>
+        <w:t xml:space="preserve">R</w:t>
+      </w:r>
+      <w:r>
+        <w:t xml:space="preserve">² = 0,1065;</w:t>
+      </w:r>
+      <w:r>
+        <w:t xml:space="preserve"> </w:t>
+      </w:r>
+      <w:r>
+        <w:rPr>
+          <w:i/>
+          <w:iCs/>
+        </w:rPr>
+        <w:t xml:space="preserve">p</w:t>
+      </w:r>
+      <w:r>
+        <w:t xml:space="preserve"> </w:t>
+      </w:r>
+      <w:r>
+        <w:t xml:space="preserve">ajustado = 0,006), II e IV (</w:t>
+      </w:r>
+      <w:r>
+        <w:rPr>
+          <w:i/>
+          <w:iCs/>
+        </w:rPr>
+        <w:t xml:space="preserve">F</w:t>
+      </w:r>
+      <w:r>
+        <w:t xml:space="preserve"> </w:t>
+      </w:r>
+      <w:r>
+        <w:t xml:space="preserve">= 3,46;</w:t>
+      </w:r>
+      <w:r>
+        <w:t xml:space="preserve"> </w:t>
+      </w:r>
+      <w:r>
+        <w:rPr>
+          <w:i/>
+          <w:iCs/>
+        </w:rPr>
+        <w:t xml:space="preserve">R</w:t>
+      </w:r>
+      <w:r>
+        <w:t xml:space="preserve">² = 0,0699;</w:t>
+      </w:r>
+      <w:r>
+        <w:t xml:space="preserve"> </w:t>
+      </w:r>
+      <w:r>
+        <w:rPr>
+          <w:i/>
+          <w:iCs/>
+        </w:rPr>
+        <w:t xml:space="preserve">p</w:t>
+      </w:r>
+      <w:r>
+        <w:t xml:space="preserve"> </w:t>
+      </w:r>
+      <w:r>
+        <w:t xml:space="preserve">ajustado = 0,006) e III e IV (</w:t>
+      </w:r>
+      <w:r>
+        <w:rPr>
+          <w:i/>
+          <w:iCs/>
+        </w:rPr>
+        <w:t xml:space="preserve">F</w:t>
+      </w:r>
+      <w:r>
+        <w:t xml:space="preserve"> </w:t>
+      </w:r>
+      <w:r>
+        <w:t xml:space="preserve">= 9,39;</w:t>
+      </w:r>
+      <w:r>
+        <w:t xml:space="preserve"> </w:t>
+      </w:r>
+      <w:r>
+        <w:rPr>
+          <w:i/>
+          <w:iCs/>
+        </w:rPr>
+        <w:t xml:space="preserve">R</w:t>
+      </w:r>
+      <w:r>
+        <w:t xml:space="preserve">² = 0,1182;</w:t>
+      </w:r>
+      <w:r>
+        <w:t xml:space="preserve"> </w:t>
+      </w:r>
+      <w:r>
+        <w:rPr>
+          <w:i/>
+          <w:iCs/>
+        </w:rPr>
+        <w:t xml:space="preserve">p</w:t>
+      </w:r>
+      <w:r>
+        <w:t xml:space="preserve"> </w:t>
+      </w:r>
+      <w:r>
+        <w:t xml:space="preserve">ajustado = 0,006). Não houve diferença significativa entre os tipos I e II (</w:t>
+      </w:r>
+      <w:r>
+        <w:rPr>
+          <w:i/>
+          <w:iCs/>
+        </w:rPr>
+        <w:t xml:space="preserve">F</w:t>
+      </w:r>
+      <w:r>
+        <w:t xml:space="preserve"> </w:t>
+      </w:r>
+      <w:r>
+        <w:t xml:space="preserve">= 2,03;</w:t>
+      </w:r>
+      <w:r>
+        <w:t xml:space="preserve"> </w:t>
+      </w:r>
+      <w:r>
+        <w:rPr>
+          <w:i/>
+          <w:iCs/>
+        </w:rPr>
+        <w:t xml:space="preserve">R</w:t>
+      </w:r>
+      <w:r>
+        <w:t xml:space="preserve">² = 0,1126;</w:t>
+      </w:r>
+      <w:r>
+        <w:t xml:space="preserve"> </w:t>
+      </w:r>
+      <w:r>
+        <w:rPr>
+          <w:i/>
+          <w:iCs/>
+        </w:rPr>
+        <w:t xml:space="preserve">p</w:t>
+      </w:r>
+      <w:r>
+        <w:t xml:space="preserve"> </w:t>
+      </w:r>
+      <w:r>
+        <w:t xml:space="preserve">ajustado = 0,094), resultado que acompanha a maior proximidade entre esses grupos observada na PCA. De modo geral, os resultados indicaram maior semelhança ambiental entre os tipos I e II, diferenças entre os tipos III e IV e os demais grupos e maior heterogeneidade na distribuição dos pontos do tipo IV.</w:t>
       </w:r>
     </w:p>
     <w:bookmarkEnd w:id="31"/>
